--- a/MDBSemTask_Y4O4X0/Y4O4X0_mdb_ldap.docx
+++ b/MDBSemTask_Y4O4X0/Y4O4X0_mdb_ldap.docx
@@ -53,13 +53,6 @@
         </w:rPr>
         <w:t>LDAP</w:t>
       </w:r>
-      <w:r>
-        <w:rPr>
-          <w:sz w:val="40"/>
-          <w:lang w:val="hu-HU"/>
-        </w:rPr>
-        <w:t xml:space="preserve"> konténerizácóval</w:t>
-      </w:r>
     </w:p>
     <w:p>
       <w:pPr>
@@ -160,17 +153,561 @@
         <w:spacing w:line="259" w:lineRule="auto"/>
         <w:jc w:val="left"/>
         <w:rPr>
+          <w:noProof/>
+        </w:rPr>
+      </w:pPr>
+      <w:r>
+        <w:rPr>
           <w:sz w:val="32"/>
           <w:lang w:val="hu-HU"/>
         </w:rPr>
-      </w:pPr>
+        <w:fldChar w:fldCharType="begin"/>
+      </w:r>
       <w:r>
         <w:rPr>
           <w:sz w:val="32"/>
           <w:lang w:val="hu-HU"/>
         </w:rPr>
+        <w:instrText xml:space="preserve"> TOC \o "1-2" \h \z \u </w:instrText>
+      </w:r>
+      <w:r>
+        <w:rPr>
+          <w:sz w:val="32"/>
+          <w:lang w:val="hu-HU"/>
+        </w:rPr>
+        <w:fldChar w:fldCharType="separate"/>
+      </w:r>
+    </w:p>
+    <w:p>
+      <w:pPr>
+        <w:pStyle w:val="TJ1"/>
+        <w:tabs>
+          <w:tab w:val="left" w:pos="560"/>
+          <w:tab w:val="right" w:leader="dot" w:pos="9350"/>
+        </w:tabs>
+        <w:rPr>
+          <w:rFonts w:asciiTheme="minorHAnsi" w:eastAsiaTheme="minorEastAsia" w:hAnsiTheme="minorHAnsi"/>
+          <w:noProof/>
+          <w:sz w:val="22"/>
+        </w:rPr>
+      </w:pPr>
+      <w:hyperlink w:anchor="_Toc228556421" w:history="1">
+        <w:r>
+          <w:rPr>
+            <w:rStyle w:val="Hiperhivatkozs"/>
+            <w:noProof/>
+            <w:lang w:val="hu-HU"/>
+          </w:rPr>
+          <w:t>1.</w:t>
+        </w:r>
+        <w:r>
+          <w:rPr>
+            <w:rFonts w:asciiTheme="minorHAnsi" w:eastAsiaTheme="minorEastAsia" w:hAnsiTheme="minorHAnsi"/>
+            <w:noProof/>
+            <w:sz w:val="22"/>
+          </w:rPr>
+          <w:tab/>
+        </w:r>
+        <w:r>
+          <w:rPr>
+            <w:rStyle w:val="Hiperhivatkozs"/>
+            <w:noProof/>
+            <w:lang w:val="hu-HU"/>
+          </w:rPr>
+          <w:t>A feladat leírása</w:t>
+        </w:r>
+        <w:r>
+          <w:rPr>
+            <w:noProof/>
+            <w:webHidden/>
+          </w:rPr>
+          <w:tab/>
+        </w:r>
+        <w:r>
+          <w:rPr>
+            <w:noProof/>
+            <w:webHidden/>
+          </w:rPr>
+          <w:fldChar w:fldCharType="begin"/>
+        </w:r>
+        <w:r>
+          <w:rPr>
+            <w:noProof/>
+            <w:webHidden/>
+          </w:rPr>
+          <w:instrText xml:space="preserve"> PAGEREF _Toc228556421 \h </w:instrText>
+        </w:r>
+        <w:r>
+          <w:rPr>
+            <w:noProof/>
+            <w:webHidden/>
+          </w:rPr>
+        </w:r>
+        <w:r>
+          <w:rPr>
+            <w:noProof/>
+            <w:webHidden/>
+          </w:rPr>
+          <w:fldChar w:fldCharType="separate"/>
+        </w:r>
+        <w:r>
+          <w:rPr>
+            <w:noProof/>
+            <w:webHidden/>
+          </w:rPr>
+          <w:t>3</w:t>
+        </w:r>
+        <w:r>
+          <w:rPr>
+            <w:noProof/>
+            <w:webHidden/>
+          </w:rPr>
+          <w:fldChar w:fldCharType="end"/>
+        </w:r>
+      </w:hyperlink>
+    </w:p>
+    <w:p>
+      <w:pPr>
+        <w:pStyle w:val="TJ2"/>
+        <w:tabs>
+          <w:tab w:val="right" w:leader="dot" w:pos="9350"/>
+        </w:tabs>
+        <w:rPr>
+          <w:rFonts w:asciiTheme="minorHAnsi" w:eastAsiaTheme="minorEastAsia" w:hAnsiTheme="minorHAnsi"/>
+          <w:noProof/>
+          <w:sz w:val="22"/>
+        </w:rPr>
+      </w:pPr>
+      <w:hyperlink w:anchor="_Toc228556422" w:history="1">
+        <w:r>
+          <w:rPr>
+            <w:rStyle w:val="Hiperhivatkozs"/>
+            <w:noProof/>
+            <w:lang w:val="hu-HU"/>
+          </w:rPr>
+          <w:t>1.1 Feladatok tervezésének lépései</w:t>
+        </w:r>
+        <w:r>
+          <w:rPr>
+            <w:noProof/>
+            <w:webHidden/>
+          </w:rPr>
+          <w:tab/>
+        </w:r>
+        <w:r>
+          <w:rPr>
+            <w:noProof/>
+            <w:webHidden/>
+          </w:rPr>
+          <w:fldChar w:fldCharType="begin"/>
+        </w:r>
+        <w:r>
+          <w:rPr>
+            <w:noProof/>
+            <w:webHidden/>
+          </w:rPr>
+          <w:instrText xml:space="preserve"> PAGEREF _Toc228556422 \h </w:instrText>
+        </w:r>
+        <w:r>
+          <w:rPr>
+            <w:noProof/>
+            <w:webHidden/>
+          </w:rPr>
+        </w:r>
+        <w:r>
+          <w:rPr>
+            <w:noProof/>
+            <w:webHidden/>
+          </w:rPr>
+          <w:fldChar w:fldCharType="separate"/>
+        </w:r>
+        <w:r>
+          <w:rPr>
+            <w:noProof/>
+            <w:webHidden/>
+          </w:rPr>
+          <w:t>3</w:t>
+        </w:r>
+        <w:r>
+          <w:rPr>
+            <w:noProof/>
+            <w:webHidden/>
+          </w:rPr>
+          <w:fldChar w:fldCharType="end"/>
+        </w:r>
+      </w:hyperlink>
+    </w:p>
+    <w:p>
+      <w:pPr>
+        <w:pStyle w:val="TJ2"/>
+        <w:tabs>
+          <w:tab w:val="right" w:leader="dot" w:pos="9350"/>
+        </w:tabs>
+        <w:rPr>
+          <w:rFonts w:asciiTheme="minorHAnsi" w:eastAsiaTheme="minorEastAsia" w:hAnsiTheme="minorHAnsi"/>
+          <w:noProof/>
+          <w:sz w:val="22"/>
+        </w:rPr>
+      </w:pPr>
+      <w:hyperlink w:anchor="_Toc228556423" w:history="1">
+        <w:r>
+          <w:rPr>
+            <w:rStyle w:val="Hiperhivatkozs"/>
+            <w:noProof/>
+          </w:rPr>
+          <w:t>1.2 Futtatás eredménye</w:t>
+        </w:r>
+        <w:r>
+          <w:rPr>
+            <w:noProof/>
+            <w:webHidden/>
+          </w:rPr>
+          <w:tab/>
+        </w:r>
+        <w:r>
+          <w:rPr>
+            <w:noProof/>
+            <w:webHidden/>
+          </w:rPr>
+          <w:fldChar w:fldCharType="begin"/>
+        </w:r>
+        <w:r>
+          <w:rPr>
+            <w:noProof/>
+            <w:webHidden/>
+          </w:rPr>
+          <w:instrText xml:space="preserve"> PAGEREF _Toc228556423 \h </w:instrText>
+        </w:r>
+        <w:r>
+          <w:rPr>
+            <w:noProof/>
+            <w:webHidden/>
+          </w:rPr>
+        </w:r>
+        <w:r>
+          <w:rPr>
+            <w:noProof/>
+            <w:webHidden/>
+          </w:rPr>
+          <w:fldChar w:fldCharType="separate"/>
+        </w:r>
+        <w:r>
+          <w:rPr>
+            <w:noProof/>
+            <w:webHidden/>
+          </w:rPr>
+          <w:t>5</w:t>
+        </w:r>
+        <w:r>
+          <w:rPr>
+            <w:noProof/>
+            <w:webHidden/>
+          </w:rPr>
+          <w:fldChar w:fldCharType="end"/>
+        </w:r>
+      </w:hyperlink>
+    </w:p>
+    <w:p>
+      <w:pPr>
+        <w:pStyle w:val="TJ1"/>
+        <w:tabs>
+          <w:tab w:val="left" w:pos="560"/>
+          <w:tab w:val="right" w:leader="dot" w:pos="9350"/>
+        </w:tabs>
+        <w:rPr>
+          <w:rFonts w:asciiTheme="minorHAnsi" w:eastAsiaTheme="minorEastAsia" w:hAnsiTheme="minorHAnsi"/>
+          <w:noProof/>
+          <w:sz w:val="22"/>
+        </w:rPr>
+      </w:pPr>
+      <w:hyperlink w:anchor="_Toc228556424" w:history="1">
+        <w:r>
+          <w:rPr>
+            <w:rStyle w:val="Hiperhivatkozs"/>
+            <w:noProof/>
+          </w:rPr>
+          <w:t>2.</w:t>
+        </w:r>
+        <w:r>
+          <w:rPr>
+            <w:rFonts w:asciiTheme="minorHAnsi" w:eastAsiaTheme="minorEastAsia" w:hAnsiTheme="minorHAnsi"/>
+            <w:noProof/>
+            <w:sz w:val="22"/>
+          </w:rPr>
+          <w:tab/>
+        </w:r>
+        <w:r>
+          <w:rPr>
+            <w:rStyle w:val="Hiperhivatkozs"/>
+            <w:noProof/>
+          </w:rPr>
+          <w:t>A feladat leírása</w:t>
+        </w:r>
+        <w:r>
+          <w:rPr>
+            <w:noProof/>
+            <w:webHidden/>
+          </w:rPr>
+          <w:tab/>
+        </w:r>
+        <w:r>
+          <w:rPr>
+            <w:noProof/>
+            <w:webHidden/>
+          </w:rPr>
+          <w:fldChar w:fldCharType="begin"/>
+        </w:r>
+        <w:r>
+          <w:rPr>
+            <w:noProof/>
+            <w:webHidden/>
+          </w:rPr>
+          <w:instrText xml:space="preserve"> PAGEREF _Toc228556424 \h </w:instrText>
+        </w:r>
+        <w:r>
+          <w:rPr>
+            <w:noProof/>
+            <w:webHidden/>
+          </w:rPr>
+        </w:r>
+        <w:r>
+          <w:rPr>
+            <w:noProof/>
+            <w:webHidden/>
+          </w:rPr>
+          <w:fldChar w:fldCharType="separate"/>
+        </w:r>
+        <w:r>
+          <w:rPr>
+            <w:noProof/>
+            <w:webHidden/>
+          </w:rPr>
+          <w:t>9</w:t>
+        </w:r>
+        <w:r>
+          <w:rPr>
+            <w:noProof/>
+            <w:webHidden/>
+          </w:rPr>
+          <w:fldChar w:fldCharType="end"/>
+        </w:r>
+      </w:hyperlink>
+    </w:p>
+    <w:p>
+      <w:pPr>
+        <w:pStyle w:val="TJ2"/>
+        <w:tabs>
+          <w:tab w:val="left" w:pos="880"/>
+          <w:tab w:val="right" w:leader="dot" w:pos="9350"/>
+        </w:tabs>
+        <w:rPr>
+          <w:rFonts w:asciiTheme="minorHAnsi" w:eastAsiaTheme="minorEastAsia" w:hAnsiTheme="minorHAnsi"/>
+          <w:noProof/>
+          <w:sz w:val="22"/>
+        </w:rPr>
+      </w:pPr>
+      <w:hyperlink w:anchor="_Toc228556425" w:history="1">
+        <w:r>
+          <w:rPr>
+            <w:rStyle w:val="Hiperhivatkozs"/>
+            <w:noProof/>
+          </w:rPr>
+          <w:t>2.1</w:t>
+        </w:r>
+        <w:r>
+          <w:rPr>
+            <w:rFonts w:asciiTheme="minorHAnsi" w:eastAsiaTheme="minorEastAsia" w:hAnsiTheme="minorHAnsi"/>
+            <w:noProof/>
+            <w:sz w:val="22"/>
+          </w:rPr>
+          <w:tab/>
+        </w:r>
+        <w:r>
+          <w:rPr>
+            <w:rStyle w:val="Hiperhivatkozs"/>
+            <w:noProof/>
+          </w:rPr>
+          <w:t>A feladat elmélete</w:t>
+        </w:r>
+        <w:r>
+          <w:rPr>
+            <w:noProof/>
+            <w:webHidden/>
+          </w:rPr>
+          <w:tab/>
+        </w:r>
+        <w:r>
+          <w:rPr>
+            <w:noProof/>
+            <w:webHidden/>
+          </w:rPr>
+          <w:fldChar w:fldCharType="begin"/>
+        </w:r>
+        <w:r>
+          <w:rPr>
+            <w:noProof/>
+            <w:webHidden/>
+          </w:rPr>
+          <w:instrText xml:space="preserve"> PAGEREF _Toc228556425 \h </w:instrText>
+        </w:r>
+        <w:r>
+          <w:rPr>
+            <w:noProof/>
+            <w:webHidden/>
+          </w:rPr>
+        </w:r>
+        <w:r>
+          <w:rPr>
+            <w:noProof/>
+            <w:webHidden/>
+          </w:rPr>
+          <w:fldChar w:fldCharType="separate"/>
+        </w:r>
+        <w:r>
+          <w:rPr>
+            <w:noProof/>
+            <w:webHidden/>
+          </w:rPr>
+          <w:t>9</w:t>
+        </w:r>
+        <w:r>
+          <w:rPr>
+            <w:noProof/>
+            <w:webHidden/>
+          </w:rPr>
+          <w:fldChar w:fldCharType="end"/>
+        </w:r>
+      </w:hyperlink>
+    </w:p>
+    <w:p>
+      <w:pPr>
+        <w:pStyle w:val="TJ2"/>
+        <w:tabs>
+          <w:tab w:val="left" w:pos="880"/>
+          <w:tab w:val="right" w:leader="dot" w:pos="9350"/>
+        </w:tabs>
+        <w:rPr>
+          <w:rFonts w:asciiTheme="minorHAnsi" w:eastAsiaTheme="minorEastAsia" w:hAnsiTheme="minorHAnsi"/>
+          <w:noProof/>
+          <w:sz w:val="22"/>
+        </w:rPr>
+      </w:pPr>
+      <w:hyperlink w:anchor="_Toc228556426" w:history="1">
+        <w:r>
+          <w:rPr>
+            <w:rStyle w:val="Hiperhivatkozs"/>
+            <w:noProof/>
+          </w:rPr>
+          <w:t>2.2</w:t>
+        </w:r>
+        <w:r>
+          <w:rPr>
+            <w:rFonts w:asciiTheme="minorHAnsi" w:eastAsiaTheme="minorEastAsia" w:hAnsiTheme="minorHAnsi"/>
+            <w:noProof/>
+            <w:sz w:val="22"/>
+          </w:rPr>
+          <w:tab/>
+        </w:r>
+        <w:r>
+          <w:rPr>
+            <w:rStyle w:val="Hiperhivatkozs"/>
+            <w:noProof/>
+          </w:rPr>
+          <w:t>Gyakorlati feladatok</w:t>
+        </w:r>
+        <w:r>
+          <w:rPr>
+            <w:noProof/>
+            <w:webHidden/>
+          </w:rPr>
+          <w:tab/>
+        </w:r>
+        <w:r>
+          <w:rPr>
+            <w:noProof/>
+            <w:webHidden/>
+          </w:rPr>
+          <w:fldChar w:fldCharType="begin"/>
+        </w:r>
+        <w:r>
+          <w:rPr>
+            <w:noProof/>
+            <w:webHidden/>
+          </w:rPr>
+          <w:instrText xml:space="preserve"> PAGEREF _Toc228556426 \h </w:instrText>
+        </w:r>
+        <w:r>
+          <w:rPr>
+            <w:noProof/>
+            <w:webHidden/>
+          </w:rPr>
+        </w:r>
+        <w:r>
+          <w:rPr>
+            <w:noProof/>
+            <w:webHidden/>
+          </w:rPr>
+          <w:fldChar w:fldCharType="separate"/>
+        </w:r>
+        <w:r>
+          <w:rPr>
+            <w:noProof/>
+            <w:webHidden/>
+          </w:rPr>
+          <w:t>10</w:t>
+        </w:r>
+        <w:r>
+          <w:rPr>
+            <w:noProof/>
+            <w:webHidden/>
+          </w:rPr>
+          <w:fldChar w:fldCharType="end"/>
+        </w:r>
+      </w:hyperlink>
+    </w:p>
+    <w:p>
+      <w:pPr>
+        <w:spacing w:line="259" w:lineRule="auto"/>
+        <w:jc w:val="left"/>
+        <w:rPr>
+          <w:sz w:val="32"/>
+          <w:lang w:val="hu-HU"/>
+        </w:rPr>
+      </w:pPr>
+      <w:r>
+        <w:rPr>
+          <w:sz w:val="32"/>
+          <w:lang w:val="hu-HU"/>
+        </w:rPr>
+        <w:fldChar w:fldCharType="end"/>
+      </w:r>
+    </w:p>
+    <w:p>
+      <w:pPr>
+        <w:spacing w:line="259" w:lineRule="auto"/>
+        <w:jc w:val="left"/>
+        <w:rPr>
+          <w:sz w:val="32"/>
+          <w:lang w:val="hu-HU"/>
+        </w:rPr>
+      </w:pPr>
+      <w:r>
+        <w:rPr>
+          <w:sz w:val="32"/>
+          <w:lang w:val="hu-HU"/>
+        </w:rPr>
         <w:br w:type="page"/>
       </w:r>
+    </w:p>
+    <w:p>
+      <w:pPr>
+        <w:spacing w:line="259" w:lineRule="auto"/>
+        <w:jc w:val="left"/>
+        <w:rPr>
+          <w:sz w:val="32"/>
+          <w:lang w:val="hu-HU"/>
+        </w:rPr>
+      </w:pPr>
     </w:p>
     <w:p>
       <w:pPr>
@@ -184,13 +721,14 @@
           <w:lang w:val="hu-HU"/>
         </w:rPr>
       </w:pPr>
+      <w:bookmarkStart w:id="0" w:name="_Toc228556421"/>
       <w:r>
         <w:rPr>
           <w:lang w:val="hu-HU"/>
         </w:rPr>
-        <w:lastRenderedPageBreak/>
         <w:t>A feladat leírása</w:t>
       </w:r>
+      <w:bookmarkEnd w:id="0"/>
     </w:p>
     <w:p>
       <w:pPr>
@@ -540,13 +1078,19 @@
         <w:rPr>
           <w:lang w:val="hu-HU"/>
         </w:rPr>
-        <w:t xml:space="preserve">gy online elérthető </w:t>
-      </w:r>
-      <w:proofErr w:type="spellStart"/>
+        <w:t>gy online elér</w:t>
+      </w:r>
       <w:r>
         <w:rPr>
           <w:lang w:val="hu-HU"/>
         </w:rPr>
+        <w:t xml:space="preserve">hető </w:t>
+      </w:r>
+      <w:proofErr w:type="spellStart"/>
+      <w:r>
+        <w:rPr>
+          <w:lang w:val="hu-HU"/>
+        </w:rPr>
         <w:t>docker</w:t>
       </w:r>
       <w:proofErr w:type="spellEnd"/>
@@ -582,20 +1126,12 @@
         </w:rPr>
         <w:t xml:space="preserve"> soros </w:t>
       </w:r>
-      <w:proofErr w:type="spellStart"/>
       <w:r>
         <w:rPr>
           <w:lang w:val="hu-HU"/>
         </w:rPr>
-        <w:t>parancs</w:t>
-      </w:r>
-      <w:r>
-        <w:rPr>
-          <w:lang w:val="hu-HU"/>
-        </w:rPr>
-        <w:t>al</w:t>
-      </w:r>
-      <w:proofErr w:type="spellEnd"/>
+        <w:t>paranccsal</w:t>
+      </w:r>
       <w:r>
         <w:rPr>
           <w:lang w:val="hu-HU"/>
@@ -622,12 +1158,14 @@
           <w:lang w:val="hu-HU"/>
         </w:rPr>
       </w:pPr>
+      <w:bookmarkStart w:id="1" w:name="_Toc228556422"/>
       <w:r>
         <w:rPr>
           <w:lang w:val="hu-HU"/>
         </w:rPr>
         <w:t>1.1 Feladatok tervezésének lépései</w:t>
       </w:r>
+      <w:bookmarkEnd w:id="1"/>
     </w:p>
     <w:p>
       <w:pPr>
@@ -2621,6 +3159,7 @@
       <w:pPr>
         <w:pStyle w:val="Cmsor2"/>
       </w:pPr>
+      <w:bookmarkStart w:id="2" w:name="_Toc228556423"/>
       <w:r>
         <w:lastRenderedPageBreak/>
         <w:t xml:space="preserve">1.2 </w:t>
@@ -2637,6 +3176,7 @@
       <w:r>
         <w:t>eredménye</w:t>
       </w:r>
+      <w:bookmarkEnd w:id="2"/>
       <w:proofErr w:type="spellEnd"/>
     </w:p>
     <w:p>
@@ -3373,7 +3913,10 @@
       <w:proofErr w:type="spellEnd"/>
       <w:proofErr w:type="gramEnd"/>
       <w:r>
-        <w:t xml:space="preserve"> - Pom.xml:</w:t>
+        <w:t xml:space="preserve"> - p</w:t>
+      </w:r>
+      <w:r>
+        <w:t>om.xml:</w:t>
       </w:r>
     </w:p>
     <w:tbl>
@@ -3846,8 +4389,10 @@
       <w:pPr>
         <w:pStyle w:val="Cmsor3"/>
       </w:pPr>
-      <w:bookmarkStart w:id="0" w:name="_GoBack"/>
-      <w:r>
+      <w:r>
+        <w:rPr>
+          <w:noProof/>
+        </w:rPr>
         <w:drawing>
           <wp:inline distT="0" distB="0" distL="0" distR="0" wp14:anchorId="641631CD" wp14:editId="42816622">
             <wp:extent cx="5943600" cy="3654425"/>
@@ -3864,7 +4409,7 @@
                     <pic:cNvPicPr/>
                   </pic:nvPicPr>
                   <pic:blipFill>
-                    <a:blip r:embed="rId5"/>
+                    <a:blip r:embed="rId6"/>
                     <a:stretch>
                       <a:fillRect/>
                     </a:stretch>
@@ -3884,7 +4429,6 @@
           </wp:inline>
         </w:drawing>
       </w:r>
-      <w:bookmarkEnd w:id="0"/>
     </w:p>
     <w:p>
       <w:pPr>
@@ -3934,6 +4478,3557 @@
           <w:sz w:val="22"/>
         </w:rPr>
         <w:t>konténer</w:t>
+      </w:r>
+      <w:proofErr w:type="spellEnd"/>
+    </w:p>
+    <w:p>
+      <w:pPr>
+        <w:pStyle w:val="Cmsor3"/>
+      </w:pPr>
+      <w:proofErr w:type="spellStart"/>
+      <w:r>
+        <w:lastRenderedPageBreak/>
+        <w:t>Hasznos</w:t>
+      </w:r>
+      <w:proofErr w:type="spellEnd"/>
+      <w:r>
+        <w:t xml:space="preserve"> </w:t>
+      </w:r>
+      <w:proofErr w:type="spellStart"/>
+      <w:r>
+        <w:t>docker</w:t>
+      </w:r>
+      <w:proofErr w:type="spellEnd"/>
+      <w:r>
+        <w:t xml:space="preserve"> </w:t>
+      </w:r>
+      <w:proofErr w:type="spellStart"/>
+      <w:r>
+        <w:t>parancsok</w:t>
+      </w:r>
+      <w:proofErr w:type="spellEnd"/>
+      <w:r>
+        <w:t>:</w:t>
+      </w:r>
+    </w:p>
+    <w:p>
+      <w:pPr>
+        <w:pStyle w:val="Listaszerbekezds"/>
+        <w:numPr>
+          <w:ilvl w:val="0"/>
+          <w:numId w:val="4"/>
+        </w:numPr>
+      </w:pPr>
+      <w:proofErr w:type="spellStart"/>
+      <w:r>
+        <w:t>docker</w:t>
+      </w:r>
+      <w:proofErr w:type="spellEnd"/>
+      <w:r>
+        <w:t xml:space="preserve"> </w:t>
+      </w:r>
+      <w:proofErr w:type="spellStart"/>
+      <w:r>
+        <w:t>ps</w:t>
+      </w:r>
+      <w:proofErr w:type="spellEnd"/>
+      <w:r>
+        <w:t xml:space="preserve"> – </w:t>
+      </w:r>
+      <w:proofErr w:type="spellStart"/>
+      <w:r>
+        <w:t>futó</w:t>
+      </w:r>
+      <w:proofErr w:type="spellEnd"/>
+      <w:r>
+        <w:t xml:space="preserve"> </w:t>
+      </w:r>
+      <w:proofErr w:type="spellStart"/>
+      <w:r>
+        <w:t>konténerek</w:t>
+      </w:r>
+      <w:proofErr w:type="spellEnd"/>
+      <w:r>
+        <w:t xml:space="preserve"> </w:t>
+      </w:r>
+      <w:proofErr w:type="spellStart"/>
+      <w:r>
+        <w:t>listázása</w:t>
+      </w:r>
+      <w:proofErr w:type="spellEnd"/>
+    </w:p>
+    <w:p>
+      <w:pPr>
+        <w:pStyle w:val="Listaszerbekezds"/>
+        <w:numPr>
+          <w:ilvl w:val="0"/>
+          <w:numId w:val="4"/>
+        </w:numPr>
+      </w:pPr>
+      <w:proofErr w:type="spellStart"/>
+      <w:r>
+        <w:t>docker</w:t>
+      </w:r>
+      <w:proofErr w:type="spellEnd"/>
+      <w:r>
+        <w:t xml:space="preserve"> images – image-</w:t>
+      </w:r>
+      <w:proofErr w:type="spellStart"/>
+      <w:r>
+        <w:t>ek</w:t>
+      </w:r>
+      <w:proofErr w:type="spellEnd"/>
+      <w:r>
+        <w:t xml:space="preserve"> </w:t>
+      </w:r>
+      <w:proofErr w:type="spellStart"/>
+      <w:r>
+        <w:t>listázása</w:t>
+      </w:r>
+      <w:proofErr w:type="spellEnd"/>
+    </w:p>
+    <w:p>
+      <w:pPr>
+        <w:pStyle w:val="Listaszerbekezds"/>
+        <w:numPr>
+          <w:ilvl w:val="0"/>
+          <w:numId w:val="4"/>
+        </w:numPr>
+      </w:pPr>
+      <w:proofErr w:type="spellStart"/>
+      <w:r>
+        <w:t>docker</w:t>
+      </w:r>
+      <w:proofErr w:type="spellEnd"/>
+      <w:r>
+        <w:t xml:space="preserve"> run &lt;image&gt; - </w:t>
+      </w:r>
+      <w:proofErr w:type="spellStart"/>
+      <w:r>
+        <w:t>konténer</w:t>
+      </w:r>
+      <w:proofErr w:type="spellEnd"/>
+      <w:r>
+        <w:t xml:space="preserve"> </w:t>
+      </w:r>
+      <w:proofErr w:type="spellStart"/>
+      <w:r>
+        <w:t>idítása</w:t>
+      </w:r>
+      <w:proofErr w:type="spellEnd"/>
+      <w:r>
+        <w:t xml:space="preserve"> image-</w:t>
+      </w:r>
+      <w:proofErr w:type="spellStart"/>
+      <w:r>
+        <w:t>ből</w:t>
+      </w:r>
+      <w:proofErr w:type="spellEnd"/>
+    </w:p>
+    <w:p>
+      <w:pPr>
+        <w:pStyle w:val="Listaszerbekezds"/>
+        <w:numPr>
+          <w:ilvl w:val="0"/>
+          <w:numId w:val="4"/>
+        </w:numPr>
+      </w:pPr>
+      <w:proofErr w:type="spellStart"/>
+      <w:r>
+        <w:t>docker</w:t>
+      </w:r>
+      <w:proofErr w:type="spellEnd"/>
+      <w:r>
+        <w:t xml:space="preserve"> run –d &lt;image&gt; - </w:t>
+      </w:r>
+      <w:proofErr w:type="spellStart"/>
+      <w:r>
+        <w:t>háttérben</w:t>
+      </w:r>
+      <w:proofErr w:type="spellEnd"/>
+      <w:r>
+        <w:t xml:space="preserve"> </w:t>
+      </w:r>
+      <w:proofErr w:type="spellStart"/>
+      <w:r>
+        <w:t>futtatás</w:t>
+      </w:r>
+      <w:proofErr w:type="spellEnd"/>
+    </w:p>
+    <w:p>
+      <w:pPr>
+        <w:pStyle w:val="Listaszerbekezds"/>
+        <w:numPr>
+          <w:ilvl w:val="0"/>
+          <w:numId w:val="4"/>
+        </w:numPr>
+      </w:pPr>
+      <w:proofErr w:type="spellStart"/>
+      <w:r>
+        <w:t>docker</w:t>
+      </w:r>
+      <w:proofErr w:type="spellEnd"/>
+      <w:r>
+        <w:t xml:space="preserve"> stop &lt;container&gt; - </w:t>
+      </w:r>
+      <w:proofErr w:type="spellStart"/>
+      <w:r>
+        <w:t>konténer</w:t>
+      </w:r>
+      <w:proofErr w:type="spellEnd"/>
+      <w:r>
+        <w:t xml:space="preserve"> </w:t>
+      </w:r>
+      <w:proofErr w:type="spellStart"/>
+      <w:r>
+        <w:t>leállítása</w:t>
+      </w:r>
+      <w:proofErr w:type="spellEnd"/>
+    </w:p>
+    <w:p>
+      <w:pPr>
+        <w:pStyle w:val="Listaszerbekezds"/>
+        <w:numPr>
+          <w:ilvl w:val="0"/>
+          <w:numId w:val="4"/>
+        </w:numPr>
+      </w:pPr>
+      <w:proofErr w:type="spellStart"/>
+      <w:r>
+        <w:t>docker</w:t>
+      </w:r>
+      <w:proofErr w:type="spellEnd"/>
+      <w:r>
+        <w:t xml:space="preserve"> </w:t>
+      </w:r>
+      <w:proofErr w:type="spellStart"/>
+      <w:r>
+        <w:t>rm</w:t>
+      </w:r>
+      <w:proofErr w:type="spellEnd"/>
+      <w:r>
+        <w:t xml:space="preserve"> &lt;container&gt; - </w:t>
+      </w:r>
+      <w:proofErr w:type="spellStart"/>
+      <w:r>
+        <w:t>konténer</w:t>
+      </w:r>
+      <w:proofErr w:type="spellEnd"/>
+      <w:r>
+        <w:t xml:space="preserve"> </w:t>
+      </w:r>
+      <w:proofErr w:type="spellStart"/>
+      <w:r>
+        <w:t>eltávolítása</w:t>
+      </w:r>
+      <w:proofErr w:type="spellEnd"/>
+    </w:p>
+    <w:p>
+      <w:pPr>
+        <w:pStyle w:val="Listaszerbekezds"/>
+        <w:numPr>
+          <w:ilvl w:val="0"/>
+          <w:numId w:val="4"/>
+        </w:numPr>
+      </w:pPr>
+      <w:proofErr w:type="spellStart"/>
+      <w:r>
+        <w:t>docker</w:t>
+      </w:r>
+      <w:proofErr w:type="spellEnd"/>
+      <w:r>
+        <w:t xml:space="preserve"> logs &lt;container&gt; - </w:t>
+      </w:r>
+      <w:proofErr w:type="spellStart"/>
+      <w:r>
+        <w:t>logok</w:t>
+      </w:r>
+      <w:proofErr w:type="spellEnd"/>
+      <w:r>
+        <w:t xml:space="preserve"> </w:t>
+      </w:r>
+      <w:proofErr w:type="spellStart"/>
+      <w:r>
+        <w:t>megtekintése</w:t>
+      </w:r>
+      <w:proofErr w:type="spellEnd"/>
+    </w:p>
+    <w:p>
+      <w:pPr>
+        <w:pStyle w:val="Cmsor3"/>
+      </w:pPr>
+      <w:r>
+        <w:t xml:space="preserve">Java API </w:t>
+      </w:r>
+      <w:proofErr w:type="spellStart"/>
+      <w:r>
+        <w:t>címtárstruktúra</w:t>
+      </w:r>
+      <w:proofErr w:type="spellEnd"/>
+      <w:r>
+        <w:t xml:space="preserve"> </w:t>
+      </w:r>
+      <w:proofErr w:type="spellStart"/>
+      <w:r>
+        <w:t>kialakítása</w:t>
+      </w:r>
+      <w:proofErr w:type="spellEnd"/>
+      <w:r>
+        <w:t>:</w:t>
+      </w:r>
+    </w:p>
+    <w:tbl>
+      <w:tblPr>
+        <w:tblStyle w:val="Rcsostblzat"/>
+        <w:tblW w:w="0" w:type="auto"/>
+        <w:tblLook w:val="04A0" w:firstRow="1" w:lastRow="0" w:firstColumn="1" w:lastColumn="0" w:noHBand="0" w:noVBand="1"/>
+      </w:tblPr>
+      <w:tblGrid>
+        <w:gridCol w:w="9350"/>
+      </w:tblGrid>
+      <w:tr>
+        <w:tc>
+          <w:tcPr>
+            <w:tcW w:w="9350" w:type="dxa"/>
+          </w:tcPr>
+          <w:p>
+            <w:pPr>
+              <w:rPr>
+                <w:rFonts w:ascii="Arial" w:hAnsi="Arial" w:cs="Arial"/>
+                <w:sz w:val="22"/>
+              </w:rPr>
+            </w:pPr>
+            <w:proofErr w:type="spellStart"/>
+            <w:r>
+              <w:rPr>
+                <w:rFonts w:ascii="Arial" w:hAnsi="Arial" w:cs="Arial"/>
+                <w:sz w:val="22"/>
+              </w:rPr>
+              <w:t>LDAPAttributeSet</w:t>
+            </w:r>
+            <w:proofErr w:type="spellEnd"/>
+            <w:r>
+              <w:rPr>
+                <w:rFonts w:ascii="Arial" w:hAnsi="Arial" w:cs="Arial"/>
+                <w:sz w:val="22"/>
+              </w:rPr>
+              <w:t xml:space="preserve"> </w:t>
+            </w:r>
+            <w:proofErr w:type="spellStart"/>
+            <w:r>
+              <w:rPr>
+                <w:rFonts w:ascii="Arial" w:hAnsi="Arial" w:cs="Arial"/>
+                <w:sz w:val="22"/>
+              </w:rPr>
+              <w:t>attrs</w:t>
+            </w:r>
+            <w:proofErr w:type="spellEnd"/>
+            <w:r>
+              <w:rPr>
+                <w:rFonts w:ascii="Arial" w:hAnsi="Arial" w:cs="Arial"/>
+                <w:sz w:val="22"/>
+              </w:rPr>
+              <w:t xml:space="preserve"> = new </w:t>
+            </w:r>
+            <w:proofErr w:type="spellStart"/>
+            <w:proofErr w:type="gramStart"/>
+            <w:r>
+              <w:rPr>
+                <w:rFonts w:ascii="Arial" w:hAnsi="Arial" w:cs="Arial"/>
+                <w:sz w:val="22"/>
+              </w:rPr>
+              <w:t>LDAPAttributeSet</w:t>
+            </w:r>
+            <w:proofErr w:type="spellEnd"/>
+            <w:r>
+              <w:rPr>
+                <w:rFonts w:ascii="Arial" w:hAnsi="Arial" w:cs="Arial"/>
+                <w:sz w:val="22"/>
+              </w:rPr>
+              <w:t>(</w:t>
+            </w:r>
+            <w:proofErr w:type="gramEnd"/>
+            <w:r>
+              <w:rPr>
+                <w:rFonts w:ascii="Arial" w:hAnsi="Arial" w:cs="Arial"/>
+                <w:sz w:val="22"/>
+              </w:rPr>
+              <w:t>);</w:t>
+            </w:r>
+          </w:p>
+          <w:p>
+            <w:pPr>
+              <w:rPr>
+                <w:rFonts w:ascii="Arial" w:hAnsi="Arial" w:cs="Arial"/>
+                <w:sz w:val="22"/>
+              </w:rPr>
+            </w:pPr>
+            <w:r>
+              <w:rPr>
+                <w:rFonts w:ascii="Arial" w:hAnsi="Arial" w:cs="Arial"/>
+                <w:sz w:val="22"/>
+              </w:rPr>
+              <w:t xml:space="preserve">            </w:t>
+            </w:r>
+            <w:proofErr w:type="spellStart"/>
+            <w:proofErr w:type="gramStart"/>
+            <w:r>
+              <w:rPr>
+                <w:rFonts w:ascii="Arial" w:hAnsi="Arial" w:cs="Arial"/>
+                <w:sz w:val="22"/>
+              </w:rPr>
+              <w:t>attrs.add</w:t>
+            </w:r>
+            <w:proofErr w:type="spellEnd"/>
+            <w:r>
+              <w:rPr>
+                <w:rFonts w:ascii="Arial" w:hAnsi="Arial" w:cs="Arial"/>
+                <w:sz w:val="22"/>
+              </w:rPr>
+              <w:t>(</w:t>
+            </w:r>
+            <w:proofErr w:type="gramEnd"/>
+            <w:r>
+              <w:rPr>
+                <w:rFonts w:ascii="Arial" w:hAnsi="Arial" w:cs="Arial"/>
+                <w:sz w:val="22"/>
+              </w:rPr>
+              <w:t xml:space="preserve">new </w:t>
+            </w:r>
+            <w:proofErr w:type="spellStart"/>
+            <w:r>
+              <w:rPr>
+                <w:rFonts w:ascii="Arial" w:hAnsi="Arial" w:cs="Arial"/>
+                <w:sz w:val="22"/>
+              </w:rPr>
+              <w:t>LDAPAttribute</w:t>
+            </w:r>
+            <w:proofErr w:type="spellEnd"/>
+            <w:r>
+              <w:rPr>
+                <w:rFonts w:ascii="Arial" w:hAnsi="Arial" w:cs="Arial"/>
+                <w:sz w:val="22"/>
+              </w:rPr>
+              <w:t>("</w:t>
+            </w:r>
+            <w:proofErr w:type="spellStart"/>
+            <w:r>
+              <w:rPr>
+                <w:rFonts w:ascii="Arial" w:hAnsi="Arial" w:cs="Arial"/>
+                <w:sz w:val="22"/>
+              </w:rPr>
+              <w:t>objectClass</w:t>
+            </w:r>
+            <w:proofErr w:type="spellEnd"/>
+            <w:r>
+              <w:rPr>
+                <w:rFonts w:ascii="Arial" w:hAnsi="Arial" w:cs="Arial"/>
+                <w:sz w:val="22"/>
+              </w:rPr>
+              <w:t>", "</w:t>
+            </w:r>
+            <w:proofErr w:type="spellStart"/>
+            <w:r>
+              <w:rPr>
+                <w:rFonts w:ascii="Arial" w:hAnsi="Arial" w:cs="Arial"/>
+                <w:sz w:val="22"/>
+              </w:rPr>
+              <w:t>organizationalUnit</w:t>
+            </w:r>
+            <w:proofErr w:type="spellEnd"/>
+            <w:r>
+              <w:rPr>
+                <w:rFonts w:ascii="Arial" w:hAnsi="Arial" w:cs="Arial"/>
+                <w:sz w:val="22"/>
+              </w:rPr>
+              <w:t>"));</w:t>
+            </w:r>
+          </w:p>
+          <w:p>
+            <w:pPr>
+              <w:rPr>
+                <w:rFonts w:ascii="Arial" w:hAnsi="Arial" w:cs="Arial"/>
+                <w:sz w:val="22"/>
+              </w:rPr>
+            </w:pPr>
+            <w:r>
+              <w:rPr>
+                <w:rFonts w:ascii="Arial" w:hAnsi="Arial" w:cs="Arial"/>
+                <w:sz w:val="22"/>
+              </w:rPr>
+              <w:t xml:space="preserve">            </w:t>
+            </w:r>
+            <w:proofErr w:type="spellStart"/>
+            <w:proofErr w:type="gramStart"/>
+            <w:r>
+              <w:rPr>
+                <w:rFonts w:ascii="Arial" w:hAnsi="Arial" w:cs="Arial"/>
+                <w:sz w:val="22"/>
+              </w:rPr>
+              <w:t>attrs.add</w:t>
+            </w:r>
+            <w:proofErr w:type="spellEnd"/>
+            <w:r>
+              <w:rPr>
+                <w:rFonts w:ascii="Arial" w:hAnsi="Arial" w:cs="Arial"/>
+                <w:sz w:val="22"/>
+              </w:rPr>
+              <w:t>(</w:t>
+            </w:r>
+            <w:proofErr w:type="gramEnd"/>
+            <w:r>
+              <w:rPr>
+                <w:rFonts w:ascii="Arial" w:hAnsi="Arial" w:cs="Arial"/>
+                <w:sz w:val="22"/>
+              </w:rPr>
+              <w:t xml:space="preserve">new </w:t>
+            </w:r>
+            <w:proofErr w:type="spellStart"/>
+            <w:r>
+              <w:rPr>
+                <w:rFonts w:ascii="Arial" w:hAnsi="Arial" w:cs="Arial"/>
+                <w:sz w:val="22"/>
+              </w:rPr>
+              <w:t>LDAPAttribute</w:t>
+            </w:r>
+            <w:proofErr w:type="spellEnd"/>
+            <w:r>
+              <w:rPr>
+                <w:rFonts w:ascii="Arial" w:hAnsi="Arial" w:cs="Arial"/>
+                <w:sz w:val="22"/>
+              </w:rPr>
+              <w:t>("</w:t>
+            </w:r>
+            <w:proofErr w:type="spellStart"/>
+            <w:r>
+              <w:rPr>
+                <w:rFonts w:ascii="Arial" w:hAnsi="Arial" w:cs="Arial"/>
+                <w:sz w:val="22"/>
+              </w:rPr>
+              <w:t>ou</w:t>
+            </w:r>
+            <w:proofErr w:type="spellEnd"/>
+            <w:r>
+              <w:rPr>
+                <w:rFonts w:ascii="Arial" w:hAnsi="Arial" w:cs="Arial"/>
+                <w:sz w:val="22"/>
+              </w:rPr>
+              <w:t>", "people"));</w:t>
+            </w:r>
+          </w:p>
+          <w:p>
+            <w:pPr>
+              <w:rPr>
+                <w:rFonts w:ascii="Arial" w:hAnsi="Arial" w:cs="Arial"/>
+                <w:sz w:val="22"/>
+              </w:rPr>
+            </w:pPr>
+          </w:p>
+          <w:p>
+            <w:pPr>
+              <w:rPr>
+                <w:rFonts w:ascii="Arial" w:hAnsi="Arial" w:cs="Arial"/>
+                <w:sz w:val="22"/>
+              </w:rPr>
+            </w:pPr>
+            <w:r>
+              <w:rPr>
+                <w:rFonts w:ascii="Arial" w:hAnsi="Arial" w:cs="Arial"/>
+                <w:sz w:val="22"/>
+              </w:rPr>
+              <w:t xml:space="preserve">            String </w:t>
+            </w:r>
+            <w:proofErr w:type="spellStart"/>
+            <w:r>
+              <w:rPr>
+                <w:rFonts w:ascii="Arial" w:hAnsi="Arial" w:cs="Arial"/>
+                <w:sz w:val="22"/>
+              </w:rPr>
+              <w:t>dn</w:t>
+            </w:r>
+            <w:proofErr w:type="spellEnd"/>
+            <w:r>
+              <w:rPr>
+                <w:rFonts w:ascii="Arial" w:hAnsi="Arial" w:cs="Arial"/>
+                <w:sz w:val="22"/>
+              </w:rPr>
+              <w:t xml:space="preserve"> </w:t>
+            </w:r>
+            <w:r>
+              <w:rPr>
+                <w:rFonts w:ascii="Arial" w:hAnsi="Arial" w:cs="Arial"/>
+                <w:sz w:val="22"/>
+              </w:rPr>
+              <w:t>= "</w:t>
+            </w:r>
+            <w:proofErr w:type="spellStart"/>
+            <w:r>
+              <w:rPr>
+                <w:rFonts w:ascii="Arial" w:hAnsi="Arial" w:cs="Arial"/>
+                <w:sz w:val="22"/>
+              </w:rPr>
+              <w:t>ou</w:t>
+            </w:r>
+            <w:proofErr w:type="spellEnd"/>
+            <w:r>
+              <w:rPr>
+                <w:rFonts w:ascii="Arial" w:hAnsi="Arial" w:cs="Arial"/>
+                <w:sz w:val="22"/>
+              </w:rPr>
+              <w:t>=</w:t>
+            </w:r>
+            <w:proofErr w:type="spellStart"/>
+            <w:proofErr w:type="gramStart"/>
+            <w:r>
+              <w:rPr>
+                <w:rFonts w:ascii="Arial" w:hAnsi="Arial" w:cs="Arial"/>
+                <w:sz w:val="22"/>
+              </w:rPr>
+              <w:t>people,dc</w:t>
+            </w:r>
+            <w:proofErr w:type="spellEnd"/>
+            <w:proofErr w:type="gramEnd"/>
+            <w:r>
+              <w:rPr>
+                <w:rFonts w:ascii="Arial" w:hAnsi="Arial" w:cs="Arial"/>
+                <w:sz w:val="22"/>
+              </w:rPr>
+              <w:t>=</w:t>
+            </w:r>
+            <w:proofErr w:type="spellStart"/>
+            <w:r>
+              <w:rPr>
+                <w:rFonts w:ascii="Arial" w:hAnsi="Arial" w:cs="Arial"/>
+                <w:sz w:val="22"/>
+              </w:rPr>
+              <w:t>demo,dc</w:t>
+            </w:r>
+            <w:proofErr w:type="spellEnd"/>
+            <w:r>
+              <w:rPr>
+                <w:rFonts w:ascii="Arial" w:hAnsi="Arial" w:cs="Arial"/>
+                <w:sz w:val="22"/>
+              </w:rPr>
+              <w:t>=local";</w:t>
+            </w:r>
+          </w:p>
+          <w:p>
+            <w:pPr>
+              <w:rPr>
+                <w:rFonts w:ascii="Arial" w:hAnsi="Arial" w:cs="Arial"/>
+                <w:sz w:val="22"/>
+              </w:rPr>
+            </w:pPr>
+            <w:r>
+              <w:rPr>
+                <w:rFonts w:ascii="Arial" w:hAnsi="Arial" w:cs="Arial"/>
+                <w:sz w:val="22"/>
+              </w:rPr>
+              <w:t xml:space="preserve">            </w:t>
+            </w:r>
+            <w:proofErr w:type="spellStart"/>
+            <w:proofErr w:type="gramStart"/>
+            <w:r>
+              <w:rPr>
+                <w:rFonts w:ascii="Arial" w:hAnsi="Arial" w:cs="Arial"/>
+                <w:sz w:val="22"/>
+              </w:rPr>
+              <w:t>conn</w:t>
+            </w:r>
+            <w:r>
+              <w:rPr>
+                <w:rFonts w:ascii="Arial" w:hAnsi="Arial" w:cs="Arial"/>
+                <w:sz w:val="22"/>
+              </w:rPr>
+              <w:t>.add</w:t>
+            </w:r>
+            <w:proofErr w:type="spellEnd"/>
+            <w:r>
+              <w:rPr>
+                <w:rFonts w:ascii="Arial" w:hAnsi="Arial" w:cs="Arial"/>
+                <w:sz w:val="22"/>
+              </w:rPr>
+              <w:t>(</w:t>
+            </w:r>
+            <w:proofErr w:type="gramEnd"/>
+            <w:r>
+              <w:rPr>
+                <w:rFonts w:ascii="Arial" w:hAnsi="Arial" w:cs="Arial"/>
+                <w:sz w:val="22"/>
+              </w:rPr>
+              <w:t xml:space="preserve">new </w:t>
+            </w:r>
+            <w:proofErr w:type="spellStart"/>
+            <w:r>
+              <w:rPr>
+                <w:rFonts w:ascii="Arial" w:hAnsi="Arial" w:cs="Arial"/>
+                <w:sz w:val="22"/>
+              </w:rPr>
+              <w:t>LDAPEntry</w:t>
+            </w:r>
+            <w:proofErr w:type="spellEnd"/>
+            <w:r>
+              <w:rPr>
+                <w:rFonts w:ascii="Arial" w:hAnsi="Arial" w:cs="Arial"/>
+                <w:sz w:val="22"/>
+              </w:rPr>
+              <w:t>(</w:t>
+            </w:r>
+            <w:proofErr w:type="spellStart"/>
+            <w:r>
+              <w:rPr>
+                <w:rFonts w:ascii="Arial" w:hAnsi="Arial" w:cs="Arial"/>
+                <w:sz w:val="22"/>
+              </w:rPr>
+              <w:t>dn</w:t>
+            </w:r>
+            <w:proofErr w:type="spellEnd"/>
+            <w:r>
+              <w:rPr>
+                <w:rFonts w:ascii="Arial" w:hAnsi="Arial" w:cs="Arial"/>
+                <w:sz w:val="22"/>
+              </w:rPr>
+              <w:t xml:space="preserve">, </w:t>
+            </w:r>
+            <w:proofErr w:type="spellStart"/>
+            <w:r>
+              <w:rPr>
+                <w:rFonts w:ascii="Arial" w:hAnsi="Arial" w:cs="Arial"/>
+                <w:sz w:val="22"/>
+              </w:rPr>
+              <w:t>attrs</w:t>
+            </w:r>
+            <w:proofErr w:type="spellEnd"/>
+            <w:r>
+              <w:rPr>
+                <w:rFonts w:ascii="Arial" w:hAnsi="Arial" w:cs="Arial"/>
+                <w:sz w:val="22"/>
+              </w:rPr>
+              <w:t>));</w:t>
+            </w:r>
+          </w:p>
+          <w:p>
+            <w:pPr>
+              <w:rPr>
+                <w:rFonts w:ascii="Arial" w:hAnsi="Arial" w:cs="Arial"/>
+                <w:sz w:val="22"/>
+              </w:rPr>
+            </w:pPr>
+            <w:r>
+              <w:rPr>
+                <w:rFonts w:ascii="Arial" w:hAnsi="Arial" w:cs="Arial"/>
+                <w:sz w:val="22"/>
+              </w:rPr>
+              <w:t xml:space="preserve">            String </w:t>
+            </w:r>
+            <w:proofErr w:type="spellStart"/>
+            <w:r>
+              <w:rPr>
+                <w:rFonts w:ascii="Arial" w:hAnsi="Arial" w:cs="Arial"/>
+                <w:sz w:val="22"/>
+              </w:rPr>
+              <w:t>dn</w:t>
+            </w:r>
+            <w:proofErr w:type="spellEnd"/>
+            <w:r>
+              <w:rPr>
+                <w:rFonts w:ascii="Arial" w:hAnsi="Arial" w:cs="Arial"/>
+                <w:sz w:val="22"/>
+              </w:rPr>
+              <w:t xml:space="preserve"> = "</w:t>
+            </w:r>
+            <w:proofErr w:type="spellStart"/>
+            <w:r>
+              <w:rPr>
+                <w:rFonts w:ascii="Arial" w:hAnsi="Arial" w:cs="Arial"/>
+                <w:sz w:val="22"/>
+              </w:rPr>
+              <w:t>uid</w:t>
+            </w:r>
+            <w:proofErr w:type="spellEnd"/>
+            <w:r>
+              <w:rPr>
+                <w:rFonts w:ascii="Arial" w:hAnsi="Arial" w:cs="Arial"/>
+                <w:sz w:val="22"/>
+              </w:rPr>
+              <w:t>=</w:t>
+            </w:r>
+            <w:proofErr w:type="spellStart"/>
+            <w:proofErr w:type="gramStart"/>
+            <w:r>
+              <w:rPr>
+                <w:rFonts w:ascii="Arial" w:hAnsi="Arial" w:cs="Arial"/>
+                <w:sz w:val="22"/>
+              </w:rPr>
+              <w:t>john,ou</w:t>
+            </w:r>
+            <w:proofErr w:type="spellEnd"/>
+            <w:proofErr w:type="gramEnd"/>
+            <w:r>
+              <w:rPr>
+                <w:rFonts w:ascii="Arial" w:hAnsi="Arial" w:cs="Arial"/>
+                <w:sz w:val="22"/>
+              </w:rPr>
+              <w:t>=</w:t>
+            </w:r>
+            <w:proofErr w:type="spellStart"/>
+            <w:r>
+              <w:rPr>
+                <w:rFonts w:ascii="Arial" w:hAnsi="Arial" w:cs="Arial"/>
+                <w:sz w:val="22"/>
+              </w:rPr>
+              <w:t>people,dc</w:t>
+            </w:r>
+            <w:proofErr w:type="spellEnd"/>
+            <w:r>
+              <w:rPr>
+                <w:rFonts w:ascii="Arial" w:hAnsi="Arial" w:cs="Arial"/>
+                <w:sz w:val="22"/>
+              </w:rPr>
+              <w:t>=</w:t>
+            </w:r>
+            <w:proofErr w:type="spellStart"/>
+            <w:r>
+              <w:rPr>
+                <w:rFonts w:ascii="Arial" w:hAnsi="Arial" w:cs="Arial"/>
+                <w:sz w:val="22"/>
+              </w:rPr>
+              <w:t>demo,dc</w:t>
+            </w:r>
+            <w:proofErr w:type="spellEnd"/>
+            <w:r>
+              <w:rPr>
+                <w:rFonts w:ascii="Arial" w:hAnsi="Arial" w:cs="Arial"/>
+                <w:sz w:val="22"/>
+              </w:rPr>
+              <w:t>=local";</w:t>
+            </w:r>
+          </w:p>
+          <w:p>
+            <w:pPr>
+              <w:rPr>
+                <w:rFonts w:ascii="Arial" w:hAnsi="Arial" w:cs="Arial"/>
+                <w:sz w:val="22"/>
+              </w:rPr>
+            </w:pPr>
+          </w:p>
+          <w:p>
+            <w:pPr>
+              <w:rPr>
+                <w:rFonts w:ascii="Arial" w:hAnsi="Arial" w:cs="Arial"/>
+                <w:sz w:val="22"/>
+              </w:rPr>
+            </w:pPr>
+            <w:r>
+              <w:rPr>
+                <w:rFonts w:ascii="Arial" w:hAnsi="Arial" w:cs="Arial"/>
+                <w:sz w:val="22"/>
+              </w:rPr>
+              <w:t xml:space="preserve">            </w:t>
+            </w:r>
+            <w:proofErr w:type="spellStart"/>
+            <w:r>
+              <w:rPr>
+                <w:rFonts w:ascii="Arial" w:hAnsi="Arial" w:cs="Arial"/>
+                <w:sz w:val="22"/>
+              </w:rPr>
+              <w:t>LDAPAttributeSet</w:t>
+            </w:r>
+            <w:proofErr w:type="spellEnd"/>
+            <w:r>
+              <w:rPr>
+                <w:rFonts w:ascii="Arial" w:hAnsi="Arial" w:cs="Arial"/>
+                <w:sz w:val="22"/>
+              </w:rPr>
+              <w:t xml:space="preserve"> </w:t>
+            </w:r>
+            <w:proofErr w:type="spellStart"/>
+            <w:r>
+              <w:rPr>
+                <w:rFonts w:ascii="Arial" w:hAnsi="Arial" w:cs="Arial"/>
+                <w:sz w:val="22"/>
+              </w:rPr>
+              <w:t>attrs</w:t>
+            </w:r>
+            <w:proofErr w:type="spellEnd"/>
+            <w:r>
+              <w:rPr>
+                <w:rFonts w:ascii="Arial" w:hAnsi="Arial" w:cs="Arial"/>
+                <w:sz w:val="22"/>
+              </w:rPr>
+              <w:t xml:space="preserve"> = new </w:t>
+            </w:r>
+            <w:proofErr w:type="spellStart"/>
+            <w:proofErr w:type="gramStart"/>
+            <w:r>
+              <w:rPr>
+                <w:rFonts w:ascii="Arial" w:hAnsi="Arial" w:cs="Arial"/>
+                <w:sz w:val="22"/>
+              </w:rPr>
+              <w:t>LDAPAttributeSet</w:t>
+            </w:r>
+            <w:proofErr w:type="spellEnd"/>
+            <w:r>
+              <w:rPr>
+                <w:rFonts w:ascii="Arial" w:hAnsi="Arial" w:cs="Arial"/>
+                <w:sz w:val="22"/>
+              </w:rPr>
+              <w:t>(</w:t>
+            </w:r>
+            <w:proofErr w:type="gramEnd"/>
+            <w:r>
+              <w:rPr>
+                <w:rFonts w:ascii="Arial" w:hAnsi="Arial" w:cs="Arial"/>
+                <w:sz w:val="22"/>
+              </w:rPr>
+              <w:t>);</w:t>
+            </w:r>
+          </w:p>
+          <w:p>
+            <w:pPr>
+              <w:rPr>
+                <w:rFonts w:ascii="Arial" w:hAnsi="Arial" w:cs="Arial"/>
+                <w:sz w:val="22"/>
+              </w:rPr>
+            </w:pPr>
+            <w:r>
+              <w:rPr>
+                <w:rFonts w:ascii="Arial" w:hAnsi="Arial" w:cs="Arial"/>
+                <w:sz w:val="22"/>
+              </w:rPr>
+              <w:t xml:space="preserve">            </w:t>
+            </w:r>
+            <w:proofErr w:type="spellStart"/>
+            <w:proofErr w:type="gramStart"/>
+            <w:r>
+              <w:rPr>
+                <w:rFonts w:ascii="Arial" w:hAnsi="Arial" w:cs="Arial"/>
+                <w:sz w:val="22"/>
+              </w:rPr>
+              <w:t>attrs.add</w:t>
+            </w:r>
+            <w:proofErr w:type="spellEnd"/>
+            <w:r>
+              <w:rPr>
+                <w:rFonts w:ascii="Arial" w:hAnsi="Arial" w:cs="Arial"/>
+                <w:sz w:val="22"/>
+              </w:rPr>
+              <w:t>(</w:t>
+            </w:r>
+            <w:proofErr w:type="gramEnd"/>
+            <w:r>
+              <w:rPr>
+                <w:rFonts w:ascii="Arial" w:hAnsi="Arial" w:cs="Arial"/>
+                <w:sz w:val="22"/>
+              </w:rPr>
+              <w:t xml:space="preserve">new </w:t>
+            </w:r>
+            <w:proofErr w:type="spellStart"/>
+            <w:r>
+              <w:rPr>
+                <w:rFonts w:ascii="Arial" w:hAnsi="Arial" w:cs="Arial"/>
+                <w:sz w:val="22"/>
+              </w:rPr>
+              <w:t>LDAPAttribute</w:t>
+            </w:r>
+            <w:proofErr w:type="spellEnd"/>
+            <w:r>
+              <w:rPr>
+                <w:rFonts w:ascii="Arial" w:hAnsi="Arial" w:cs="Arial"/>
+                <w:sz w:val="22"/>
+              </w:rPr>
+              <w:t>("</w:t>
+            </w:r>
+            <w:proofErr w:type="spellStart"/>
+            <w:r>
+              <w:rPr>
+                <w:rFonts w:ascii="Arial" w:hAnsi="Arial" w:cs="Arial"/>
+                <w:sz w:val="22"/>
+              </w:rPr>
+              <w:t>objectClass</w:t>
+            </w:r>
+            <w:proofErr w:type="spellEnd"/>
+            <w:r>
+              <w:rPr>
+                <w:rFonts w:ascii="Arial" w:hAnsi="Arial" w:cs="Arial"/>
+                <w:sz w:val="22"/>
+              </w:rPr>
+              <w:t>", "</w:t>
+            </w:r>
+            <w:proofErr w:type="spellStart"/>
+            <w:r>
+              <w:rPr>
+                <w:rFonts w:ascii="Arial" w:hAnsi="Arial" w:cs="Arial"/>
+                <w:sz w:val="22"/>
+              </w:rPr>
+              <w:t>inetOrgPerson</w:t>
+            </w:r>
+            <w:proofErr w:type="spellEnd"/>
+            <w:r>
+              <w:rPr>
+                <w:rFonts w:ascii="Arial" w:hAnsi="Arial" w:cs="Arial"/>
+                <w:sz w:val="22"/>
+              </w:rPr>
+              <w:t>"));</w:t>
+            </w:r>
+          </w:p>
+          <w:p>
+            <w:pPr>
+              <w:rPr>
+                <w:rFonts w:ascii="Arial" w:hAnsi="Arial" w:cs="Arial"/>
+                <w:sz w:val="22"/>
+              </w:rPr>
+            </w:pPr>
+            <w:r>
+              <w:rPr>
+                <w:rFonts w:ascii="Arial" w:hAnsi="Arial" w:cs="Arial"/>
+                <w:sz w:val="22"/>
+              </w:rPr>
+              <w:t xml:space="preserve">            </w:t>
+            </w:r>
+            <w:proofErr w:type="spellStart"/>
+            <w:proofErr w:type="gramStart"/>
+            <w:r>
+              <w:rPr>
+                <w:rFonts w:ascii="Arial" w:hAnsi="Arial" w:cs="Arial"/>
+                <w:sz w:val="22"/>
+              </w:rPr>
+              <w:t>attrs.add</w:t>
+            </w:r>
+            <w:proofErr w:type="spellEnd"/>
+            <w:r>
+              <w:rPr>
+                <w:rFonts w:ascii="Arial" w:hAnsi="Arial" w:cs="Arial"/>
+                <w:sz w:val="22"/>
+              </w:rPr>
+              <w:t>(</w:t>
+            </w:r>
+            <w:proofErr w:type="gramEnd"/>
+            <w:r>
+              <w:rPr>
+                <w:rFonts w:ascii="Arial" w:hAnsi="Arial" w:cs="Arial"/>
+                <w:sz w:val="22"/>
+              </w:rPr>
+              <w:t xml:space="preserve">new </w:t>
+            </w:r>
+            <w:proofErr w:type="spellStart"/>
+            <w:r>
+              <w:rPr>
+                <w:rFonts w:ascii="Arial" w:hAnsi="Arial" w:cs="Arial"/>
+                <w:sz w:val="22"/>
+              </w:rPr>
+              <w:t>LDAPAttribute</w:t>
+            </w:r>
+            <w:proofErr w:type="spellEnd"/>
+            <w:r>
+              <w:rPr>
+                <w:rFonts w:ascii="Arial" w:hAnsi="Arial" w:cs="Arial"/>
+                <w:sz w:val="22"/>
+              </w:rPr>
+              <w:t>("</w:t>
+            </w:r>
+            <w:proofErr w:type="spellStart"/>
+            <w:r>
+              <w:rPr>
+                <w:rFonts w:ascii="Arial" w:hAnsi="Arial" w:cs="Arial"/>
+                <w:sz w:val="22"/>
+              </w:rPr>
+              <w:t>cn</w:t>
+            </w:r>
+            <w:proofErr w:type="spellEnd"/>
+            <w:r>
+              <w:rPr>
+                <w:rFonts w:ascii="Arial" w:hAnsi="Arial" w:cs="Arial"/>
+                <w:sz w:val="22"/>
+              </w:rPr>
+              <w:t>", "John Doe"));</w:t>
+            </w:r>
+          </w:p>
+          <w:p>
+            <w:pPr>
+              <w:rPr>
+                <w:rFonts w:ascii="Arial" w:hAnsi="Arial" w:cs="Arial"/>
+                <w:sz w:val="22"/>
+              </w:rPr>
+            </w:pPr>
+            <w:r>
+              <w:rPr>
+                <w:rFonts w:ascii="Arial" w:hAnsi="Arial" w:cs="Arial"/>
+                <w:sz w:val="22"/>
+              </w:rPr>
+              <w:t xml:space="preserve">            </w:t>
+            </w:r>
+            <w:proofErr w:type="spellStart"/>
+            <w:proofErr w:type="gramStart"/>
+            <w:r>
+              <w:rPr>
+                <w:rFonts w:ascii="Arial" w:hAnsi="Arial" w:cs="Arial"/>
+                <w:sz w:val="22"/>
+              </w:rPr>
+              <w:t>attrs.add</w:t>
+            </w:r>
+            <w:proofErr w:type="spellEnd"/>
+            <w:r>
+              <w:rPr>
+                <w:rFonts w:ascii="Arial" w:hAnsi="Arial" w:cs="Arial"/>
+                <w:sz w:val="22"/>
+              </w:rPr>
+              <w:t>(</w:t>
+            </w:r>
+            <w:proofErr w:type="gramEnd"/>
+            <w:r>
+              <w:rPr>
+                <w:rFonts w:ascii="Arial" w:hAnsi="Arial" w:cs="Arial"/>
+                <w:sz w:val="22"/>
+              </w:rPr>
+              <w:t xml:space="preserve">new </w:t>
+            </w:r>
+            <w:proofErr w:type="spellStart"/>
+            <w:r>
+              <w:rPr>
+                <w:rFonts w:ascii="Arial" w:hAnsi="Arial" w:cs="Arial"/>
+                <w:sz w:val="22"/>
+              </w:rPr>
+              <w:t>LDAPAttribute</w:t>
+            </w:r>
+            <w:proofErr w:type="spellEnd"/>
+            <w:r>
+              <w:rPr>
+                <w:rFonts w:ascii="Arial" w:hAnsi="Arial" w:cs="Arial"/>
+                <w:sz w:val="22"/>
+              </w:rPr>
+              <w:t>("</w:t>
+            </w:r>
+            <w:proofErr w:type="spellStart"/>
+            <w:r>
+              <w:rPr>
+                <w:rFonts w:ascii="Arial" w:hAnsi="Arial" w:cs="Arial"/>
+                <w:sz w:val="22"/>
+              </w:rPr>
+              <w:t>sn</w:t>
+            </w:r>
+            <w:proofErr w:type="spellEnd"/>
+            <w:r>
+              <w:rPr>
+                <w:rFonts w:ascii="Arial" w:hAnsi="Arial" w:cs="Arial"/>
+                <w:sz w:val="22"/>
+              </w:rPr>
+              <w:t>", "Doe"));</w:t>
+            </w:r>
+          </w:p>
+          <w:p>
+            <w:pPr>
+              <w:rPr>
+                <w:rFonts w:ascii="Arial" w:hAnsi="Arial" w:cs="Arial"/>
+                <w:sz w:val="22"/>
+              </w:rPr>
+            </w:pPr>
+            <w:r>
+              <w:rPr>
+                <w:rFonts w:ascii="Arial" w:hAnsi="Arial" w:cs="Arial"/>
+                <w:sz w:val="22"/>
+              </w:rPr>
+              <w:t xml:space="preserve">            </w:t>
+            </w:r>
+            <w:proofErr w:type="spellStart"/>
+            <w:proofErr w:type="gramStart"/>
+            <w:r>
+              <w:rPr>
+                <w:rFonts w:ascii="Arial" w:hAnsi="Arial" w:cs="Arial"/>
+                <w:sz w:val="22"/>
+              </w:rPr>
+              <w:t>attrs.add</w:t>
+            </w:r>
+            <w:proofErr w:type="spellEnd"/>
+            <w:r>
+              <w:rPr>
+                <w:rFonts w:ascii="Arial" w:hAnsi="Arial" w:cs="Arial"/>
+                <w:sz w:val="22"/>
+              </w:rPr>
+              <w:t>(</w:t>
+            </w:r>
+            <w:proofErr w:type="gramEnd"/>
+            <w:r>
+              <w:rPr>
+                <w:rFonts w:ascii="Arial" w:hAnsi="Arial" w:cs="Arial"/>
+                <w:sz w:val="22"/>
+              </w:rPr>
+              <w:t xml:space="preserve">new </w:t>
+            </w:r>
+            <w:proofErr w:type="spellStart"/>
+            <w:r>
+              <w:rPr>
+                <w:rFonts w:ascii="Arial" w:hAnsi="Arial" w:cs="Arial"/>
+                <w:sz w:val="22"/>
+              </w:rPr>
+              <w:t>LDAPAttribute</w:t>
+            </w:r>
+            <w:proofErr w:type="spellEnd"/>
+            <w:r>
+              <w:rPr>
+                <w:rFonts w:ascii="Arial" w:hAnsi="Arial" w:cs="Arial"/>
+                <w:sz w:val="22"/>
+              </w:rPr>
+              <w:t>("</w:t>
+            </w:r>
+            <w:proofErr w:type="spellStart"/>
+            <w:r>
+              <w:rPr>
+                <w:rFonts w:ascii="Arial" w:hAnsi="Arial" w:cs="Arial"/>
+                <w:sz w:val="22"/>
+              </w:rPr>
+              <w:t>uid</w:t>
+            </w:r>
+            <w:proofErr w:type="spellEnd"/>
+            <w:r>
+              <w:rPr>
+                <w:rFonts w:ascii="Arial" w:hAnsi="Arial" w:cs="Arial"/>
+                <w:sz w:val="22"/>
+              </w:rPr>
+              <w:t>", "john"));</w:t>
+            </w:r>
+          </w:p>
+          <w:p>
+            <w:pPr>
+              <w:rPr>
+                <w:rFonts w:ascii="Arial" w:hAnsi="Arial" w:cs="Arial"/>
+                <w:sz w:val="22"/>
+              </w:rPr>
+            </w:pPr>
+            <w:r>
+              <w:rPr>
+                <w:rFonts w:ascii="Arial" w:hAnsi="Arial" w:cs="Arial"/>
+                <w:sz w:val="22"/>
+              </w:rPr>
+              <w:t xml:space="preserve">            </w:t>
+            </w:r>
+            <w:proofErr w:type="spellStart"/>
+            <w:proofErr w:type="gramStart"/>
+            <w:r>
+              <w:rPr>
+                <w:rFonts w:ascii="Arial" w:hAnsi="Arial" w:cs="Arial"/>
+                <w:sz w:val="22"/>
+              </w:rPr>
+              <w:t>attrs.add</w:t>
+            </w:r>
+            <w:proofErr w:type="spellEnd"/>
+            <w:r>
+              <w:rPr>
+                <w:rFonts w:ascii="Arial" w:hAnsi="Arial" w:cs="Arial"/>
+                <w:sz w:val="22"/>
+              </w:rPr>
+              <w:t>(</w:t>
+            </w:r>
+            <w:proofErr w:type="gramEnd"/>
+            <w:r>
+              <w:rPr>
+                <w:rFonts w:ascii="Arial" w:hAnsi="Arial" w:cs="Arial"/>
+                <w:sz w:val="22"/>
+              </w:rPr>
+              <w:t xml:space="preserve">new </w:t>
+            </w:r>
+            <w:proofErr w:type="spellStart"/>
+            <w:r>
+              <w:rPr>
+                <w:rFonts w:ascii="Arial" w:hAnsi="Arial" w:cs="Arial"/>
+                <w:sz w:val="22"/>
+              </w:rPr>
+              <w:t>LDAPAttribute</w:t>
+            </w:r>
+            <w:proofErr w:type="spellEnd"/>
+            <w:r>
+              <w:rPr>
+                <w:rFonts w:ascii="Arial" w:hAnsi="Arial" w:cs="Arial"/>
+                <w:sz w:val="22"/>
+              </w:rPr>
+              <w:t>("</w:t>
+            </w:r>
+            <w:proofErr w:type="spellStart"/>
+            <w:r>
+              <w:rPr>
+                <w:rFonts w:ascii="Arial" w:hAnsi="Arial" w:cs="Arial"/>
+                <w:sz w:val="22"/>
+              </w:rPr>
+              <w:t>userPassword</w:t>
+            </w:r>
+            <w:proofErr w:type="spellEnd"/>
+            <w:r>
+              <w:rPr>
+                <w:rFonts w:ascii="Arial" w:hAnsi="Arial" w:cs="Arial"/>
+                <w:sz w:val="22"/>
+              </w:rPr>
+              <w:t>", "1234"));</w:t>
+            </w:r>
+          </w:p>
+          <w:p>
+            <w:pPr>
+              <w:rPr>
+                <w:rFonts w:ascii="Arial" w:hAnsi="Arial" w:cs="Arial"/>
+                <w:sz w:val="22"/>
+              </w:rPr>
+            </w:pPr>
+          </w:p>
+          <w:p>
+            <w:pPr>
+              <w:rPr>
+                <w:rFonts w:ascii="Arial" w:hAnsi="Arial" w:cs="Arial"/>
+                <w:sz w:val="22"/>
+              </w:rPr>
+            </w:pPr>
+            <w:r>
+              <w:rPr>
+                <w:rFonts w:ascii="Arial" w:hAnsi="Arial" w:cs="Arial"/>
+                <w:sz w:val="22"/>
+              </w:rPr>
+              <w:t xml:space="preserve">            </w:t>
+            </w:r>
+            <w:proofErr w:type="spellStart"/>
+            <w:proofErr w:type="gramStart"/>
+            <w:r>
+              <w:rPr>
+                <w:rFonts w:ascii="Arial" w:hAnsi="Arial" w:cs="Arial"/>
+                <w:sz w:val="22"/>
+              </w:rPr>
+              <w:t>conn</w:t>
+            </w:r>
+            <w:r>
+              <w:rPr>
+                <w:rFonts w:ascii="Arial" w:hAnsi="Arial" w:cs="Arial"/>
+                <w:sz w:val="22"/>
+              </w:rPr>
+              <w:t>.add</w:t>
+            </w:r>
+            <w:proofErr w:type="spellEnd"/>
+            <w:r>
+              <w:rPr>
+                <w:rFonts w:ascii="Arial" w:hAnsi="Arial" w:cs="Arial"/>
+                <w:sz w:val="22"/>
+              </w:rPr>
+              <w:t>(</w:t>
+            </w:r>
+            <w:proofErr w:type="gramEnd"/>
+            <w:r>
+              <w:rPr>
+                <w:rFonts w:ascii="Arial" w:hAnsi="Arial" w:cs="Arial"/>
+                <w:sz w:val="22"/>
+              </w:rPr>
+              <w:t xml:space="preserve">new </w:t>
+            </w:r>
+            <w:proofErr w:type="spellStart"/>
+            <w:r>
+              <w:rPr>
+                <w:rFonts w:ascii="Arial" w:hAnsi="Arial" w:cs="Arial"/>
+                <w:sz w:val="22"/>
+              </w:rPr>
+              <w:t>LDAPEntry</w:t>
+            </w:r>
+            <w:proofErr w:type="spellEnd"/>
+            <w:r>
+              <w:rPr>
+                <w:rFonts w:ascii="Arial" w:hAnsi="Arial" w:cs="Arial"/>
+                <w:sz w:val="22"/>
+              </w:rPr>
+              <w:t>(</w:t>
+            </w:r>
+            <w:proofErr w:type="spellStart"/>
+            <w:r>
+              <w:rPr>
+                <w:rFonts w:ascii="Arial" w:hAnsi="Arial" w:cs="Arial"/>
+                <w:sz w:val="22"/>
+              </w:rPr>
+              <w:t>dn</w:t>
+            </w:r>
+            <w:proofErr w:type="spellEnd"/>
+            <w:r>
+              <w:rPr>
+                <w:rFonts w:ascii="Arial" w:hAnsi="Arial" w:cs="Arial"/>
+                <w:sz w:val="22"/>
+              </w:rPr>
+              <w:t xml:space="preserve">, </w:t>
+            </w:r>
+            <w:proofErr w:type="spellStart"/>
+            <w:r>
+              <w:rPr>
+                <w:rFonts w:ascii="Arial" w:hAnsi="Arial" w:cs="Arial"/>
+                <w:sz w:val="22"/>
+              </w:rPr>
+              <w:t>attrs</w:t>
+            </w:r>
+            <w:proofErr w:type="spellEnd"/>
+            <w:r>
+              <w:rPr>
+                <w:rFonts w:ascii="Arial" w:hAnsi="Arial" w:cs="Arial"/>
+                <w:sz w:val="22"/>
+              </w:rPr>
+              <w:t>));</w:t>
+            </w:r>
+          </w:p>
+          <w:p>
+            <w:pPr>
+              <w:rPr>
+                <w:rFonts w:ascii="Arial" w:hAnsi="Arial" w:cs="Arial"/>
+                <w:sz w:val="22"/>
+              </w:rPr>
+            </w:pPr>
+          </w:p>
+          <w:p>
+            <w:pPr>
+              <w:rPr>
+                <w:rFonts w:ascii="Arial" w:hAnsi="Arial" w:cs="Arial"/>
+                <w:sz w:val="22"/>
+              </w:rPr>
+            </w:pPr>
+            <w:r>
+              <w:rPr>
+                <w:rFonts w:ascii="Arial" w:hAnsi="Arial" w:cs="Arial"/>
+                <w:sz w:val="22"/>
+              </w:rPr>
+              <w:t xml:space="preserve">            String base = "</w:t>
+            </w:r>
+            <w:proofErr w:type="spellStart"/>
+            <w:r>
+              <w:rPr>
+                <w:rFonts w:ascii="Arial" w:hAnsi="Arial" w:cs="Arial"/>
+                <w:sz w:val="22"/>
+              </w:rPr>
+              <w:t>ou</w:t>
+            </w:r>
+            <w:proofErr w:type="spellEnd"/>
+            <w:r>
+              <w:rPr>
+                <w:rFonts w:ascii="Arial" w:hAnsi="Arial" w:cs="Arial"/>
+                <w:sz w:val="22"/>
+              </w:rPr>
+              <w:t>=</w:t>
+            </w:r>
+            <w:proofErr w:type="spellStart"/>
+            <w:proofErr w:type="gramStart"/>
+            <w:r>
+              <w:rPr>
+                <w:rFonts w:ascii="Arial" w:hAnsi="Arial" w:cs="Arial"/>
+                <w:sz w:val="22"/>
+              </w:rPr>
+              <w:t>people,dc</w:t>
+            </w:r>
+            <w:proofErr w:type="spellEnd"/>
+            <w:proofErr w:type="gramEnd"/>
+            <w:r>
+              <w:rPr>
+                <w:rFonts w:ascii="Arial" w:hAnsi="Arial" w:cs="Arial"/>
+                <w:sz w:val="22"/>
+              </w:rPr>
+              <w:t>=</w:t>
+            </w:r>
+            <w:proofErr w:type="spellStart"/>
+            <w:r>
+              <w:rPr>
+                <w:rFonts w:ascii="Arial" w:hAnsi="Arial" w:cs="Arial"/>
+                <w:sz w:val="22"/>
+              </w:rPr>
+              <w:t>demo,dc</w:t>
+            </w:r>
+            <w:proofErr w:type="spellEnd"/>
+            <w:r>
+              <w:rPr>
+                <w:rFonts w:ascii="Arial" w:hAnsi="Arial" w:cs="Arial"/>
+                <w:sz w:val="22"/>
+              </w:rPr>
+              <w:t>=local";</w:t>
+            </w:r>
+          </w:p>
+          <w:p>
+            <w:pPr>
+              <w:rPr>
+                <w:rFonts w:ascii="Arial" w:hAnsi="Arial" w:cs="Arial"/>
+                <w:sz w:val="22"/>
+              </w:rPr>
+            </w:pPr>
+            <w:r>
+              <w:rPr>
+                <w:rFonts w:ascii="Arial" w:hAnsi="Arial" w:cs="Arial"/>
+                <w:sz w:val="22"/>
+              </w:rPr>
+              <w:t xml:space="preserve">            String filter = "(</w:t>
+            </w:r>
+            <w:proofErr w:type="spellStart"/>
+            <w:r>
+              <w:rPr>
+                <w:rFonts w:ascii="Arial" w:hAnsi="Arial" w:cs="Arial"/>
+                <w:sz w:val="22"/>
+              </w:rPr>
+              <w:t>uid</w:t>
+            </w:r>
+            <w:proofErr w:type="spellEnd"/>
+            <w:r>
+              <w:rPr>
+                <w:rFonts w:ascii="Arial" w:hAnsi="Arial" w:cs="Arial"/>
+                <w:sz w:val="22"/>
+              </w:rPr>
+              <w:t>=john)";</w:t>
+            </w:r>
+          </w:p>
+          <w:p>
+            <w:pPr>
+              <w:rPr>
+                <w:rFonts w:ascii="Arial" w:hAnsi="Arial" w:cs="Arial"/>
+                <w:sz w:val="22"/>
+              </w:rPr>
+            </w:pPr>
+            <w:r>
+              <w:rPr>
+                <w:rFonts w:ascii="Arial" w:hAnsi="Arial" w:cs="Arial"/>
+                <w:sz w:val="22"/>
+              </w:rPr>
+              <w:t xml:space="preserve">            </w:t>
+            </w:r>
+            <w:proofErr w:type="spellStart"/>
+            <w:r>
+              <w:rPr>
+                <w:rFonts w:ascii="Arial" w:hAnsi="Arial" w:cs="Arial"/>
+                <w:sz w:val="22"/>
+              </w:rPr>
+              <w:t>int</w:t>
+            </w:r>
+            <w:proofErr w:type="spellEnd"/>
+            <w:r>
+              <w:rPr>
+                <w:rFonts w:ascii="Arial" w:hAnsi="Arial" w:cs="Arial"/>
+                <w:sz w:val="22"/>
+              </w:rPr>
+              <w:t xml:space="preserve"> scope = </w:t>
+            </w:r>
+            <w:proofErr w:type="spellStart"/>
+            <w:r>
+              <w:rPr>
+                <w:rFonts w:ascii="Arial" w:hAnsi="Arial" w:cs="Arial"/>
+                <w:sz w:val="22"/>
+              </w:rPr>
+              <w:t>LDAPConnection.SCOPE_SUB</w:t>
+            </w:r>
+            <w:proofErr w:type="spellEnd"/>
+            <w:r>
+              <w:rPr>
+                <w:rFonts w:ascii="Arial" w:hAnsi="Arial" w:cs="Arial"/>
+                <w:sz w:val="22"/>
+              </w:rPr>
+              <w:t xml:space="preserve">; // </w:t>
+            </w:r>
+            <w:proofErr w:type="spellStart"/>
+            <w:r>
+              <w:rPr>
+                <w:rFonts w:ascii="Arial" w:hAnsi="Arial" w:cs="Arial"/>
+                <w:sz w:val="22"/>
+              </w:rPr>
+              <w:t>teljes</w:t>
+            </w:r>
+            <w:proofErr w:type="spellEnd"/>
+            <w:r>
+              <w:rPr>
+                <w:rFonts w:ascii="Arial" w:hAnsi="Arial" w:cs="Arial"/>
+                <w:sz w:val="22"/>
+              </w:rPr>
+              <w:t xml:space="preserve"> </w:t>
+            </w:r>
+            <w:proofErr w:type="spellStart"/>
+            <w:r>
+              <w:rPr>
+                <w:rFonts w:ascii="Arial" w:hAnsi="Arial" w:cs="Arial"/>
+                <w:sz w:val="22"/>
+              </w:rPr>
+              <w:t>részfa</w:t>
+            </w:r>
+            <w:proofErr w:type="spellEnd"/>
+          </w:p>
+          <w:p>
+            <w:pPr>
+              <w:rPr>
+                <w:rFonts w:ascii="Arial" w:hAnsi="Arial" w:cs="Arial"/>
+                <w:sz w:val="22"/>
+              </w:rPr>
+            </w:pPr>
+          </w:p>
+          <w:p>
+            <w:pPr>
+              <w:rPr>
+                <w:rFonts w:ascii="Arial" w:hAnsi="Arial" w:cs="Arial"/>
+                <w:sz w:val="22"/>
+              </w:rPr>
+            </w:pPr>
+            <w:r>
+              <w:rPr>
+                <w:rFonts w:ascii="Arial" w:hAnsi="Arial" w:cs="Arial"/>
+                <w:sz w:val="22"/>
+              </w:rPr>
+              <w:t xml:space="preserve">            </w:t>
+            </w:r>
+            <w:proofErr w:type="spellStart"/>
+            <w:r>
+              <w:rPr>
+                <w:rFonts w:ascii="Arial" w:hAnsi="Arial" w:cs="Arial"/>
+                <w:sz w:val="22"/>
+              </w:rPr>
+              <w:t>LDAPSearchResults</w:t>
+            </w:r>
+            <w:proofErr w:type="spellEnd"/>
+            <w:r>
+              <w:rPr>
+                <w:rFonts w:ascii="Arial" w:hAnsi="Arial" w:cs="Arial"/>
+                <w:sz w:val="22"/>
+              </w:rPr>
+              <w:t xml:space="preserve"> results = </w:t>
+            </w:r>
+            <w:proofErr w:type="spellStart"/>
+            <w:proofErr w:type="gramStart"/>
+            <w:r>
+              <w:rPr>
+                <w:rFonts w:ascii="Arial" w:hAnsi="Arial" w:cs="Arial"/>
+                <w:sz w:val="22"/>
+              </w:rPr>
+              <w:t>conn.search</w:t>
+            </w:r>
+            <w:proofErr w:type="spellEnd"/>
+            <w:proofErr w:type="gramEnd"/>
+            <w:r>
+              <w:rPr>
+                <w:rFonts w:ascii="Arial" w:hAnsi="Arial" w:cs="Arial"/>
+                <w:sz w:val="22"/>
+              </w:rPr>
+              <w:t>(base, scope, filter, null, false);</w:t>
+            </w:r>
+          </w:p>
+          <w:p>
+            <w:pPr>
+              <w:rPr>
+                <w:rFonts w:ascii="Arial" w:hAnsi="Arial" w:cs="Arial"/>
+                <w:sz w:val="22"/>
+              </w:rPr>
+            </w:pPr>
+          </w:p>
+          <w:p>
+            <w:pPr>
+              <w:rPr>
+                <w:rFonts w:ascii="Arial" w:hAnsi="Arial" w:cs="Arial"/>
+                <w:sz w:val="22"/>
+              </w:rPr>
+            </w:pPr>
+            <w:r>
+              <w:rPr>
+                <w:rFonts w:ascii="Arial" w:hAnsi="Arial" w:cs="Arial"/>
+                <w:sz w:val="22"/>
+              </w:rPr>
+              <w:t xml:space="preserve">            while(</w:t>
+            </w:r>
+            <w:proofErr w:type="spellStart"/>
+            <w:proofErr w:type="gramStart"/>
+            <w:r>
+              <w:rPr>
+                <w:rFonts w:ascii="Arial" w:hAnsi="Arial" w:cs="Arial"/>
+                <w:sz w:val="22"/>
+              </w:rPr>
+              <w:t>results.hasMore</w:t>
+            </w:r>
+            <w:proofErr w:type="spellEnd"/>
+            <w:proofErr w:type="gramEnd"/>
+            <w:r>
+              <w:rPr>
+                <w:rFonts w:ascii="Arial" w:hAnsi="Arial" w:cs="Arial"/>
+                <w:sz w:val="22"/>
+              </w:rPr>
+              <w:t>()) {</w:t>
+            </w:r>
+          </w:p>
+          <w:p>
+            <w:pPr>
+              <w:rPr>
+                <w:rFonts w:ascii="Arial" w:hAnsi="Arial" w:cs="Arial"/>
+                <w:sz w:val="22"/>
+              </w:rPr>
+            </w:pPr>
+            <w:r>
+              <w:rPr>
+                <w:rFonts w:ascii="Arial" w:hAnsi="Arial" w:cs="Arial"/>
+                <w:sz w:val="22"/>
+              </w:rPr>
+              <w:t xml:space="preserve">                </w:t>
+            </w:r>
+            <w:proofErr w:type="spellStart"/>
+            <w:r>
+              <w:rPr>
+                <w:rFonts w:ascii="Arial" w:hAnsi="Arial" w:cs="Arial"/>
+                <w:sz w:val="22"/>
+              </w:rPr>
+              <w:t>LDAPEntry</w:t>
+            </w:r>
+            <w:proofErr w:type="spellEnd"/>
+            <w:r>
+              <w:rPr>
+                <w:rFonts w:ascii="Arial" w:hAnsi="Arial" w:cs="Arial"/>
+                <w:sz w:val="22"/>
+              </w:rPr>
+              <w:t xml:space="preserve"> entry = </w:t>
+            </w:r>
+            <w:proofErr w:type="spellStart"/>
+            <w:proofErr w:type="gramStart"/>
+            <w:r>
+              <w:rPr>
+                <w:rFonts w:ascii="Arial" w:hAnsi="Arial" w:cs="Arial"/>
+                <w:sz w:val="22"/>
+              </w:rPr>
+              <w:t>results.next</w:t>
+            </w:r>
+            <w:proofErr w:type="spellEnd"/>
+            <w:proofErr w:type="gramEnd"/>
+            <w:r>
+              <w:rPr>
+                <w:rFonts w:ascii="Arial" w:hAnsi="Arial" w:cs="Arial"/>
+                <w:sz w:val="22"/>
+              </w:rPr>
+              <w:t>();</w:t>
+            </w:r>
+          </w:p>
+          <w:p>
+            <w:pPr>
+              <w:rPr>
+                <w:rFonts w:ascii="Arial" w:hAnsi="Arial" w:cs="Arial"/>
+                <w:sz w:val="22"/>
+              </w:rPr>
+            </w:pPr>
+            <w:r>
+              <w:rPr>
+                <w:rFonts w:ascii="Arial" w:hAnsi="Arial" w:cs="Arial"/>
+                <w:sz w:val="22"/>
+              </w:rPr>
+              <w:t xml:space="preserve">                </w:t>
+            </w:r>
+            <w:proofErr w:type="spellStart"/>
+            <w:r>
+              <w:rPr>
+                <w:rFonts w:ascii="Arial" w:hAnsi="Arial" w:cs="Arial"/>
+                <w:sz w:val="22"/>
+              </w:rPr>
+              <w:t>System.out.println</w:t>
+            </w:r>
+            <w:proofErr w:type="spellEnd"/>
+            <w:r>
+              <w:rPr>
+                <w:rFonts w:ascii="Arial" w:hAnsi="Arial" w:cs="Arial"/>
+                <w:sz w:val="22"/>
+              </w:rPr>
+              <w:t xml:space="preserve">("DN: " + </w:t>
+            </w:r>
+            <w:proofErr w:type="spellStart"/>
+            <w:proofErr w:type="gramStart"/>
+            <w:r>
+              <w:rPr>
+                <w:rFonts w:ascii="Arial" w:hAnsi="Arial" w:cs="Arial"/>
+                <w:sz w:val="22"/>
+              </w:rPr>
+              <w:t>entry.getDN</w:t>
+            </w:r>
+            <w:proofErr w:type="spellEnd"/>
+            <w:proofErr w:type="gramEnd"/>
+            <w:r>
+              <w:rPr>
+                <w:rFonts w:ascii="Arial" w:hAnsi="Arial" w:cs="Arial"/>
+                <w:sz w:val="22"/>
+              </w:rPr>
+              <w:t>());</w:t>
+            </w:r>
+          </w:p>
+          <w:p>
+            <w:pPr>
+              <w:rPr>
+                <w:rFonts w:ascii="Arial" w:hAnsi="Arial" w:cs="Arial"/>
+                <w:sz w:val="22"/>
+              </w:rPr>
+            </w:pPr>
+          </w:p>
+          <w:p>
+            <w:pPr>
+              <w:rPr>
+                <w:rFonts w:ascii="Arial" w:hAnsi="Arial" w:cs="Arial"/>
+                <w:sz w:val="22"/>
+              </w:rPr>
+            </w:pPr>
+            <w:r>
+              <w:rPr>
+                <w:rFonts w:ascii="Arial" w:hAnsi="Arial" w:cs="Arial"/>
+                <w:sz w:val="22"/>
+              </w:rPr>
+              <w:t xml:space="preserve">                </w:t>
+            </w:r>
+            <w:proofErr w:type="spellStart"/>
+            <w:r>
+              <w:rPr>
+                <w:rFonts w:ascii="Arial" w:hAnsi="Arial" w:cs="Arial"/>
+                <w:sz w:val="22"/>
+              </w:rPr>
+              <w:t>LDAPAttributeSet</w:t>
+            </w:r>
+            <w:proofErr w:type="spellEnd"/>
+            <w:r>
+              <w:rPr>
+                <w:rFonts w:ascii="Arial" w:hAnsi="Arial" w:cs="Arial"/>
+                <w:sz w:val="22"/>
+              </w:rPr>
+              <w:t xml:space="preserve"> </w:t>
+            </w:r>
+            <w:proofErr w:type="spellStart"/>
+            <w:r>
+              <w:rPr>
+                <w:rFonts w:ascii="Arial" w:hAnsi="Arial" w:cs="Arial"/>
+                <w:sz w:val="22"/>
+              </w:rPr>
+              <w:t>attrs</w:t>
+            </w:r>
+            <w:proofErr w:type="spellEnd"/>
+            <w:r>
+              <w:rPr>
+                <w:rFonts w:ascii="Arial" w:hAnsi="Arial" w:cs="Arial"/>
+                <w:sz w:val="22"/>
+              </w:rPr>
+              <w:t xml:space="preserve"> = </w:t>
+            </w:r>
+            <w:proofErr w:type="spellStart"/>
+            <w:proofErr w:type="gramStart"/>
+            <w:r>
+              <w:rPr>
+                <w:rFonts w:ascii="Arial" w:hAnsi="Arial" w:cs="Arial"/>
+                <w:sz w:val="22"/>
+              </w:rPr>
+              <w:t>entry.getAttributeSet</w:t>
+            </w:r>
+            <w:proofErr w:type="spellEnd"/>
+            <w:proofErr w:type="gramEnd"/>
+            <w:r>
+              <w:rPr>
+                <w:rFonts w:ascii="Arial" w:hAnsi="Arial" w:cs="Arial"/>
+                <w:sz w:val="22"/>
+              </w:rPr>
+              <w:t>();</w:t>
+            </w:r>
+          </w:p>
+          <w:p>
+            <w:pPr>
+              <w:rPr>
+                <w:rFonts w:ascii="Arial" w:hAnsi="Arial" w:cs="Arial"/>
+                <w:sz w:val="22"/>
+              </w:rPr>
+            </w:pPr>
+            <w:r>
+              <w:rPr>
+                <w:rFonts w:ascii="Arial" w:hAnsi="Arial" w:cs="Arial"/>
+                <w:sz w:val="22"/>
+              </w:rPr>
+              <w:t xml:space="preserve">                for (Object </w:t>
+            </w:r>
+            <w:proofErr w:type="gramStart"/>
+            <w:r>
+              <w:rPr>
+                <w:rFonts w:ascii="Arial" w:hAnsi="Arial" w:cs="Arial"/>
+                <w:sz w:val="22"/>
+              </w:rPr>
+              <w:t>o :</w:t>
+            </w:r>
+            <w:proofErr w:type="gramEnd"/>
+            <w:r>
+              <w:rPr>
+                <w:rFonts w:ascii="Arial" w:hAnsi="Arial" w:cs="Arial"/>
+                <w:sz w:val="22"/>
+              </w:rPr>
+              <w:t xml:space="preserve"> </w:t>
+            </w:r>
+            <w:proofErr w:type="spellStart"/>
+            <w:r>
+              <w:rPr>
+                <w:rFonts w:ascii="Arial" w:hAnsi="Arial" w:cs="Arial"/>
+                <w:sz w:val="22"/>
+              </w:rPr>
+              <w:t>attrs</w:t>
+            </w:r>
+            <w:proofErr w:type="spellEnd"/>
+            <w:r>
+              <w:rPr>
+                <w:rFonts w:ascii="Arial" w:hAnsi="Arial" w:cs="Arial"/>
+                <w:sz w:val="22"/>
+              </w:rPr>
+              <w:t>) {</w:t>
+            </w:r>
+          </w:p>
+          <w:p>
+            <w:pPr>
+              <w:rPr>
+                <w:rFonts w:ascii="Arial" w:hAnsi="Arial" w:cs="Arial"/>
+                <w:sz w:val="22"/>
+              </w:rPr>
+            </w:pPr>
+            <w:r>
+              <w:rPr>
+                <w:rFonts w:ascii="Arial" w:hAnsi="Arial" w:cs="Arial"/>
+                <w:sz w:val="22"/>
+              </w:rPr>
+              <w:t xml:space="preserve">                    </w:t>
+            </w:r>
+            <w:proofErr w:type="spellStart"/>
+            <w:r>
+              <w:rPr>
+                <w:rFonts w:ascii="Arial" w:hAnsi="Arial" w:cs="Arial"/>
+                <w:sz w:val="22"/>
+              </w:rPr>
+              <w:t>LDAPAttribute</w:t>
+            </w:r>
+            <w:proofErr w:type="spellEnd"/>
+            <w:r>
+              <w:rPr>
+                <w:rFonts w:ascii="Arial" w:hAnsi="Arial" w:cs="Arial"/>
+                <w:sz w:val="22"/>
+              </w:rPr>
+              <w:t xml:space="preserve"> </w:t>
+            </w:r>
+            <w:proofErr w:type="spellStart"/>
+            <w:r>
+              <w:rPr>
+                <w:rFonts w:ascii="Arial" w:hAnsi="Arial" w:cs="Arial"/>
+                <w:sz w:val="22"/>
+              </w:rPr>
+              <w:t>attr</w:t>
+            </w:r>
+            <w:proofErr w:type="spellEnd"/>
+            <w:r>
+              <w:rPr>
+                <w:rFonts w:ascii="Arial" w:hAnsi="Arial" w:cs="Arial"/>
+                <w:sz w:val="22"/>
+              </w:rPr>
+              <w:t xml:space="preserve"> = (</w:t>
+            </w:r>
+            <w:proofErr w:type="spellStart"/>
+            <w:r>
+              <w:rPr>
+                <w:rFonts w:ascii="Arial" w:hAnsi="Arial" w:cs="Arial"/>
+                <w:sz w:val="22"/>
+              </w:rPr>
+              <w:t>LDAPAttribute</w:t>
+            </w:r>
+            <w:proofErr w:type="spellEnd"/>
+            <w:r>
+              <w:rPr>
+                <w:rFonts w:ascii="Arial" w:hAnsi="Arial" w:cs="Arial"/>
+                <w:sz w:val="22"/>
+              </w:rPr>
+              <w:t>) o;</w:t>
+            </w:r>
+          </w:p>
+          <w:p>
+            <w:pPr>
+              <w:rPr>
+                <w:rFonts w:ascii="Arial" w:hAnsi="Arial" w:cs="Arial"/>
+                <w:sz w:val="22"/>
+              </w:rPr>
+            </w:pPr>
+            <w:r>
+              <w:rPr>
+                <w:rFonts w:ascii="Arial" w:hAnsi="Arial" w:cs="Arial"/>
+                <w:sz w:val="22"/>
+              </w:rPr>
+              <w:t xml:space="preserve">                    </w:t>
+            </w:r>
+            <w:proofErr w:type="spellStart"/>
+            <w:r>
+              <w:rPr>
+                <w:rFonts w:ascii="Arial" w:hAnsi="Arial" w:cs="Arial"/>
+                <w:sz w:val="22"/>
+              </w:rPr>
+              <w:t>System.out.println</w:t>
+            </w:r>
+            <w:proofErr w:type="spellEnd"/>
+            <w:r>
+              <w:rPr>
+                <w:rFonts w:ascii="Arial" w:hAnsi="Arial" w:cs="Arial"/>
+                <w:sz w:val="22"/>
+              </w:rPr>
+              <w:t>(</w:t>
+            </w:r>
+            <w:proofErr w:type="spellStart"/>
+            <w:proofErr w:type="gramStart"/>
+            <w:r>
+              <w:rPr>
+                <w:rFonts w:ascii="Arial" w:hAnsi="Arial" w:cs="Arial"/>
+                <w:sz w:val="22"/>
+              </w:rPr>
+              <w:t>attr.getName</w:t>
+            </w:r>
+            <w:proofErr w:type="spellEnd"/>
+            <w:proofErr w:type="gramEnd"/>
+            <w:r>
+              <w:rPr>
+                <w:rFonts w:ascii="Arial" w:hAnsi="Arial" w:cs="Arial"/>
+                <w:sz w:val="22"/>
+              </w:rPr>
+              <w:t>() + " = " +</w:t>
+            </w:r>
+          </w:p>
+          <w:p>
+            <w:pPr>
+              <w:rPr>
+                <w:rFonts w:ascii="Arial" w:hAnsi="Arial" w:cs="Arial"/>
+                <w:sz w:val="22"/>
+              </w:rPr>
+            </w:pPr>
+            <w:r>
+              <w:rPr>
+                <w:rFonts w:ascii="Arial" w:hAnsi="Arial" w:cs="Arial"/>
+                <w:sz w:val="22"/>
+              </w:rPr>
+              <w:t xml:space="preserve">                            </w:t>
+            </w:r>
+            <w:proofErr w:type="spellStart"/>
+            <w:r>
+              <w:rPr>
+                <w:rFonts w:ascii="Arial" w:hAnsi="Arial" w:cs="Arial"/>
+                <w:sz w:val="22"/>
+              </w:rPr>
+              <w:t>Arrays.toString</w:t>
+            </w:r>
+            <w:proofErr w:type="spellEnd"/>
+            <w:r>
+              <w:rPr>
+                <w:rFonts w:ascii="Arial" w:hAnsi="Arial" w:cs="Arial"/>
+                <w:sz w:val="22"/>
+              </w:rPr>
+              <w:t>(</w:t>
+            </w:r>
+            <w:proofErr w:type="spellStart"/>
+            <w:proofErr w:type="gramStart"/>
+            <w:r>
+              <w:rPr>
+                <w:rFonts w:ascii="Arial" w:hAnsi="Arial" w:cs="Arial"/>
+                <w:sz w:val="22"/>
+              </w:rPr>
+              <w:t>attr.getStringValueArray</w:t>
+            </w:r>
+            <w:proofErr w:type="spellEnd"/>
+            <w:proofErr w:type="gramEnd"/>
+            <w:r>
+              <w:rPr>
+                <w:rFonts w:ascii="Arial" w:hAnsi="Arial" w:cs="Arial"/>
+                <w:sz w:val="22"/>
+              </w:rPr>
+              <w:t>()));</w:t>
+            </w:r>
+          </w:p>
+          <w:p>
+            <w:pPr>
+              <w:rPr>
+                <w:rFonts w:ascii="Arial" w:hAnsi="Arial" w:cs="Arial"/>
+                <w:sz w:val="22"/>
+              </w:rPr>
+            </w:pPr>
+            <w:r>
+              <w:rPr>
+                <w:rFonts w:ascii="Arial" w:hAnsi="Arial" w:cs="Arial"/>
+                <w:sz w:val="22"/>
+              </w:rPr>
+              <w:t xml:space="preserve">                }</w:t>
+            </w:r>
+          </w:p>
+          <w:p>
+            <w:pPr>
+              <w:keepNext/>
+            </w:pPr>
+            <w:r>
+              <w:rPr>
+                <w:rFonts w:ascii="Arial" w:hAnsi="Arial" w:cs="Arial"/>
+                <w:sz w:val="22"/>
+              </w:rPr>
+              <w:t xml:space="preserve">            }</w:t>
+            </w:r>
+          </w:p>
+        </w:tc>
+      </w:tr>
+    </w:tbl>
+    <w:p>
+      <w:pPr>
+        <w:pStyle w:val="Kpalrs"/>
+        <w:jc w:val="center"/>
+        <w:rPr>
+          <w:sz w:val="22"/>
+        </w:rPr>
+      </w:pPr>
+      <w:r>
+        <w:rPr>
+          <w:sz w:val="22"/>
+        </w:rPr>
+        <w:lastRenderedPageBreak/>
+        <w:t xml:space="preserve">5.ábra: </w:t>
+      </w:r>
+      <w:proofErr w:type="spellStart"/>
+      <w:r>
+        <w:rPr>
+          <w:sz w:val="22"/>
+        </w:rPr>
+        <w:t>S</w:t>
+      </w:r>
+      <w:r>
+        <w:rPr>
+          <w:sz w:val="22"/>
+        </w:rPr>
+        <w:t>truktúra</w:t>
+      </w:r>
+      <w:proofErr w:type="spellEnd"/>
+      <w:r>
+        <w:rPr>
+          <w:sz w:val="22"/>
+        </w:rPr>
+        <w:t xml:space="preserve"> </w:t>
+      </w:r>
+      <w:proofErr w:type="spellStart"/>
+      <w:r>
+        <w:rPr>
+          <w:sz w:val="22"/>
+        </w:rPr>
+        <w:t>mó</w:t>
+      </w:r>
+      <w:r>
+        <w:rPr>
+          <w:sz w:val="22"/>
+        </w:rPr>
+        <w:t>dosítása</w:t>
+      </w:r>
+      <w:proofErr w:type="spellEnd"/>
+    </w:p>
+    <w:p>
+      <w:pPr>
+        <w:pStyle w:val="Cmsor3"/>
+      </w:pPr>
+      <w:proofErr w:type="spellStart"/>
+      <w:r>
+        <w:t>Lekérdezés</w:t>
+      </w:r>
+      <w:proofErr w:type="spellEnd"/>
+      <w:r>
+        <w:t xml:space="preserve"> </w:t>
+      </w:r>
+      <w:proofErr w:type="spellStart"/>
+      <w:r>
+        <w:t>végrehajtása</w:t>
+      </w:r>
+      <w:proofErr w:type="spellEnd"/>
+      <w:r>
+        <w:t>:</w:t>
+      </w:r>
+    </w:p>
+    <w:tbl>
+      <w:tblPr>
+        <w:tblStyle w:val="Rcsostblzat"/>
+        <w:tblW w:w="0" w:type="auto"/>
+        <w:tblLook w:val="04A0" w:firstRow="1" w:lastRow="0" w:firstColumn="1" w:lastColumn="0" w:noHBand="0" w:noVBand="1"/>
+      </w:tblPr>
+      <w:tblGrid>
+        <w:gridCol w:w="9350"/>
+      </w:tblGrid>
+      <w:tr>
+        <w:tc>
+          <w:tcPr>
+            <w:tcW w:w="9350" w:type="dxa"/>
+          </w:tcPr>
+          <w:p>
+            <w:pPr>
+              <w:rPr>
+                <w:rFonts w:ascii="Arial" w:hAnsi="Arial" w:cs="Arial"/>
+                <w:sz w:val="22"/>
+                <w:szCs w:val="24"/>
+              </w:rPr>
+            </w:pPr>
+            <w:r>
+              <w:rPr>
+                <w:rFonts w:ascii="Arial" w:hAnsi="Arial" w:cs="Arial"/>
+                <w:sz w:val="22"/>
+                <w:szCs w:val="24"/>
+              </w:rPr>
+              <w:t>String base = "</w:t>
+            </w:r>
+            <w:proofErr w:type="spellStart"/>
+            <w:r>
+              <w:rPr>
+                <w:rFonts w:ascii="Arial" w:hAnsi="Arial" w:cs="Arial"/>
+                <w:sz w:val="22"/>
+                <w:szCs w:val="24"/>
+              </w:rPr>
+              <w:t>ou</w:t>
+            </w:r>
+            <w:proofErr w:type="spellEnd"/>
+            <w:r>
+              <w:rPr>
+                <w:rFonts w:ascii="Arial" w:hAnsi="Arial" w:cs="Arial"/>
+                <w:sz w:val="22"/>
+                <w:szCs w:val="24"/>
+              </w:rPr>
+              <w:t>=</w:t>
+            </w:r>
+            <w:proofErr w:type="spellStart"/>
+            <w:proofErr w:type="gramStart"/>
+            <w:r>
+              <w:rPr>
+                <w:rFonts w:ascii="Arial" w:hAnsi="Arial" w:cs="Arial"/>
+                <w:sz w:val="22"/>
+                <w:szCs w:val="24"/>
+              </w:rPr>
+              <w:t>people,dc</w:t>
+            </w:r>
+            <w:proofErr w:type="spellEnd"/>
+            <w:proofErr w:type="gramEnd"/>
+            <w:r>
+              <w:rPr>
+                <w:rFonts w:ascii="Arial" w:hAnsi="Arial" w:cs="Arial"/>
+                <w:sz w:val="22"/>
+                <w:szCs w:val="24"/>
+              </w:rPr>
+              <w:t>=</w:t>
+            </w:r>
+            <w:proofErr w:type="spellStart"/>
+            <w:r>
+              <w:rPr>
+                <w:rFonts w:ascii="Arial" w:hAnsi="Arial" w:cs="Arial"/>
+                <w:sz w:val="22"/>
+                <w:szCs w:val="24"/>
+              </w:rPr>
+              <w:t>demo,dc</w:t>
+            </w:r>
+            <w:proofErr w:type="spellEnd"/>
+            <w:r>
+              <w:rPr>
+                <w:rFonts w:ascii="Arial" w:hAnsi="Arial" w:cs="Arial"/>
+                <w:sz w:val="22"/>
+                <w:szCs w:val="24"/>
+              </w:rPr>
+              <w:t>=local";</w:t>
+            </w:r>
+          </w:p>
+          <w:p>
+            <w:pPr>
+              <w:rPr>
+                <w:rFonts w:ascii="Arial" w:hAnsi="Arial" w:cs="Arial"/>
+                <w:sz w:val="22"/>
+                <w:szCs w:val="24"/>
+              </w:rPr>
+            </w:pPr>
+            <w:r>
+              <w:rPr>
+                <w:rFonts w:ascii="Arial" w:hAnsi="Arial" w:cs="Arial"/>
+                <w:sz w:val="22"/>
+                <w:szCs w:val="24"/>
+              </w:rPr>
+              <w:t xml:space="preserve">            String filter = "(</w:t>
+            </w:r>
+            <w:proofErr w:type="spellStart"/>
+            <w:r>
+              <w:rPr>
+                <w:rFonts w:ascii="Arial" w:hAnsi="Arial" w:cs="Arial"/>
+                <w:sz w:val="22"/>
+                <w:szCs w:val="24"/>
+              </w:rPr>
+              <w:t>uid</w:t>
+            </w:r>
+            <w:proofErr w:type="spellEnd"/>
+            <w:r>
+              <w:rPr>
+                <w:rFonts w:ascii="Arial" w:hAnsi="Arial" w:cs="Arial"/>
+                <w:sz w:val="22"/>
+                <w:szCs w:val="24"/>
+              </w:rPr>
+              <w:t>=john)";</w:t>
+            </w:r>
+          </w:p>
+          <w:p>
+            <w:pPr>
+              <w:rPr>
+                <w:rFonts w:ascii="Arial" w:hAnsi="Arial" w:cs="Arial"/>
+                <w:sz w:val="22"/>
+                <w:szCs w:val="24"/>
+              </w:rPr>
+            </w:pPr>
+            <w:r>
+              <w:rPr>
+                <w:rFonts w:ascii="Arial" w:hAnsi="Arial" w:cs="Arial"/>
+                <w:sz w:val="22"/>
+                <w:szCs w:val="24"/>
+              </w:rPr>
+              <w:t xml:space="preserve">            </w:t>
+            </w:r>
+            <w:proofErr w:type="spellStart"/>
+            <w:r>
+              <w:rPr>
+                <w:rFonts w:ascii="Arial" w:hAnsi="Arial" w:cs="Arial"/>
+                <w:sz w:val="22"/>
+                <w:szCs w:val="24"/>
+              </w:rPr>
+              <w:t>int</w:t>
+            </w:r>
+            <w:proofErr w:type="spellEnd"/>
+            <w:r>
+              <w:rPr>
+                <w:rFonts w:ascii="Arial" w:hAnsi="Arial" w:cs="Arial"/>
+                <w:sz w:val="22"/>
+                <w:szCs w:val="24"/>
+              </w:rPr>
+              <w:t xml:space="preserve"> scope = </w:t>
+            </w:r>
+            <w:proofErr w:type="spellStart"/>
+            <w:r>
+              <w:rPr>
+                <w:rFonts w:ascii="Arial" w:hAnsi="Arial" w:cs="Arial"/>
+                <w:sz w:val="22"/>
+                <w:szCs w:val="24"/>
+              </w:rPr>
+              <w:t>LDAPConnect</w:t>
+            </w:r>
+            <w:r>
+              <w:rPr>
+                <w:rFonts w:ascii="Arial" w:hAnsi="Arial" w:cs="Arial"/>
+                <w:sz w:val="22"/>
+                <w:szCs w:val="24"/>
+              </w:rPr>
+              <w:t>ion.SCOPE_SUB</w:t>
+            </w:r>
+            <w:proofErr w:type="spellEnd"/>
+            <w:r>
+              <w:rPr>
+                <w:rFonts w:ascii="Arial" w:hAnsi="Arial" w:cs="Arial"/>
+                <w:sz w:val="22"/>
+                <w:szCs w:val="24"/>
+              </w:rPr>
+              <w:t xml:space="preserve">; // </w:t>
+            </w:r>
+            <w:proofErr w:type="spellStart"/>
+            <w:r>
+              <w:rPr>
+                <w:rFonts w:ascii="Arial" w:hAnsi="Arial" w:cs="Arial"/>
+                <w:sz w:val="22"/>
+                <w:szCs w:val="24"/>
+              </w:rPr>
+              <w:t>teljes</w:t>
+            </w:r>
+            <w:proofErr w:type="spellEnd"/>
+            <w:r>
+              <w:rPr>
+                <w:rFonts w:ascii="Arial" w:hAnsi="Arial" w:cs="Arial"/>
+                <w:sz w:val="22"/>
+                <w:szCs w:val="24"/>
+              </w:rPr>
+              <w:t xml:space="preserve"> </w:t>
+            </w:r>
+            <w:proofErr w:type="spellStart"/>
+            <w:r>
+              <w:rPr>
+                <w:rFonts w:ascii="Arial" w:hAnsi="Arial" w:cs="Arial"/>
+                <w:sz w:val="22"/>
+                <w:szCs w:val="24"/>
+              </w:rPr>
+              <w:t>részfa</w:t>
+            </w:r>
+            <w:proofErr w:type="spellEnd"/>
+          </w:p>
+          <w:p>
+            <w:pPr>
+              <w:rPr>
+                <w:rFonts w:ascii="Arial" w:hAnsi="Arial" w:cs="Arial"/>
+                <w:sz w:val="22"/>
+                <w:szCs w:val="24"/>
+              </w:rPr>
+            </w:pPr>
+            <w:r>
+              <w:rPr>
+                <w:rFonts w:ascii="Arial" w:hAnsi="Arial" w:cs="Arial"/>
+                <w:sz w:val="22"/>
+                <w:szCs w:val="24"/>
+              </w:rPr>
+              <w:t xml:space="preserve">            </w:t>
+            </w:r>
+            <w:proofErr w:type="spellStart"/>
+            <w:r>
+              <w:rPr>
+                <w:rFonts w:ascii="Arial" w:hAnsi="Arial" w:cs="Arial"/>
+                <w:sz w:val="22"/>
+                <w:szCs w:val="24"/>
+              </w:rPr>
+              <w:t>LDAPSearchResults</w:t>
+            </w:r>
+            <w:proofErr w:type="spellEnd"/>
+            <w:r>
+              <w:rPr>
+                <w:rFonts w:ascii="Arial" w:hAnsi="Arial" w:cs="Arial"/>
+                <w:sz w:val="22"/>
+                <w:szCs w:val="24"/>
+              </w:rPr>
+              <w:t xml:space="preserve"> results = </w:t>
+            </w:r>
+            <w:proofErr w:type="spellStart"/>
+            <w:proofErr w:type="gramStart"/>
+            <w:r>
+              <w:rPr>
+                <w:rFonts w:ascii="Arial" w:hAnsi="Arial" w:cs="Arial"/>
+                <w:sz w:val="22"/>
+                <w:szCs w:val="24"/>
+              </w:rPr>
+              <w:t>conn.search</w:t>
+            </w:r>
+            <w:proofErr w:type="spellEnd"/>
+            <w:proofErr w:type="gramEnd"/>
+            <w:r>
+              <w:rPr>
+                <w:rFonts w:ascii="Arial" w:hAnsi="Arial" w:cs="Arial"/>
+                <w:sz w:val="22"/>
+                <w:szCs w:val="24"/>
+              </w:rPr>
+              <w:t>(base, scope, filter, null, false);</w:t>
+            </w:r>
+          </w:p>
+          <w:p>
+            <w:pPr>
+              <w:rPr>
+                <w:rFonts w:ascii="Arial" w:hAnsi="Arial" w:cs="Arial"/>
+                <w:sz w:val="22"/>
+                <w:szCs w:val="24"/>
+              </w:rPr>
+            </w:pPr>
+          </w:p>
+          <w:p>
+            <w:pPr>
+              <w:rPr>
+                <w:rFonts w:ascii="Arial" w:hAnsi="Arial" w:cs="Arial"/>
+                <w:sz w:val="22"/>
+                <w:szCs w:val="24"/>
+              </w:rPr>
+            </w:pPr>
+            <w:r>
+              <w:rPr>
+                <w:rFonts w:ascii="Arial" w:hAnsi="Arial" w:cs="Arial"/>
+                <w:sz w:val="22"/>
+                <w:szCs w:val="24"/>
+              </w:rPr>
+              <w:t xml:space="preserve">            while(</w:t>
+            </w:r>
+            <w:proofErr w:type="spellStart"/>
+            <w:proofErr w:type="gramStart"/>
+            <w:r>
+              <w:rPr>
+                <w:rFonts w:ascii="Arial" w:hAnsi="Arial" w:cs="Arial"/>
+                <w:sz w:val="22"/>
+                <w:szCs w:val="24"/>
+              </w:rPr>
+              <w:t>results.hasMore</w:t>
+            </w:r>
+            <w:proofErr w:type="spellEnd"/>
+            <w:proofErr w:type="gramEnd"/>
+            <w:r>
+              <w:rPr>
+                <w:rFonts w:ascii="Arial" w:hAnsi="Arial" w:cs="Arial"/>
+                <w:sz w:val="22"/>
+                <w:szCs w:val="24"/>
+              </w:rPr>
+              <w:t>()) {</w:t>
+            </w:r>
+          </w:p>
+          <w:p>
+            <w:pPr>
+              <w:rPr>
+                <w:rFonts w:ascii="Arial" w:hAnsi="Arial" w:cs="Arial"/>
+                <w:sz w:val="22"/>
+                <w:szCs w:val="24"/>
+              </w:rPr>
+            </w:pPr>
+            <w:r>
+              <w:rPr>
+                <w:rFonts w:ascii="Arial" w:hAnsi="Arial" w:cs="Arial"/>
+                <w:sz w:val="22"/>
+                <w:szCs w:val="24"/>
+              </w:rPr>
+              <w:t xml:space="preserve">                </w:t>
+            </w:r>
+            <w:proofErr w:type="spellStart"/>
+            <w:r>
+              <w:rPr>
+                <w:rFonts w:ascii="Arial" w:hAnsi="Arial" w:cs="Arial"/>
+                <w:sz w:val="22"/>
+                <w:szCs w:val="24"/>
+              </w:rPr>
+              <w:t>LDAPEntry</w:t>
+            </w:r>
+            <w:proofErr w:type="spellEnd"/>
+            <w:r>
+              <w:rPr>
+                <w:rFonts w:ascii="Arial" w:hAnsi="Arial" w:cs="Arial"/>
+                <w:sz w:val="22"/>
+                <w:szCs w:val="24"/>
+              </w:rPr>
+              <w:t xml:space="preserve"> entry = </w:t>
+            </w:r>
+            <w:proofErr w:type="spellStart"/>
+            <w:proofErr w:type="gramStart"/>
+            <w:r>
+              <w:rPr>
+                <w:rFonts w:ascii="Arial" w:hAnsi="Arial" w:cs="Arial"/>
+                <w:sz w:val="22"/>
+                <w:szCs w:val="24"/>
+              </w:rPr>
+              <w:t>results.next</w:t>
+            </w:r>
+            <w:proofErr w:type="spellEnd"/>
+            <w:proofErr w:type="gramEnd"/>
+            <w:r>
+              <w:rPr>
+                <w:rFonts w:ascii="Arial" w:hAnsi="Arial" w:cs="Arial"/>
+                <w:sz w:val="22"/>
+                <w:szCs w:val="24"/>
+              </w:rPr>
+              <w:t>();</w:t>
+            </w:r>
+          </w:p>
+          <w:p>
+            <w:pPr>
+              <w:rPr>
+                <w:rFonts w:ascii="Arial" w:hAnsi="Arial" w:cs="Arial"/>
+                <w:sz w:val="22"/>
+                <w:szCs w:val="24"/>
+              </w:rPr>
+            </w:pPr>
+            <w:r>
+              <w:rPr>
+                <w:rFonts w:ascii="Arial" w:hAnsi="Arial" w:cs="Arial"/>
+                <w:sz w:val="22"/>
+                <w:szCs w:val="24"/>
+              </w:rPr>
+              <w:t xml:space="preserve">                </w:t>
+            </w:r>
+            <w:proofErr w:type="spellStart"/>
+            <w:r>
+              <w:rPr>
+                <w:rFonts w:ascii="Arial" w:hAnsi="Arial" w:cs="Arial"/>
+                <w:sz w:val="22"/>
+                <w:szCs w:val="24"/>
+              </w:rPr>
+              <w:t>System.out.println</w:t>
+            </w:r>
+            <w:proofErr w:type="spellEnd"/>
+            <w:r>
+              <w:rPr>
+                <w:rFonts w:ascii="Arial" w:hAnsi="Arial" w:cs="Arial"/>
+                <w:sz w:val="22"/>
+                <w:szCs w:val="24"/>
+              </w:rPr>
+              <w:t xml:space="preserve">("DN: " + </w:t>
+            </w:r>
+            <w:proofErr w:type="spellStart"/>
+            <w:proofErr w:type="gramStart"/>
+            <w:r>
+              <w:rPr>
+                <w:rFonts w:ascii="Arial" w:hAnsi="Arial" w:cs="Arial"/>
+                <w:sz w:val="22"/>
+                <w:szCs w:val="24"/>
+              </w:rPr>
+              <w:t>entry.getDN</w:t>
+            </w:r>
+            <w:proofErr w:type="spellEnd"/>
+            <w:proofErr w:type="gramEnd"/>
+            <w:r>
+              <w:rPr>
+                <w:rFonts w:ascii="Arial" w:hAnsi="Arial" w:cs="Arial"/>
+                <w:sz w:val="22"/>
+                <w:szCs w:val="24"/>
+              </w:rPr>
+              <w:t>());</w:t>
+            </w:r>
+          </w:p>
+          <w:p>
+            <w:pPr>
+              <w:rPr>
+                <w:rFonts w:ascii="Arial" w:hAnsi="Arial" w:cs="Arial"/>
+                <w:sz w:val="22"/>
+                <w:szCs w:val="24"/>
+              </w:rPr>
+            </w:pPr>
+          </w:p>
+          <w:p>
+            <w:pPr>
+              <w:rPr>
+                <w:rFonts w:ascii="Arial" w:hAnsi="Arial" w:cs="Arial"/>
+                <w:sz w:val="22"/>
+                <w:szCs w:val="24"/>
+              </w:rPr>
+            </w:pPr>
+            <w:r>
+              <w:rPr>
+                <w:rFonts w:ascii="Arial" w:hAnsi="Arial" w:cs="Arial"/>
+                <w:sz w:val="22"/>
+                <w:szCs w:val="24"/>
+              </w:rPr>
+              <w:t xml:space="preserve">                </w:t>
+            </w:r>
+            <w:proofErr w:type="spellStart"/>
+            <w:r>
+              <w:rPr>
+                <w:rFonts w:ascii="Arial" w:hAnsi="Arial" w:cs="Arial"/>
+                <w:sz w:val="22"/>
+                <w:szCs w:val="24"/>
+              </w:rPr>
+              <w:t>LDAPAttributeSet</w:t>
+            </w:r>
+            <w:proofErr w:type="spellEnd"/>
+            <w:r>
+              <w:rPr>
+                <w:rFonts w:ascii="Arial" w:hAnsi="Arial" w:cs="Arial"/>
+                <w:sz w:val="22"/>
+                <w:szCs w:val="24"/>
+              </w:rPr>
+              <w:t xml:space="preserve"> </w:t>
+            </w:r>
+            <w:proofErr w:type="spellStart"/>
+            <w:r>
+              <w:rPr>
+                <w:rFonts w:ascii="Arial" w:hAnsi="Arial" w:cs="Arial"/>
+                <w:sz w:val="22"/>
+                <w:szCs w:val="24"/>
+              </w:rPr>
+              <w:t>attrs</w:t>
+            </w:r>
+            <w:proofErr w:type="spellEnd"/>
+            <w:r>
+              <w:rPr>
+                <w:rFonts w:ascii="Arial" w:hAnsi="Arial" w:cs="Arial"/>
+                <w:sz w:val="22"/>
+                <w:szCs w:val="24"/>
+              </w:rPr>
+              <w:t xml:space="preserve"> = </w:t>
+            </w:r>
+            <w:proofErr w:type="spellStart"/>
+            <w:proofErr w:type="gramStart"/>
+            <w:r>
+              <w:rPr>
+                <w:rFonts w:ascii="Arial" w:hAnsi="Arial" w:cs="Arial"/>
+                <w:sz w:val="22"/>
+                <w:szCs w:val="24"/>
+              </w:rPr>
+              <w:t>entry.getAttributeSet</w:t>
+            </w:r>
+            <w:proofErr w:type="spellEnd"/>
+            <w:proofErr w:type="gramEnd"/>
+            <w:r>
+              <w:rPr>
+                <w:rFonts w:ascii="Arial" w:hAnsi="Arial" w:cs="Arial"/>
+                <w:sz w:val="22"/>
+                <w:szCs w:val="24"/>
+              </w:rPr>
+              <w:t>();</w:t>
+            </w:r>
+          </w:p>
+          <w:p>
+            <w:pPr>
+              <w:rPr>
+                <w:rFonts w:ascii="Arial" w:hAnsi="Arial" w:cs="Arial"/>
+                <w:sz w:val="22"/>
+                <w:szCs w:val="24"/>
+              </w:rPr>
+            </w:pPr>
+            <w:r>
+              <w:rPr>
+                <w:rFonts w:ascii="Arial" w:hAnsi="Arial" w:cs="Arial"/>
+                <w:sz w:val="22"/>
+                <w:szCs w:val="24"/>
+              </w:rPr>
+              <w:t xml:space="preserve">                for (Object </w:t>
+            </w:r>
+            <w:proofErr w:type="gramStart"/>
+            <w:r>
+              <w:rPr>
+                <w:rFonts w:ascii="Arial" w:hAnsi="Arial" w:cs="Arial"/>
+                <w:sz w:val="22"/>
+                <w:szCs w:val="24"/>
+              </w:rPr>
+              <w:t>o :</w:t>
+            </w:r>
+            <w:proofErr w:type="gramEnd"/>
+            <w:r>
+              <w:rPr>
+                <w:rFonts w:ascii="Arial" w:hAnsi="Arial" w:cs="Arial"/>
+                <w:sz w:val="22"/>
+                <w:szCs w:val="24"/>
+              </w:rPr>
+              <w:t xml:space="preserve"> </w:t>
+            </w:r>
+            <w:proofErr w:type="spellStart"/>
+            <w:r>
+              <w:rPr>
+                <w:rFonts w:ascii="Arial" w:hAnsi="Arial" w:cs="Arial"/>
+                <w:sz w:val="22"/>
+                <w:szCs w:val="24"/>
+              </w:rPr>
+              <w:t>attrs</w:t>
+            </w:r>
+            <w:proofErr w:type="spellEnd"/>
+            <w:r>
+              <w:rPr>
+                <w:rFonts w:ascii="Arial" w:hAnsi="Arial" w:cs="Arial"/>
+                <w:sz w:val="22"/>
+                <w:szCs w:val="24"/>
+              </w:rPr>
+              <w:t>) {</w:t>
+            </w:r>
+          </w:p>
+          <w:p>
+            <w:pPr>
+              <w:rPr>
+                <w:rFonts w:ascii="Arial" w:hAnsi="Arial" w:cs="Arial"/>
+                <w:sz w:val="22"/>
+                <w:szCs w:val="24"/>
+              </w:rPr>
+            </w:pPr>
+            <w:r>
+              <w:rPr>
+                <w:rFonts w:ascii="Arial" w:hAnsi="Arial" w:cs="Arial"/>
+                <w:sz w:val="22"/>
+                <w:szCs w:val="24"/>
+              </w:rPr>
+              <w:t xml:space="preserve">                    </w:t>
+            </w:r>
+            <w:proofErr w:type="spellStart"/>
+            <w:r>
+              <w:rPr>
+                <w:rFonts w:ascii="Arial" w:hAnsi="Arial" w:cs="Arial"/>
+                <w:sz w:val="22"/>
+                <w:szCs w:val="24"/>
+              </w:rPr>
+              <w:t>LDAPAttribute</w:t>
+            </w:r>
+            <w:proofErr w:type="spellEnd"/>
+            <w:r>
+              <w:rPr>
+                <w:rFonts w:ascii="Arial" w:hAnsi="Arial" w:cs="Arial"/>
+                <w:sz w:val="22"/>
+                <w:szCs w:val="24"/>
+              </w:rPr>
+              <w:t xml:space="preserve"> </w:t>
+            </w:r>
+            <w:proofErr w:type="spellStart"/>
+            <w:r>
+              <w:rPr>
+                <w:rFonts w:ascii="Arial" w:hAnsi="Arial" w:cs="Arial"/>
+                <w:sz w:val="22"/>
+                <w:szCs w:val="24"/>
+              </w:rPr>
+              <w:t>attr</w:t>
+            </w:r>
+            <w:proofErr w:type="spellEnd"/>
+            <w:r>
+              <w:rPr>
+                <w:rFonts w:ascii="Arial" w:hAnsi="Arial" w:cs="Arial"/>
+                <w:sz w:val="22"/>
+                <w:szCs w:val="24"/>
+              </w:rPr>
+              <w:t xml:space="preserve"> = (</w:t>
+            </w:r>
+            <w:proofErr w:type="spellStart"/>
+            <w:r>
+              <w:rPr>
+                <w:rFonts w:ascii="Arial" w:hAnsi="Arial" w:cs="Arial"/>
+                <w:sz w:val="22"/>
+                <w:szCs w:val="24"/>
+              </w:rPr>
+              <w:t>LDAPAttribute</w:t>
+            </w:r>
+            <w:proofErr w:type="spellEnd"/>
+            <w:r>
+              <w:rPr>
+                <w:rFonts w:ascii="Arial" w:hAnsi="Arial" w:cs="Arial"/>
+                <w:sz w:val="22"/>
+                <w:szCs w:val="24"/>
+              </w:rPr>
+              <w:t>) o;</w:t>
+            </w:r>
+          </w:p>
+          <w:p>
+            <w:pPr>
+              <w:rPr>
+                <w:rFonts w:ascii="Arial" w:hAnsi="Arial" w:cs="Arial"/>
+                <w:sz w:val="22"/>
+                <w:szCs w:val="24"/>
+              </w:rPr>
+            </w:pPr>
+            <w:r>
+              <w:rPr>
+                <w:rFonts w:ascii="Arial" w:hAnsi="Arial" w:cs="Arial"/>
+                <w:sz w:val="22"/>
+                <w:szCs w:val="24"/>
+              </w:rPr>
+              <w:t xml:space="preserve">                    </w:t>
+            </w:r>
+            <w:proofErr w:type="spellStart"/>
+            <w:r>
+              <w:rPr>
+                <w:rFonts w:ascii="Arial" w:hAnsi="Arial" w:cs="Arial"/>
+                <w:sz w:val="22"/>
+                <w:szCs w:val="24"/>
+              </w:rPr>
+              <w:t>System.out.println</w:t>
+            </w:r>
+            <w:proofErr w:type="spellEnd"/>
+            <w:r>
+              <w:rPr>
+                <w:rFonts w:ascii="Arial" w:hAnsi="Arial" w:cs="Arial"/>
+                <w:sz w:val="22"/>
+                <w:szCs w:val="24"/>
+              </w:rPr>
+              <w:t>(</w:t>
+            </w:r>
+            <w:proofErr w:type="spellStart"/>
+            <w:proofErr w:type="gramStart"/>
+            <w:r>
+              <w:rPr>
+                <w:rFonts w:ascii="Arial" w:hAnsi="Arial" w:cs="Arial"/>
+                <w:sz w:val="22"/>
+                <w:szCs w:val="24"/>
+              </w:rPr>
+              <w:t>attr.getName</w:t>
+            </w:r>
+            <w:proofErr w:type="spellEnd"/>
+            <w:proofErr w:type="gramEnd"/>
+            <w:r>
+              <w:rPr>
+                <w:rFonts w:ascii="Arial" w:hAnsi="Arial" w:cs="Arial"/>
+                <w:sz w:val="22"/>
+                <w:szCs w:val="24"/>
+              </w:rPr>
+              <w:t>() + " = " +</w:t>
+            </w:r>
+          </w:p>
+          <w:p>
+            <w:pPr>
+              <w:rPr>
+                <w:rFonts w:ascii="Arial" w:hAnsi="Arial" w:cs="Arial"/>
+                <w:sz w:val="22"/>
+                <w:szCs w:val="24"/>
+              </w:rPr>
+            </w:pPr>
+            <w:r>
+              <w:rPr>
+                <w:rFonts w:ascii="Arial" w:hAnsi="Arial" w:cs="Arial"/>
+                <w:sz w:val="22"/>
+                <w:szCs w:val="24"/>
+              </w:rPr>
+              <w:t xml:space="preserve">                            </w:t>
+            </w:r>
+            <w:proofErr w:type="spellStart"/>
+            <w:r>
+              <w:rPr>
+                <w:rFonts w:ascii="Arial" w:hAnsi="Arial" w:cs="Arial"/>
+                <w:sz w:val="22"/>
+                <w:szCs w:val="24"/>
+              </w:rPr>
+              <w:t>Arrays.toString</w:t>
+            </w:r>
+            <w:proofErr w:type="spellEnd"/>
+            <w:r>
+              <w:rPr>
+                <w:rFonts w:ascii="Arial" w:hAnsi="Arial" w:cs="Arial"/>
+                <w:sz w:val="22"/>
+                <w:szCs w:val="24"/>
+              </w:rPr>
+              <w:t>(</w:t>
+            </w:r>
+            <w:proofErr w:type="spellStart"/>
+            <w:proofErr w:type="gramStart"/>
+            <w:r>
+              <w:rPr>
+                <w:rFonts w:ascii="Arial" w:hAnsi="Arial" w:cs="Arial"/>
+                <w:sz w:val="22"/>
+                <w:szCs w:val="24"/>
+              </w:rPr>
+              <w:t>attr.getStringValueArray</w:t>
+            </w:r>
+            <w:proofErr w:type="spellEnd"/>
+            <w:proofErr w:type="gramEnd"/>
+            <w:r>
+              <w:rPr>
+                <w:rFonts w:ascii="Arial" w:hAnsi="Arial" w:cs="Arial"/>
+                <w:sz w:val="22"/>
+                <w:szCs w:val="24"/>
+              </w:rPr>
+              <w:t>()));</w:t>
+            </w:r>
+          </w:p>
+          <w:p>
+            <w:pPr>
+              <w:rPr>
+                <w:rFonts w:ascii="Arial" w:hAnsi="Arial" w:cs="Arial"/>
+                <w:sz w:val="22"/>
+                <w:szCs w:val="24"/>
+              </w:rPr>
+            </w:pPr>
+            <w:r>
+              <w:rPr>
+                <w:rFonts w:ascii="Arial" w:hAnsi="Arial" w:cs="Arial"/>
+                <w:sz w:val="22"/>
+                <w:szCs w:val="24"/>
+              </w:rPr>
+              <w:t xml:space="preserve">                }</w:t>
+            </w:r>
+          </w:p>
+          <w:p>
+            <w:pPr>
+              <w:keepNext/>
+            </w:pPr>
+            <w:r>
+              <w:rPr>
+                <w:rFonts w:ascii="Arial" w:hAnsi="Arial" w:cs="Arial"/>
+                <w:sz w:val="22"/>
+                <w:szCs w:val="24"/>
+              </w:rPr>
+              <w:t xml:space="preserve">            }</w:t>
+            </w:r>
+          </w:p>
+        </w:tc>
+      </w:tr>
+    </w:tbl>
+    <w:p>
+      <w:pPr>
+        <w:pStyle w:val="Kpalrs"/>
+        <w:jc w:val="center"/>
+        <w:rPr>
+          <w:sz w:val="22"/>
+        </w:rPr>
+      </w:pPr>
+      <w:r>
+        <w:rPr>
+          <w:sz w:val="22"/>
+        </w:rPr>
+        <w:t xml:space="preserve">6.ábra: </w:t>
+      </w:r>
+      <w:proofErr w:type="spellStart"/>
+      <w:r>
+        <w:rPr>
+          <w:sz w:val="22"/>
+        </w:rPr>
+        <w:t>L</w:t>
+      </w:r>
+      <w:r>
+        <w:rPr>
+          <w:sz w:val="22"/>
+        </w:rPr>
+        <w:t>ekérdezés</w:t>
+      </w:r>
+      <w:proofErr w:type="spellEnd"/>
+    </w:p>
+    <w:p>
+      <w:pPr>
+        <w:pStyle w:val="Cmsor3"/>
+      </w:pPr>
+      <w:r>
+        <w:lastRenderedPageBreak/>
+        <w:t xml:space="preserve"> </w:t>
+      </w:r>
+      <w:proofErr w:type="spellStart"/>
+      <w:r>
+        <w:t>Lekérdezés</w:t>
+      </w:r>
+      <w:proofErr w:type="spellEnd"/>
+      <w:r>
+        <w:t xml:space="preserve"> </w:t>
+      </w:r>
+      <w:proofErr w:type="spellStart"/>
+      <w:r>
+        <w:t>eredménye</w:t>
+      </w:r>
+      <w:proofErr w:type="spellEnd"/>
+      <w:r>
+        <w:t>:</w:t>
+      </w:r>
+    </w:p>
+    <w:tbl>
+      <w:tblPr>
+        <w:tblStyle w:val="Rcsostblzat"/>
+        <w:tblW w:w="0" w:type="auto"/>
+        <w:tblLook w:val="04A0" w:firstRow="1" w:lastRow="0" w:firstColumn="1" w:lastColumn="0" w:noHBand="0" w:noVBand="1"/>
+      </w:tblPr>
+      <w:tblGrid>
+        <w:gridCol w:w="9350"/>
+      </w:tblGrid>
+      <w:tr>
+        <w:tc>
+          <w:tcPr>
+            <w:tcW w:w="9350" w:type="dxa"/>
+          </w:tcPr>
+          <w:p>
+            <w:pPr>
+              <w:rPr>
+                <w:rFonts w:ascii="Arial" w:hAnsi="Arial" w:cs="Arial"/>
+                <w:sz w:val="22"/>
+              </w:rPr>
+            </w:pPr>
+            <w:r>
+              <w:rPr>
+                <w:rFonts w:ascii="Arial" w:hAnsi="Arial" w:cs="Arial"/>
+                <w:sz w:val="22"/>
+              </w:rPr>
+              <w:t xml:space="preserve">DN: </w:t>
+            </w:r>
+            <w:proofErr w:type="spellStart"/>
+            <w:r>
+              <w:rPr>
+                <w:rFonts w:ascii="Arial" w:hAnsi="Arial" w:cs="Arial"/>
+                <w:sz w:val="22"/>
+              </w:rPr>
+              <w:t>uid</w:t>
+            </w:r>
+            <w:proofErr w:type="spellEnd"/>
+            <w:r>
+              <w:rPr>
+                <w:rFonts w:ascii="Arial" w:hAnsi="Arial" w:cs="Arial"/>
+                <w:sz w:val="22"/>
+              </w:rPr>
+              <w:t>=</w:t>
+            </w:r>
+            <w:proofErr w:type="spellStart"/>
+            <w:proofErr w:type="gramStart"/>
+            <w:r>
+              <w:rPr>
+                <w:rFonts w:ascii="Arial" w:hAnsi="Arial" w:cs="Arial"/>
+                <w:sz w:val="22"/>
+              </w:rPr>
+              <w:t>john,ou</w:t>
+            </w:r>
+            <w:proofErr w:type="spellEnd"/>
+            <w:proofErr w:type="gramEnd"/>
+            <w:r>
+              <w:rPr>
+                <w:rFonts w:ascii="Arial" w:hAnsi="Arial" w:cs="Arial"/>
+                <w:sz w:val="22"/>
+              </w:rPr>
+              <w:t>=</w:t>
+            </w:r>
+            <w:proofErr w:type="spellStart"/>
+            <w:r>
+              <w:rPr>
+                <w:rFonts w:ascii="Arial" w:hAnsi="Arial" w:cs="Arial"/>
+                <w:sz w:val="22"/>
+              </w:rPr>
+              <w:t>people,dc</w:t>
+            </w:r>
+            <w:proofErr w:type="spellEnd"/>
+            <w:r>
+              <w:rPr>
+                <w:rFonts w:ascii="Arial" w:hAnsi="Arial" w:cs="Arial"/>
+                <w:sz w:val="22"/>
+              </w:rPr>
+              <w:t>=</w:t>
+            </w:r>
+            <w:proofErr w:type="spellStart"/>
+            <w:r>
+              <w:rPr>
+                <w:rFonts w:ascii="Arial" w:hAnsi="Arial" w:cs="Arial"/>
+                <w:sz w:val="22"/>
+              </w:rPr>
+              <w:t>demo,dc</w:t>
+            </w:r>
+            <w:proofErr w:type="spellEnd"/>
+            <w:r>
+              <w:rPr>
+                <w:rFonts w:ascii="Arial" w:hAnsi="Arial" w:cs="Arial"/>
+                <w:sz w:val="22"/>
+              </w:rPr>
+              <w:t>=local</w:t>
+            </w:r>
+          </w:p>
+          <w:p>
+            <w:pPr>
+              <w:rPr>
+                <w:rFonts w:ascii="Arial" w:hAnsi="Arial" w:cs="Arial"/>
+                <w:sz w:val="22"/>
+              </w:rPr>
+            </w:pPr>
+            <w:proofErr w:type="spellStart"/>
+            <w:r>
+              <w:rPr>
+                <w:rFonts w:ascii="Arial" w:hAnsi="Arial" w:cs="Arial"/>
+                <w:sz w:val="22"/>
+              </w:rPr>
+              <w:t>uid</w:t>
+            </w:r>
+            <w:proofErr w:type="spellEnd"/>
+            <w:r>
+              <w:rPr>
+                <w:rFonts w:ascii="Arial" w:hAnsi="Arial" w:cs="Arial"/>
+                <w:sz w:val="22"/>
+              </w:rPr>
+              <w:t xml:space="preserve"> = [john]</w:t>
+            </w:r>
+          </w:p>
+          <w:p>
+            <w:pPr>
+              <w:rPr>
+                <w:rFonts w:ascii="Arial" w:hAnsi="Arial" w:cs="Arial"/>
+                <w:sz w:val="22"/>
+              </w:rPr>
+            </w:pPr>
+            <w:proofErr w:type="spellStart"/>
+            <w:r>
+              <w:rPr>
+                <w:rFonts w:ascii="Arial" w:hAnsi="Arial" w:cs="Arial"/>
+                <w:sz w:val="22"/>
+              </w:rPr>
+              <w:t>cn</w:t>
+            </w:r>
+            <w:proofErr w:type="spellEnd"/>
+            <w:r>
+              <w:rPr>
+                <w:rFonts w:ascii="Arial" w:hAnsi="Arial" w:cs="Arial"/>
+                <w:sz w:val="22"/>
+              </w:rPr>
+              <w:t xml:space="preserve"> = [John Doe]</w:t>
+            </w:r>
+          </w:p>
+          <w:p>
+            <w:pPr>
+              <w:rPr>
+                <w:rFonts w:ascii="Arial" w:hAnsi="Arial" w:cs="Arial"/>
+                <w:sz w:val="22"/>
+              </w:rPr>
+            </w:pPr>
+            <w:proofErr w:type="spellStart"/>
+            <w:r>
+              <w:rPr>
+                <w:rFonts w:ascii="Arial" w:hAnsi="Arial" w:cs="Arial"/>
+                <w:sz w:val="22"/>
+              </w:rPr>
+              <w:t>sn</w:t>
+            </w:r>
+            <w:proofErr w:type="spellEnd"/>
+            <w:r>
+              <w:rPr>
+                <w:rFonts w:ascii="Arial" w:hAnsi="Arial" w:cs="Arial"/>
+                <w:sz w:val="22"/>
+              </w:rPr>
+              <w:t xml:space="preserve"> = [Doe]</w:t>
+            </w:r>
+          </w:p>
+          <w:p>
+            <w:pPr>
+              <w:rPr>
+                <w:rFonts w:ascii="Arial" w:hAnsi="Arial" w:cs="Arial"/>
+                <w:sz w:val="22"/>
+              </w:rPr>
+            </w:pPr>
+            <w:proofErr w:type="spellStart"/>
+            <w:r>
+              <w:rPr>
+                <w:rFonts w:ascii="Arial" w:hAnsi="Arial" w:cs="Arial"/>
+                <w:sz w:val="22"/>
+              </w:rPr>
+              <w:t>objectClass</w:t>
+            </w:r>
+            <w:proofErr w:type="spellEnd"/>
+            <w:r>
+              <w:rPr>
+                <w:rFonts w:ascii="Arial" w:hAnsi="Arial" w:cs="Arial"/>
+                <w:sz w:val="22"/>
+              </w:rPr>
+              <w:t xml:space="preserve"> = [</w:t>
+            </w:r>
+            <w:proofErr w:type="spellStart"/>
+            <w:r>
+              <w:rPr>
+                <w:rFonts w:ascii="Arial" w:hAnsi="Arial" w:cs="Arial"/>
+                <w:sz w:val="22"/>
+              </w:rPr>
+              <w:t>inetOrgPerson</w:t>
+            </w:r>
+            <w:proofErr w:type="spellEnd"/>
+            <w:r>
+              <w:rPr>
+                <w:rFonts w:ascii="Arial" w:hAnsi="Arial" w:cs="Arial"/>
+                <w:sz w:val="22"/>
+              </w:rPr>
+              <w:t>]</w:t>
+            </w:r>
+          </w:p>
+          <w:p>
+            <w:pPr>
+              <w:keepNext/>
+            </w:pPr>
+            <w:proofErr w:type="spellStart"/>
+            <w:r>
+              <w:rPr>
+                <w:rFonts w:ascii="Arial" w:hAnsi="Arial" w:cs="Arial"/>
+                <w:sz w:val="22"/>
+              </w:rPr>
+              <w:t>userPassword</w:t>
+            </w:r>
+            <w:proofErr w:type="spellEnd"/>
+            <w:r>
+              <w:rPr>
+                <w:rFonts w:ascii="Arial" w:hAnsi="Arial" w:cs="Arial"/>
+                <w:sz w:val="22"/>
+              </w:rPr>
+              <w:t xml:space="preserve"> = [1234]</w:t>
+            </w:r>
+          </w:p>
+        </w:tc>
+      </w:tr>
+    </w:tbl>
+    <w:p>
+      <w:pPr>
+        <w:pStyle w:val="Kpalrs"/>
+        <w:jc w:val="center"/>
+        <w:rPr>
+          <w:sz w:val="22"/>
+        </w:rPr>
+      </w:pPr>
+      <w:r>
+        <w:rPr>
+          <w:sz w:val="22"/>
+        </w:rPr>
+        <w:t xml:space="preserve">7.ábra: Search </w:t>
+      </w:r>
+      <w:proofErr w:type="spellStart"/>
+      <w:r>
+        <w:rPr>
+          <w:sz w:val="22"/>
+        </w:rPr>
+        <w:t>eredménye</w:t>
+      </w:r>
+      <w:proofErr w:type="spellEnd"/>
+    </w:p>
+    <w:p>
+      <w:pPr>
+        <w:pStyle w:val="Cmsor3"/>
+      </w:pPr>
+      <w:proofErr w:type="spellStart"/>
+      <w:r>
+        <w:t>Módosítás</w:t>
+      </w:r>
+      <w:proofErr w:type="spellEnd"/>
+      <w:r>
+        <w:t xml:space="preserve"> </w:t>
+      </w:r>
+      <w:proofErr w:type="spellStart"/>
+      <w:r>
+        <w:t>végrehajtása</w:t>
+      </w:r>
+      <w:proofErr w:type="spellEnd"/>
+      <w:r>
+        <w:t>:</w:t>
+      </w:r>
+    </w:p>
+    <w:tbl>
+      <w:tblPr>
+        <w:tblStyle w:val="Rcsostblzat"/>
+        <w:tblW w:w="0" w:type="auto"/>
+        <w:tblLook w:val="04A0" w:firstRow="1" w:lastRow="0" w:firstColumn="1" w:lastColumn="0" w:noHBand="0" w:noVBand="1"/>
+      </w:tblPr>
+      <w:tblGrid>
+        <w:gridCol w:w="9350"/>
+      </w:tblGrid>
+      <w:tr>
+        <w:tc>
+          <w:tcPr>
+            <w:tcW w:w="9350" w:type="dxa"/>
+          </w:tcPr>
+          <w:p>
+            <w:pPr>
+              <w:rPr>
+                <w:rFonts w:ascii="Arial" w:hAnsi="Arial" w:cs="Arial"/>
+                <w:sz w:val="22"/>
+              </w:rPr>
+            </w:pPr>
+            <w:r>
+              <w:rPr>
+                <w:rFonts w:ascii="Arial" w:hAnsi="Arial" w:cs="Arial"/>
+                <w:sz w:val="22"/>
+              </w:rPr>
+              <w:t xml:space="preserve">            </w:t>
+            </w:r>
+            <w:proofErr w:type="spellStart"/>
+            <w:r>
+              <w:rPr>
+                <w:rFonts w:ascii="Arial" w:hAnsi="Arial" w:cs="Arial"/>
+                <w:sz w:val="22"/>
+              </w:rPr>
+              <w:t>LDAPModification</w:t>
+            </w:r>
+            <w:proofErr w:type="spellEnd"/>
+            <w:r>
+              <w:rPr>
+                <w:rFonts w:ascii="Arial" w:hAnsi="Arial" w:cs="Arial"/>
+                <w:sz w:val="22"/>
+              </w:rPr>
+              <w:t xml:space="preserve"> mod = new </w:t>
+            </w:r>
+            <w:proofErr w:type="spellStart"/>
+            <w:proofErr w:type="gramStart"/>
+            <w:r>
+              <w:rPr>
+                <w:rFonts w:ascii="Arial" w:hAnsi="Arial" w:cs="Arial"/>
+                <w:sz w:val="22"/>
+              </w:rPr>
+              <w:t>LDAPModification</w:t>
+            </w:r>
+            <w:proofErr w:type="spellEnd"/>
+            <w:r>
+              <w:rPr>
+                <w:rFonts w:ascii="Arial" w:hAnsi="Arial" w:cs="Arial"/>
+                <w:sz w:val="22"/>
+              </w:rPr>
+              <w:t>(</w:t>
+            </w:r>
+            <w:proofErr w:type="gramEnd"/>
+          </w:p>
+          <w:p>
+            <w:pPr>
+              <w:rPr>
+                <w:rFonts w:ascii="Arial" w:hAnsi="Arial" w:cs="Arial"/>
+                <w:sz w:val="22"/>
+              </w:rPr>
+            </w:pPr>
+            <w:r>
+              <w:rPr>
+                <w:rFonts w:ascii="Arial" w:hAnsi="Arial" w:cs="Arial"/>
+                <w:sz w:val="22"/>
+              </w:rPr>
+              <w:t xml:space="preserve">                    </w:t>
+            </w:r>
+            <w:proofErr w:type="spellStart"/>
+            <w:r>
+              <w:rPr>
+                <w:rFonts w:ascii="Arial" w:hAnsi="Arial" w:cs="Arial"/>
+                <w:sz w:val="22"/>
+              </w:rPr>
+              <w:t>LDAPModification.REPLACE</w:t>
+            </w:r>
+            <w:proofErr w:type="spellEnd"/>
+            <w:r>
+              <w:rPr>
+                <w:rFonts w:ascii="Arial" w:hAnsi="Arial" w:cs="Arial"/>
+                <w:sz w:val="22"/>
+              </w:rPr>
+              <w:t>,</w:t>
+            </w:r>
+          </w:p>
+          <w:p>
+            <w:pPr>
+              <w:rPr>
+                <w:rFonts w:ascii="Arial" w:hAnsi="Arial" w:cs="Arial"/>
+                <w:sz w:val="22"/>
+              </w:rPr>
+            </w:pPr>
+            <w:r>
+              <w:rPr>
+                <w:rFonts w:ascii="Arial" w:hAnsi="Arial" w:cs="Arial"/>
+                <w:sz w:val="22"/>
+              </w:rPr>
+              <w:t xml:space="preserve">                    new </w:t>
+            </w:r>
+            <w:proofErr w:type="spellStart"/>
+            <w:proofErr w:type="gramStart"/>
+            <w:r>
+              <w:rPr>
+                <w:rFonts w:ascii="Arial" w:hAnsi="Arial" w:cs="Arial"/>
+                <w:sz w:val="22"/>
+              </w:rPr>
+              <w:t>LDAPAttribute</w:t>
+            </w:r>
+            <w:proofErr w:type="spellEnd"/>
+            <w:r>
+              <w:rPr>
+                <w:rFonts w:ascii="Arial" w:hAnsi="Arial" w:cs="Arial"/>
+                <w:sz w:val="22"/>
+              </w:rPr>
+              <w:t>(</w:t>
+            </w:r>
+            <w:proofErr w:type="gramEnd"/>
+            <w:r>
+              <w:rPr>
+                <w:rFonts w:ascii="Arial" w:hAnsi="Arial" w:cs="Arial"/>
+                <w:sz w:val="22"/>
+              </w:rPr>
+              <w:t>"mail", "</w:t>
+            </w:r>
+            <w:proofErr w:type="spellStart"/>
+            <w:r>
+              <w:rPr>
+                <w:rFonts w:ascii="Arial" w:hAnsi="Arial" w:cs="Arial"/>
+                <w:sz w:val="22"/>
+              </w:rPr>
+              <w:t>newmail@demo.local</w:t>
+            </w:r>
+            <w:proofErr w:type="spellEnd"/>
+            <w:r>
+              <w:rPr>
+                <w:rFonts w:ascii="Arial" w:hAnsi="Arial" w:cs="Arial"/>
+                <w:sz w:val="22"/>
+              </w:rPr>
+              <w:t>")</w:t>
+            </w:r>
+          </w:p>
+          <w:p>
+            <w:pPr>
+              <w:rPr>
+                <w:rFonts w:ascii="Arial" w:hAnsi="Arial" w:cs="Arial"/>
+                <w:sz w:val="22"/>
+              </w:rPr>
+            </w:pPr>
+            <w:r>
+              <w:rPr>
+                <w:rFonts w:ascii="Arial" w:hAnsi="Arial" w:cs="Arial"/>
+                <w:sz w:val="22"/>
+              </w:rPr>
+              <w:t xml:space="preserve">            );</w:t>
+            </w:r>
+          </w:p>
+          <w:p>
+            <w:pPr>
+              <w:rPr>
+                <w:rFonts w:ascii="Arial" w:hAnsi="Arial" w:cs="Arial"/>
+                <w:sz w:val="22"/>
+              </w:rPr>
+            </w:pPr>
+          </w:p>
+          <w:p>
+            <w:pPr>
+              <w:rPr>
+                <w:rFonts w:ascii="Arial" w:hAnsi="Arial" w:cs="Arial"/>
+                <w:sz w:val="22"/>
+              </w:rPr>
+            </w:pPr>
+            <w:r>
+              <w:rPr>
+                <w:rFonts w:ascii="Arial" w:hAnsi="Arial" w:cs="Arial"/>
+                <w:sz w:val="22"/>
+              </w:rPr>
+              <w:t xml:space="preserve">  </w:t>
+            </w:r>
+            <w:r>
+              <w:rPr>
+                <w:rFonts w:ascii="Arial" w:hAnsi="Arial" w:cs="Arial"/>
+                <w:sz w:val="22"/>
+              </w:rPr>
+              <w:t xml:space="preserve">          </w:t>
+            </w:r>
+            <w:proofErr w:type="spellStart"/>
+            <w:proofErr w:type="gramStart"/>
+            <w:r>
+              <w:rPr>
+                <w:rFonts w:ascii="Arial" w:hAnsi="Arial" w:cs="Arial"/>
+                <w:sz w:val="22"/>
+              </w:rPr>
+              <w:t>conn.modify</w:t>
+            </w:r>
+            <w:proofErr w:type="spellEnd"/>
+            <w:proofErr w:type="gramEnd"/>
+            <w:r>
+              <w:rPr>
+                <w:rFonts w:ascii="Arial" w:hAnsi="Arial" w:cs="Arial"/>
+                <w:sz w:val="22"/>
+              </w:rPr>
+              <w:t>(</w:t>
+            </w:r>
+            <w:proofErr w:type="spellStart"/>
+            <w:r>
+              <w:rPr>
+                <w:rFonts w:ascii="Arial" w:hAnsi="Arial" w:cs="Arial"/>
+                <w:sz w:val="22"/>
+              </w:rPr>
+              <w:t>dn</w:t>
+            </w:r>
+            <w:proofErr w:type="spellEnd"/>
+            <w:r>
+              <w:rPr>
+                <w:rFonts w:ascii="Arial" w:hAnsi="Arial" w:cs="Arial"/>
+                <w:sz w:val="22"/>
+              </w:rPr>
+              <w:t>, mod);</w:t>
+            </w:r>
+          </w:p>
+          <w:p>
+            <w:pPr>
+              <w:keepNext/>
+            </w:pPr>
+            <w:r>
+              <w:rPr>
+                <w:rFonts w:ascii="Arial" w:hAnsi="Arial" w:cs="Arial"/>
+                <w:sz w:val="22"/>
+              </w:rPr>
+              <w:t xml:space="preserve">            </w:t>
+            </w:r>
+            <w:proofErr w:type="spellStart"/>
+            <w:r>
+              <w:rPr>
+                <w:rFonts w:ascii="Arial" w:hAnsi="Arial" w:cs="Arial"/>
+                <w:sz w:val="22"/>
+              </w:rPr>
+              <w:t>System.out.println</w:t>
+            </w:r>
+            <w:proofErr w:type="spellEnd"/>
+            <w:r>
+              <w:rPr>
+                <w:rFonts w:ascii="Arial" w:hAnsi="Arial" w:cs="Arial"/>
+                <w:sz w:val="22"/>
+              </w:rPr>
+              <w:t>("</w:t>
+            </w:r>
+            <w:proofErr w:type="spellStart"/>
+            <w:r>
+              <w:rPr>
+                <w:rFonts w:ascii="Arial" w:hAnsi="Arial" w:cs="Arial"/>
+                <w:sz w:val="22"/>
+              </w:rPr>
+              <w:t>Sikeres</w:t>
+            </w:r>
+            <w:proofErr w:type="spellEnd"/>
+            <w:r>
+              <w:rPr>
+                <w:rFonts w:ascii="Arial" w:hAnsi="Arial" w:cs="Arial"/>
+                <w:sz w:val="22"/>
+              </w:rPr>
+              <w:t xml:space="preserve"> </w:t>
+            </w:r>
+            <w:proofErr w:type="spellStart"/>
+            <w:r>
+              <w:rPr>
+                <w:rFonts w:ascii="Arial" w:hAnsi="Arial" w:cs="Arial"/>
+                <w:sz w:val="22"/>
+              </w:rPr>
+              <w:t>módosítás</w:t>
+            </w:r>
+            <w:proofErr w:type="spellEnd"/>
+            <w:r>
+              <w:rPr>
+                <w:rFonts w:ascii="Arial" w:hAnsi="Arial" w:cs="Arial"/>
+                <w:sz w:val="22"/>
+              </w:rPr>
+              <w:t>!");</w:t>
+            </w:r>
+          </w:p>
+        </w:tc>
+      </w:tr>
+    </w:tbl>
+    <w:p>
+      <w:pPr>
+        <w:pStyle w:val="Kpalrs"/>
+        <w:jc w:val="center"/>
+        <w:rPr>
+          <w:sz w:val="22"/>
+        </w:rPr>
+      </w:pPr>
+      <w:r>
+        <w:rPr>
+          <w:sz w:val="22"/>
+        </w:rPr>
+        <w:t xml:space="preserve">8.ábra: </w:t>
+      </w:r>
+      <w:proofErr w:type="spellStart"/>
+      <w:r>
+        <w:rPr>
+          <w:sz w:val="22"/>
+        </w:rPr>
+        <w:t>Módosítás</w:t>
       </w:r>
       <w:proofErr w:type="spellEnd"/>
     </w:p>
@@ -3946,8 +8041,8 @@
         </w:numPr>
         <w:ind w:left="360"/>
       </w:pPr>
-      <w:r>
-        <w:lastRenderedPageBreak/>
+      <w:bookmarkStart w:id="3" w:name="_Toc228556424"/>
+      <w:r>
         <w:t xml:space="preserve">A </w:t>
       </w:r>
       <w:proofErr w:type="spellStart"/>
@@ -3962,9 +8057,1642 @@
       <w:r>
         <w:t>leírása</w:t>
       </w:r>
+      <w:bookmarkStart w:id="4" w:name="_GoBack"/>
+      <w:bookmarkEnd w:id="3"/>
+      <w:bookmarkEnd w:id="4"/>
       <w:proofErr w:type="spellEnd"/>
     </w:p>
     <w:p>
+      <w:pPr>
+        <w:pStyle w:val="Cmsor2"/>
+        <w:numPr>
+          <w:ilvl w:val="1"/>
+          <w:numId w:val="2"/>
+        </w:numPr>
+        <w:ind w:left="418" w:hanging="418"/>
+      </w:pPr>
+      <w:bookmarkStart w:id="5" w:name="_Toc228556425"/>
+      <w:r>
+        <w:t xml:space="preserve">A </w:t>
+      </w:r>
+      <w:proofErr w:type="spellStart"/>
+      <w:r>
+        <w:t>feladat</w:t>
+      </w:r>
+      <w:proofErr w:type="spellEnd"/>
+      <w:r>
+        <w:t xml:space="preserve"> </w:t>
+      </w:r>
+      <w:proofErr w:type="spellStart"/>
+      <w:r>
+        <w:t>elmélete</w:t>
+      </w:r>
+      <w:bookmarkEnd w:id="5"/>
+      <w:proofErr w:type="spellEnd"/>
+    </w:p>
+    <w:p>
+      <w:r>
+        <w:t xml:space="preserve">A </w:t>
+      </w:r>
+      <w:proofErr w:type="spellStart"/>
+      <w:r>
+        <w:t>feladat</w:t>
+      </w:r>
+      <w:proofErr w:type="spellEnd"/>
+      <w:r>
+        <w:t xml:space="preserve"> </w:t>
+      </w:r>
+      <w:proofErr w:type="spellStart"/>
+      <w:r>
+        <w:t>célja</w:t>
+      </w:r>
+      <w:proofErr w:type="spellEnd"/>
+      <w:r>
+        <w:t xml:space="preserve"> </w:t>
+      </w:r>
+      <w:proofErr w:type="spellStart"/>
+      <w:r>
+        <w:t>egy</w:t>
+      </w:r>
+      <w:proofErr w:type="spellEnd"/>
+      <w:r>
+        <w:t xml:space="preserve"> LDAP </w:t>
+      </w:r>
+      <w:proofErr w:type="spellStart"/>
+      <w:r>
+        <w:t>alapú</w:t>
+      </w:r>
+      <w:proofErr w:type="spellEnd"/>
+      <w:r>
+        <w:t xml:space="preserve"> </w:t>
+      </w:r>
+      <w:proofErr w:type="spellStart"/>
+      <w:r>
+        <w:t>címtárszolgáltatás</w:t>
+      </w:r>
+      <w:proofErr w:type="spellEnd"/>
+      <w:r>
+        <w:t xml:space="preserve"> </w:t>
+      </w:r>
+      <w:proofErr w:type="spellStart"/>
+      <w:r>
+        <w:t>gyakorlati</w:t>
+      </w:r>
+      <w:proofErr w:type="spellEnd"/>
+      <w:r>
+        <w:t xml:space="preserve"> </w:t>
+      </w:r>
+      <w:proofErr w:type="spellStart"/>
+      <w:r>
+        <w:t>megvalósítása</w:t>
+      </w:r>
+      <w:proofErr w:type="spellEnd"/>
+      <w:r>
+        <w:t xml:space="preserve"> </w:t>
+      </w:r>
+      <w:proofErr w:type="spellStart"/>
+      <w:r>
+        <w:t>és</w:t>
+      </w:r>
+      <w:proofErr w:type="spellEnd"/>
+      <w:r>
+        <w:t xml:space="preserve"> </w:t>
+      </w:r>
+      <w:proofErr w:type="spellStart"/>
+      <w:r>
+        <w:t>az</w:t>
+      </w:r>
+      <w:proofErr w:type="spellEnd"/>
+      <w:r>
+        <w:t xml:space="preserve"> </w:t>
+      </w:r>
+      <w:proofErr w:type="spellStart"/>
+      <w:r>
+        <w:t>alapvető</w:t>
+      </w:r>
+      <w:proofErr w:type="spellEnd"/>
+      <w:r>
+        <w:t xml:space="preserve"> </w:t>
+      </w:r>
+      <w:proofErr w:type="spellStart"/>
+      <w:r>
+        <w:t>címtárműveletek</w:t>
+      </w:r>
+      <w:proofErr w:type="spellEnd"/>
+      <w:r>
+        <w:t xml:space="preserve"> (</w:t>
+      </w:r>
+      <w:proofErr w:type="spellStart"/>
+      <w:r>
+        <w:t>létrehozás</w:t>
+      </w:r>
+      <w:proofErr w:type="spellEnd"/>
+      <w:r>
+        <w:t xml:space="preserve">, </w:t>
+      </w:r>
+      <w:proofErr w:type="spellStart"/>
+      <w:r>
+        <w:t>keresés</w:t>
+      </w:r>
+      <w:proofErr w:type="spellEnd"/>
+      <w:r>
+        <w:t xml:space="preserve">, </w:t>
+      </w:r>
+      <w:proofErr w:type="spellStart"/>
+      <w:r>
+        <w:t>módosítás</w:t>
+      </w:r>
+      <w:proofErr w:type="spellEnd"/>
+      <w:r>
+        <w:t xml:space="preserve">, </w:t>
+      </w:r>
+      <w:proofErr w:type="spellStart"/>
+      <w:r>
+        <w:t>törlés</w:t>
+      </w:r>
+      <w:proofErr w:type="spellEnd"/>
+      <w:r>
+        <w:t xml:space="preserve">) </w:t>
+      </w:r>
+      <w:proofErr w:type="spellStart"/>
+      <w:r>
+        <w:t>működésének</w:t>
+      </w:r>
+      <w:proofErr w:type="spellEnd"/>
+      <w:r>
+        <w:t xml:space="preserve"> </w:t>
+      </w:r>
+      <w:proofErr w:type="spellStart"/>
+      <w:r>
+        <w:t>megértése</w:t>
+      </w:r>
+      <w:proofErr w:type="spellEnd"/>
+      <w:r>
+        <w:t xml:space="preserve">. A </w:t>
+      </w:r>
+      <w:proofErr w:type="spellStart"/>
+      <w:r>
+        <w:t>rendszer</w:t>
+      </w:r>
+      <w:proofErr w:type="spellEnd"/>
+      <w:r>
+        <w:t xml:space="preserve"> </w:t>
+      </w:r>
+      <w:proofErr w:type="spellStart"/>
+      <w:r>
+        <w:t>egy</w:t>
+      </w:r>
+      <w:proofErr w:type="spellEnd"/>
+      <w:r>
+        <w:t xml:space="preserve"> Docker </w:t>
+      </w:r>
+      <w:proofErr w:type="spellStart"/>
+      <w:r>
+        <w:t>konténerben</w:t>
+      </w:r>
+      <w:proofErr w:type="spellEnd"/>
+      <w:r>
+        <w:t xml:space="preserve"> </w:t>
+      </w:r>
+      <w:proofErr w:type="spellStart"/>
+      <w:r>
+        <w:t>futó</w:t>
+      </w:r>
+      <w:proofErr w:type="spellEnd"/>
+      <w:r>
+        <w:t xml:space="preserve"> LDAP </w:t>
+      </w:r>
+      <w:proofErr w:type="spellStart"/>
+      <w:r>
+        <w:t>szerverre</w:t>
+      </w:r>
+      <w:proofErr w:type="spellEnd"/>
+      <w:r>
+        <w:t xml:space="preserve"> </w:t>
+      </w:r>
+      <w:proofErr w:type="spellStart"/>
+      <w:r>
+        <w:t>épül</w:t>
+      </w:r>
+      <w:proofErr w:type="spellEnd"/>
+      <w:r>
+        <w:t xml:space="preserve">, </w:t>
+      </w:r>
+      <w:proofErr w:type="spellStart"/>
+      <w:r>
+        <w:t>amelyhez</w:t>
+      </w:r>
+      <w:proofErr w:type="spellEnd"/>
+      <w:r>
+        <w:t xml:space="preserve"> </w:t>
+      </w:r>
+      <w:proofErr w:type="spellStart"/>
+      <w:r>
+        <w:t>egy</w:t>
+      </w:r>
+      <w:proofErr w:type="spellEnd"/>
+      <w:r>
+        <w:t xml:space="preserve"> Java </w:t>
+      </w:r>
+      <w:proofErr w:type="spellStart"/>
+      <w:r>
+        <w:t>alkalma</w:t>
+      </w:r>
+      <w:r>
+        <w:t>zás</w:t>
+      </w:r>
+      <w:proofErr w:type="spellEnd"/>
+      <w:r>
+        <w:t xml:space="preserve"> LDAP </w:t>
+      </w:r>
+      <w:proofErr w:type="spellStart"/>
+      <w:r>
+        <w:t>kliensként</w:t>
+      </w:r>
+      <w:proofErr w:type="spellEnd"/>
+      <w:r>
+        <w:t xml:space="preserve"> </w:t>
+      </w:r>
+      <w:proofErr w:type="spellStart"/>
+      <w:r>
+        <w:t>kapcsolódik</w:t>
+      </w:r>
+      <w:proofErr w:type="spellEnd"/>
+      <w:r>
+        <w:t>.</w:t>
+      </w:r>
+    </w:p>
+    <w:p>
+      <w:proofErr w:type="spellStart"/>
+      <w:r>
+        <w:t>Az</w:t>
+      </w:r>
+      <w:proofErr w:type="spellEnd"/>
+      <w:r>
+        <w:t xml:space="preserve"> </w:t>
+      </w:r>
+      <w:proofErr w:type="spellStart"/>
+      <w:r>
+        <w:t>első</w:t>
+      </w:r>
+      <w:proofErr w:type="spellEnd"/>
+      <w:r>
+        <w:t xml:space="preserve"> </w:t>
+      </w:r>
+      <w:proofErr w:type="spellStart"/>
+      <w:r>
+        <w:t>lépés</w:t>
+      </w:r>
+      <w:proofErr w:type="spellEnd"/>
+      <w:r>
+        <w:t xml:space="preserve"> a </w:t>
+      </w:r>
+      <w:proofErr w:type="spellStart"/>
+      <w:r>
+        <w:t>címtárstruktúra</w:t>
+      </w:r>
+      <w:proofErr w:type="spellEnd"/>
+      <w:r>
+        <w:t xml:space="preserve"> </w:t>
+      </w:r>
+      <w:proofErr w:type="spellStart"/>
+      <w:r>
+        <w:t>kialakítása</w:t>
+      </w:r>
+      <w:proofErr w:type="spellEnd"/>
+      <w:r>
+        <w:t xml:space="preserve"> volt, </w:t>
+      </w:r>
+      <w:proofErr w:type="spellStart"/>
+      <w:r>
+        <w:t>amely</w:t>
+      </w:r>
+      <w:proofErr w:type="spellEnd"/>
+      <w:r>
+        <w:t xml:space="preserve"> </w:t>
+      </w:r>
+      <w:proofErr w:type="spellStart"/>
+      <w:r>
+        <w:t>során</w:t>
+      </w:r>
+      <w:proofErr w:type="spellEnd"/>
+      <w:r>
+        <w:t xml:space="preserve"> </w:t>
+      </w:r>
+      <w:proofErr w:type="spellStart"/>
+      <w:r>
+        <w:t>létrejött</w:t>
+      </w:r>
+      <w:proofErr w:type="spellEnd"/>
+      <w:r>
+        <w:t xml:space="preserve"> </w:t>
+      </w:r>
+      <w:proofErr w:type="spellStart"/>
+      <w:r>
+        <w:t>az</w:t>
+      </w:r>
+      <w:proofErr w:type="spellEnd"/>
+      <w:r>
+        <w:t xml:space="preserve"> </w:t>
+      </w:r>
+      <w:proofErr w:type="spellStart"/>
+      <w:r>
+        <w:t>ou</w:t>
+      </w:r>
+      <w:proofErr w:type="spellEnd"/>
+      <w:r>
+        <w:t>=</w:t>
+      </w:r>
+      <w:proofErr w:type="spellStart"/>
+      <w:proofErr w:type="gramStart"/>
+      <w:r>
+        <w:t>people,dc</w:t>
+      </w:r>
+      <w:proofErr w:type="spellEnd"/>
+      <w:proofErr w:type="gramEnd"/>
+      <w:r>
+        <w:t>=</w:t>
+      </w:r>
+      <w:proofErr w:type="spellStart"/>
+      <w:r>
+        <w:t>demo,dc</w:t>
+      </w:r>
+      <w:proofErr w:type="spellEnd"/>
+      <w:r>
+        <w:t xml:space="preserve">=local </w:t>
+      </w:r>
+      <w:proofErr w:type="spellStart"/>
+      <w:r>
+        <w:t>szervezeti</w:t>
+      </w:r>
+      <w:proofErr w:type="spellEnd"/>
+      <w:r>
+        <w:t xml:space="preserve"> </w:t>
+      </w:r>
+      <w:proofErr w:type="spellStart"/>
+      <w:r>
+        <w:t>egység</w:t>
+      </w:r>
+      <w:proofErr w:type="spellEnd"/>
+      <w:r>
+        <w:t xml:space="preserve">. </w:t>
+      </w:r>
+      <w:proofErr w:type="spellStart"/>
+      <w:r>
+        <w:t>Ez</w:t>
+      </w:r>
+      <w:proofErr w:type="spellEnd"/>
+      <w:r>
+        <w:t xml:space="preserve"> </w:t>
+      </w:r>
+      <w:proofErr w:type="spellStart"/>
+      <w:r>
+        <w:t>biztosítja</w:t>
+      </w:r>
+      <w:proofErr w:type="spellEnd"/>
+      <w:r>
+        <w:t xml:space="preserve"> a </w:t>
+      </w:r>
+      <w:proofErr w:type="spellStart"/>
+      <w:r>
+        <w:t>felhasználók</w:t>
+      </w:r>
+      <w:proofErr w:type="spellEnd"/>
+      <w:r>
+        <w:t xml:space="preserve"> </w:t>
+      </w:r>
+      <w:proofErr w:type="spellStart"/>
+      <w:r>
+        <w:t>logikai</w:t>
+      </w:r>
+      <w:proofErr w:type="spellEnd"/>
+      <w:r>
+        <w:t xml:space="preserve"> </w:t>
+      </w:r>
+      <w:proofErr w:type="spellStart"/>
+      <w:r>
+        <w:t>csoportosítását</w:t>
+      </w:r>
+      <w:proofErr w:type="spellEnd"/>
+      <w:r>
+        <w:t xml:space="preserve"> </w:t>
+      </w:r>
+      <w:proofErr w:type="spellStart"/>
+      <w:r>
+        <w:t>és</w:t>
+      </w:r>
+      <w:proofErr w:type="spellEnd"/>
+      <w:r>
+        <w:t xml:space="preserve"> a </w:t>
+      </w:r>
+      <w:proofErr w:type="spellStart"/>
+      <w:r>
+        <w:t>hierarchikus</w:t>
+      </w:r>
+      <w:proofErr w:type="spellEnd"/>
+      <w:r>
+        <w:t xml:space="preserve"> </w:t>
+      </w:r>
+      <w:proofErr w:type="spellStart"/>
+      <w:r>
+        <w:t>adatkezelés</w:t>
+      </w:r>
+      <w:proofErr w:type="spellEnd"/>
+      <w:r>
+        <w:t xml:space="preserve"> </w:t>
+      </w:r>
+      <w:proofErr w:type="spellStart"/>
+      <w:r>
+        <w:t>alapját</w:t>
+      </w:r>
+      <w:proofErr w:type="spellEnd"/>
+      <w:r>
+        <w:t xml:space="preserve">. </w:t>
+      </w:r>
+      <w:proofErr w:type="spellStart"/>
+      <w:r>
+        <w:t>Ezt</w:t>
+      </w:r>
+      <w:proofErr w:type="spellEnd"/>
+      <w:r>
+        <w:t xml:space="preserve"> </w:t>
+      </w:r>
+      <w:proofErr w:type="spellStart"/>
+      <w:r>
+        <w:t>követően</w:t>
+      </w:r>
+      <w:proofErr w:type="spellEnd"/>
+      <w:r>
+        <w:t xml:space="preserve"> </w:t>
+      </w:r>
+      <w:proofErr w:type="spellStart"/>
+      <w:r>
+        <w:t>került</w:t>
+      </w:r>
+      <w:proofErr w:type="spellEnd"/>
+      <w:r>
+        <w:t xml:space="preserve"> </w:t>
+      </w:r>
+      <w:proofErr w:type="spellStart"/>
+      <w:r>
+        <w:t>sor</w:t>
+      </w:r>
+      <w:proofErr w:type="spellEnd"/>
+      <w:r>
+        <w:t xml:space="preserve"> </w:t>
+      </w:r>
+      <w:proofErr w:type="spellStart"/>
+      <w:r>
+        <w:t>egy</w:t>
+      </w:r>
+      <w:proofErr w:type="spellEnd"/>
+      <w:r>
+        <w:t xml:space="preserve"> </w:t>
+      </w:r>
+      <w:proofErr w:type="spellStart"/>
+      <w:r>
+        <w:lastRenderedPageBreak/>
+        <w:t>felhasználói</w:t>
+      </w:r>
+      <w:proofErr w:type="spellEnd"/>
+      <w:r>
+        <w:t xml:space="preserve"> </w:t>
+      </w:r>
+      <w:proofErr w:type="spellStart"/>
+      <w:r>
+        <w:t>bejegyzés</w:t>
+      </w:r>
+      <w:proofErr w:type="spellEnd"/>
+      <w:r>
+        <w:t xml:space="preserve"> (</w:t>
+      </w:r>
+      <w:proofErr w:type="spellStart"/>
+      <w:r>
+        <w:t>uid</w:t>
+      </w:r>
+      <w:proofErr w:type="spellEnd"/>
+      <w:r>
+        <w:t xml:space="preserve">=john) </w:t>
+      </w:r>
+      <w:proofErr w:type="spellStart"/>
+      <w:r>
+        <w:t>létrehozására</w:t>
+      </w:r>
+      <w:proofErr w:type="spellEnd"/>
+      <w:r>
+        <w:t xml:space="preserve">, </w:t>
+      </w:r>
+      <w:proofErr w:type="spellStart"/>
+      <w:r>
+        <w:t>amely</w:t>
+      </w:r>
+      <w:proofErr w:type="spellEnd"/>
+      <w:r>
+        <w:t xml:space="preserve"> a </w:t>
+      </w:r>
+      <w:proofErr w:type="spellStart"/>
+      <w:r>
+        <w:t>címtárban</w:t>
+      </w:r>
+      <w:proofErr w:type="spellEnd"/>
+      <w:r>
+        <w:t xml:space="preserve"> </w:t>
+      </w:r>
+      <w:proofErr w:type="spellStart"/>
+      <w:r>
+        <w:t>tárolt</w:t>
+      </w:r>
+      <w:proofErr w:type="spellEnd"/>
+      <w:r>
+        <w:t xml:space="preserve"> </w:t>
+      </w:r>
+      <w:proofErr w:type="spellStart"/>
+      <w:r>
+        <w:t>objektumok</w:t>
+      </w:r>
+      <w:proofErr w:type="spellEnd"/>
+      <w:r>
+        <w:t xml:space="preserve"> </w:t>
+      </w:r>
+      <w:proofErr w:type="spellStart"/>
+      <w:r>
+        <w:t>alapját</w:t>
+      </w:r>
+      <w:proofErr w:type="spellEnd"/>
+      <w:r>
+        <w:t xml:space="preserve"> </w:t>
+      </w:r>
+      <w:proofErr w:type="spellStart"/>
+      <w:r>
+        <w:t>képezi</w:t>
+      </w:r>
+      <w:proofErr w:type="spellEnd"/>
+      <w:r>
+        <w:t>.</w:t>
+      </w:r>
+    </w:p>
+    <w:p>
+      <w:r>
+        <w:t xml:space="preserve">A </w:t>
+      </w:r>
+      <w:proofErr w:type="spellStart"/>
+      <w:r>
+        <w:t>keresési</w:t>
+      </w:r>
+      <w:proofErr w:type="spellEnd"/>
+      <w:r>
+        <w:t xml:space="preserve"> </w:t>
+      </w:r>
+      <w:proofErr w:type="spellStart"/>
+      <w:r>
+        <w:t>művelet</w:t>
+      </w:r>
+      <w:proofErr w:type="spellEnd"/>
+      <w:r>
+        <w:t xml:space="preserve"> </w:t>
+      </w:r>
+      <w:proofErr w:type="spellStart"/>
+      <w:r>
+        <w:t>célja</w:t>
+      </w:r>
+      <w:proofErr w:type="spellEnd"/>
+      <w:r>
+        <w:t xml:space="preserve"> </w:t>
+      </w:r>
+      <w:proofErr w:type="spellStart"/>
+      <w:r>
+        <w:t>az</w:t>
+      </w:r>
+      <w:proofErr w:type="spellEnd"/>
+      <w:r>
+        <w:t xml:space="preserve"> LDAP </w:t>
+      </w:r>
+      <w:proofErr w:type="spellStart"/>
+      <w:r>
+        <w:t>címtárban</w:t>
+      </w:r>
+      <w:proofErr w:type="spellEnd"/>
+      <w:r>
+        <w:t xml:space="preserve"> </w:t>
+      </w:r>
+      <w:proofErr w:type="spellStart"/>
+      <w:r>
+        <w:t>tárolt</w:t>
+      </w:r>
+      <w:proofErr w:type="spellEnd"/>
+      <w:r>
+        <w:t xml:space="preserve"> </w:t>
+      </w:r>
+      <w:proofErr w:type="spellStart"/>
+      <w:r>
+        <w:t>adatok</w:t>
+      </w:r>
+      <w:proofErr w:type="spellEnd"/>
+      <w:r>
+        <w:t xml:space="preserve"> </w:t>
+      </w:r>
+      <w:proofErr w:type="spellStart"/>
+      <w:r>
+        <w:t>lekérdezésének</w:t>
+      </w:r>
+      <w:proofErr w:type="spellEnd"/>
+      <w:r>
+        <w:t xml:space="preserve"> </w:t>
+      </w:r>
+      <w:proofErr w:type="spellStart"/>
+      <w:r>
+        <w:t>megértése</w:t>
+      </w:r>
+      <w:proofErr w:type="spellEnd"/>
+      <w:r>
+        <w:t xml:space="preserve">. </w:t>
+      </w:r>
+      <w:proofErr w:type="spellStart"/>
+      <w:r>
+        <w:t>Ennek</w:t>
+      </w:r>
+      <w:proofErr w:type="spellEnd"/>
+      <w:r>
+        <w:t xml:space="preserve"> </w:t>
+      </w:r>
+      <w:proofErr w:type="spellStart"/>
+      <w:r>
+        <w:t>során</w:t>
+      </w:r>
+      <w:proofErr w:type="spellEnd"/>
+      <w:r>
+        <w:t xml:space="preserve"> </w:t>
+      </w:r>
+      <w:proofErr w:type="spellStart"/>
+      <w:r>
+        <w:t>különböző</w:t>
+      </w:r>
+      <w:proofErr w:type="spellEnd"/>
+      <w:r>
+        <w:t xml:space="preserve"> </w:t>
+      </w:r>
+      <w:proofErr w:type="spellStart"/>
+      <w:r>
+        <w:t>szűrők</w:t>
+      </w:r>
+      <w:proofErr w:type="spellEnd"/>
+      <w:r>
+        <w:t xml:space="preserve"> </w:t>
+      </w:r>
+      <w:proofErr w:type="spellStart"/>
+      <w:r>
+        <w:t>segítségével</w:t>
+      </w:r>
+      <w:proofErr w:type="spellEnd"/>
+      <w:r>
+        <w:t xml:space="preserve"> </w:t>
+      </w:r>
+      <w:proofErr w:type="spellStart"/>
+      <w:r>
+        <w:t>lehet</w:t>
+      </w:r>
+      <w:proofErr w:type="spellEnd"/>
+      <w:r>
+        <w:t xml:space="preserve"> </w:t>
+      </w:r>
+      <w:proofErr w:type="spellStart"/>
+      <w:r>
+        <w:t>meghatározott</w:t>
+      </w:r>
+      <w:proofErr w:type="spellEnd"/>
+      <w:r>
+        <w:t xml:space="preserve"> </w:t>
+      </w:r>
+      <w:proofErr w:type="spellStart"/>
+      <w:r>
+        <w:t>bejegyzéseket</w:t>
+      </w:r>
+      <w:proofErr w:type="spellEnd"/>
+      <w:r>
+        <w:t xml:space="preserve"> </w:t>
+      </w:r>
+      <w:proofErr w:type="spellStart"/>
+      <w:r>
+        <w:t>keresni</w:t>
+      </w:r>
+      <w:proofErr w:type="spellEnd"/>
+      <w:r>
+        <w:t xml:space="preserve">, </w:t>
+      </w:r>
+      <w:proofErr w:type="spellStart"/>
+      <w:r>
+        <w:t>például</w:t>
+      </w:r>
+      <w:proofErr w:type="spellEnd"/>
+      <w:r>
+        <w:t xml:space="preserve"> </w:t>
+      </w:r>
+      <w:proofErr w:type="spellStart"/>
+      <w:r>
+        <w:t>felhasználónév</w:t>
+      </w:r>
+      <w:proofErr w:type="spellEnd"/>
+      <w:r>
+        <w:t xml:space="preserve"> </w:t>
+      </w:r>
+      <w:proofErr w:type="spellStart"/>
+      <w:r>
+        <w:t>alapján</w:t>
+      </w:r>
+      <w:proofErr w:type="spellEnd"/>
+      <w:r>
+        <w:t xml:space="preserve">. </w:t>
+      </w:r>
+      <w:proofErr w:type="spellStart"/>
+      <w:r>
+        <w:t>Ez</w:t>
+      </w:r>
+      <w:proofErr w:type="spellEnd"/>
+      <w:r>
+        <w:t xml:space="preserve"> a </w:t>
+      </w:r>
+      <w:proofErr w:type="spellStart"/>
+      <w:r>
+        <w:t>művelet</w:t>
+      </w:r>
+      <w:proofErr w:type="spellEnd"/>
+      <w:r>
+        <w:t xml:space="preserve"> </w:t>
+      </w:r>
+      <w:proofErr w:type="spellStart"/>
+      <w:r>
+        <w:t>alapvető</w:t>
+      </w:r>
+      <w:proofErr w:type="spellEnd"/>
+      <w:r>
+        <w:t xml:space="preserve"> </w:t>
+      </w:r>
+      <w:proofErr w:type="spellStart"/>
+      <w:r>
+        <w:t>szerepet</w:t>
+      </w:r>
+      <w:proofErr w:type="spellEnd"/>
+      <w:r>
+        <w:t xml:space="preserve"> </w:t>
+      </w:r>
+      <w:proofErr w:type="spellStart"/>
+      <w:r>
+        <w:t>játszik</w:t>
+      </w:r>
+      <w:proofErr w:type="spellEnd"/>
+      <w:r>
+        <w:t xml:space="preserve"> </w:t>
+      </w:r>
+      <w:proofErr w:type="spellStart"/>
+      <w:r>
+        <w:t>az</w:t>
+      </w:r>
+      <w:proofErr w:type="spellEnd"/>
+      <w:r>
+        <w:t xml:space="preserve"> </w:t>
+      </w:r>
+      <w:proofErr w:type="spellStart"/>
+      <w:r>
+        <w:t>adatok</w:t>
+      </w:r>
+      <w:proofErr w:type="spellEnd"/>
+      <w:r>
+        <w:t xml:space="preserve"> </w:t>
+      </w:r>
+      <w:proofErr w:type="spellStart"/>
+      <w:r>
+        <w:t>elérésében</w:t>
+      </w:r>
+      <w:proofErr w:type="spellEnd"/>
+      <w:r>
+        <w:t xml:space="preserve"> </w:t>
+      </w:r>
+      <w:proofErr w:type="spellStart"/>
+      <w:r>
+        <w:t>és</w:t>
+      </w:r>
+      <w:proofErr w:type="spellEnd"/>
+      <w:r>
+        <w:t xml:space="preserve"> a </w:t>
+      </w:r>
+      <w:proofErr w:type="spellStart"/>
+      <w:r>
+        <w:t>későbbi</w:t>
+      </w:r>
+      <w:proofErr w:type="spellEnd"/>
+      <w:r>
+        <w:t xml:space="preserve"> </w:t>
+      </w:r>
+      <w:proofErr w:type="spellStart"/>
+      <w:r>
+        <w:t>autentikációs</w:t>
+      </w:r>
+      <w:proofErr w:type="spellEnd"/>
+      <w:r>
+        <w:t xml:space="preserve"> </w:t>
+      </w:r>
+      <w:proofErr w:type="spellStart"/>
+      <w:r>
+        <w:t>folyamatok</w:t>
+      </w:r>
+      <w:proofErr w:type="spellEnd"/>
+      <w:r>
+        <w:t xml:space="preserve"> </w:t>
+      </w:r>
+      <w:proofErr w:type="spellStart"/>
+      <w:r>
+        <w:t>előkészítésében</w:t>
+      </w:r>
+      <w:proofErr w:type="spellEnd"/>
+      <w:r>
+        <w:t>.</w:t>
+      </w:r>
+    </w:p>
+    <w:p>
+      <w:r>
+        <w:t xml:space="preserve">A </w:t>
+      </w:r>
+      <w:proofErr w:type="spellStart"/>
+      <w:r>
+        <w:t>módosítási</w:t>
+      </w:r>
+      <w:proofErr w:type="spellEnd"/>
+      <w:r>
+        <w:t xml:space="preserve"> </w:t>
+      </w:r>
+      <w:proofErr w:type="spellStart"/>
+      <w:r>
+        <w:t>művelet</w:t>
+      </w:r>
+      <w:proofErr w:type="spellEnd"/>
+      <w:r>
+        <w:t xml:space="preserve"> (modify) </w:t>
+      </w:r>
+      <w:proofErr w:type="spellStart"/>
+      <w:r>
+        <w:t>lehetővé</w:t>
+      </w:r>
+      <w:proofErr w:type="spellEnd"/>
+      <w:r>
+        <w:t xml:space="preserve"> </w:t>
+      </w:r>
+      <w:proofErr w:type="spellStart"/>
+      <w:r>
+        <w:t>teszi</w:t>
+      </w:r>
+      <w:proofErr w:type="spellEnd"/>
+      <w:r>
+        <w:t xml:space="preserve"> a </w:t>
+      </w:r>
+      <w:proofErr w:type="spellStart"/>
+      <w:r>
+        <w:t>már</w:t>
+      </w:r>
+      <w:proofErr w:type="spellEnd"/>
+      <w:r>
+        <w:t xml:space="preserve"> </w:t>
+      </w:r>
+      <w:proofErr w:type="spellStart"/>
+      <w:r>
+        <w:t>meglévő</w:t>
+      </w:r>
+      <w:proofErr w:type="spellEnd"/>
+      <w:r>
+        <w:t xml:space="preserve"> LDAP </w:t>
+      </w:r>
+      <w:proofErr w:type="spellStart"/>
+      <w:r>
+        <w:t>bejegyzések</w:t>
+      </w:r>
+      <w:proofErr w:type="spellEnd"/>
+      <w:r>
+        <w:t xml:space="preserve"> </w:t>
+      </w:r>
+      <w:proofErr w:type="spellStart"/>
+      <w:r>
+        <w:t>frissítését</w:t>
+      </w:r>
+      <w:proofErr w:type="spellEnd"/>
+      <w:r>
+        <w:t xml:space="preserve">, </w:t>
+      </w:r>
+      <w:proofErr w:type="spellStart"/>
+      <w:r>
+        <w:t>például</w:t>
+      </w:r>
+      <w:proofErr w:type="spellEnd"/>
+      <w:r>
+        <w:t xml:space="preserve"> </w:t>
+      </w:r>
+      <w:proofErr w:type="spellStart"/>
+      <w:r>
+        <w:t>attribútumok</w:t>
+      </w:r>
+      <w:proofErr w:type="spellEnd"/>
+      <w:r>
+        <w:t xml:space="preserve"> (e-mail </w:t>
+      </w:r>
+      <w:proofErr w:type="spellStart"/>
+      <w:r>
+        <w:t>cím</w:t>
+      </w:r>
+      <w:proofErr w:type="spellEnd"/>
+      <w:r>
+        <w:t xml:space="preserve">, </w:t>
+      </w:r>
+      <w:proofErr w:type="spellStart"/>
+      <w:r>
+        <w:t>jelszó</w:t>
+      </w:r>
+      <w:proofErr w:type="spellEnd"/>
+      <w:r>
+        <w:t xml:space="preserve"> </w:t>
+      </w:r>
+      <w:proofErr w:type="spellStart"/>
+      <w:r>
+        <w:t>vagy</w:t>
+      </w:r>
+      <w:proofErr w:type="spellEnd"/>
+      <w:r>
+        <w:t xml:space="preserve"> </w:t>
+      </w:r>
+      <w:proofErr w:type="spellStart"/>
+      <w:r>
+        <w:t>egyéb</w:t>
+      </w:r>
+      <w:proofErr w:type="spellEnd"/>
+      <w:r>
+        <w:t xml:space="preserve"> </w:t>
+      </w:r>
+      <w:proofErr w:type="spellStart"/>
+      <w:r>
+        <w:t>adatok</w:t>
+      </w:r>
+      <w:proofErr w:type="spellEnd"/>
+      <w:r>
+        <w:t xml:space="preserve">) </w:t>
+      </w:r>
+      <w:proofErr w:type="spellStart"/>
+      <w:r>
+        <w:t>megváltoztatását</w:t>
+      </w:r>
+      <w:proofErr w:type="spellEnd"/>
+      <w:r>
+        <w:t xml:space="preserve">. </w:t>
+      </w:r>
+      <w:proofErr w:type="spellStart"/>
+      <w:r>
+        <w:t>Ez</w:t>
+      </w:r>
+      <w:proofErr w:type="spellEnd"/>
+      <w:r>
+        <w:t xml:space="preserve"> </w:t>
+      </w:r>
+      <w:proofErr w:type="spellStart"/>
+      <w:r>
+        <w:t>biztosítja</w:t>
+      </w:r>
+      <w:proofErr w:type="spellEnd"/>
+      <w:r>
+        <w:t xml:space="preserve"> a </w:t>
+      </w:r>
+      <w:proofErr w:type="spellStart"/>
+      <w:r>
+        <w:t>címtárban</w:t>
+      </w:r>
+      <w:proofErr w:type="spellEnd"/>
+      <w:r>
+        <w:t xml:space="preserve"> </w:t>
+      </w:r>
+      <w:proofErr w:type="spellStart"/>
+      <w:r>
+        <w:t>tárolt</w:t>
+      </w:r>
+      <w:proofErr w:type="spellEnd"/>
+      <w:r>
+        <w:t xml:space="preserve"> </w:t>
+      </w:r>
+      <w:proofErr w:type="spellStart"/>
+      <w:r>
+        <w:t>adatok</w:t>
+      </w:r>
+      <w:proofErr w:type="spellEnd"/>
+      <w:r>
+        <w:t xml:space="preserve"> </w:t>
+      </w:r>
+      <w:proofErr w:type="spellStart"/>
+      <w:r>
+        <w:t>karbantarthatóságát</w:t>
+      </w:r>
+      <w:proofErr w:type="spellEnd"/>
+      <w:r>
+        <w:t xml:space="preserve"> </w:t>
+      </w:r>
+      <w:proofErr w:type="spellStart"/>
+      <w:r>
+        <w:t>és</w:t>
+      </w:r>
+      <w:proofErr w:type="spellEnd"/>
+      <w:r>
+        <w:t xml:space="preserve"> </w:t>
+      </w:r>
+      <w:proofErr w:type="spellStart"/>
+      <w:r>
+        <w:t>dinamikus</w:t>
+      </w:r>
+      <w:proofErr w:type="spellEnd"/>
+      <w:r>
+        <w:t xml:space="preserve"> </w:t>
+      </w:r>
+      <w:proofErr w:type="spellStart"/>
+      <w:r>
+        <w:t>kezelését</w:t>
+      </w:r>
+      <w:proofErr w:type="spellEnd"/>
+      <w:r>
+        <w:t>.</w:t>
+      </w:r>
+    </w:p>
+    <w:p>
+      <w:r>
+        <w:t xml:space="preserve">A </w:t>
+      </w:r>
+      <w:proofErr w:type="spellStart"/>
+      <w:r>
+        <w:t>törlési</w:t>
+      </w:r>
+      <w:proofErr w:type="spellEnd"/>
+      <w:r>
+        <w:t xml:space="preserve"> </w:t>
+      </w:r>
+      <w:proofErr w:type="spellStart"/>
+      <w:r>
+        <w:t>művelet</w:t>
+      </w:r>
+      <w:proofErr w:type="spellEnd"/>
+      <w:r>
+        <w:t xml:space="preserve"> (delete) </w:t>
+      </w:r>
+      <w:proofErr w:type="spellStart"/>
+      <w:r>
+        <w:t>az</w:t>
+      </w:r>
+      <w:proofErr w:type="spellEnd"/>
+      <w:r>
+        <w:t xml:space="preserve"> LDAP </w:t>
+      </w:r>
+      <w:proofErr w:type="spellStart"/>
+      <w:r>
+        <w:t>címtárban</w:t>
+      </w:r>
+      <w:proofErr w:type="spellEnd"/>
+      <w:r>
+        <w:t xml:space="preserve"> </w:t>
+      </w:r>
+      <w:proofErr w:type="spellStart"/>
+      <w:r>
+        <w:t>lévő</w:t>
+      </w:r>
+      <w:proofErr w:type="spellEnd"/>
+      <w:r>
+        <w:t xml:space="preserve"> </w:t>
+      </w:r>
+      <w:proofErr w:type="spellStart"/>
+      <w:r>
+        <w:t>bejegyzések</w:t>
+      </w:r>
+      <w:proofErr w:type="spellEnd"/>
+      <w:r>
+        <w:t xml:space="preserve"> </w:t>
+      </w:r>
+      <w:proofErr w:type="spellStart"/>
+      <w:r>
+        <w:t>eltávolítását</w:t>
+      </w:r>
+      <w:proofErr w:type="spellEnd"/>
+      <w:r>
+        <w:t xml:space="preserve"> </w:t>
+      </w:r>
+      <w:proofErr w:type="spellStart"/>
+      <w:r>
+        <w:t>valósítja</w:t>
+      </w:r>
+      <w:proofErr w:type="spellEnd"/>
+      <w:r>
+        <w:t xml:space="preserve"> meg. </w:t>
+      </w:r>
+      <w:proofErr w:type="spellStart"/>
+      <w:r>
+        <w:t>Ennek</w:t>
+      </w:r>
+      <w:proofErr w:type="spellEnd"/>
+      <w:r>
+        <w:t xml:space="preserve"> </w:t>
+      </w:r>
+      <w:proofErr w:type="spellStart"/>
+      <w:r>
+        <w:t>segítségével</w:t>
+      </w:r>
+      <w:proofErr w:type="spellEnd"/>
+      <w:r>
+        <w:t xml:space="preserve"> </w:t>
+      </w:r>
+      <w:proofErr w:type="spellStart"/>
+      <w:r>
+        <w:t>teljes</w:t>
+      </w:r>
+      <w:proofErr w:type="spellEnd"/>
+      <w:r>
+        <w:t xml:space="preserve"> </w:t>
+      </w:r>
+      <w:proofErr w:type="spellStart"/>
+      <w:r>
+        <w:t>objektumok</w:t>
+      </w:r>
+      <w:proofErr w:type="spellEnd"/>
+      <w:r>
+        <w:t xml:space="preserve"> </w:t>
+      </w:r>
+      <w:proofErr w:type="spellStart"/>
+      <w:r>
+        <w:t>törölhetők</w:t>
+      </w:r>
+      <w:proofErr w:type="spellEnd"/>
+      <w:r>
+        <w:t xml:space="preserve"> a </w:t>
+      </w:r>
+      <w:proofErr w:type="spellStart"/>
+      <w:r>
+        <w:t>hierarchiából</w:t>
+      </w:r>
+      <w:proofErr w:type="spellEnd"/>
+      <w:r>
+        <w:t xml:space="preserve">, </w:t>
+      </w:r>
+      <w:proofErr w:type="spellStart"/>
+      <w:r>
+        <w:t>így</w:t>
+      </w:r>
+      <w:proofErr w:type="spellEnd"/>
+      <w:r>
+        <w:t xml:space="preserve"> a </w:t>
+      </w:r>
+      <w:proofErr w:type="spellStart"/>
+      <w:r>
+        <w:t>címtár</w:t>
+      </w:r>
+      <w:proofErr w:type="spellEnd"/>
+      <w:r>
+        <w:t xml:space="preserve"> </w:t>
+      </w:r>
+      <w:proofErr w:type="spellStart"/>
+      <w:r>
+        <w:t>tartalma</w:t>
+      </w:r>
+      <w:proofErr w:type="spellEnd"/>
+      <w:r>
+        <w:t xml:space="preserve"> </w:t>
+      </w:r>
+      <w:proofErr w:type="spellStart"/>
+      <w:r>
+        <w:t>tisztítható</w:t>
+      </w:r>
+      <w:proofErr w:type="spellEnd"/>
+      <w:r>
+        <w:t xml:space="preserve"> </w:t>
+      </w:r>
+      <w:proofErr w:type="spellStart"/>
+      <w:r>
+        <w:t>és</w:t>
+      </w:r>
+      <w:proofErr w:type="spellEnd"/>
+      <w:r>
+        <w:t xml:space="preserve"> </w:t>
+      </w:r>
+      <w:proofErr w:type="spellStart"/>
+      <w:r>
+        <w:t>karbantartható</w:t>
+      </w:r>
+      <w:proofErr w:type="spellEnd"/>
+      <w:r>
+        <w:t xml:space="preserve"> </w:t>
+      </w:r>
+      <w:proofErr w:type="spellStart"/>
+      <w:r>
+        <w:t>marad</w:t>
+      </w:r>
+      <w:proofErr w:type="spellEnd"/>
+      <w:r>
+        <w:t xml:space="preserve">. A </w:t>
+      </w:r>
+      <w:proofErr w:type="spellStart"/>
+      <w:r>
+        <w:t>négy</w:t>
+      </w:r>
+      <w:proofErr w:type="spellEnd"/>
+      <w:r>
+        <w:t xml:space="preserve"> </w:t>
+      </w:r>
+      <w:proofErr w:type="spellStart"/>
+      <w:r>
+        <w:t>alapművelet</w:t>
+      </w:r>
+      <w:proofErr w:type="spellEnd"/>
+      <w:r>
+        <w:t xml:space="preserve"> </w:t>
+      </w:r>
+      <w:proofErr w:type="spellStart"/>
+      <w:r>
+        <w:t>együtt</w:t>
+      </w:r>
+      <w:proofErr w:type="spellEnd"/>
+      <w:r>
+        <w:t xml:space="preserve"> </w:t>
+      </w:r>
+      <w:proofErr w:type="spellStart"/>
+      <w:r>
+        <w:t>biztosítja</w:t>
+      </w:r>
+      <w:proofErr w:type="spellEnd"/>
+      <w:r>
+        <w:t xml:space="preserve"> </w:t>
+      </w:r>
+      <w:proofErr w:type="spellStart"/>
+      <w:r>
+        <w:t>az</w:t>
+      </w:r>
+      <w:proofErr w:type="spellEnd"/>
+      <w:r>
+        <w:t xml:space="preserve"> LDAP </w:t>
+      </w:r>
+      <w:proofErr w:type="spellStart"/>
+      <w:r>
+        <w:t>rendszerekben</w:t>
+      </w:r>
+      <w:proofErr w:type="spellEnd"/>
+      <w:r>
+        <w:t xml:space="preserve"> </w:t>
+      </w:r>
+      <w:proofErr w:type="spellStart"/>
+      <w:r>
+        <w:t>használt</w:t>
+      </w:r>
+      <w:proofErr w:type="spellEnd"/>
+      <w:r>
+        <w:t xml:space="preserve"> </w:t>
+      </w:r>
+      <w:proofErr w:type="spellStart"/>
+      <w:r>
+        <w:t>teljes</w:t>
+      </w:r>
+      <w:proofErr w:type="spellEnd"/>
+      <w:r>
+        <w:t xml:space="preserve"> CRUD (Create, Read, Update, Delete) </w:t>
+      </w:r>
+      <w:proofErr w:type="spellStart"/>
+      <w:r>
+        <w:t>funkcionalitást</w:t>
+      </w:r>
+      <w:proofErr w:type="spellEnd"/>
+      <w:r>
+        <w:t>.</w:t>
+      </w:r>
+    </w:p>
+    <w:p>
+      <w:r>
+        <w:t xml:space="preserve">A </w:t>
+      </w:r>
+      <w:proofErr w:type="spellStart"/>
+      <w:r>
+        <w:t>rendszer</w:t>
+      </w:r>
+      <w:proofErr w:type="spellEnd"/>
+      <w:r>
+        <w:t xml:space="preserve"> </w:t>
+      </w:r>
+      <w:proofErr w:type="spellStart"/>
+      <w:r>
+        <w:t>futtatása</w:t>
+      </w:r>
+      <w:proofErr w:type="spellEnd"/>
+      <w:r>
+        <w:t xml:space="preserve"> Docker </w:t>
+      </w:r>
+      <w:proofErr w:type="spellStart"/>
+      <w:r>
+        <w:t>alapú</w:t>
+      </w:r>
+      <w:proofErr w:type="spellEnd"/>
+      <w:r>
+        <w:t xml:space="preserve"> </w:t>
+      </w:r>
+      <w:proofErr w:type="spellStart"/>
+      <w:r>
+        <w:t>környezetben</w:t>
+      </w:r>
+      <w:proofErr w:type="spellEnd"/>
+      <w:r>
+        <w:t xml:space="preserve"> </w:t>
+      </w:r>
+      <w:proofErr w:type="spellStart"/>
+      <w:r>
+        <w:t>történik</w:t>
+      </w:r>
+      <w:proofErr w:type="spellEnd"/>
+      <w:r>
+        <w:t xml:space="preserve">, </w:t>
+      </w:r>
+      <w:proofErr w:type="spellStart"/>
+      <w:r>
+        <w:t>ahol</w:t>
+      </w:r>
+      <w:proofErr w:type="spellEnd"/>
+      <w:r>
+        <w:t xml:space="preserve"> </w:t>
+      </w:r>
+      <w:proofErr w:type="spellStart"/>
+      <w:r>
+        <w:t>az</w:t>
+      </w:r>
+      <w:proofErr w:type="spellEnd"/>
+      <w:r>
+        <w:t xml:space="preserve"> LDAP </w:t>
+      </w:r>
+      <w:proofErr w:type="spellStart"/>
+      <w:r>
+        <w:t>szerver</w:t>
+      </w:r>
+      <w:proofErr w:type="spellEnd"/>
+      <w:r>
+        <w:t xml:space="preserve"> </w:t>
+      </w:r>
+      <w:proofErr w:type="spellStart"/>
+      <w:r>
+        <w:t>egy</w:t>
+      </w:r>
+      <w:proofErr w:type="spellEnd"/>
+      <w:r>
+        <w:t xml:space="preserve"> </w:t>
+      </w:r>
+      <w:proofErr w:type="spellStart"/>
+      <w:r>
+        <w:t>előre</w:t>
+      </w:r>
+      <w:proofErr w:type="spellEnd"/>
+      <w:r>
+        <w:t xml:space="preserve"> </w:t>
+      </w:r>
+      <w:proofErr w:type="spellStart"/>
+      <w:r>
+        <w:t>elkészített</w:t>
+      </w:r>
+      <w:proofErr w:type="spellEnd"/>
+      <w:r>
+        <w:t xml:space="preserve"> image-</w:t>
+      </w:r>
+      <w:proofErr w:type="spellStart"/>
+      <w:r>
+        <w:t>ből</w:t>
+      </w:r>
+      <w:proofErr w:type="spellEnd"/>
+      <w:r>
+        <w:t xml:space="preserve"> </w:t>
+      </w:r>
+      <w:proofErr w:type="spellStart"/>
+      <w:r>
+        <w:t>kerül</w:t>
+      </w:r>
+      <w:proofErr w:type="spellEnd"/>
+      <w:r>
+        <w:t xml:space="preserve"> </w:t>
+      </w:r>
+      <w:proofErr w:type="spellStart"/>
+      <w:r>
+        <w:t>indításra</w:t>
+      </w:r>
+      <w:proofErr w:type="spellEnd"/>
+      <w:r>
+        <w:t xml:space="preserve">. A Docker </w:t>
+      </w:r>
+      <w:proofErr w:type="spellStart"/>
+      <w:r>
+        <w:t>biztosítja</w:t>
+      </w:r>
+      <w:proofErr w:type="spellEnd"/>
+      <w:r>
+        <w:t xml:space="preserve"> a </w:t>
+      </w:r>
+      <w:proofErr w:type="spellStart"/>
+      <w:r>
+        <w:t>reprodukálható</w:t>
+      </w:r>
+      <w:proofErr w:type="spellEnd"/>
+      <w:r>
+        <w:t xml:space="preserve"> </w:t>
+      </w:r>
+      <w:proofErr w:type="spellStart"/>
+      <w:r>
+        <w:t>környezetet</w:t>
+      </w:r>
+      <w:proofErr w:type="spellEnd"/>
+      <w:r>
+        <w:t xml:space="preserve">, a </w:t>
+      </w:r>
+      <w:proofErr w:type="spellStart"/>
+      <w:r>
+        <w:t>könnyű</w:t>
+      </w:r>
+      <w:proofErr w:type="spellEnd"/>
+      <w:r>
+        <w:t xml:space="preserve"> </w:t>
+      </w:r>
+      <w:proofErr w:type="spellStart"/>
+      <w:r>
+        <w:t>indítást</w:t>
+      </w:r>
+      <w:proofErr w:type="spellEnd"/>
+      <w:r>
+        <w:t xml:space="preserve"> </w:t>
+      </w:r>
+      <w:proofErr w:type="spellStart"/>
+      <w:r>
+        <w:t>és</w:t>
+      </w:r>
+      <w:proofErr w:type="spellEnd"/>
+      <w:r>
+        <w:t xml:space="preserve"> a </w:t>
+      </w:r>
+      <w:proofErr w:type="spellStart"/>
+      <w:r>
+        <w:t>portokon</w:t>
+      </w:r>
+      <w:proofErr w:type="spellEnd"/>
+      <w:r>
+        <w:t xml:space="preserve"> </w:t>
+      </w:r>
+      <w:proofErr w:type="spellStart"/>
+      <w:r>
+        <w:t>keresztüli</w:t>
+      </w:r>
+      <w:proofErr w:type="spellEnd"/>
+      <w:r>
+        <w:t xml:space="preserve"> </w:t>
+      </w:r>
+      <w:proofErr w:type="spellStart"/>
+      <w:r>
+        <w:t>elérhetőséget</w:t>
+      </w:r>
+      <w:proofErr w:type="spellEnd"/>
+      <w:r>
+        <w:t xml:space="preserve">. A Java </w:t>
+      </w:r>
+      <w:proofErr w:type="spellStart"/>
+      <w:r>
+        <w:t>alkalmazás</w:t>
+      </w:r>
+      <w:proofErr w:type="spellEnd"/>
+      <w:r>
+        <w:t xml:space="preserve"> Maven </w:t>
+      </w:r>
+      <w:proofErr w:type="spellStart"/>
+      <w:r>
+        <w:t>segítségével</w:t>
+      </w:r>
+      <w:proofErr w:type="spellEnd"/>
+      <w:r>
+        <w:t xml:space="preserve"> </w:t>
+      </w:r>
+      <w:proofErr w:type="spellStart"/>
+      <w:r>
+        <w:t>kerül</w:t>
+      </w:r>
+      <w:proofErr w:type="spellEnd"/>
+      <w:r>
+        <w:t xml:space="preserve"> </w:t>
+      </w:r>
+      <w:proofErr w:type="spellStart"/>
+      <w:r>
+        <w:t>felépítésre</w:t>
+      </w:r>
+      <w:proofErr w:type="spellEnd"/>
+      <w:r>
+        <w:t xml:space="preserve">, </w:t>
+      </w:r>
+      <w:proofErr w:type="spellStart"/>
+      <w:r>
+        <w:t>amely</w:t>
+      </w:r>
+      <w:proofErr w:type="spellEnd"/>
+      <w:r>
+        <w:t xml:space="preserve"> </w:t>
+      </w:r>
+      <w:proofErr w:type="spellStart"/>
+      <w:r>
+        <w:t>kezeli</w:t>
+      </w:r>
+      <w:proofErr w:type="spellEnd"/>
+      <w:r>
+        <w:t xml:space="preserve"> a </w:t>
+      </w:r>
+      <w:proofErr w:type="spellStart"/>
+      <w:r>
+        <w:t>függőségeket</w:t>
+      </w:r>
+      <w:proofErr w:type="spellEnd"/>
+      <w:r>
+        <w:t xml:space="preserve"> </w:t>
+      </w:r>
+      <w:proofErr w:type="spellStart"/>
+      <w:r>
+        <w:t>és</w:t>
+      </w:r>
+      <w:proofErr w:type="spellEnd"/>
+      <w:r>
+        <w:t xml:space="preserve"> a </w:t>
+      </w:r>
+      <w:proofErr w:type="spellStart"/>
+      <w:r>
+        <w:t>projekt</w:t>
+      </w:r>
+      <w:proofErr w:type="spellEnd"/>
+      <w:r>
+        <w:t xml:space="preserve"> </w:t>
+      </w:r>
+      <w:proofErr w:type="spellStart"/>
+      <w:r>
+        <w:t>fordítását</w:t>
+      </w:r>
+      <w:proofErr w:type="spellEnd"/>
+      <w:r>
+        <w:t xml:space="preserve">, </w:t>
+      </w:r>
+      <w:proofErr w:type="spellStart"/>
+      <w:r>
+        <w:t>így</w:t>
+      </w:r>
+      <w:proofErr w:type="spellEnd"/>
+      <w:r>
+        <w:t xml:space="preserve"> </w:t>
+      </w:r>
+      <w:proofErr w:type="spellStart"/>
+      <w:r>
+        <w:t>biztosítva</w:t>
+      </w:r>
+      <w:proofErr w:type="spellEnd"/>
+      <w:r>
+        <w:t xml:space="preserve"> a </w:t>
+      </w:r>
+      <w:proofErr w:type="spellStart"/>
+      <w:r>
+        <w:t>strukturált</w:t>
+      </w:r>
+      <w:proofErr w:type="spellEnd"/>
+      <w:r>
+        <w:t xml:space="preserve"> </w:t>
+      </w:r>
+      <w:proofErr w:type="spellStart"/>
+      <w:r>
+        <w:t>fejlesztési</w:t>
+      </w:r>
+      <w:proofErr w:type="spellEnd"/>
+      <w:r>
+        <w:t xml:space="preserve"> </w:t>
+      </w:r>
+      <w:proofErr w:type="spellStart"/>
+      <w:r>
+        <w:t>környezetet</w:t>
+      </w:r>
+      <w:proofErr w:type="spellEnd"/>
+      <w:r>
+        <w:t>.</w:t>
+      </w:r>
+    </w:p>
+    <w:p>
+      <w:pPr>
+        <w:pStyle w:val="Cmsor2"/>
+        <w:numPr>
+          <w:ilvl w:val="1"/>
+          <w:numId w:val="2"/>
+        </w:numPr>
+        <w:ind w:left="418" w:hanging="418"/>
+      </w:pPr>
+      <w:bookmarkStart w:id="6" w:name="_Toc228556426"/>
+      <w:proofErr w:type="spellStart"/>
+      <w:r>
+        <w:t>Gyakorlati</w:t>
+      </w:r>
+      <w:proofErr w:type="spellEnd"/>
+      <w:r>
+        <w:t xml:space="preserve"> </w:t>
+      </w:r>
+      <w:proofErr w:type="spellStart"/>
+      <w:r>
+        <w:t>feladatok</w:t>
+      </w:r>
+      <w:bookmarkEnd w:id="6"/>
+      <w:proofErr w:type="spellEnd"/>
+    </w:p>
+    <w:p>
       <w:proofErr w:type="spellStart"/>
       <w:r>
         <w:t>Készítsem</w:t>
@@ -4081,6 +9809,7 @@
       </w:r>
       <w:proofErr w:type="spellStart"/>
       <w:r>
+        <w:lastRenderedPageBreak/>
         <w:t>projektjébe</w:t>
       </w:r>
       <w:proofErr w:type="spellEnd"/>
@@ -4352,10 +10081,7 @@
       </w:r>
       <w:proofErr w:type="spellEnd"/>
       <w:r>
-        <w:t xml:space="preserve"> </w:t>
-      </w:r>
-      <w:r>
-        <w:t>(</w:t>
+        <w:t xml:space="preserve"> (</w:t>
       </w:r>
       <w:proofErr w:type="spellStart"/>
       <w:r>
@@ -4490,10 +10216,7 @@
       </w:r>
       <w:proofErr w:type="spellEnd"/>
       <w:r>
-        <w:t xml:space="preserve"> </w:t>
-      </w:r>
-      <w:r>
-        <w:t xml:space="preserve">LDAP </w:t>
+        <w:t xml:space="preserve"> LDAP </w:t>
       </w:r>
       <w:proofErr w:type="spellStart"/>
       <w:r>
@@ -4642,10 +10365,7 @@
       </w:r>
       <w:proofErr w:type="spellStart"/>
       <w:r>
-        <w:t>a</w:t>
-      </w:r>
-      <w:r>
-        <w:t>z</w:t>
+        <w:t>az</w:t>
       </w:r>
       <w:proofErr w:type="spellEnd"/>
       <w:r>
@@ -4734,10 +10454,7 @@
       </w:r>
       <w:proofErr w:type="spellEnd"/>
       <w:r>
-        <w:t>,</w:t>
-      </w:r>
-      <w:r>
-        <w:t xml:space="preserve"> </w:t>
+        <w:t xml:space="preserve">, </w:t>
       </w:r>
       <w:proofErr w:type="spellStart"/>
       <w:r>
@@ -4884,1929 +10601,11 @@
       </w:r>
       <w:proofErr w:type="spellStart"/>
       <w:r>
-        <w:t>felhasználó</w:t>
-      </w:r>
-      <w:r>
-        <w:t>t</w:t>
-      </w:r>
-      <w:proofErr w:type="spellEnd"/>
-    </w:p>
-    <w:p>
-      <w:pPr>
-        <w:pStyle w:val="Cmsor2"/>
-        <w:numPr>
-          <w:ilvl w:val="1"/>
-          <w:numId w:val="2"/>
-        </w:numPr>
-        <w:ind w:left="418" w:hanging="418"/>
-      </w:pPr>
-      <w:r>
-        <w:t xml:space="preserve">A </w:t>
-      </w:r>
-      <w:proofErr w:type="spellStart"/>
-      <w:r>
-        <w:t>feladat</w:t>
-      </w:r>
-      <w:proofErr w:type="spellEnd"/>
-      <w:r>
-        <w:t xml:space="preserve"> </w:t>
-      </w:r>
-      <w:proofErr w:type="spellStart"/>
-      <w:r>
-        <w:t>elmélete</w:t>
-      </w:r>
-      <w:proofErr w:type="spellEnd"/>
-    </w:p>
-    <w:p>
-      <w:r>
-        <w:t xml:space="preserve">A </w:t>
-      </w:r>
-      <w:proofErr w:type="spellStart"/>
-      <w:r>
-        <w:t>feladat</w:t>
-      </w:r>
-      <w:proofErr w:type="spellEnd"/>
-      <w:r>
-        <w:t xml:space="preserve"> </w:t>
-      </w:r>
-      <w:proofErr w:type="spellStart"/>
-      <w:r>
-        <w:t>célja</w:t>
-      </w:r>
-      <w:proofErr w:type="spellEnd"/>
-      <w:r>
-        <w:t xml:space="preserve"> </w:t>
-      </w:r>
-      <w:proofErr w:type="spellStart"/>
-      <w:r>
-        <w:t>egy</w:t>
-      </w:r>
-      <w:proofErr w:type="spellEnd"/>
-      <w:r>
-        <w:t xml:space="preserve"> LDAP </w:t>
-      </w:r>
-      <w:proofErr w:type="spellStart"/>
-      <w:r>
-        <w:t>alapú</w:t>
-      </w:r>
-      <w:proofErr w:type="spellEnd"/>
-      <w:r>
-        <w:t xml:space="preserve"> </w:t>
-      </w:r>
-      <w:proofErr w:type="spellStart"/>
-      <w:r>
-        <w:t>címtárszolgáltatás</w:t>
-      </w:r>
-      <w:proofErr w:type="spellEnd"/>
-      <w:r>
-        <w:t xml:space="preserve"> </w:t>
-      </w:r>
-      <w:proofErr w:type="spellStart"/>
-      <w:r>
-        <w:t>gyakorlati</w:t>
-      </w:r>
-      <w:proofErr w:type="spellEnd"/>
-      <w:r>
-        <w:t xml:space="preserve"> </w:t>
-      </w:r>
-      <w:proofErr w:type="spellStart"/>
-      <w:r>
-        <w:t>megvalósítása</w:t>
-      </w:r>
-      <w:proofErr w:type="spellEnd"/>
-      <w:r>
-        <w:t xml:space="preserve"> </w:t>
-      </w:r>
-      <w:proofErr w:type="spellStart"/>
-      <w:r>
-        <w:t>és</w:t>
-      </w:r>
-      <w:proofErr w:type="spellEnd"/>
-      <w:r>
-        <w:t xml:space="preserve"> </w:t>
-      </w:r>
-      <w:proofErr w:type="spellStart"/>
-      <w:r>
-        <w:t>az</w:t>
-      </w:r>
-      <w:proofErr w:type="spellEnd"/>
-      <w:r>
-        <w:t xml:space="preserve"> </w:t>
-      </w:r>
-      <w:proofErr w:type="spellStart"/>
-      <w:r>
-        <w:t>alapvető</w:t>
-      </w:r>
-      <w:proofErr w:type="spellEnd"/>
-      <w:r>
-        <w:t xml:space="preserve"> </w:t>
-      </w:r>
-      <w:proofErr w:type="spellStart"/>
-      <w:r>
-        <w:t>címtárműveletek</w:t>
-      </w:r>
-      <w:proofErr w:type="spellEnd"/>
-      <w:r>
-        <w:t xml:space="preserve"> (</w:t>
-      </w:r>
-      <w:proofErr w:type="spellStart"/>
-      <w:r>
-        <w:t>létrehozás</w:t>
-      </w:r>
-      <w:proofErr w:type="spellEnd"/>
-      <w:r>
-        <w:t xml:space="preserve">, </w:t>
-      </w:r>
-      <w:proofErr w:type="spellStart"/>
-      <w:r>
-        <w:t>keresés</w:t>
-      </w:r>
-      <w:proofErr w:type="spellEnd"/>
-      <w:r>
-        <w:t xml:space="preserve">, </w:t>
-      </w:r>
-      <w:proofErr w:type="spellStart"/>
-      <w:r>
-        <w:t>módosítás</w:t>
-      </w:r>
-      <w:proofErr w:type="spellEnd"/>
-      <w:r>
-        <w:t xml:space="preserve">, </w:t>
-      </w:r>
-      <w:proofErr w:type="spellStart"/>
-      <w:r>
-        <w:t>törlés</w:t>
-      </w:r>
-      <w:proofErr w:type="spellEnd"/>
-      <w:r>
-        <w:t xml:space="preserve">) </w:t>
-      </w:r>
-      <w:proofErr w:type="spellStart"/>
-      <w:r>
-        <w:t>működésének</w:t>
-      </w:r>
-      <w:proofErr w:type="spellEnd"/>
-      <w:r>
-        <w:t xml:space="preserve"> </w:t>
-      </w:r>
-      <w:proofErr w:type="spellStart"/>
-      <w:r>
-        <w:t>megértése</w:t>
-      </w:r>
-      <w:proofErr w:type="spellEnd"/>
-      <w:r>
-        <w:t xml:space="preserve">. A </w:t>
-      </w:r>
-      <w:proofErr w:type="spellStart"/>
-      <w:r>
-        <w:t>rendszer</w:t>
-      </w:r>
-      <w:proofErr w:type="spellEnd"/>
-      <w:r>
-        <w:t xml:space="preserve"> </w:t>
-      </w:r>
-      <w:proofErr w:type="spellStart"/>
-      <w:r>
-        <w:t>egy</w:t>
-      </w:r>
-      <w:proofErr w:type="spellEnd"/>
-      <w:r>
-        <w:t xml:space="preserve"> Docker </w:t>
-      </w:r>
-      <w:proofErr w:type="spellStart"/>
-      <w:r>
-        <w:t>konténerben</w:t>
-      </w:r>
-      <w:proofErr w:type="spellEnd"/>
-      <w:r>
-        <w:t xml:space="preserve"> </w:t>
-      </w:r>
-      <w:proofErr w:type="spellStart"/>
-      <w:r>
-        <w:t>futó</w:t>
-      </w:r>
-      <w:proofErr w:type="spellEnd"/>
-      <w:r>
-        <w:t xml:space="preserve"> LDAP </w:t>
-      </w:r>
-      <w:proofErr w:type="spellStart"/>
-      <w:r>
-        <w:t>szerverre</w:t>
-      </w:r>
-      <w:proofErr w:type="spellEnd"/>
-      <w:r>
-        <w:t xml:space="preserve"> </w:t>
-      </w:r>
-      <w:proofErr w:type="spellStart"/>
-      <w:r>
-        <w:t>épül</w:t>
-      </w:r>
-      <w:proofErr w:type="spellEnd"/>
-      <w:r>
-        <w:t xml:space="preserve">, </w:t>
-      </w:r>
-      <w:proofErr w:type="spellStart"/>
-      <w:r>
-        <w:t>amelyhez</w:t>
-      </w:r>
-      <w:proofErr w:type="spellEnd"/>
-      <w:r>
-        <w:t xml:space="preserve"> </w:t>
-      </w:r>
-      <w:proofErr w:type="spellStart"/>
-      <w:r>
-        <w:t>egy</w:t>
-      </w:r>
-      <w:proofErr w:type="spellEnd"/>
-      <w:r>
-        <w:t xml:space="preserve"> Java </w:t>
-      </w:r>
-      <w:proofErr w:type="spellStart"/>
-      <w:r>
-        <w:t>alkalmazás</w:t>
-      </w:r>
-      <w:proofErr w:type="spellEnd"/>
-      <w:r>
-        <w:t xml:space="preserve"> LDAP </w:t>
-      </w:r>
-      <w:proofErr w:type="spellStart"/>
-      <w:r>
-        <w:t>kliensként</w:t>
-      </w:r>
-      <w:proofErr w:type="spellEnd"/>
-      <w:r>
-        <w:t xml:space="preserve"> </w:t>
-      </w:r>
-      <w:proofErr w:type="spellStart"/>
-      <w:r>
-        <w:t>kapcsolódik</w:t>
-      </w:r>
-      <w:proofErr w:type="spellEnd"/>
-      <w:r>
-        <w:t xml:space="preserve"> Maven </w:t>
-      </w:r>
-      <w:proofErr w:type="spellStart"/>
-      <w:r>
-        <w:t>alapú</w:t>
-      </w:r>
-      <w:proofErr w:type="spellEnd"/>
-      <w:r>
-        <w:t xml:space="preserve"> </w:t>
-      </w:r>
-      <w:proofErr w:type="spellStart"/>
-      <w:r>
-        <w:t>projektkörnyezetben</w:t>
-      </w:r>
-      <w:proofErr w:type="spellEnd"/>
-      <w:r>
-        <w:t>.</w:t>
-      </w:r>
+        <w:t>felhasználót</w:t>
+      </w:r>
+      <w:proofErr w:type="spellEnd"/>
     </w:p>
     <w:p/>
-    <w:p>
-      <w:proofErr w:type="spellStart"/>
-      <w:r>
-        <w:lastRenderedPageBreak/>
-        <w:t>Az</w:t>
-      </w:r>
-      <w:proofErr w:type="spellEnd"/>
-      <w:r>
-        <w:t xml:space="preserve"> </w:t>
-      </w:r>
-      <w:proofErr w:type="spellStart"/>
-      <w:r>
-        <w:t>első</w:t>
-      </w:r>
-      <w:proofErr w:type="spellEnd"/>
-      <w:r>
-        <w:t xml:space="preserve"> </w:t>
-      </w:r>
-      <w:proofErr w:type="spellStart"/>
-      <w:r>
-        <w:t>lépés</w:t>
-      </w:r>
-      <w:proofErr w:type="spellEnd"/>
-      <w:r>
-        <w:t xml:space="preserve"> a </w:t>
-      </w:r>
-      <w:proofErr w:type="spellStart"/>
-      <w:r>
-        <w:t>címtárstruktúra</w:t>
-      </w:r>
-      <w:proofErr w:type="spellEnd"/>
-      <w:r>
-        <w:t xml:space="preserve"> </w:t>
-      </w:r>
-      <w:proofErr w:type="spellStart"/>
-      <w:r>
-        <w:t>kialakítása</w:t>
-      </w:r>
-      <w:proofErr w:type="spellEnd"/>
-      <w:r>
-        <w:t xml:space="preserve"> volt, </w:t>
-      </w:r>
-      <w:proofErr w:type="spellStart"/>
-      <w:r>
-        <w:t>amely</w:t>
-      </w:r>
-      <w:proofErr w:type="spellEnd"/>
-      <w:r>
-        <w:t xml:space="preserve"> </w:t>
-      </w:r>
-      <w:proofErr w:type="spellStart"/>
-      <w:r>
-        <w:t>során</w:t>
-      </w:r>
-      <w:proofErr w:type="spellEnd"/>
-      <w:r>
-        <w:t xml:space="preserve"> </w:t>
-      </w:r>
-      <w:proofErr w:type="spellStart"/>
-      <w:r>
-        <w:t>létrejött</w:t>
-      </w:r>
-      <w:proofErr w:type="spellEnd"/>
-      <w:r>
-        <w:t xml:space="preserve"> </w:t>
-      </w:r>
-      <w:proofErr w:type="spellStart"/>
-      <w:r>
-        <w:t>az</w:t>
-      </w:r>
-      <w:proofErr w:type="spellEnd"/>
-      <w:r>
-        <w:t xml:space="preserve"> </w:t>
-      </w:r>
-      <w:proofErr w:type="spellStart"/>
-      <w:r>
-        <w:t>ou</w:t>
-      </w:r>
-      <w:proofErr w:type="spellEnd"/>
-      <w:r>
-        <w:t>=</w:t>
-      </w:r>
-      <w:proofErr w:type="spellStart"/>
-      <w:proofErr w:type="gramStart"/>
-      <w:r>
-        <w:t>people,dc</w:t>
-      </w:r>
-      <w:proofErr w:type="spellEnd"/>
-      <w:proofErr w:type="gramEnd"/>
-      <w:r>
-        <w:t>=</w:t>
-      </w:r>
-      <w:proofErr w:type="spellStart"/>
-      <w:r>
-        <w:t>demo,dc</w:t>
-      </w:r>
-      <w:proofErr w:type="spellEnd"/>
-      <w:r>
-        <w:t xml:space="preserve">=local </w:t>
-      </w:r>
-      <w:proofErr w:type="spellStart"/>
-      <w:r>
-        <w:t>szervezeti</w:t>
-      </w:r>
-      <w:proofErr w:type="spellEnd"/>
-      <w:r>
-        <w:t xml:space="preserve"> </w:t>
-      </w:r>
-      <w:proofErr w:type="spellStart"/>
-      <w:r>
-        <w:t>egység</w:t>
-      </w:r>
-      <w:proofErr w:type="spellEnd"/>
-      <w:r>
-        <w:t xml:space="preserve">. </w:t>
-      </w:r>
-      <w:proofErr w:type="spellStart"/>
-      <w:r>
-        <w:t>Ez</w:t>
-      </w:r>
-      <w:proofErr w:type="spellEnd"/>
-      <w:r>
-        <w:t xml:space="preserve"> </w:t>
-      </w:r>
-      <w:proofErr w:type="spellStart"/>
-      <w:r>
-        <w:t>biztosítja</w:t>
-      </w:r>
-      <w:proofErr w:type="spellEnd"/>
-      <w:r>
-        <w:t xml:space="preserve"> a </w:t>
-      </w:r>
-      <w:proofErr w:type="spellStart"/>
-      <w:r>
-        <w:t>felhasználók</w:t>
-      </w:r>
-      <w:proofErr w:type="spellEnd"/>
-      <w:r>
-        <w:t xml:space="preserve"> </w:t>
-      </w:r>
-      <w:proofErr w:type="spellStart"/>
-      <w:r>
-        <w:t>logikai</w:t>
-      </w:r>
-      <w:proofErr w:type="spellEnd"/>
-      <w:r>
-        <w:t xml:space="preserve"> </w:t>
-      </w:r>
-      <w:proofErr w:type="spellStart"/>
-      <w:r>
-        <w:t>csoportosítását</w:t>
-      </w:r>
-      <w:proofErr w:type="spellEnd"/>
-      <w:r>
-        <w:t xml:space="preserve"> </w:t>
-      </w:r>
-      <w:proofErr w:type="spellStart"/>
-      <w:r>
-        <w:t>és</w:t>
-      </w:r>
-      <w:proofErr w:type="spellEnd"/>
-      <w:r>
-        <w:t xml:space="preserve"> a </w:t>
-      </w:r>
-      <w:proofErr w:type="spellStart"/>
-      <w:r>
-        <w:t>hierarchikus</w:t>
-      </w:r>
-      <w:proofErr w:type="spellEnd"/>
-      <w:r>
-        <w:t xml:space="preserve"> </w:t>
-      </w:r>
-      <w:proofErr w:type="spellStart"/>
-      <w:r>
-        <w:t>adatkezelés</w:t>
-      </w:r>
-      <w:proofErr w:type="spellEnd"/>
-      <w:r>
-        <w:t xml:space="preserve"> </w:t>
-      </w:r>
-      <w:proofErr w:type="spellStart"/>
-      <w:r>
-        <w:t>alapját</w:t>
-      </w:r>
-      <w:proofErr w:type="spellEnd"/>
-      <w:r>
-        <w:t xml:space="preserve">. </w:t>
-      </w:r>
-      <w:proofErr w:type="spellStart"/>
-      <w:r>
-        <w:t>Ezt</w:t>
-      </w:r>
-      <w:proofErr w:type="spellEnd"/>
-      <w:r>
-        <w:t xml:space="preserve"> </w:t>
-      </w:r>
-      <w:proofErr w:type="spellStart"/>
-      <w:r>
-        <w:t>követően</w:t>
-      </w:r>
-      <w:proofErr w:type="spellEnd"/>
-      <w:r>
-        <w:t xml:space="preserve"> </w:t>
-      </w:r>
-      <w:proofErr w:type="spellStart"/>
-      <w:r>
-        <w:t>került</w:t>
-      </w:r>
-      <w:proofErr w:type="spellEnd"/>
-      <w:r>
-        <w:t xml:space="preserve"> </w:t>
-      </w:r>
-      <w:proofErr w:type="spellStart"/>
-      <w:r>
-        <w:t>sor</w:t>
-      </w:r>
-      <w:proofErr w:type="spellEnd"/>
-      <w:r>
-        <w:t xml:space="preserve"> </w:t>
-      </w:r>
-      <w:proofErr w:type="spellStart"/>
-      <w:r>
-        <w:t>egy</w:t>
-      </w:r>
-      <w:proofErr w:type="spellEnd"/>
-      <w:r>
-        <w:t xml:space="preserve"> </w:t>
-      </w:r>
-      <w:proofErr w:type="spellStart"/>
-      <w:r>
-        <w:t>felhasználói</w:t>
-      </w:r>
-      <w:proofErr w:type="spellEnd"/>
-      <w:r>
-        <w:t xml:space="preserve"> </w:t>
-      </w:r>
-      <w:proofErr w:type="spellStart"/>
-      <w:r>
-        <w:t>bejegyzés</w:t>
-      </w:r>
-      <w:proofErr w:type="spellEnd"/>
-      <w:r>
-        <w:t xml:space="preserve"> (</w:t>
-      </w:r>
-      <w:proofErr w:type="spellStart"/>
-      <w:r>
-        <w:t>uid</w:t>
-      </w:r>
-      <w:proofErr w:type="spellEnd"/>
-      <w:r>
-        <w:t xml:space="preserve">=john) </w:t>
-      </w:r>
-      <w:proofErr w:type="spellStart"/>
-      <w:r>
-        <w:t>létrehozására</w:t>
-      </w:r>
-      <w:proofErr w:type="spellEnd"/>
-      <w:r>
-        <w:t xml:space="preserve">, </w:t>
-      </w:r>
-      <w:proofErr w:type="spellStart"/>
-      <w:r>
-        <w:t>amely</w:t>
-      </w:r>
-      <w:proofErr w:type="spellEnd"/>
-      <w:r>
-        <w:t xml:space="preserve"> a </w:t>
-      </w:r>
-      <w:proofErr w:type="spellStart"/>
-      <w:r>
-        <w:t>címtárban</w:t>
-      </w:r>
-      <w:proofErr w:type="spellEnd"/>
-      <w:r>
-        <w:t xml:space="preserve"> </w:t>
-      </w:r>
-      <w:proofErr w:type="spellStart"/>
-      <w:r>
-        <w:t>tá</w:t>
-      </w:r>
-      <w:r>
-        <w:t>rolt</w:t>
-      </w:r>
-      <w:proofErr w:type="spellEnd"/>
-      <w:r>
-        <w:t xml:space="preserve"> </w:t>
-      </w:r>
-      <w:proofErr w:type="spellStart"/>
-      <w:r>
-        <w:t>objektumok</w:t>
-      </w:r>
-      <w:proofErr w:type="spellEnd"/>
-      <w:r>
-        <w:t xml:space="preserve"> </w:t>
-      </w:r>
-      <w:proofErr w:type="spellStart"/>
-      <w:r>
-        <w:t>alapját</w:t>
-      </w:r>
-      <w:proofErr w:type="spellEnd"/>
-      <w:r>
-        <w:t xml:space="preserve"> </w:t>
-      </w:r>
-      <w:proofErr w:type="spellStart"/>
-      <w:r>
-        <w:t>képezi</w:t>
-      </w:r>
-      <w:proofErr w:type="spellEnd"/>
-      <w:r>
-        <w:t>.</w:t>
-      </w:r>
-    </w:p>
-    <w:p>
-      <w:r>
-        <w:t xml:space="preserve">A </w:t>
-      </w:r>
-      <w:proofErr w:type="spellStart"/>
-      <w:r>
-        <w:t>keresési</w:t>
-      </w:r>
-      <w:proofErr w:type="spellEnd"/>
-      <w:r>
-        <w:t xml:space="preserve"> </w:t>
-      </w:r>
-      <w:proofErr w:type="spellStart"/>
-      <w:r>
-        <w:t>művelet</w:t>
-      </w:r>
-      <w:proofErr w:type="spellEnd"/>
-      <w:r>
-        <w:t xml:space="preserve"> </w:t>
-      </w:r>
-      <w:proofErr w:type="spellStart"/>
-      <w:r>
-        <w:t>célja</w:t>
-      </w:r>
-      <w:proofErr w:type="spellEnd"/>
-      <w:r>
-        <w:t xml:space="preserve"> </w:t>
-      </w:r>
-      <w:proofErr w:type="spellStart"/>
-      <w:r>
-        <w:t>az</w:t>
-      </w:r>
-      <w:proofErr w:type="spellEnd"/>
-      <w:r>
-        <w:t xml:space="preserve"> LDAP </w:t>
-      </w:r>
-      <w:proofErr w:type="spellStart"/>
-      <w:r>
-        <w:t>címtárban</w:t>
-      </w:r>
-      <w:proofErr w:type="spellEnd"/>
-      <w:r>
-        <w:t xml:space="preserve"> </w:t>
-      </w:r>
-      <w:proofErr w:type="spellStart"/>
-      <w:r>
-        <w:t>tárolt</w:t>
-      </w:r>
-      <w:proofErr w:type="spellEnd"/>
-      <w:r>
-        <w:t xml:space="preserve"> </w:t>
-      </w:r>
-      <w:proofErr w:type="spellStart"/>
-      <w:r>
-        <w:t>adatok</w:t>
-      </w:r>
-      <w:proofErr w:type="spellEnd"/>
-      <w:r>
-        <w:t xml:space="preserve"> </w:t>
-      </w:r>
-      <w:proofErr w:type="spellStart"/>
-      <w:r>
-        <w:t>lekérdezésének</w:t>
-      </w:r>
-      <w:proofErr w:type="spellEnd"/>
-      <w:r>
-        <w:t xml:space="preserve"> </w:t>
-      </w:r>
-      <w:proofErr w:type="spellStart"/>
-      <w:r>
-        <w:t>megértése</w:t>
-      </w:r>
-      <w:proofErr w:type="spellEnd"/>
-      <w:r>
-        <w:t xml:space="preserve">. </w:t>
-      </w:r>
-      <w:proofErr w:type="spellStart"/>
-      <w:r>
-        <w:t>Ennek</w:t>
-      </w:r>
-      <w:proofErr w:type="spellEnd"/>
-      <w:r>
-        <w:t xml:space="preserve"> </w:t>
-      </w:r>
-      <w:proofErr w:type="spellStart"/>
-      <w:r>
-        <w:t>során</w:t>
-      </w:r>
-      <w:proofErr w:type="spellEnd"/>
-      <w:r>
-        <w:t xml:space="preserve"> </w:t>
-      </w:r>
-      <w:proofErr w:type="spellStart"/>
-      <w:r>
-        <w:t>különböző</w:t>
-      </w:r>
-      <w:proofErr w:type="spellEnd"/>
-      <w:r>
-        <w:t xml:space="preserve"> </w:t>
-      </w:r>
-      <w:proofErr w:type="spellStart"/>
-      <w:r>
-        <w:t>szűrők</w:t>
-      </w:r>
-      <w:proofErr w:type="spellEnd"/>
-      <w:r>
-        <w:t xml:space="preserve"> </w:t>
-      </w:r>
-      <w:proofErr w:type="spellStart"/>
-      <w:r>
-        <w:t>segítségével</w:t>
-      </w:r>
-      <w:proofErr w:type="spellEnd"/>
-      <w:r>
-        <w:t xml:space="preserve"> </w:t>
-      </w:r>
-      <w:proofErr w:type="spellStart"/>
-      <w:r>
-        <w:t>lehet</w:t>
-      </w:r>
-      <w:proofErr w:type="spellEnd"/>
-      <w:r>
-        <w:t xml:space="preserve"> </w:t>
-      </w:r>
-      <w:proofErr w:type="spellStart"/>
-      <w:r>
-        <w:t>meghatározott</w:t>
-      </w:r>
-      <w:proofErr w:type="spellEnd"/>
-      <w:r>
-        <w:t xml:space="preserve"> </w:t>
-      </w:r>
-      <w:proofErr w:type="spellStart"/>
-      <w:r>
-        <w:t>bejegyzéseket</w:t>
-      </w:r>
-      <w:proofErr w:type="spellEnd"/>
-      <w:r>
-        <w:t xml:space="preserve"> </w:t>
-      </w:r>
-      <w:proofErr w:type="spellStart"/>
-      <w:r>
-        <w:t>keresni</w:t>
-      </w:r>
-      <w:proofErr w:type="spellEnd"/>
-      <w:r>
-        <w:t xml:space="preserve">, </w:t>
-      </w:r>
-      <w:proofErr w:type="spellStart"/>
-      <w:r>
-        <w:t>például</w:t>
-      </w:r>
-      <w:proofErr w:type="spellEnd"/>
-      <w:r>
-        <w:t xml:space="preserve"> </w:t>
-      </w:r>
-      <w:proofErr w:type="spellStart"/>
-      <w:r>
-        <w:t>felhasználónév</w:t>
-      </w:r>
-      <w:proofErr w:type="spellEnd"/>
-      <w:r>
-        <w:t xml:space="preserve"> </w:t>
-      </w:r>
-      <w:proofErr w:type="spellStart"/>
-      <w:r>
-        <w:t>alapján</w:t>
-      </w:r>
-      <w:proofErr w:type="spellEnd"/>
-      <w:r>
-        <w:t xml:space="preserve">. </w:t>
-      </w:r>
-      <w:proofErr w:type="spellStart"/>
-      <w:r>
-        <w:t>Ez</w:t>
-      </w:r>
-      <w:proofErr w:type="spellEnd"/>
-      <w:r>
-        <w:t xml:space="preserve"> a </w:t>
-      </w:r>
-      <w:proofErr w:type="spellStart"/>
-      <w:r>
-        <w:t>művelet</w:t>
-      </w:r>
-      <w:proofErr w:type="spellEnd"/>
-      <w:r>
-        <w:t xml:space="preserve"> </w:t>
-      </w:r>
-      <w:proofErr w:type="spellStart"/>
-      <w:r>
-        <w:t>alapvető</w:t>
-      </w:r>
-      <w:proofErr w:type="spellEnd"/>
-      <w:r>
-        <w:t xml:space="preserve"> </w:t>
-      </w:r>
-      <w:proofErr w:type="spellStart"/>
-      <w:r>
-        <w:t>szerepet</w:t>
-      </w:r>
-      <w:proofErr w:type="spellEnd"/>
-      <w:r>
-        <w:t xml:space="preserve"> </w:t>
-      </w:r>
-      <w:proofErr w:type="spellStart"/>
-      <w:r>
-        <w:t>játszik</w:t>
-      </w:r>
-      <w:proofErr w:type="spellEnd"/>
-      <w:r>
-        <w:t xml:space="preserve"> </w:t>
-      </w:r>
-      <w:proofErr w:type="spellStart"/>
-      <w:r>
-        <w:t>az</w:t>
-      </w:r>
-      <w:proofErr w:type="spellEnd"/>
-      <w:r>
-        <w:t xml:space="preserve"> </w:t>
-      </w:r>
-      <w:proofErr w:type="spellStart"/>
-      <w:r>
-        <w:t>adatok</w:t>
-      </w:r>
-      <w:proofErr w:type="spellEnd"/>
-      <w:r>
-        <w:t xml:space="preserve"> </w:t>
-      </w:r>
-      <w:proofErr w:type="spellStart"/>
-      <w:r>
-        <w:t>elérésében</w:t>
-      </w:r>
-      <w:proofErr w:type="spellEnd"/>
-      <w:r>
-        <w:t xml:space="preserve"> </w:t>
-      </w:r>
-      <w:proofErr w:type="spellStart"/>
-      <w:r>
-        <w:t>és</w:t>
-      </w:r>
-      <w:proofErr w:type="spellEnd"/>
-      <w:r>
-        <w:t xml:space="preserve"> a </w:t>
-      </w:r>
-      <w:proofErr w:type="spellStart"/>
-      <w:r>
-        <w:t>későbbi</w:t>
-      </w:r>
-      <w:proofErr w:type="spellEnd"/>
-      <w:r>
-        <w:t xml:space="preserve"> </w:t>
-      </w:r>
-      <w:proofErr w:type="spellStart"/>
-      <w:r>
-        <w:t>autentikáci</w:t>
-      </w:r>
-      <w:r>
-        <w:t>ós</w:t>
-      </w:r>
-      <w:proofErr w:type="spellEnd"/>
-      <w:r>
-        <w:t xml:space="preserve"> </w:t>
-      </w:r>
-      <w:proofErr w:type="spellStart"/>
-      <w:r>
-        <w:t>folyamatok</w:t>
-      </w:r>
-      <w:proofErr w:type="spellEnd"/>
-      <w:r>
-        <w:t xml:space="preserve"> </w:t>
-      </w:r>
-      <w:proofErr w:type="spellStart"/>
-      <w:r>
-        <w:t>előkészítésében</w:t>
-      </w:r>
-      <w:proofErr w:type="spellEnd"/>
-      <w:r>
-        <w:t>.</w:t>
-      </w:r>
-    </w:p>
-    <w:p>
-      <w:r>
-        <w:t xml:space="preserve">A </w:t>
-      </w:r>
-      <w:proofErr w:type="spellStart"/>
-      <w:r>
-        <w:t>módosítási</w:t>
-      </w:r>
-      <w:proofErr w:type="spellEnd"/>
-      <w:r>
-        <w:t xml:space="preserve"> </w:t>
-      </w:r>
-      <w:proofErr w:type="spellStart"/>
-      <w:r>
-        <w:t>művelet</w:t>
-      </w:r>
-      <w:proofErr w:type="spellEnd"/>
-      <w:r>
-        <w:t xml:space="preserve"> (modify) </w:t>
-      </w:r>
-      <w:proofErr w:type="spellStart"/>
-      <w:r>
-        <w:t>lehetővé</w:t>
-      </w:r>
-      <w:proofErr w:type="spellEnd"/>
-      <w:r>
-        <w:t xml:space="preserve"> </w:t>
-      </w:r>
-      <w:proofErr w:type="spellStart"/>
-      <w:r>
-        <w:t>teszi</w:t>
-      </w:r>
-      <w:proofErr w:type="spellEnd"/>
-      <w:r>
-        <w:t xml:space="preserve"> a </w:t>
-      </w:r>
-      <w:proofErr w:type="spellStart"/>
-      <w:r>
-        <w:t>már</w:t>
-      </w:r>
-      <w:proofErr w:type="spellEnd"/>
-      <w:r>
-        <w:t xml:space="preserve"> </w:t>
-      </w:r>
-      <w:proofErr w:type="spellStart"/>
-      <w:r>
-        <w:t>meglévő</w:t>
-      </w:r>
-      <w:proofErr w:type="spellEnd"/>
-      <w:r>
-        <w:t xml:space="preserve"> LDAP </w:t>
-      </w:r>
-      <w:proofErr w:type="spellStart"/>
-      <w:r>
-        <w:t>bejegyzések</w:t>
-      </w:r>
-      <w:proofErr w:type="spellEnd"/>
-      <w:r>
-        <w:t xml:space="preserve"> </w:t>
-      </w:r>
-      <w:proofErr w:type="spellStart"/>
-      <w:r>
-        <w:t>frissítését</w:t>
-      </w:r>
-      <w:proofErr w:type="spellEnd"/>
-      <w:r>
-        <w:t xml:space="preserve">, </w:t>
-      </w:r>
-      <w:proofErr w:type="spellStart"/>
-      <w:r>
-        <w:t>például</w:t>
-      </w:r>
-      <w:proofErr w:type="spellEnd"/>
-      <w:r>
-        <w:t xml:space="preserve"> </w:t>
-      </w:r>
-      <w:proofErr w:type="spellStart"/>
-      <w:r>
-        <w:t>attribútumok</w:t>
-      </w:r>
-      <w:proofErr w:type="spellEnd"/>
-      <w:r>
-        <w:t xml:space="preserve"> (e-mail </w:t>
-      </w:r>
-      <w:proofErr w:type="spellStart"/>
-      <w:r>
-        <w:t>cím</w:t>
-      </w:r>
-      <w:proofErr w:type="spellEnd"/>
-      <w:r>
-        <w:t xml:space="preserve">, </w:t>
-      </w:r>
-      <w:proofErr w:type="spellStart"/>
-      <w:r>
-        <w:t>jelszó</w:t>
-      </w:r>
-      <w:proofErr w:type="spellEnd"/>
-      <w:r>
-        <w:t xml:space="preserve"> </w:t>
-      </w:r>
-      <w:proofErr w:type="spellStart"/>
-      <w:r>
-        <w:t>vagy</w:t>
-      </w:r>
-      <w:proofErr w:type="spellEnd"/>
-      <w:r>
-        <w:t xml:space="preserve"> </w:t>
-      </w:r>
-      <w:proofErr w:type="spellStart"/>
-      <w:r>
-        <w:t>egyéb</w:t>
-      </w:r>
-      <w:proofErr w:type="spellEnd"/>
-      <w:r>
-        <w:t xml:space="preserve"> </w:t>
-      </w:r>
-      <w:proofErr w:type="spellStart"/>
-      <w:r>
-        <w:t>adatok</w:t>
-      </w:r>
-      <w:proofErr w:type="spellEnd"/>
-      <w:r>
-        <w:t xml:space="preserve">) </w:t>
-      </w:r>
-      <w:proofErr w:type="spellStart"/>
-      <w:r>
-        <w:t>megváltoztatását</w:t>
-      </w:r>
-      <w:proofErr w:type="spellEnd"/>
-      <w:r>
-        <w:t xml:space="preserve">. </w:t>
-      </w:r>
-      <w:proofErr w:type="spellStart"/>
-      <w:r>
-        <w:t>Ez</w:t>
-      </w:r>
-      <w:proofErr w:type="spellEnd"/>
-      <w:r>
-        <w:t xml:space="preserve"> </w:t>
-      </w:r>
-      <w:proofErr w:type="spellStart"/>
-      <w:r>
-        <w:t>biztosítja</w:t>
-      </w:r>
-      <w:proofErr w:type="spellEnd"/>
-      <w:r>
-        <w:t xml:space="preserve"> a </w:t>
-      </w:r>
-      <w:proofErr w:type="spellStart"/>
-      <w:r>
-        <w:t>címtárban</w:t>
-      </w:r>
-      <w:proofErr w:type="spellEnd"/>
-      <w:r>
-        <w:t xml:space="preserve"> </w:t>
-      </w:r>
-      <w:proofErr w:type="spellStart"/>
-      <w:r>
-        <w:t>tárolt</w:t>
-      </w:r>
-      <w:proofErr w:type="spellEnd"/>
-      <w:r>
-        <w:t xml:space="preserve"> </w:t>
-      </w:r>
-      <w:proofErr w:type="spellStart"/>
-      <w:r>
-        <w:t>adatok</w:t>
-      </w:r>
-      <w:proofErr w:type="spellEnd"/>
-      <w:r>
-        <w:t xml:space="preserve"> </w:t>
-      </w:r>
-      <w:proofErr w:type="spellStart"/>
-      <w:r>
-        <w:t>karbantarthatóságát</w:t>
-      </w:r>
-      <w:proofErr w:type="spellEnd"/>
-      <w:r>
-        <w:t xml:space="preserve"> </w:t>
-      </w:r>
-      <w:proofErr w:type="spellStart"/>
-      <w:r>
-        <w:t>és</w:t>
-      </w:r>
-      <w:proofErr w:type="spellEnd"/>
-      <w:r>
-        <w:t xml:space="preserve"> </w:t>
-      </w:r>
-      <w:proofErr w:type="spellStart"/>
-      <w:r>
-        <w:t>dinamikus</w:t>
-      </w:r>
-      <w:proofErr w:type="spellEnd"/>
-      <w:r>
-        <w:t xml:space="preserve"> </w:t>
-      </w:r>
-      <w:proofErr w:type="spellStart"/>
-      <w:r>
-        <w:t>k</w:t>
-      </w:r>
-      <w:r>
-        <w:t>ezelését</w:t>
-      </w:r>
-      <w:proofErr w:type="spellEnd"/>
-      <w:r>
-        <w:t>.</w:t>
-      </w:r>
-    </w:p>
-    <w:p>
-      <w:r>
-        <w:t xml:space="preserve">A </w:t>
-      </w:r>
-      <w:proofErr w:type="spellStart"/>
-      <w:r>
-        <w:t>törlési</w:t>
-      </w:r>
-      <w:proofErr w:type="spellEnd"/>
-      <w:r>
-        <w:t xml:space="preserve"> </w:t>
-      </w:r>
-      <w:proofErr w:type="spellStart"/>
-      <w:r>
-        <w:t>művelet</w:t>
-      </w:r>
-      <w:proofErr w:type="spellEnd"/>
-      <w:r>
-        <w:t xml:space="preserve"> (delete) </w:t>
-      </w:r>
-      <w:proofErr w:type="spellStart"/>
-      <w:r>
-        <w:t>az</w:t>
-      </w:r>
-      <w:proofErr w:type="spellEnd"/>
-      <w:r>
-        <w:t xml:space="preserve"> LDAP </w:t>
-      </w:r>
-      <w:proofErr w:type="spellStart"/>
-      <w:r>
-        <w:t>címtárban</w:t>
-      </w:r>
-      <w:proofErr w:type="spellEnd"/>
-      <w:r>
-        <w:t xml:space="preserve"> </w:t>
-      </w:r>
-      <w:proofErr w:type="spellStart"/>
-      <w:r>
-        <w:t>lévő</w:t>
-      </w:r>
-      <w:proofErr w:type="spellEnd"/>
-      <w:r>
-        <w:t xml:space="preserve"> </w:t>
-      </w:r>
-      <w:proofErr w:type="spellStart"/>
-      <w:r>
-        <w:t>bejegyzések</w:t>
-      </w:r>
-      <w:proofErr w:type="spellEnd"/>
-      <w:r>
-        <w:t xml:space="preserve"> </w:t>
-      </w:r>
-      <w:proofErr w:type="spellStart"/>
-      <w:r>
-        <w:t>eltávolítását</w:t>
-      </w:r>
-      <w:proofErr w:type="spellEnd"/>
-      <w:r>
-        <w:t xml:space="preserve"> </w:t>
-      </w:r>
-      <w:proofErr w:type="spellStart"/>
-      <w:r>
-        <w:t>valósítja</w:t>
-      </w:r>
-      <w:proofErr w:type="spellEnd"/>
-      <w:r>
-        <w:t xml:space="preserve"> meg. </w:t>
-      </w:r>
-      <w:proofErr w:type="spellStart"/>
-      <w:r>
-        <w:t>Ennek</w:t>
-      </w:r>
-      <w:proofErr w:type="spellEnd"/>
-      <w:r>
-        <w:t xml:space="preserve"> </w:t>
-      </w:r>
-      <w:proofErr w:type="spellStart"/>
-      <w:r>
-        <w:t>segítségével</w:t>
-      </w:r>
-      <w:proofErr w:type="spellEnd"/>
-      <w:r>
-        <w:t xml:space="preserve"> </w:t>
-      </w:r>
-      <w:proofErr w:type="spellStart"/>
-      <w:r>
-        <w:t>teljes</w:t>
-      </w:r>
-      <w:proofErr w:type="spellEnd"/>
-      <w:r>
-        <w:t xml:space="preserve"> </w:t>
-      </w:r>
-      <w:proofErr w:type="spellStart"/>
-      <w:r>
-        <w:t>objektumok</w:t>
-      </w:r>
-      <w:proofErr w:type="spellEnd"/>
-      <w:r>
-        <w:t xml:space="preserve"> </w:t>
-      </w:r>
-      <w:proofErr w:type="spellStart"/>
-      <w:r>
-        <w:t>törölhetők</w:t>
-      </w:r>
-      <w:proofErr w:type="spellEnd"/>
-      <w:r>
-        <w:t xml:space="preserve"> a </w:t>
-      </w:r>
-      <w:proofErr w:type="spellStart"/>
-      <w:r>
-        <w:t>hierarchiából</w:t>
-      </w:r>
-      <w:proofErr w:type="spellEnd"/>
-      <w:r>
-        <w:t xml:space="preserve">, </w:t>
-      </w:r>
-      <w:proofErr w:type="spellStart"/>
-      <w:r>
-        <w:t>így</w:t>
-      </w:r>
-      <w:proofErr w:type="spellEnd"/>
-      <w:r>
-        <w:t xml:space="preserve"> a </w:t>
-      </w:r>
-      <w:proofErr w:type="spellStart"/>
-      <w:r>
-        <w:t>címtár</w:t>
-      </w:r>
-      <w:proofErr w:type="spellEnd"/>
-      <w:r>
-        <w:t xml:space="preserve"> </w:t>
-      </w:r>
-      <w:proofErr w:type="spellStart"/>
-      <w:r>
-        <w:t>tartalma</w:t>
-      </w:r>
-      <w:proofErr w:type="spellEnd"/>
-      <w:r>
-        <w:t xml:space="preserve"> </w:t>
-      </w:r>
-      <w:proofErr w:type="spellStart"/>
-      <w:r>
-        <w:t>tisztítható</w:t>
-      </w:r>
-      <w:proofErr w:type="spellEnd"/>
-      <w:r>
-        <w:t xml:space="preserve"> </w:t>
-      </w:r>
-      <w:proofErr w:type="spellStart"/>
-      <w:r>
-        <w:t>és</w:t>
-      </w:r>
-      <w:proofErr w:type="spellEnd"/>
-      <w:r>
-        <w:t xml:space="preserve"> </w:t>
-      </w:r>
-      <w:proofErr w:type="spellStart"/>
-      <w:r>
-        <w:t>karbantartható</w:t>
-      </w:r>
-      <w:proofErr w:type="spellEnd"/>
-      <w:r>
-        <w:t xml:space="preserve"> </w:t>
-      </w:r>
-      <w:proofErr w:type="spellStart"/>
-      <w:r>
-        <w:t>marad</w:t>
-      </w:r>
-      <w:proofErr w:type="spellEnd"/>
-      <w:r>
-        <w:t xml:space="preserve">. A </w:t>
-      </w:r>
-      <w:proofErr w:type="spellStart"/>
-      <w:r>
-        <w:t>négy</w:t>
-      </w:r>
-      <w:proofErr w:type="spellEnd"/>
-      <w:r>
-        <w:t xml:space="preserve"> </w:t>
-      </w:r>
-      <w:proofErr w:type="spellStart"/>
-      <w:r>
-        <w:t>alapművelet</w:t>
-      </w:r>
-      <w:proofErr w:type="spellEnd"/>
-      <w:r>
-        <w:t xml:space="preserve"> </w:t>
-      </w:r>
-      <w:proofErr w:type="spellStart"/>
-      <w:r>
-        <w:t>együtt</w:t>
-      </w:r>
-      <w:proofErr w:type="spellEnd"/>
-      <w:r>
-        <w:t xml:space="preserve"> </w:t>
-      </w:r>
-      <w:proofErr w:type="spellStart"/>
-      <w:r>
-        <w:t>biztosítja</w:t>
-      </w:r>
-      <w:proofErr w:type="spellEnd"/>
-      <w:r>
-        <w:t xml:space="preserve"> </w:t>
-      </w:r>
-      <w:proofErr w:type="spellStart"/>
-      <w:r>
-        <w:t>az</w:t>
-      </w:r>
-      <w:proofErr w:type="spellEnd"/>
-      <w:r>
-        <w:t xml:space="preserve"> LDAP </w:t>
-      </w:r>
-      <w:proofErr w:type="spellStart"/>
-      <w:r>
-        <w:t>rendszerekben</w:t>
-      </w:r>
-      <w:proofErr w:type="spellEnd"/>
-      <w:r>
-        <w:t xml:space="preserve"> </w:t>
-      </w:r>
-      <w:proofErr w:type="spellStart"/>
-      <w:r>
-        <w:t>használt</w:t>
-      </w:r>
-      <w:proofErr w:type="spellEnd"/>
-      <w:r>
-        <w:t xml:space="preserve"> </w:t>
-      </w:r>
-      <w:proofErr w:type="spellStart"/>
-      <w:r>
-        <w:t>teljes</w:t>
-      </w:r>
-      <w:proofErr w:type="spellEnd"/>
-      <w:r>
-        <w:t xml:space="preserve"> CRUD (Create, Read, U</w:t>
-      </w:r>
-      <w:r>
-        <w:t xml:space="preserve">pdate, Delete) </w:t>
-      </w:r>
-      <w:proofErr w:type="spellStart"/>
-      <w:r>
-        <w:t>funkcionalitást</w:t>
-      </w:r>
-      <w:proofErr w:type="spellEnd"/>
-      <w:r>
-        <w:t>.</w:t>
-      </w:r>
-    </w:p>
-    <w:p>
-      <w:r>
-        <w:t xml:space="preserve">A </w:t>
-      </w:r>
-      <w:proofErr w:type="spellStart"/>
-      <w:r>
-        <w:t>rendszer</w:t>
-      </w:r>
-      <w:proofErr w:type="spellEnd"/>
-      <w:r>
-        <w:t xml:space="preserve"> </w:t>
-      </w:r>
-      <w:proofErr w:type="spellStart"/>
-      <w:r>
-        <w:t>futtatása</w:t>
-      </w:r>
-      <w:proofErr w:type="spellEnd"/>
-      <w:r>
-        <w:t xml:space="preserve"> Docker </w:t>
-      </w:r>
-      <w:proofErr w:type="spellStart"/>
-      <w:r>
-        <w:t>alapú</w:t>
-      </w:r>
-      <w:proofErr w:type="spellEnd"/>
-      <w:r>
-        <w:t xml:space="preserve"> </w:t>
-      </w:r>
-      <w:proofErr w:type="spellStart"/>
-      <w:r>
-        <w:t>környezetben</w:t>
-      </w:r>
-      <w:proofErr w:type="spellEnd"/>
-      <w:r>
-        <w:t xml:space="preserve"> </w:t>
-      </w:r>
-      <w:proofErr w:type="spellStart"/>
-      <w:r>
-        <w:t>történik</w:t>
-      </w:r>
-      <w:proofErr w:type="spellEnd"/>
-      <w:r>
-        <w:t xml:space="preserve">, </w:t>
-      </w:r>
-      <w:proofErr w:type="spellStart"/>
-      <w:r>
-        <w:t>ahol</w:t>
-      </w:r>
-      <w:proofErr w:type="spellEnd"/>
-      <w:r>
-        <w:t xml:space="preserve"> </w:t>
-      </w:r>
-      <w:proofErr w:type="spellStart"/>
-      <w:r>
-        <w:t>az</w:t>
-      </w:r>
-      <w:proofErr w:type="spellEnd"/>
-      <w:r>
-        <w:t xml:space="preserve"> LDAP </w:t>
-      </w:r>
-      <w:proofErr w:type="spellStart"/>
-      <w:r>
-        <w:t>szerver</w:t>
-      </w:r>
-      <w:proofErr w:type="spellEnd"/>
-      <w:r>
-        <w:t xml:space="preserve"> </w:t>
-      </w:r>
-      <w:proofErr w:type="spellStart"/>
-      <w:r>
-        <w:t>egy</w:t>
-      </w:r>
-      <w:proofErr w:type="spellEnd"/>
-      <w:r>
-        <w:t xml:space="preserve"> </w:t>
-      </w:r>
-      <w:proofErr w:type="spellStart"/>
-      <w:r>
-        <w:t>előre</w:t>
-      </w:r>
-      <w:proofErr w:type="spellEnd"/>
-      <w:r>
-        <w:t xml:space="preserve"> </w:t>
-      </w:r>
-      <w:proofErr w:type="spellStart"/>
-      <w:r>
-        <w:t>elkészített</w:t>
-      </w:r>
-      <w:proofErr w:type="spellEnd"/>
-      <w:r>
-        <w:t xml:space="preserve"> image-</w:t>
-      </w:r>
-      <w:proofErr w:type="spellStart"/>
-      <w:r>
-        <w:t>ből</w:t>
-      </w:r>
-      <w:proofErr w:type="spellEnd"/>
-      <w:r>
-        <w:t xml:space="preserve"> </w:t>
-      </w:r>
-      <w:proofErr w:type="spellStart"/>
-      <w:r>
-        <w:t>kerül</w:t>
-      </w:r>
-      <w:proofErr w:type="spellEnd"/>
-      <w:r>
-        <w:t xml:space="preserve"> </w:t>
-      </w:r>
-      <w:proofErr w:type="spellStart"/>
-      <w:r>
-        <w:t>indításra</w:t>
-      </w:r>
-      <w:proofErr w:type="spellEnd"/>
-      <w:r>
-        <w:t xml:space="preserve">. A Docker </w:t>
-      </w:r>
-      <w:proofErr w:type="spellStart"/>
-      <w:r>
-        <w:t>biztosítja</w:t>
-      </w:r>
-      <w:proofErr w:type="spellEnd"/>
-      <w:r>
-        <w:t xml:space="preserve"> a </w:t>
-      </w:r>
-      <w:proofErr w:type="spellStart"/>
-      <w:r>
-        <w:t>reprodukálható</w:t>
-      </w:r>
-      <w:proofErr w:type="spellEnd"/>
-      <w:r>
-        <w:t xml:space="preserve"> </w:t>
-      </w:r>
-      <w:proofErr w:type="spellStart"/>
-      <w:r>
-        <w:t>környezetet</w:t>
-      </w:r>
-      <w:proofErr w:type="spellEnd"/>
-      <w:r>
-        <w:t xml:space="preserve">, a </w:t>
-      </w:r>
-      <w:proofErr w:type="spellStart"/>
-      <w:r>
-        <w:t>könnyű</w:t>
-      </w:r>
-      <w:proofErr w:type="spellEnd"/>
-      <w:r>
-        <w:t xml:space="preserve"> </w:t>
-      </w:r>
-      <w:proofErr w:type="spellStart"/>
-      <w:r>
-        <w:t>indítást</w:t>
-      </w:r>
-      <w:proofErr w:type="spellEnd"/>
-      <w:r>
-        <w:t xml:space="preserve"> </w:t>
-      </w:r>
-      <w:proofErr w:type="spellStart"/>
-      <w:r>
-        <w:t>és</w:t>
-      </w:r>
-      <w:proofErr w:type="spellEnd"/>
-      <w:r>
-        <w:t xml:space="preserve"> a </w:t>
-      </w:r>
-      <w:proofErr w:type="spellStart"/>
-      <w:r>
-        <w:t>portokon</w:t>
-      </w:r>
-      <w:proofErr w:type="spellEnd"/>
-      <w:r>
-        <w:t xml:space="preserve"> </w:t>
-      </w:r>
-      <w:proofErr w:type="spellStart"/>
-      <w:r>
-        <w:t>keresztüli</w:t>
-      </w:r>
-      <w:proofErr w:type="spellEnd"/>
-      <w:r>
-        <w:t xml:space="preserve"> </w:t>
-      </w:r>
-      <w:proofErr w:type="spellStart"/>
-      <w:r>
-        <w:t>elérhetőséget</w:t>
-      </w:r>
-      <w:proofErr w:type="spellEnd"/>
-      <w:r>
-        <w:t xml:space="preserve">. A Java </w:t>
-      </w:r>
-      <w:proofErr w:type="spellStart"/>
-      <w:r>
-        <w:t>alkalmazás</w:t>
-      </w:r>
-      <w:proofErr w:type="spellEnd"/>
-      <w:r>
-        <w:t xml:space="preserve"> Maven </w:t>
-      </w:r>
-      <w:proofErr w:type="spellStart"/>
-      <w:r>
-        <w:t>segítségével</w:t>
-      </w:r>
-      <w:proofErr w:type="spellEnd"/>
-      <w:r>
-        <w:t xml:space="preserve"> </w:t>
-      </w:r>
-      <w:proofErr w:type="spellStart"/>
-      <w:r>
-        <w:t>kerül</w:t>
-      </w:r>
-      <w:proofErr w:type="spellEnd"/>
-      <w:r>
-        <w:t xml:space="preserve"> </w:t>
-      </w:r>
-      <w:proofErr w:type="spellStart"/>
-      <w:r>
-        <w:t>felépítésre</w:t>
-      </w:r>
-      <w:proofErr w:type="spellEnd"/>
-      <w:r>
-        <w:t xml:space="preserve">, </w:t>
-      </w:r>
-      <w:proofErr w:type="spellStart"/>
-      <w:r>
-        <w:t>amely</w:t>
-      </w:r>
-      <w:proofErr w:type="spellEnd"/>
-      <w:r>
-        <w:t xml:space="preserve"> </w:t>
-      </w:r>
-      <w:proofErr w:type="spellStart"/>
-      <w:r>
-        <w:t>kezeli</w:t>
-      </w:r>
-      <w:proofErr w:type="spellEnd"/>
-      <w:r>
-        <w:t xml:space="preserve"> a </w:t>
-      </w:r>
-      <w:proofErr w:type="spellStart"/>
-      <w:r>
-        <w:t>függőségeket</w:t>
-      </w:r>
-      <w:proofErr w:type="spellEnd"/>
-      <w:r>
-        <w:t xml:space="preserve"> </w:t>
-      </w:r>
-      <w:proofErr w:type="spellStart"/>
-      <w:r>
-        <w:t>és</w:t>
-      </w:r>
-      <w:proofErr w:type="spellEnd"/>
-      <w:r>
-        <w:t xml:space="preserve"> a </w:t>
-      </w:r>
-      <w:proofErr w:type="spellStart"/>
-      <w:r>
-        <w:t>projekt</w:t>
-      </w:r>
-      <w:proofErr w:type="spellEnd"/>
-      <w:r>
-        <w:t xml:space="preserve"> </w:t>
-      </w:r>
-      <w:proofErr w:type="spellStart"/>
-      <w:r>
-        <w:t>fordítását</w:t>
-      </w:r>
-      <w:proofErr w:type="spellEnd"/>
-      <w:r>
-        <w:t xml:space="preserve">, </w:t>
-      </w:r>
-      <w:proofErr w:type="spellStart"/>
-      <w:r>
-        <w:t>így</w:t>
-      </w:r>
-      <w:proofErr w:type="spellEnd"/>
-      <w:r>
-        <w:t xml:space="preserve"> </w:t>
-      </w:r>
-      <w:proofErr w:type="spellStart"/>
-      <w:r>
-        <w:t>biztosítva</w:t>
-      </w:r>
-      <w:proofErr w:type="spellEnd"/>
-      <w:r>
-        <w:t xml:space="preserve"> a </w:t>
-      </w:r>
-      <w:proofErr w:type="spellStart"/>
-      <w:r>
-        <w:t>strukturált</w:t>
-      </w:r>
-      <w:proofErr w:type="spellEnd"/>
-      <w:r>
-        <w:t xml:space="preserve"> </w:t>
-      </w:r>
-      <w:proofErr w:type="spellStart"/>
-      <w:r>
-        <w:t>fejlesztési</w:t>
-      </w:r>
-      <w:proofErr w:type="spellEnd"/>
-      <w:r>
-        <w:t xml:space="preserve"> </w:t>
-      </w:r>
-      <w:proofErr w:type="spellStart"/>
-      <w:r>
-        <w:t>környezetet</w:t>
-      </w:r>
-      <w:proofErr w:type="spellEnd"/>
-      <w:r>
-        <w:t>.</w:t>
-      </w:r>
-    </w:p>
-    <w:p>
-      <w:pPr>
-        <w:pStyle w:val="Cmsor2"/>
-      </w:pPr>
-      <w:r>
-        <w:lastRenderedPageBreak/>
-        <w:t xml:space="preserve">2.2 </w:t>
-      </w:r>
-      <w:proofErr w:type="spellStart"/>
-      <w:r>
-        <w:t>Gyakorlati</w:t>
-      </w:r>
-      <w:proofErr w:type="spellEnd"/>
-      <w:r>
-        <w:t xml:space="preserve"> </w:t>
-      </w:r>
-      <w:proofErr w:type="spellStart"/>
-      <w:r>
-        <w:t>feladatok</w:t>
-      </w:r>
-      <w:proofErr w:type="spellEnd"/>
-    </w:p>
-    <w:p>
-      <w:pPr>
-        <w:rPr>
-          <w:lang w:val="hu-HU"/>
-        </w:rPr>
-      </w:pPr>
-      <w:r>
-        <w:rPr>
-          <w:lang w:val="hu-HU"/>
-        </w:rPr>
-        <w:t>&lt;</w:t>
-      </w:r>
-      <w:proofErr w:type="spellStart"/>
-      <w:r>
-        <w:rPr>
-          <w:lang w:val="hu-HU"/>
-        </w:rPr>
-        <w:t>dependency</w:t>
-      </w:r>
-      <w:proofErr w:type="spellEnd"/>
-      <w:r>
-        <w:rPr>
-          <w:lang w:val="hu-HU"/>
-        </w:rPr>
-        <w:t>&gt;</w:t>
-      </w:r>
-    </w:p>
-    <w:p>
-      <w:pPr>
-        <w:rPr>
-          <w:lang w:val="hu-HU"/>
-        </w:rPr>
-      </w:pPr>
-      <w:r>
-        <w:rPr>
-          <w:lang w:val="hu-HU"/>
-        </w:rPr>
-        <w:t xml:space="preserve">    &lt;</w:t>
-      </w:r>
-      <w:proofErr w:type="spellStart"/>
-      <w:r>
-        <w:rPr>
-          <w:lang w:val="hu-HU"/>
-        </w:rPr>
-        <w:t>groupId</w:t>
-      </w:r>
-      <w:proofErr w:type="spellEnd"/>
-      <w:proofErr w:type="gramStart"/>
-      <w:r>
-        <w:rPr>
-          <w:lang w:val="hu-HU"/>
-        </w:rPr>
-        <w:t>&gt;</w:t>
-      </w:r>
-      <w:proofErr w:type="spellStart"/>
-      <w:r>
-        <w:rPr>
-          <w:lang w:val="hu-HU"/>
-        </w:rPr>
-        <w:t>com.novell.ldap</w:t>
-      </w:r>
-      <w:proofErr w:type="spellEnd"/>
-      <w:proofErr w:type="gramEnd"/>
-      <w:r>
-        <w:rPr>
-          <w:lang w:val="hu-HU"/>
-        </w:rPr>
-        <w:t>&lt;/</w:t>
-      </w:r>
-      <w:proofErr w:type="spellStart"/>
-      <w:r>
-        <w:rPr>
-          <w:lang w:val="hu-HU"/>
-        </w:rPr>
-        <w:t>groupId</w:t>
-      </w:r>
-      <w:proofErr w:type="spellEnd"/>
-      <w:r>
-        <w:rPr>
-          <w:lang w:val="hu-HU"/>
-        </w:rPr>
-        <w:t>&gt;</w:t>
-      </w:r>
-    </w:p>
-    <w:p>
-      <w:pPr>
-        <w:rPr>
-          <w:lang w:val="hu-HU"/>
-        </w:rPr>
-      </w:pPr>
-      <w:r>
-        <w:rPr>
-          <w:lang w:val="hu-HU"/>
-        </w:rPr>
-        <w:t xml:space="preserve">    &lt;</w:t>
-      </w:r>
-      <w:proofErr w:type="spellStart"/>
-      <w:r>
-        <w:rPr>
-          <w:lang w:val="hu-HU"/>
-        </w:rPr>
-        <w:t>artifactId</w:t>
-      </w:r>
-      <w:proofErr w:type="spellEnd"/>
-      <w:proofErr w:type="gramStart"/>
-      <w:r>
-        <w:rPr>
-          <w:lang w:val="hu-HU"/>
-        </w:rPr>
-        <w:t>&gt;</w:t>
-      </w:r>
-      <w:proofErr w:type="spellStart"/>
-      <w:r>
-        <w:rPr>
-          <w:lang w:val="hu-HU"/>
-        </w:rPr>
-        <w:t>jldap</w:t>
-      </w:r>
-      <w:proofErr w:type="spellEnd"/>
-      <w:proofErr w:type="gramEnd"/>
-      <w:r>
-        <w:rPr>
-          <w:lang w:val="hu-HU"/>
-        </w:rPr>
-        <w:t>&lt;/</w:t>
-      </w:r>
-      <w:proofErr w:type="spellStart"/>
-      <w:r>
-        <w:rPr>
-          <w:lang w:val="hu-HU"/>
-        </w:rPr>
-        <w:t>artifactId</w:t>
-      </w:r>
-      <w:proofErr w:type="spellEnd"/>
-      <w:r>
-        <w:rPr>
-          <w:lang w:val="hu-HU"/>
-        </w:rPr>
-        <w:t>&gt;</w:t>
-      </w:r>
-    </w:p>
-    <w:p>
-      <w:pPr>
-        <w:rPr>
-          <w:lang w:val="hu-HU"/>
-        </w:rPr>
-      </w:pPr>
-      <w:r>
-        <w:rPr>
-          <w:lang w:val="hu-HU"/>
-        </w:rPr>
-        <w:t xml:space="preserve">    &lt;version</w:t>
-      </w:r>
-      <w:proofErr w:type="gramStart"/>
-      <w:r>
-        <w:rPr>
-          <w:lang w:val="hu-HU"/>
-        </w:rPr>
-        <w:t>&gt;4</w:t>
-      </w:r>
-      <w:proofErr w:type="gramEnd"/>
-      <w:r>
-        <w:rPr>
-          <w:lang w:val="hu-HU"/>
-        </w:rPr>
-        <w:t>.3&lt;/version&gt;</w:t>
-      </w:r>
-    </w:p>
-    <w:p>
-      <w:pPr>
-        <w:rPr>
-          <w:lang w:val="hu-HU"/>
-        </w:rPr>
-      </w:pPr>
-      <w:r>
-        <w:rPr>
-          <w:lang w:val="hu-HU"/>
-        </w:rPr>
-        <w:t xml:space="preserve">    &lt;</w:t>
-      </w:r>
-      <w:proofErr w:type="spellStart"/>
-      <w:r>
-        <w:rPr>
-          <w:lang w:val="hu-HU"/>
-        </w:rPr>
-        <w:t>scope</w:t>
-      </w:r>
-      <w:proofErr w:type="spellEnd"/>
-      <w:proofErr w:type="gramStart"/>
-      <w:r>
-        <w:rPr>
-          <w:lang w:val="hu-HU"/>
-        </w:rPr>
-        <w:t>&gt;</w:t>
-      </w:r>
-      <w:proofErr w:type="spellStart"/>
-      <w:r>
-        <w:rPr>
-          <w:lang w:val="hu-HU"/>
-        </w:rPr>
-        <w:t>compile</w:t>
-      </w:r>
-      <w:proofErr w:type="spellEnd"/>
-      <w:proofErr w:type="gramEnd"/>
-      <w:r>
-        <w:rPr>
-          <w:lang w:val="hu-HU"/>
-        </w:rPr>
-        <w:t>&lt;/</w:t>
-      </w:r>
-      <w:proofErr w:type="spellStart"/>
-      <w:r>
-        <w:rPr>
-          <w:lang w:val="hu-HU"/>
-        </w:rPr>
-        <w:t>scope</w:t>
-      </w:r>
-      <w:proofErr w:type="spellEnd"/>
-      <w:r>
-        <w:rPr>
-          <w:lang w:val="hu-HU"/>
-        </w:rPr>
-        <w:t>&gt;</w:t>
-      </w:r>
-    </w:p>
-    <w:p>
-      <w:pPr>
-        <w:rPr>
-          <w:lang w:val="hu-HU"/>
-        </w:rPr>
-      </w:pPr>
-      <w:r>
-        <w:rPr>
-          <w:lang w:val="hu-HU"/>
-        </w:rPr>
-        <w:t>&lt;/</w:t>
-      </w:r>
-      <w:proofErr w:type="spellStart"/>
-      <w:r>
-        <w:rPr>
-          <w:lang w:val="hu-HU"/>
-        </w:rPr>
-        <w:t>dependency</w:t>
-      </w:r>
-      <w:proofErr w:type="spellEnd"/>
-      <w:r>
-        <w:rPr>
-          <w:lang w:val="hu-HU"/>
-        </w:rPr>
-        <w:t>&gt;</w:t>
-      </w:r>
-    </w:p>
-    <w:p>
-      <w:pPr>
-        <w:rPr>
-          <w:lang w:val="hu-HU"/>
-        </w:rPr>
-      </w:pPr>
-      <w:r>
-        <w:rPr>
-          <w:lang w:val="hu-HU"/>
-        </w:rPr>
-        <w:t>https://mvnrepository.com/artifact/com.novell.ldap/jldap/4.3</w:t>
-      </w:r>
-    </w:p>
     <w:sectPr>
       <w:pgSz w:w="12240" w:h="15840"/>
       <w:pgMar w:top="1440" w:right="1440" w:bottom="1440" w:left="1440" w:header="720" w:footer="720" w:gutter="0"/>
@@ -6820,6 +10619,119 @@
 <file path=word/numbering.xml><?xml version="1.0" encoding="utf-8"?>
 <w:numbering xmlns:wpc="http://schemas.microsoft.com/office/word/2010/wordprocessingCanvas" xmlns:cx="http://schemas.microsoft.com/office/drawing/2014/chartex" xmlns:mc="http://schemas.openxmlformats.org/markup-compatibility/2006" xmlns:o="urn:schemas-microsoft-com:office:office" xmlns:r="http://schemas.openxmlformats.org/officeDocument/2006/relationships" xmlns:m="http://schemas.openxmlformats.org/officeDocument/2006/math" xmlns:v="urn:schemas-microsoft-com:vml" xmlns:wp14="http://schemas.microsoft.com/office/word/2010/wordprocessingDrawing" xmlns:wp="http://schemas.openxmlformats.org/drawingml/2006/wordprocessingDrawing" xmlns:w10="urn:schemas-microsoft-com:office:word" xmlns:w="http://schemas.openxmlformats.org/wordprocessingml/2006/main" xmlns:w14="http://schemas.microsoft.com/office/word/2010/wordml" xmlns:w15="http://schemas.microsoft.com/office/word/2012/wordml" xmlns:w16se="http://schemas.microsoft.com/office/word/2015/wordml/symex" xmlns:wpg="http://schemas.microsoft.com/office/word/2010/wordprocessingGroup" xmlns:wpi="http://schemas.microsoft.com/office/word/2010/wordprocessingInk" xmlns:wne="http://schemas.microsoft.com/office/word/2006/wordml" xmlns:wps="http://schemas.microsoft.com/office/word/2010/wordprocessingShape" mc:Ignorable="w14 w15 w16se wp14">
   <w:abstractNum w:abstractNumId="0" w15:restartNumberingAfterBreak="0">
+    <w:nsid w:val="046B24B4"/>
+    <w:multiLevelType w:val="hybridMultilevel"/>
+    <w:tmpl w:val="7C72C4EC"/>
+    <w:lvl w:ilvl="0" w:tplc="04090001">
+      <w:start w:val="1"/>
+      <w:numFmt w:val="bullet"/>
+      <w:lvlText w:val=""/>
+      <w:lvlJc w:val="left"/>
+      <w:pPr>
+        <w:ind w:left="720" w:hanging="360"/>
+      </w:pPr>
+      <w:rPr>
+        <w:rFonts w:ascii="Symbol" w:hAnsi="Symbol" w:hint="default"/>
+      </w:rPr>
+    </w:lvl>
+    <w:lvl w:ilvl="1" w:tplc="04090003" w:tentative="1">
+      <w:start w:val="1"/>
+      <w:numFmt w:val="bullet"/>
+      <w:lvlText w:val="o"/>
+      <w:lvlJc w:val="left"/>
+      <w:pPr>
+        <w:ind w:left="1440" w:hanging="360"/>
+      </w:pPr>
+      <w:rPr>
+        <w:rFonts w:ascii="Courier New" w:hAnsi="Courier New" w:cs="Courier New" w:hint="default"/>
+      </w:rPr>
+    </w:lvl>
+    <w:lvl w:ilvl="2" w:tplc="04090005" w:tentative="1">
+      <w:start w:val="1"/>
+      <w:numFmt w:val="bullet"/>
+      <w:lvlText w:val=""/>
+      <w:lvlJc w:val="left"/>
+      <w:pPr>
+        <w:ind w:left="2160" w:hanging="360"/>
+      </w:pPr>
+      <w:rPr>
+        <w:rFonts w:ascii="Wingdings" w:hAnsi="Wingdings" w:hint="default"/>
+      </w:rPr>
+    </w:lvl>
+    <w:lvl w:ilvl="3" w:tplc="04090001" w:tentative="1">
+      <w:start w:val="1"/>
+      <w:numFmt w:val="bullet"/>
+      <w:lvlText w:val=""/>
+      <w:lvlJc w:val="left"/>
+      <w:pPr>
+        <w:ind w:left="2880" w:hanging="360"/>
+      </w:pPr>
+      <w:rPr>
+        <w:rFonts w:ascii="Symbol" w:hAnsi="Symbol" w:hint="default"/>
+      </w:rPr>
+    </w:lvl>
+    <w:lvl w:ilvl="4" w:tplc="04090003" w:tentative="1">
+      <w:start w:val="1"/>
+      <w:numFmt w:val="bullet"/>
+      <w:lvlText w:val="o"/>
+      <w:lvlJc w:val="left"/>
+      <w:pPr>
+        <w:ind w:left="3600" w:hanging="360"/>
+      </w:pPr>
+      <w:rPr>
+        <w:rFonts w:ascii="Courier New" w:hAnsi="Courier New" w:cs="Courier New" w:hint="default"/>
+      </w:rPr>
+    </w:lvl>
+    <w:lvl w:ilvl="5" w:tplc="04090005" w:tentative="1">
+      <w:start w:val="1"/>
+      <w:numFmt w:val="bullet"/>
+      <w:lvlText w:val=""/>
+      <w:lvlJc w:val="left"/>
+      <w:pPr>
+        <w:ind w:left="4320" w:hanging="360"/>
+      </w:pPr>
+      <w:rPr>
+        <w:rFonts w:ascii="Wingdings" w:hAnsi="Wingdings" w:hint="default"/>
+      </w:rPr>
+    </w:lvl>
+    <w:lvl w:ilvl="6" w:tplc="04090001" w:tentative="1">
+      <w:start w:val="1"/>
+      <w:numFmt w:val="bullet"/>
+      <w:lvlText w:val=""/>
+      <w:lvlJc w:val="left"/>
+      <w:pPr>
+        <w:ind w:left="5040" w:hanging="360"/>
+      </w:pPr>
+      <w:rPr>
+        <w:rFonts w:ascii="Symbol" w:hAnsi="Symbol" w:hint="default"/>
+      </w:rPr>
+    </w:lvl>
+    <w:lvl w:ilvl="7" w:tplc="04090003" w:tentative="1">
+      <w:start w:val="1"/>
+      <w:numFmt w:val="bullet"/>
+      <w:lvlText w:val="o"/>
+      <w:lvlJc w:val="left"/>
+      <w:pPr>
+        <w:ind w:left="5760" w:hanging="360"/>
+      </w:pPr>
+      <w:rPr>
+        <w:rFonts w:ascii="Courier New" w:hAnsi="Courier New" w:cs="Courier New" w:hint="default"/>
+      </w:rPr>
+    </w:lvl>
+    <w:lvl w:ilvl="8" w:tplc="04090005" w:tentative="1">
+      <w:start w:val="1"/>
+      <w:numFmt w:val="bullet"/>
+      <w:lvlText w:val=""/>
+      <w:lvlJc w:val="left"/>
+      <w:pPr>
+        <w:ind w:left="6480" w:hanging="360"/>
+      </w:pPr>
+      <w:rPr>
+        <w:rFonts w:ascii="Wingdings" w:hAnsi="Wingdings" w:hint="default"/>
+      </w:rPr>
+    </w:lvl>
+  </w:abstractNum>
+  <w:abstractNum w:abstractNumId="1" w15:restartNumberingAfterBreak="0">
     <w:nsid w:val="25CF2AA8"/>
     <w:multiLevelType w:val="multilevel"/>
     <w:tmpl w:val="E4CC1F32"/>
@@ -6940,7 +10852,7 @@
       </w:rPr>
     </w:lvl>
   </w:abstractNum>
-  <w:abstractNum w:abstractNumId="1" w15:restartNumberingAfterBreak="0">
+  <w:abstractNum w:abstractNumId="2" w15:restartNumberingAfterBreak="0">
     <w:nsid w:val="38541DE0"/>
     <w:multiLevelType w:val="hybridMultilevel"/>
     <w:tmpl w:val="9162F25A"/>
@@ -7029,7 +10941,7 @@
       </w:pPr>
     </w:lvl>
   </w:abstractNum>
-  <w:abstractNum w:abstractNumId="2" w15:restartNumberingAfterBreak="0">
+  <w:abstractNum w:abstractNumId="3" w15:restartNumberingAfterBreak="0">
     <w:nsid w:val="7AE14D51"/>
     <w:multiLevelType w:val="hybridMultilevel"/>
     <w:tmpl w:val="9AE02B98"/>
@@ -7119,13 +11031,16 @@
     </w:lvl>
   </w:abstractNum>
   <w:num w:numId="1">
+    <w:abstractNumId w:val="2"/>
+  </w:num>
+  <w:num w:numId="2">
     <w:abstractNumId w:val="1"/>
   </w:num>
-  <w:num w:numId="2">
+  <w:num w:numId="3">
+    <w:abstractNumId w:val="3"/>
+  </w:num>
+  <w:num w:numId="4">
     <w:abstractNumId w:val="0"/>
-  </w:num>
-  <w:num w:numId="3">
-    <w:abstractNumId w:val="2"/>
   </w:num>
 </w:numbering>
 </file>
@@ -7603,6 +11518,7 @@
   <w:style w:type="character" w:default="1" w:styleId="Bekezdsalapbettpusa">
     <w:name w:val="Default Paragraph Font"/>
     <w:uiPriority w:val="1"/>
+    <w:semiHidden/>
     <w:unhideWhenUsed/>
   </w:style>
   <w:style w:type="table" w:default="1" w:styleId="Normltblzat">
@@ -7792,6 +11708,55 @@
       <w:color w:val="000000" w:themeColor="text1"/>
       <w:sz w:val="28"/>
       <w:szCs w:val="24"/>
+      <w:u w:val="single"/>
+    </w:rPr>
+  </w:style>
+  <w:style w:type="paragraph" w:styleId="TJ1">
+    <w:name w:val="toc 1"/>
+    <w:basedOn w:val="Norml"/>
+    <w:next w:val="Norml"/>
+    <w:autoRedefine/>
+    <w:uiPriority w:val="39"/>
+    <w:unhideWhenUsed/>
+    <w:rsid w:val="004C1B17"/>
+    <w:pPr>
+      <w:spacing w:after="100"/>
+    </w:pPr>
+  </w:style>
+  <w:style w:type="paragraph" w:styleId="TJ2">
+    <w:name w:val="toc 2"/>
+    <w:basedOn w:val="Norml"/>
+    <w:next w:val="Norml"/>
+    <w:autoRedefine/>
+    <w:uiPriority w:val="39"/>
+    <w:unhideWhenUsed/>
+    <w:rsid w:val="004C1B17"/>
+    <w:pPr>
+      <w:spacing w:after="100"/>
+      <w:ind w:left="280"/>
+    </w:pPr>
+  </w:style>
+  <w:style w:type="paragraph" w:styleId="TJ3">
+    <w:name w:val="toc 3"/>
+    <w:basedOn w:val="Norml"/>
+    <w:next w:val="Norml"/>
+    <w:autoRedefine/>
+    <w:uiPriority w:val="39"/>
+    <w:unhideWhenUsed/>
+    <w:rsid w:val="004C1B17"/>
+    <w:pPr>
+      <w:spacing w:after="100"/>
+      <w:ind w:left="560"/>
+    </w:pPr>
+  </w:style>
+  <w:style w:type="character" w:styleId="Hiperhivatkozs">
+    <w:name w:val="Hyperlink"/>
+    <w:basedOn w:val="Bekezdsalapbettpusa"/>
+    <w:uiPriority w:val="99"/>
+    <w:unhideWhenUsed/>
+    <w:rsid w:val="004C1B17"/>
+    <w:rPr>
+      <w:color w:val="0563C1" w:themeColor="hyperlink"/>
       <w:u w:val="single"/>
     </w:rPr>
   </w:style>
@@ -8057,4 +12022,16 @@
     </a:ext>
   </a:extLst>
 </a:theme>
+</file>
+
+<file path=customXml/item1.xml><?xml version="1.0" encoding="utf-8"?>
+<b:Sources xmlns:b="http://schemas.openxmlformats.org/officeDocument/2006/bibliography" xmlns="http://schemas.openxmlformats.org/officeDocument/2006/bibliography" SelectedStyle="\APASixthEditionOfficeOnline.xsl" StyleName="APA" Version="6"/>
+</file>
+
+<file path=customXml/itemProps1.xml><?xml version="1.0" encoding="utf-8"?>
+<ds:datastoreItem xmlns:ds="http://schemas.openxmlformats.org/officeDocument/2006/customXml" ds:itemID="{E0CED1D7-4647-49FB-BD18-51885CAFB635}">
+  <ds:schemaRefs>
+    <ds:schemaRef ds:uri="http://schemas.openxmlformats.org/officeDocument/2006/bibliography"/>
+  </ds:schemaRefs>
+</ds:datastoreItem>
 </file>
--- a/MDBSemTask_Y4O4X0/Y4O4X0_mdb_ldap.docx
+++ b/MDBSemTask_Y4O4X0/Y4O4X0_mdb_ldap.docx
@@ -1,6 +1,6 @@
 
 <file path=word/document.xml><?xml version="1.0" encoding="utf-8"?>
-<w:document xmlns:wpc="http://schemas.microsoft.com/office/word/2010/wordprocessingCanvas" xmlns:cx="http://schemas.microsoft.com/office/drawing/2014/chartex" xmlns:mc="http://schemas.openxmlformats.org/markup-compatibility/2006" xmlns:o="urn:schemas-microsoft-com:office:office" xmlns:r="http://schemas.openxmlformats.org/officeDocument/2006/relationships" xmlns:m="http://schemas.openxmlformats.org/officeDocument/2006/math" xmlns:v="urn:schemas-microsoft-com:vml" xmlns:wp14="http://schemas.microsoft.com/office/word/2010/wordprocessingDrawing" xmlns:wp="http://schemas.openxmlformats.org/drawingml/2006/wordprocessingDrawing" xmlns:w10="urn:schemas-microsoft-com:office:word" xmlns:w="http://schemas.openxmlformats.org/wordprocessingml/2006/main" xmlns:w14="http://schemas.microsoft.com/office/word/2010/wordml" xmlns:w15="http://schemas.microsoft.com/office/word/2012/wordml" xmlns:w16se="http://schemas.microsoft.com/office/word/2015/wordml/symex" xmlns:wpg="http://schemas.microsoft.com/office/word/2010/wordprocessingGroup" xmlns:wpi="http://schemas.microsoft.com/office/word/2010/wordprocessingInk" xmlns:wne="http://schemas.microsoft.com/office/word/2006/wordml" xmlns:wps="http://schemas.microsoft.com/office/word/2010/wordprocessingShape" mc:Ignorable="w14 w15 w16se wp14">
+<w:document xmlns:wpc="http://schemas.microsoft.com/office/word/2010/wordprocessingCanvas" xmlns:cx="http://schemas.microsoft.com/office/drawing/2014/chartex" xmlns:cx1="http://schemas.microsoft.com/office/drawing/2015/9/8/chartex" xmlns:cx2="http://schemas.microsoft.com/office/drawing/2015/10/21/chartex" xmlns:cx3="http://schemas.microsoft.com/office/drawing/2016/5/9/chartex" xmlns:cx4="http://schemas.microsoft.com/office/drawing/2016/5/10/chartex" xmlns:cx5="http://schemas.microsoft.com/office/drawing/2016/5/11/chartex" xmlns:cx6="http://schemas.microsoft.com/office/drawing/2016/5/12/chartex" xmlns:cx7="http://schemas.microsoft.com/office/drawing/2016/5/13/chartex" xmlns:cx8="http://schemas.microsoft.com/office/drawing/2016/5/14/chartex" xmlns:mc="http://schemas.openxmlformats.org/markup-compatibility/2006" xmlns:aink="http://schemas.microsoft.com/office/drawing/2016/ink" xmlns:am3d="http://schemas.microsoft.com/office/drawing/2017/model3d" xmlns:o="urn:schemas-microsoft-com:office:office" xmlns:oel="http://schemas.microsoft.com/office/2019/extlst" xmlns:r="http://schemas.openxmlformats.org/officeDocument/2006/relationships" xmlns:m="http://schemas.openxmlformats.org/officeDocument/2006/math" xmlns:v="urn:schemas-microsoft-com:vml" xmlns:wp14="http://schemas.microsoft.com/office/word/2010/wordprocessingDrawing" xmlns:wp="http://schemas.openxmlformats.org/drawingml/2006/wordprocessingDrawing" xmlns:w10="urn:schemas-microsoft-com:office:word" xmlns:w="http://schemas.openxmlformats.org/wordprocessingml/2006/main" xmlns:w14="http://schemas.microsoft.com/office/word/2010/wordml" xmlns:w15="http://schemas.microsoft.com/office/word/2012/wordml" xmlns:w16cex="http://schemas.microsoft.com/office/word/2018/wordml/cex" xmlns:w16cid="http://schemas.microsoft.com/office/word/2016/wordml/cid" xmlns:w16="http://schemas.microsoft.com/office/word/2018/wordml" xmlns:w16du="http://schemas.microsoft.com/office/word/2023/wordml/word16du" xmlns:w16sdtdh="http://schemas.microsoft.com/office/word/2020/wordml/sdtdatahash" xmlns:w16sdtfl="http://schemas.microsoft.com/office/word/2024/wordml/sdtformatlock" xmlns:w16se="http://schemas.microsoft.com/office/word/2015/wordml/symex" xmlns:wpg="http://schemas.microsoft.com/office/word/2010/wordprocessingGroup" xmlns:wpi="http://schemas.microsoft.com/office/word/2010/wordprocessingInk" xmlns:wne="http://schemas.microsoft.com/office/word/2006/wordml" xmlns:wps="http://schemas.microsoft.com/office/word/2010/wordprocessingShape" mc:Ignorable="w14 w15 w16se w16cid w16 w16cex w16sdtdh w16sdtfl w16du wp14">
   <w:body>
     <w:p>
       <w:pPr>
@@ -113,65 +113,78 @@
           <w:lang w:val="hu-HU"/>
         </w:rPr>
       </w:pPr>
-      <w:proofErr w:type="gramStart"/>
       <w:r>
         <w:rPr>
           <w:sz w:val="32"/>
           <w:lang w:val="hu-HU"/>
         </w:rPr>
-        <w:t>Dátum</w:t>
-      </w:r>
-      <w:proofErr w:type="gramEnd"/>
-      <w:r>
-        <w:rPr>
-          <w:sz w:val="32"/>
-          <w:lang w:val="hu-HU"/>
-        </w:rPr>
-        <w:t>: 2026.05.13</w:t>
+        <w:t>Dátum: 2026.05.13</w:t>
       </w:r>
     </w:p>
     <w:p>
       <w:pPr>
-        <w:spacing w:after="100"/>
+        <w:spacing w:after="1000"/>
         <w:jc w:val="center"/>
         <w:rPr>
+          <w:b/>
+          <w:bCs/>
           <w:sz w:val="32"/>
           <w:lang w:val="hu-HU"/>
         </w:rPr>
       </w:pPr>
       <w:r>
         <w:rPr>
+          <w:b/>
+          <w:bCs/>
+          <w:sz w:val="40"/>
+          <w:szCs w:val="28"/>
+          <w:lang w:val="hu-HU"/>
+        </w:rPr>
+        <w:lastRenderedPageBreak/>
+        <w:t xml:space="preserve">Tartalom </w:t>
+      </w:r>
+      <w:r>
+        <w:rPr>
+          <w:b/>
+          <w:bCs/>
+          <w:sz w:val="40"/>
+          <w:szCs w:val="28"/>
+          <w:lang w:val="hu-HU"/>
+        </w:rPr>
+        <w:t>j</w:t>
+      </w:r>
+      <w:r>
+        <w:rPr>
+          <w:b/>
+          <w:bCs/>
+          <w:sz w:val="40"/>
+          <w:szCs w:val="28"/>
+          <w:lang w:val="hu-HU"/>
+        </w:rPr>
+        <w:t>egyzék</w:t>
+      </w:r>
+      <w:r>
+        <w:rPr>
+          <w:b/>
+          <w:bCs/>
           <w:sz w:val="32"/>
           <w:lang w:val="hu-HU"/>
         </w:rPr>
-        <w:lastRenderedPageBreak/>
-        <w:t>Tartalom Jegyzék</w:t>
-      </w:r>
-    </w:p>
-    <w:p>
-      <w:pPr>
-        <w:spacing w:line="259" w:lineRule="auto"/>
-        <w:jc w:val="left"/>
-        <w:rPr>
-          <w:noProof/>
-        </w:rPr>
-      </w:pPr>
-      <w:r>
-        <w:rPr>
+        <w:fldChar w:fldCharType="begin"/>
+      </w:r>
+      <w:r>
+        <w:rPr>
+          <w:b/>
+          <w:bCs/>
           <w:sz w:val="32"/>
           <w:lang w:val="hu-HU"/>
         </w:rPr>
-        <w:fldChar w:fldCharType="begin"/>
-      </w:r>
-      <w:r>
-        <w:rPr>
-          <w:sz w:val="32"/>
-          <w:lang w:val="hu-HU"/>
-        </w:rPr>
         <w:instrText xml:space="preserve"> TOC \o "1-2" \h \z \u </w:instrText>
       </w:r>
       <w:r>
         <w:rPr>
+          <w:b/>
+          <w:bCs/>
           <w:sz w:val="32"/>
           <w:lang w:val="hu-HU"/>
         </w:rPr>
@@ -701,34 +714,75 @@
     </w:p>
     <w:p>
       <w:pPr>
-        <w:spacing w:line="259" w:lineRule="auto"/>
-        <w:jc w:val="left"/>
-        <w:rPr>
-          <w:sz w:val="32"/>
+        <w:pStyle w:val="Cmsor1"/>
+        <w:rPr>
           <w:lang w:val="hu-HU"/>
         </w:rPr>
       </w:pPr>
+      <w:r>
+        <w:rPr>
+          <w:lang w:val="hu-HU"/>
+        </w:rPr>
+        <w:lastRenderedPageBreak/>
+        <w:t>Témakör</w:t>
+      </w:r>
     </w:p>
     <w:p>
       <w:pPr>
-        <w:pStyle w:val="Cmsor1"/>
-        <w:numPr>
-          <w:ilvl w:val="0"/>
-          <w:numId w:val="2"/>
-        </w:numPr>
-        <w:ind w:left="360"/>
         <w:rPr>
           <w:lang w:val="hu-HU"/>
         </w:rPr>
       </w:pPr>
-      <w:bookmarkStart w:id="0" w:name="_Toc228556421"/>
-      <w:r>
-        <w:rPr>
-          <w:lang w:val="hu-HU"/>
-        </w:rPr>
-        <w:t>A feladat leírása</w:t>
-      </w:r>
-      <w:bookmarkEnd w:id="0"/>
+      <w:r>
+        <w:rPr>
+          <w:lang w:val="hu-HU"/>
+        </w:rPr>
+        <w:t xml:space="preserve">Ez a dokumentum betekintést nyújt az LDAP </w:t>
+      </w:r>
+      <w:proofErr w:type="spellStart"/>
+      <w:r>
+        <w:rPr>
+          <w:lang w:val="hu-HU"/>
+        </w:rPr>
+        <w:t>lehtőségeibe</w:t>
+      </w:r>
+      <w:proofErr w:type="spellEnd"/>
+      <w:r>
+        <w:rPr>
+          <w:lang w:val="hu-HU"/>
+        </w:rPr>
+        <w:t xml:space="preserve">, és egy szerver implementáció, az </w:t>
+      </w:r>
+      <w:proofErr w:type="spellStart"/>
+      <w:r>
+        <w:rPr>
+          <w:lang w:val="hu-HU"/>
+        </w:rPr>
+        <w:t>OpenLDAP</w:t>
+      </w:r>
+      <w:proofErr w:type="spellEnd"/>
+      <w:r>
+        <w:rPr>
+          <w:lang w:val="hu-HU"/>
+        </w:rPr>
+        <w:t xml:space="preserve"> projekthez tartozó </w:t>
+      </w:r>
+      <w:proofErr w:type="spellStart"/>
+      <w:r>
+        <w:rPr>
+          <w:i/>
+          <w:iCs/>
+          <w:lang w:val="hu-HU"/>
+        </w:rPr>
+        <w:t>slapd</w:t>
+      </w:r>
+      <w:proofErr w:type="spellEnd"/>
+      <w:r>
+        <w:rPr>
+          <w:lang w:val="hu-HU"/>
+        </w:rPr>
+        <w:t> használatába a teljesség igénye nélkül. Nem vállalkoztam arra, hogy minden angol terminológiából ismert szakkifejezést magyarítok.</w:t>
+      </w:r>
     </w:p>
     <w:p>
       <w:pPr>
@@ -740,2501 +794,293 @@
         <w:rPr>
           <w:lang w:val="hu-HU"/>
         </w:rPr>
-        <w:t xml:space="preserve">A feladat egy LDAP API létrehozása java programozási </w:t>
-      </w:r>
-      <w:proofErr w:type="gramStart"/>
-      <w:r>
-        <w:rPr>
-          <w:lang w:val="hu-HU"/>
-        </w:rPr>
-        <w:t>nyelven</w:t>
-      </w:r>
-      <w:proofErr w:type="gramEnd"/>
-      <w:r>
-        <w:rPr>
-          <w:lang w:val="hu-HU"/>
-        </w:rPr>
-        <w:t xml:space="preserve"> ami egy </w:t>
-      </w:r>
-      <w:proofErr w:type="spellStart"/>
-      <w:r>
-        <w:rPr>
-          <w:lang w:val="hu-HU"/>
-        </w:rPr>
-        <w:t>docker</w:t>
-      </w:r>
-      <w:proofErr w:type="spellEnd"/>
-      <w:r>
-        <w:rPr>
-          <w:lang w:val="hu-HU"/>
-        </w:rPr>
-        <w:t xml:space="preserve"> konténerben futó LDAP szervezhez csatlakozik. A kapcsolat kialakítása után a főbb műveletek </w:t>
-      </w:r>
-      <w:proofErr w:type="gramStart"/>
-      <w:r>
-        <w:rPr>
-          <w:lang w:val="hu-HU"/>
-        </w:rPr>
-        <w:t>végrehajtása</w:t>
-      </w:r>
-      <w:proofErr w:type="gramEnd"/>
-      <w:r>
-        <w:rPr>
-          <w:lang w:val="hu-HU"/>
-        </w:rPr>
-        <w:t xml:space="preserve"> mint az </w:t>
-      </w:r>
-      <w:proofErr w:type="spellStart"/>
-      <w:r>
-        <w:rPr>
-          <w:lang w:val="hu-HU"/>
-        </w:rPr>
-        <w:t>ldapadd</w:t>
-      </w:r>
-      <w:proofErr w:type="spellEnd"/>
-      <w:r>
-        <w:rPr>
-          <w:lang w:val="hu-HU"/>
-        </w:rPr>
-        <w:t xml:space="preserve">, </w:t>
-      </w:r>
-      <w:proofErr w:type="spellStart"/>
-      <w:r>
-        <w:rPr>
-          <w:lang w:val="hu-HU"/>
-        </w:rPr>
-        <w:t>ldapmodify</w:t>
-      </w:r>
-      <w:proofErr w:type="spellEnd"/>
-      <w:r>
-        <w:rPr>
-          <w:lang w:val="hu-HU"/>
-        </w:rPr>
-        <w:t xml:space="preserve">, </w:t>
-      </w:r>
-      <w:proofErr w:type="spellStart"/>
-      <w:r>
-        <w:rPr>
-          <w:lang w:val="hu-HU"/>
-        </w:rPr>
-        <w:t>ldapsearch</w:t>
-      </w:r>
-      <w:proofErr w:type="spellEnd"/>
-      <w:r>
-        <w:rPr>
-          <w:lang w:val="hu-HU"/>
-        </w:rPr>
-        <w:t xml:space="preserve">, </w:t>
-      </w:r>
-      <w:proofErr w:type="spellStart"/>
-      <w:r>
-        <w:rPr>
-          <w:lang w:val="hu-HU"/>
-        </w:rPr>
-        <w:t>ldapdelete</w:t>
-      </w:r>
-      <w:proofErr w:type="spellEnd"/>
-      <w:r>
-        <w:rPr>
-          <w:lang w:val="hu-HU"/>
-        </w:rPr>
-        <w:t xml:space="preserve"> lesz, hogy megért</w:t>
-      </w:r>
-      <w:r>
-        <w:rPr>
-          <w:lang w:val="hu-HU"/>
-        </w:rPr>
-        <w:t>s</w:t>
-      </w:r>
-      <w:r>
-        <w:rPr>
-          <w:lang w:val="hu-HU"/>
-        </w:rPr>
-        <w:t>ü</w:t>
-      </w:r>
-      <w:r>
-        <w:rPr>
-          <w:lang w:val="hu-HU"/>
-        </w:rPr>
-        <w:t>k hogy</w:t>
-      </w:r>
-      <w:r>
-        <w:rPr>
-          <w:lang w:val="hu-HU"/>
-        </w:rPr>
-        <w:t>an is mű</w:t>
-      </w:r>
-      <w:r>
-        <w:rPr>
-          <w:lang w:val="hu-HU"/>
-        </w:rPr>
-        <w:t xml:space="preserve">ködnek ezek az operációk. </w:t>
-      </w:r>
-      <w:r>
-        <w:rPr>
-          <w:lang w:val="hu-HU"/>
-        </w:rPr>
-        <w:t>Ehhez</w:t>
-      </w:r>
-      <w:r>
-        <w:rPr>
-          <w:lang w:val="hu-HU"/>
-        </w:rPr>
-        <w:t xml:space="preserve"> szükségünk l</w:t>
-      </w:r>
-      <w:r>
-        <w:rPr>
-          <w:lang w:val="hu-HU"/>
-        </w:rPr>
-        <w:t xml:space="preserve">esz </w:t>
-      </w:r>
-      <w:proofErr w:type="gramStart"/>
-      <w:r>
-        <w:rPr>
-          <w:lang w:val="hu-HU"/>
-        </w:rPr>
-        <w:t>M</w:t>
-      </w:r>
-      <w:r>
-        <w:rPr>
-          <w:lang w:val="hu-HU"/>
-        </w:rPr>
-        <w:t>aven-re</w:t>
-      </w:r>
-      <w:proofErr w:type="gramEnd"/>
-      <w:r>
-        <w:rPr>
-          <w:lang w:val="hu-HU"/>
-        </w:rPr>
-        <w:t xml:space="preserve"> am</w:t>
-      </w:r>
-      <w:r>
-        <w:rPr>
-          <w:lang w:val="hu-HU"/>
-        </w:rPr>
-        <w:t>i a</w:t>
-      </w:r>
-      <w:r>
-        <w:rPr>
-          <w:lang w:val="hu-HU"/>
-        </w:rPr>
-        <w:t xml:space="preserve"> java egyik csomag kezelője (</w:t>
-      </w:r>
-      <w:proofErr w:type="spellStart"/>
-      <w:r>
-        <w:rPr>
-          <w:lang w:val="hu-HU"/>
-        </w:rPr>
-        <w:t>package</w:t>
-      </w:r>
-      <w:proofErr w:type="spellEnd"/>
-      <w:r>
-        <w:rPr>
-          <w:lang w:val="hu-HU"/>
-        </w:rPr>
-        <w:t xml:space="preserve"> </w:t>
-      </w:r>
-      <w:proofErr w:type="spellStart"/>
-      <w:r>
-        <w:rPr>
-          <w:lang w:val="hu-HU"/>
-        </w:rPr>
-        <w:t>manager</w:t>
-      </w:r>
-      <w:proofErr w:type="spellEnd"/>
-      <w:r>
-        <w:rPr>
-          <w:lang w:val="hu-HU"/>
-        </w:rPr>
-        <w:t xml:space="preserve">). Továbbá a </w:t>
-      </w:r>
-      <w:proofErr w:type="spellStart"/>
-      <w:r>
-        <w:rPr>
-          <w:lang w:val="hu-HU"/>
-        </w:rPr>
-        <w:t>nove</w:t>
-      </w:r>
-      <w:r>
-        <w:rPr>
-          <w:lang w:val="hu-HU"/>
-        </w:rPr>
-        <w:t>l</w:t>
-      </w:r>
-      <w:r>
-        <w:rPr>
-          <w:lang w:val="hu-HU"/>
-        </w:rPr>
-        <w:t>l.ldap</w:t>
-      </w:r>
-      <w:proofErr w:type="spellEnd"/>
-      <w:r>
-        <w:rPr>
-          <w:lang w:val="hu-HU"/>
-        </w:rPr>
-        <w:t xml:space="preserve"> könyvtárat fogjuk használni </w:t>
-      </w:r>
-      <w:proofErr w:type="gramStart"/>
-      <w:r>
-        <w:rPr>
-          <w:lang w:val="hu-HU"/>
-        </w:rPr>
-        <w:t>ami</w:t>
-      </w:r>
-      <w:proofErr w:type="gramEnd"/>
-      <w:r>
-        <w:rPr>
-          <w:lang w:val="hu-HU"/>
-        </w:rPr>
-        <w:t xml:space="preserve"> biztosítja a főbb osztályokat és </w:t>
-      </w:r>
-      <w:r>
-        <w:rPr>
-          <w:lang w:val="hu-HU"/>
-        </w:rPr>
-        <w:t>interfészeket</w:t>
-      </w:r>
-      <w:r>
-        <w:rPr>
-          <w:lang w:val="hu-HU"/>
-        </w:rPr>
-        <w:t xml:space="preserve"> a kliens és </w:t>
-      </w:r>
-      <w:proofErr w:type="spellStart"/>
-      <w:r>
-        <w:rPr>
-          <w:lang w:val="hu-HU"/>
-        </w:rPr>
-        <w:t>ldap</w:t>
-      </w:r>
-      <w:proofErr w:type="spellEnd"/>
-      <w:r>
-        <w:rPr>
-          <w:lang w:val="hu-HU"/>
-        </w:rPr>
-        <w:t xml:space="preserve"> szerver </w:t>
-      </w:r>
-      <w:r>
-        <w:rPr>
-          <w:lang w:val="hu-HU"/>
-        </w:rPr>
-        <w:t>összekapcsolásához.</w:t>
-      </w:r>
-      <w:r>
-        <w:rPr>
-          <w:lang w:val="hu-HU"/>
-        </w:rPr>
-        <w:t xml:space="preserve"> Ami az LDAP szerver felállítását illeti</w:t>
-      </w:r>
-      <w:r>
-        <w:rPr>
-          <w:lang w:val="hu-HU"/>
-        </w:rPr>
-        <w:t xml:space="preserve"> szüksége lesz </w:t>
-      </w:r>
-      <w:proofErr w:type="spellStart"/>
-      <w:r>
-        <w:rPr>
-          <w:lang w:val="hu-HU"/>
-        </w:rPr>
-        <w:t>Docker</w:t>
-      </w:r>
-      <w:proofErr w:type="spellEnd"/>
-      <w:r>
-        <w:rPr>
-          <w:lang w:val="hu-HU"/>
-        </w:rPr>
-        <w:t xml:space="preserve">-re. Windows esetén </w:t>
-      </w:r>
-      <w:proofErr w:type="spellStart"/>
-      <w:r>
-        <w:rPr>
-          <w:lang w:val="hu-HU"/>
-        </w:rPr>
-        <w:t>Docker</w:t>
-      </w:r>
-      <w:proofErr w:type="spellEnd"/>
-      <w:r>
-        <w:rPr>
-          <w:lang w:val="hu-HU"/>
-        </w:rPr>
-        <w:t xml:space="preserve"> </w:t>
-      </w:r>
-      <w:proofErr w:type="spellStart"/>
-      <w:r>
-        <w:rPr>
-          <w:lang w:val="hu-HU"/>
-        </w:rPr>
-        <w:t>Desktop</w:t>
-      </w:r>
-      <w:proofErr w:type="spellEnd"/>
-      <w:r>
-        <w:rPr>
-          <w:lang w:val="hu-HU"/>
-        </w:rPr>
-        <w:t xml:space="preserve"> remek segítséget nyújt a konténerekkel való munkához.  E</w:t>
-      </w:r>
-      <w:r>
-        <w:rPr>
-          <w:lang w:val="hu-HU"/>
-        </w:rPr>
-        <w:t>gy online elér</w:t>
-      </w:r>
-      <w:r>
-        <w:rPr>
-          <w:lang w:val="hu-HU"/>
-        </w:rPr>
-        <w:t xml:space="preserve">hető </w:t>
-      </w:r>
-      <w:proofErr w:type="spellStart"/>
-      <w:r>
-        <w:rPr>
-          <w:lang w:val="hu-HU"/>
-        </w:rPr>
-        <w:t>docker</w:t>
-      </w:r>
-      <w:proofErr w:type="spellEnd"/>
-      <w:r>
-        <w:rPr>
-          <w:lang w:val="hu-HU"/>
-        </w:rPr>
-        <w:t xml:space="preserve"> image-t fogunk </w:t>
-      </w:r>
-      <w:proofErr w:type="gramStart"/>
-      <w:r>
-        <w:rPr>
-          <w:lang w:val="hu-HU"/>
-        </w:rPr>
-        <w:t>használni</w:t>
-      </w:r>
-      <w:proofErr w:type="gramEnd"/>
-      <w:r>
-        <w:rPr>
-          <w:lang w:val="hu-HU"/>
-        </w:rPr>
-        <w:t xml:space="preserve"> ami egy</w:t>
-      </w:r>
-      <w:r>
-        <w:rPr>
-          <w:lang w:val="hu-HU"/>
-        </w:rPr>
-        <w:t xml:space="preserve"> pár</w:t>
-      </w:r>
-      <w:r>
-        <w:rPr>
-          <w:lang w:val="hu-HU"/>
-        </w:rPr>
-        <w:t xml:space="preserve"> soros </w:t>
-      </w:r>
-      <w:r>
-        <w:rPr>
-          <w:lang w:val="hu-HU"/>
-        </w:rPr>
-        <w:t>paranccsal</w:t>
-      </w:r>
-      <w:r>
-        <w:rPr>
-          <w:lang w:val="hu-HU"/>
-        </w:rPr>
-        <w:t xml:space="preserve"> </w:t>
-      </w:r>
-      <w:r>
-        <w:rPr>
-          <w:lang w:val="hu-HU"/>
-        </w:rPr>
-        <w:t>elindítható.</w:t>
-      </w:r>
-      <w:r>
-        <w:rPr>
-          <w:lang w:val="hu-HU"/>
-        </w:rPr>
-        <w:t xml:space="preserve"> </w:t>
+        <w:t>További dokumentációk elérhetőek itt: </w:t>
+      </w:r>
+      <w:hyperlink r:id="rId6" w:history="1">
+        <w:r>
+          <w:rPr>
+            <w:rStyle w:val="Hiperhivatkozs"/>
+            <w:lang w:val="hu-HU"/>
+          </w:rPr>
+          <w:t>http://www.openldap.org</w:t>
+        </w:r>
+      </w:hyperlink>
+      <w:r>
+        <w:rPr>
+          <w:lang w:val="hu-HU"/>
+        </w:rPr>
+        <w:t>. Ez a dokumentum tárgyal olyan témaköröket, melyeket itt nem tárgyalunk (pl. adatbázis replikáció, elosztott adatbázis üzemeltetése, TLS konfigurálása).</w:t>
       </w:r>
     </w:p>
     <w:p>
       <w:pPr>
-        <w:pStyle w:val="Cmsor2"/>
-        <w:rPr>
+        <w:rPr>
+          <w:b/>
+          <w:bCs/>
           <w:lang w:val="hu-HU"/>
         </w:rPr>
       </w:pPr>
-      <w:bookmarkStart w:id="1" w:name="_Toc228556422"/>
-      <w:r>
-        <w:rPr>
-          <w:lang w:val="hu-HU"/>
-        </w:rPr>
-        <w:t>1.1 Feladatok tervezésének lépései</w:t>
-      </w:r>
-      <w:bookmarkEnd w:id="1"/>
+      <w:r>
+        <w:rPr>
+          <w:b/>
+          <w:bCs/>
+          <w:lang w:val="hu-HU"/>
+        </w:rPr>
+        <w:t>LDAP alapok</w:t>
+      </w:r>
     </w:p>
     <w:p>
       <w:pPr>
         <w:rPr>
+          <w:b/>
+          <w:bCs/>
           <w:lang w:val="hu-HU"/>
         </w:rPr>
       </w:pPr>
       <w:r>
         <w:rPr>
-          <w:lang w:val="hu-HU"/>
-        </w:rPr>
-        <w:t>A fel</w:t>
-      </w:r>
-      <w:r>
-        <w:rPr>
-          <w:lang w:val="hu-HU"/>
-        </w:rPr>
-        <w:t>a</w:t>
-      </w:r>
-      <w:r>
-        <w:rPr>
-          <w:lang w:val="hu-HU"/>
-        </w:rPr>
-        <w:t>datokat gyakorlat orientáltak – tehát maga a környezet kial</w:t>
-      </w:r>
-      <w:r>
-        <w:rPr>
-          <w:lang w:val="hu-HU"/>
-        </w:rPr>
-        <w:t>akítás, M</w:t>
-      </w:r>
-      <w:r>
-        <w:rPr>
-          <w:lang w:val="hu-HU"/>
-        </w:rPr>
-        <w:t xml:space="preserve">aven megismerése és a hozzá tartozó pom.xml illetve a </w:t>
-      </w:r>
-      <w:proofErr w:type="gramStart"/>
-      <w:r>
-        <w:rPr>
-          <w:lang w:val="hu-HU"/>
-        </w:rPr>
-        <w:t>konténerekkel</w:t>
-      </w:r>
-      <w:proofErr w:type="gramEnd"/>
-      <w:r>
-        <w:rPr>
-          <w:lang w:val="hu-HU"/>
-        </w:rPr>
-        <w:t xml:space="preserve"> való kommunikáció a főbb </w:t>
-      </w:r>
-      <w:proofErr w:type="spellStart"/>
-      <w:r>
-        <w:rPr>
-          <w:lang w:val="hu-HU"/>
-        </w:rPr>
-        <w:t>docker</w:t>
-      </w:r>
-      <w:proofErr w:type="spellEnd"/>
-      <w:r>
-        <w:rPr>
-          <w:lang w:val="hu-HU"/>
-        </w:rPr>
-        <w:t xml:space="preserve"> parancsok használata. </w:t>
-      </w:r>
-    </w:p>
-    <w:p>
-      <w:proofErr w:type="spellStart"/>
-      <w:r>
-        <w:t>Az</w:t>
-      </w:r>
-      <w:proofErr w:type="spellEnd"/>
-      <w:r>
-        <w:t xml:space="preserve"> LDAP </w:t>
-      </w:r>
-      <w:proofErr w:type="spellStart"/>
-      <w:r>
-        <w:t>szerver</w:t>
-      </w:r>
-      <w:proofErr w:type="spellEnd"/>
-      <w:r>
-        <w:t xml:space="preserve"> </w:t>
-      </w:r>
-      <w:proofErr w:type="spellStart"/>
-      <w:r>
-        <w:t>feladat</w:t>
-      </w:r>
-      <w:proofErr w:type="spellEnd"/>
-      <w:r>
-        <w:t xml:space="preserve"> </w:t>
-      </w:r>
-      <w:proofErr w:type="spellStart"/>
-      <w:r>
-        <w:t>célja</w:t>
-      </w:r>
-      <w:proofErr w:type="spellEnd"/>
-      <w:r>
-        <w:t xml:space="preserve">, </w:t>
-      </w:r>
-      <w:proofErr w:type="spellStart"/>
-      <w:r>
-        <w:t>hogy</w:t>
-      </w:r>
-      <w:proofErr w:type="spellEnd"/>
-      <w:r>
-        <w:t xml:space="preserve"> </w:t>
-      </w:r>
-      <w:proofErr w:type="spellStart"/>
-      <w:r>
-        <w:t>egy</w:t>
-      </w:r>
-      <w:proofErr w:type="spellEnd"/>
-      <w:r>
-        <w:t xml:space="preserve"> </w:t>
-      </w:r>
-      <w:proofErr w:type="spellStart"/>
-      <w:r>
-        <w:t>központi</w:t>
-      </w:r>
-      <w:proofErr w:type="spellEnd"/>
-      <w:r>
-        <w:t xml:space="preserve"> </w:t>
-      </w:r>
-      <w:proofErr w:type="spellStart"/>
-      <w:r>
-        <w:t>címtárszolgáltatás</w:t>
-      </w:r>
-      <w:proofErr w:type="spellEnd"/>
-      <w:r>
-        <w:t xml:space="preserve"> </w:t>
-      </w:r>
-      <w:proofErr w:type="spellStart"/>
-      <w:r>
-        <w:t>működését</w:t>
-      </w:r>
-      <w:proofErr w:type="spellEnd"/>
-      <w:r>
-        <w:t xml:space="preserve"> </w:t>
-      </w:r>
-      <w:proofErr w:type="spellStart"/>
-      <w:r>
-        <w:t>megértsük</w:t>
-      </w:r>
-      <w:proofErr w:type="spellEnd"/>
-      <w:r>
-        <w:t xml:space="preserve"> </w:t>
-      </w:r>
-      <w:proofErr w:type="spellStart"/>
-      <w:r>
-        <w:t>és</w:t>
-      </w:r>
-      <w:proofErr w:type="spellEnd"/>
-      <w:r>
-        <w:t xml:space="preserve"> </w:t>
-      </w:r>
-      <w:proofErr w:type="spellStart"/>
-      <w:r>
-        <w:t>gyakorlatban</w:t>
-      </w:r>
-      <w:proofErr w:type="spellEnd"/>
-      <w:r>
-        <w:t xml:space="preserve"> </w:t>
-      </w:r>
-      <w:proofErr w:type="spellStart"/>
-      <w:r>
-        <w:t>kipróbáljuk</w:t>
-      </w:r>
-      <w:proofErr w:type="spellEnd"/>
-      <w:r>
-        <w:t xml:space="preserve">. A </w:t>
-      </w:r>
-      <w:proofErr w:type="spellStart"/>
-      <w:r>
-        <w:t>megvalósítás</w:t>
-      </w:r>
-      <w:proofErr w:type="spellEnd"/>
-      <w:r>
-        <w:t xml:space="preserve"> </w:t>
-      </w:r>
-      <w:proofErr w:type="spellStart"/>
-      <w:r>
-        <w:t>során</w:t>
-      </w:r>
-      <w:proofErr w:type="spellEnd"/>
-      <w:r>
-        <w:t xml:space="preserve"> </w:t>
-      </w:r>
-      <w:proofErr w:type="spellStart"/>
-      <w:r>
-        <w:t>egy</w:t>
-      </w:r>
-      <w:proofErr w:type="spellEnd"/>
-      <w:r>
-        <w:t xml:space="preserve"> Docker </w:t>
-      </w:r>
-      <w:proofErr w:type="spellStart"/>
-      <w:r>
-        <w:t>konténerben</w:t>
-      </w:r>
-      <w:proofErr w:type="spellEnd"/>
-      <w:r>
-        <w:t xml:space="preserve"> </w:t>
-      </w:r>
-      <w:proofErr w:type="spellStart"/>
-      <w:r>
-        <w:t>futó</w:t>
-      </w:r>
-      <w:proofErr w:type="spellEnd"/>
-      <w:r>
-        <w:t xml:space="preserve"> LDAP </w:t>
-      </w:r>
-      <w:proofErr w:type="spellStart"/>
-      <w:r>
-        <w:t>szervert</w:t>
-      </w:r>
-      <w:proofErr w:type="spellEnd"/>
-      <w:r>
-        <w:t xml:space="preserve"> </w:t>
-      </w:r>
-      <w:proofErr w:type="spellStart"/>
-      <w:r>
-        <w:t>használok</w:t>
-      </w:r>
-      <w:proofErr w:type="spellEnd"/>
-      <w:r>
-        <w:t xml:space="preserve">, </w:t>
-      </w:r>
-      <w:proofErr w:type="spellStart"/>
-      <w:r>
-        <w:t>amely</w:t>
-      </w:r>
-      <w:proofErr w:type="spellEnd"/>
-      <w:r>
-        <w:t xml:space="preserve"> </w:t>
-      </w:r>
-      <w:proofErr w:type="spellStart"/>
-      <w:r>
-        <w:t>lehetővé</w:t>
-      </w:r>
-      <w:proofErr w:type="spellEnd"/>
-      <w:r>
-        <w:t xml:space="preserve"> </w:t>
-      </w:r>
-      <w:proofErr w:type="spellStart"/>
-      <w:r>
-        <w:t>teszi</w:t>
-      </w:r>
-      <w:proofErr w:type="spellEnd"/>
-      <w:r>
-        <w:t xml:space="preserve">, </w:t>
-      </w:r>
-      <w:proofErr w:type="spellStart"/>
-      <w:r>
-        <w:t>hogy</w:t>
-      </w:r>
-      <w:proofErr w:type="spellEnd"/>
-      <w:r>
-        <w:t xml:space="preserve"> a </w:t>
-      </w:r>
-      <w:proofErr w:type="spellStart"/>
-      <w:r>
-        <w:t>felhasználók</w:t>
-      </w:r>
-      <w:proofErr w:type="spellEnd"/>
-      <w:r>
-        <w:t xml:space="preserve"> </w:t>
-      </w:r>
-      <w:proofErr w:type="spellStart"/>
-      <w:r>
-        <w:t>és</w:t>
-      </w:r>
-      <w:proofErr w:type="spellEnd"/>
-      <w:r>
-        <w:t xml:space="preserve"> </w:t>
-      </w:r>
-      <w:proofErr w:type="spellStart"/>
-      <w:r>
-        <w:t>egyéb</w:t>
-      </w:r>
-      <w:proofErr w:type="spellEnd"/>
-      <w:r>
-        <w:t xml:space="preserve"> </w:t>
-      </w:r>
-      <w:proofErr w:type="spellStart"/>
-      <w:r>
-        <w:t>címtárbejegyzések</w:t>
-      </w:r>
-      <w:proofErr w:type="spellEnd"/>
-      <w:r>
-        <w:t xml:space="preserve"> </w:t>
-      </w:r>
-      <w:proofErr w:type="spellStart"/>
-      <w:r>
-        <w:t>strukturált</w:t>
-      </w:r>
-      <w:proofErr w:type="spellEnd"/>
-      <w:r>
-        <w:t xml:space="preserve"> </w:t>
-      </w:r>
-      <w:proofErr w:type="spellStart"/>
-      <w:r>
-        <w:t>formában</w:t>
-      </w:r>
-      <w:proofErr w:type="spellEnd"/>
-      <w:r>
-        <w:t xml:space="preserve"> </w:t>
-      </w:r>
-      <w:proofErr w:type="spellStart"/>
-      <w:r>
-        <w:t>legyenek</w:t>
-      </w:r>
-      <w:proofErr w:type="spellEnd"/>
-      <w:r>
-        <w:t xml:space="preserve"> </w:t>
-      </w:r>
-      <w:proofErr w:type="spellStart"/>
-      <w:r>
-        <w:t>tárolva</w:t>
-      </w:r>
-      <w:proofErr w:type="spellEnd"/>
-      <w:r>
-        <w:t xml:space="preserve">. </w:t>
-      </w:r>
-      <w:proofErr w:type="spellStart"/>
-      <w:r>
-        <w:t>Ezzel</w:t>
-      </w:r>
-      <w:proofErr w:type="spellEnd"/>
-      <w:r>
-        <w:t xml:space="preserve"> a </w:t>
-      </w:r>
-      <w:proofErr w:type="spellStart"/>
-      <w:r>
-        <w:t>feladattal</w:t>
-      </w:r>
-      <w:proofErr w:type="spellEnd"/>
-      <w:r>
-        <w:t xml:space="preserve"> </w:t>
-      </w:r>
-      <w:proofErr w:type="spellStart"/>
-      <w:r>
-        <w:t>megérthető</w:t>
-      </w:r>
-      <w:proofErr w:type="spellEnd"/>
-      <w:r>
-        <w:t xml:space="preserve">, </w:t>
-      </w:r>
-      <w:proofErr w:type="spellStart"/>
-      <w:r>
-        <w:t>hogyan</w:t>
-      </w:r>
-      <w:proofErr w:type="spellEnd"/>
-      <w:r>
-        <w:t xml:space="preserve"> </w:t>
-      </w:r>
-      <w:proofErr w:type="spellStart"/>
-      <w:r>
-        <w:t>működik</w:t>
-      </w:r>
-      <w:proofErr w:type="spellEnd"/>
-      <w:r>
-        <w:t xml:space="preserve"> </w:t>
-      </w:r>
-      <w:proofErr w:type="spellStart"/>
-      <w:r>
-        <w:t>egy</w:t>
-      </w:r>
-      <w:proofErr w:type="spellEnd"/>
-      <w:r>
-        <w:t xml:space="preserve"> </w:t>
-      </w:r>
-      <w:proofErr w:type="spellStart"/>
-      <w:r>
-        <w:t>hierarchikus</w:t>
-      </w:r>
-      <w:proofErr w:type="spellEnd"/>
-      <w:r>
-        <w:t xml:space="preserve"> </w:t>
-      </w:r>
-      <w:proofErr w:type="spellStart"/>
-      <w:r>
-        <w:t>adatbázis-szerű</w:t>
-      </w:r>
-      <w:proofErr w:type="spellEnd"/>
-      <w:r>
-        <w:t xml:space="preserve"> </w:t>
-      </w:r>
-      <w:proofErr w:type="spellStart"/>
-      <w:r>
-        <w:t>rendszer</w:t>
-      </w:r>
-      <w:proofErr w:type="spellEnd"/>
-      <w:r>
-        <w:t xml:space="preserve">, </w:t>
-      </w:r>
-      <w:proofErr w:type="spellStart"/>
-      <w:r>
-        <w:t>amelyet</w:t>
-      </w:r>
-      <w:proofErr w:type="spellEnd"/>
-      <w:r>
-        <w:t xml:space="preserve"> </w:t>
-      </w:r>
-      <w:proofErr w:type="spellStart"/>
-      <w:r>
-        <w:t>leggyakrabban</w:t>
-      </w:r>
-      <w:proofErr w:type="spellEnd"/>
-      <w:r>
-        <w:t xml:space="preserve"> </w:t>
-      </w:r>
-      <w:proofErr w:type="spellStart"/>
-      <w:r>
-        <w:t>hitelesítésre</w:t>
-      </w:r>
-      <w:proofErr w:type="spellEnd"/>
-      <w:r>
-        <w:t xml:space="preserve"> </w:t>
-      </w:r>
-      <w:proofErr w:type="spellStart"/>
-      <w:r>
-        <w:t>és</w:t>
-      </w:r>
-      <w:proofErr w:type="spellEnd"/>
-      <w:r>
-        <w:t xml:space="preserve"> </w:t>
-      </w:r>
-      <w:proofErr w:type="spellStart"/>
-      <w:r>
-        <w:t>szervezeti</w:t>
-      </w:r>
-      <w:proofErr w:type="spellEnd"/>
-      <w:r>
-        <w:t xml:space="preserve"> </w:t>
-      </w:r>
-      <w:proofErr w:type="spellStart"/>
-      <w:r>
-        <w:t>adatok</w:t>
-      </w:r>
-      <w:proofErr w:type="spellEnd"/>
-      <w:r>
-        <w:t xml:space="preserve"> </w:t>
-      </w:r>
-      <w:proofErr w:type="spellStart"/>
-      <w:r>
-        <w:t>kezelésére</w:t>
-      </w:r>
-      <w:proofErr w:type="spellEnd"/>
-      <w:r>
-        <w:t xml:space="preserve"> </w:t>
-      </w:r>
-      <w:proofErr w:type="spellStart"/>
-      <w:r>
-        <w:t>használnak</w:t>
-      </w:r>
-      <w:proofErr w:type="spellEnd"/>
-      <w:r>
-        <w:t>.</w:t>
-      </w:r>
-    </w:p>
-    <w:p>
-      <w:proofErr w:type="spellStart"/>
-      <w:r>
-        <w:t>Az</w:t>
-      </w:r>
-      <w:proofErr w:type="spellEnd"/>
-      <w:r>
-        <w:t xml:space="preserve"> LDAP add (</w:t>
-      </w:r>
-      <w:proofErr w:type="spellStart"/>
-      <w:r>
-        <w:t>ldapadd</w:t>
-      </w:r>
-      <w:proofErr w:type="spellEnd"/>
-      <w:r>
-        <w:t xml:space="preserve">) </w:t>
-      </w:r>
-      <w:proofErr w:type="spellStart"/>
-      <w:r>
-        <w:t>feladat</w:t>
-      </w:r>
-      <w:proofErr w:type="spellEnd"/>
-      <w:r>
-        <w:t xml:space="preserve"> </w:t>
-      </w:r>
-      <w:proofErr w:type="spellStart"/>
-      <w:r>
-        <w:t>célja</w:t>
-      </w:r>
-      <w:proofErr w:type="spellEnd"/>
-      <w:r>
-        <w:t xml:space="preserve"> </w:t>
-      </w:r>
-      <w:proofErr w:type="spellStart"/>
-      <w:r>
-        <w:t>új</w:t>
-      </w:r>
-      <w:proofErr w:type="spellEnd"/>
-      <w:r>
-        <w:t xml:space="preserve"> </w:t>
-      </w:r>
-      <w:proofErr w:type="spellStart"/>
-      <w:r>
-        <w:t>bejegyzések</w:t>
-      </w:r>
-      <w:proofErr w:type="spellEnd"/>
-      <w:r>
-        <w:t xml:space="preserve"> </w:t>
-      </w:r>
-      <w:proofErr w:type="spellStart"/>
-      <w:r>
-        <w:t>létrehozásának</w:t>
-      </w:r>
-      <w:proofErr w:type="spellEnd"/>
-      <w:r>
-        <w:t xml:space="preserve"> </w:t>
-      </w:r>
-      <w:proofErr w:type="spellStart"/>
-      <w:r>
-        <w:t>megértése</w:t>
-      </w:r>
-      <w:proofErr w:type="spellEnd"/>
-      <w:r>
-        <w:t xml:space="preserve"> a </w:t>
-      </w:r>
-      <w:proofErr w:type="spellStart"/>
-      <w:r>
-        <w:t>címtárban</w:t>
-      </w:r>
-      <w:proofErr w:type="spellEnd"/>
-      <w:r>
-        <w:t xml:space="preserve">. </w:t>
-      </w:r>
-      <w:proofErr w:type="spellStart"/>
-      <w:r>
-        <w:t>Ezzel</w:t>
-      </w:r>
-      <w:proofErr w:type="spellEnd"/>
-      <w:r>
-        <w:t xml:space="preserve"> a </w:t>
-      </w:r>
-      <w:proofErr w:type="spellStart"/>
-      <w:r>
-        <w:t>művelettel</w:t>
-      </w:r>
-      <w:proofErr w:type="spellEnd"/>
-      <w:r>
-        <w:t xml:space="preserve"> </w:t>
-      </w:r>
-      <w:proofErr w:type="spellStart"/>
-      <w:r>
-        <w:t>felhasználókat</w:t>
-      </w:r>
-      <w:proofErr w:type="spellEnd"/>
-      <w:r>
-        <w:t xml:space="preserve">, </w:t>
-      </w:r>
-      <w:proofErr w:type="spellStart"/>
-      <w:r>
-        <w:t>csoportokat</w:t>
-      </w:r>
-      <w:proofErr w:type="spellEnd"/>
-      <w:r>
-        <w:t xml:space="preserve"> </w:t>
-      </w:r>
-      <w:proofErr w:type="spellStart"/>
-      <w:r>
-        <w:t>vagy</w:t>
-      </w:r>
-      <w:proofErr w:type="spellEnd"/>
-      <w:r>
-        <w:t xml:space="preserve"> </w:t>
-      </w:r>
-      <w:proofErr w:type="spellStart"/>
-      <w:r>
-        <w:t>egyéb</w:t>
-      </w:r>
-      <w:proofErr w:type="spellEnd"/>
-      <w:r>
-        <w:t xml:space="preserve"> </w:t>
-      </w:r>
-      <w:proofErr w:type="spellStart"/>
-      <w:r>
-        <w:t>objektumokat</w:t>
-      </w:r>
-      <w:proofErr w:type="spellEnd"/>
-      <w:r>
-        <w:t xml:space="preserve"> </w:t>
-      </w:r>
-      <w:proofErr w:type="spellStart"/>
-      <w:r>
-        <w:lastRenderedPageBreak/>
-        <w:t>tudunk</w:t>
-      </w:r>
-      <w:proofErr w:type="spellEnd"/>
-      <w:r>
-        <w:t xml:space="preserve"> </w:t>
-      </w:r>
-      <w:proofErr w:type="spellStart"/>
-      <w:r>
-        <w:t>hozzáadni</w:t>
-      </w:r>
-      <w:proofErr w:type="spellEnd"/>
-      <w:r>
-        <w:t xml:space="preserve"> LDIF </w:t>
-      </w:r>
-      <w:proofErr w:type="spellStart"/>
-      <w:r>
-        <w:t>fájlok</w:t>
-      </w:r>
-      <w:proofErr w:type="spellEnd"/>
-      <w:r>
-        <w:t xml:space="preserve"> </w:t>
-      </w:r>
-      <w:proofErr w:type="spellStart"/>
-      <w:r>
-        <w:t>segítségével</w:t>
-      </w:r>
-      <w:proofErr w:type="spellEnd"/>
-      <w:r>
-        <w:t xml:space="preserve">. </w:t>
-      </w:r>
-      <w:proofErr w:type="spellStart"/>
-      <w:r>
-        <w:t>Ebből</w:t>
-      </w:r>
-      <w:proofErr w:type="spellEnd"/>
-      <w:r>
-        <w:t xml:space="preserve"> </w:t>
-      </w:r>
-      <w:proofErr w:type="spellStart"/>
-      <w:r>
-        <w:t>megérthető</w:t>
-      </w:r>
-      <w:proofErr w:type="spellEnd"/>
-      <w:r>
-        <w:t xml:space="preserve">, </w:t>
-      </w:r>
-      <w:proofErr w:type="spellStart"/>
-      <w:r>
-        <w:t>hogyan</w:t>
-      </w:r>
-      <w:proofErr w:type="spellEnd"/>
-      <w:r>
-        <w:t xml:space="preserve"> </w:t>
-      </w:r>
-      <w:proofErr w:type="spellStart"/>
-      <w:r>
-        <w:t>kerülnek</w:t>
-      </w:r>
-      <w:proofErr w:type="spellEnd"/>
-      <w:r>
-        <w:t xml:space="preserve"> </w:t>
-      </w:r>
-      <w:proofErr w:type="spellStart"/>
-      <w:r>
-        <w:t>strukturált</w:t>
-      </w:r>
-      <w:proofErr w:type="spellEnd"/>
-      <w:r>
-        <w:t xml:space="preserve"> </w:t>
-      </w:r>
-      <w:proofErr w:type="spellStart"/>
-      <w:r>
-        <w:t>adatok</w:t>
-      </w:r>
-      <w:proofErr w:type="spellEnd"/>
-      <w:r>
-        <w:t xml:space="preserve"> </w:t>
-      </w:r>
-      <w:proofErr w:type="spellStart"/>
-      <w:r>
-        <w:t>az</w:t>
-      </w:r>
-      <w:proofErr w:type="spellEnd"/>
-      <w:r>
-        <w:t xml:space="preserve"> LDAP </w:t>
-      </w:r>
-      <w:proofErr w:type="spellStart"/>
-      <w:r>
-        <w:t>szerverbe</w:t>
-      </w:r>
-      <w:proofErr w:type="spellEnd"/>
-      <w:r>
-        <w:t xml:space="preserve">, </w:t>
-      </w:r>
-      <w:proofErr w:type="spellStart"/>
-      <w:r>
-        <w:t>és</w:t>
-      </w:r>
-      <w:proofErr w:type="spellEnd"/>
-      <w:r>
-        <w:t xml:space="preserve"> </w:t>
-      </w:r>
-      <w:proofErr w:type="spellStart"/>
-      <w:r>
-        <w:t>hogyan</w:t>
-      </w:r>
-      <w:proofErr w:type="spellEnd"/>
-      <w:r>
-        <w:t xml:space="preserve"> </w:t>
-      </w:r>
-      <w:proofErr w:type="spellStart"/>
-      <w:r>
-        <w:t>épül</w:t>
-      </w:r>
-      <w:proofErr w:type="spellEnd"/>
-      <w:r>
-        <w:t xml:space="preserve"> </w:t>
-      </w:r>
-      <w:proofErr w:type="spellStart"/>
-      <w:r>
-        <w:t>fel</w:t>
-      </w:r>
-      <w:proofErr w:type="spellEnd"/>
-      <w:r>
-        <w:t xml:space="preserve"> a </w:t>
-      </w:r>
-      <w:proofErr w:type="spellStart"/>
-      <w:r>
-        <w:t>címtár</w:t>
-      </w:r>
-      <w:proofErr w:type="spellEnd"/>
-      <w:r>
-        <w:t xml:space="preserve"> </w:t>
-      </w:r>
-      <w:proofErr w:type="spellStart"/>
-      <w:r>
-        <w:t>hierarchiája</w:t>
-      </w:r>
-      <w:proofErr w:type="spellEnd"/>
-      <w:r>
-        <w:t>.</w:t>
-      </w:r>
-    </w:p>
-    <w:p>
-      <w:proofErr w:type="spellStart"/>
-      <w:r>
-        <w:t>Az</w:t>
-      </w:r>
-      <w:proofErr w:type="spellEnd"/>
-      <w:r>
-        <w:t xml:space="preserve"> LDAP modify (</w:t>
-      </w:r>
-      <w:proofErr w:type="spellStart"/>
-      <w:r>
-        <w:t>ldapmodify</w:t>
-      </w:r>
-      <w:proofErr w:type="spellEnd"/>
-      <w:r>
-        <w:t xml:space="preserve">) </w:t>
-      </w:r>
-      <w:proofErr w:type="spellStart"/>
-      <w:r>
-        <w:t>feladat</w:t>
-      </w:r>
-      <w:proofErr w:type="spellEnd"/>
-      <w:r>
-        <w:t xml:space="preserve"> </w:t>
-      </w:r>
-      <w:proofErr w:type="spellStart"/>
-      <w:r>
-        <w:t>célja</w:t>
-      </w:r>
-      <w:proofErr w:type="spellEnd"/>
-      <w:r>
-        <w:t xml:space="preserve"> a </w:t>
-      </w:r>
-      <w:proofErr w:type="spellStart"/>
-      <w:r>
-        <w:t>meglévő</w:t>
-      </w:r>
-      <w:proofErr w:type="spellEnd"/>
-      <w:r>
-        <w:t xml:space="preserve"> </w:t>
-      </w:r>
-      <w:proofErr w:type="spellStart"/>
-      <w:r>
-        <w:t>bejegyzések</w:t>
-      </w:r>
-      <w:proofErr w:type="spellEnd"/>
-      <w:r>
-        <w:t xml:space="preserve"> </w:t>
-      </w:r>
-      <w:proofErr w:type="spellStart"/>
-      <w:r>
-        <w:t>módosításának</w:t>
-      </w:r>
-      <w:proofErr w:type="spellEnd"/>
-      <w:r>
-        <w:t xml:space="preserve"> </w:t>
-      </w:r>
-      <w:proofErr w:type="spellStart"/>
-      <w:r>
-        <w:t>elsajátítása</w:t>
-      </w:r>
-      <w:proofErr w:type="spellEnd"/>
-      <w:r>
-        <w:t xml:space="preserve">. </w:t>
-      </w:r>
-      <w:proofErr w:type="spellStart"/>
-      <w:r>
-        <w:t>Ennek</w:t>
-      </w:r>
-      <w:proofErr w:type="spellEnd"/>
-      <w:r>
-        <w:t xml:space="preserve"> </w:t>
-      </w:r>
-      <w:proofErr w:type="spellStart"/>
-      <w:r>
-        <w:t>segítségével</w:t>
-      </w:r>
-      <w:proofErr w:type="spellEnd"/>
-      <w:r>
-        <w:t xml:space="preserve"> </w:t>
-      </w:r>
-      <w:proofErr w:type="spellStart"/>
-      <w:r>
-        <w:t>például</w:t>
-      </w:r>
-      <w:proofErr w:type="spellEnd"/>
-      <w:r>
-        <w:t xml:space="preserve"> </w:t>
-      </w:r>
-      <w:proofErr w:type="spellStart"/>
-      <w:r>
-        <w:t>felhasználói</w:t>
-      </w:r>
-      <w:proofErr w:type="spellEnd"/>
-      <w:r>
-        <w:t xml:space="preserve"> </w:t>
-      </w:r>
-      <w:proofErr w:type="spellStart"/>
-      <w:r>
-        <w:t>adatok</w:t>
-      </w:r>
-      <w:proofErr w:type="spellEnd"/>
-      <w:r>
-        <w:t xml:space="preserve">, </w:t>
-      </w:r>
-      <w:proofErr w:type="spellStart"/>
-      <w:r>
-        <w:t>jelszavak</w:t>
-      </w:r>
-      <w:proofErr w:type="spellEnd"/>
-      <w:r>
-        <w:t xml:space="preserve"> </w:t>
-      </w:r>
-      <w:proofErr w:type="spellStart"/>
-      <w:r>
-        <w:t>vagy</w:t>
-      </w:r>
-      <w:proofErr w:type="spellEnd"/>
-      <w:r>
-        <w:t xml:space="preserve"> </w:t>
-      </w:r>
-      <w:proofErr w:type="spellStart"/>
-      <w:r>
-        <w:t>attribútumok</w:t>
-      </w:r>
-      <w:proofErr w:type="spellEnd"/>
-      <w:r>
-        <w:t xml:space="preserve"> </w:t>
-      </w:r>
-      <w:proofErr w:type="spellStart"/>
-      <w:r>
-        <w:t>frissíthetők</w:t>
-      </w:r>
-      <w:proofErr w:type="spellEnd"/>
-      <w:r>
-        <w:t xml:space="preserve"> </w:t>
-      </w:r>
-      <w:proofErr w:type="spellStart"/>
-      <w:r>
-        <w:t>anélkül</w:t>
-      </w:r>
-      <w:proofErr w:type="spellEnd"/>
-      <w:r>
-        <w:t xml:space="preserve">, </w:t>
-      </w:r>
-      <w:proofErr w:type="spellStart"/>
-      <w:r>
-        <w:t>hogy</w:t>
-      </w:r>
-      <w:proofErr w:type="spellEnd"/>
-      <w:r>
-        <w:t xml:space="preserve"> </w:t>
-      </w:r>
-      <w:proofErr w:type="spellStart"/>
-      <w:r>
-        <w:t>az</w:t>
-      </w:r>
-      <w:proofErr w:type="spellEnd"/>
-      <w:r>
-        <w:t xml:space="preserve"> </w:t>
-      </w:r>
-      <w:proofErr w:type="spellStart"/>
-      <w:r>
-        <w:t>adott</w:t>
-      </w:r>
-      <w:proofErr w:type="spellEnd"/>
-      <w:r>
-        <w:t xml:space="preserve"> </w:t>
-      </w:r>
-      <w:proofErr w:type="spellStart"/>
-      <w:r>
-        <w:t>bejegyzést</w:t>
-      </w:r>
-      <w:proofErr w:type="spellEnd"/>
-      <w:r>
-        <w:t xml:space="preserve"> </w:t>
-      </w:r>
-      <w:proofErr w:type="spellStart"/>
-      <w:r>
-        <w:t>újra</w:t>
-      </w:r>
-      <w:proofErr w:type="spellEnd"/>
-      <w:r>
-        <w:t xml:space="preserve"> </w:t>
-      </w:r>
-      <w:proofErr w:type="spellStart"/>
-      <w:r>
-        <w:t>kellene</w:t>
-      </w:r>
-      <w:proofErr w:type="spellEnd"/>
-      <w:r>
-        <w:t xml:space="preserve"> </w:t>
-      </w:r>
-      <w:proofErr w:type="spellStart"/>
-      <w:r>
-        <w:t>létrehozni</w:t>
-      </w:r>
-      <w:proofErr w:type="spellEnd"/>
-      <w:r>
-        <w:t xml:space="preserve">. </w:t>
-      </w:r>
-      <w:proofErr w:type="spellStart"/>
-      <w:r>
-        <w:t>Ezzel</w:t>
-      </w:r>
-      <w:proofErr w:type="spellEnd"/>
-      <w:r>
-        <w:t xml:space="preserve"> a </w:t>
-      </w:r>
-      <w:proofErr w:type="spellStart"/>
-      <w:r>
-        <w:t>feladattal</w:t>
-      </w:r>
-      <w:proofErr w:type="spellEnd"/>
-      <w:r>
-        <w:t xml:space="preserve"> </w:t>
-      </w:r>
-      <w:proofErr w:type="spellStart"/>
-      <w:r>
-        <w:t>megérthető</w:t>
-      </w:r>
-      <w:proofErr w:type="spellEnd"/>
-      <w:r>
-        <w:t xml:space="preserve">, </w:t>
-      </w:r>
-      <w:proofErr w:type="spellStart"/>
-      <w:r>
-        <w:t>hogyan</w:t>
-      </w:r>
-      <w:proofErr w:type="spellEnd"/>
-      <w:r>
-        <w:t xml:space="preserve"> </w:t>
-      </w:r>
-      <w:proofErr w:type="spellStart"/>
-      <w:r>
-        <w:t>kezelhetőek</w:t>
-      </w:r>
-      <w:proofErr w:type="spellEnd"/>
-      <w:r>
-        <w:t xml:space="preserve"> </w:t>
-      </w:r>
-      <w:proofErr w:type="spellStart"/>
-      <w:r>
-        <w:t>dinamikusan</w:t>
-      </w:r>
-      <w:proofErr w:type="spellEnd"/>
-      <w:r>
-        <w:t xml:space="preserve"> a </w:t>
-      </w:r>
-      <w:proofErr w:type="spellStart"/>
-      <w:r>
-        <w:t>címtárban</w:t>
-      </w:r>
-      <w:proofErr w:type="spellEnd"/>
-      <w:r>
-        <w:t xml:space="preserve"> </w:t>
-      </w:r>
-      <w:proofErr w:type="spellStart"/>
-      <w:r>
-        <w:t>tárolt</w:t>
-      </w:r>
-      <w:proofErr w:type="spellEnd"/>
-      <w:r>
-        <w:t xml:space="preserve"> </w:t>
-      </w:r>
-      <w:proofErr w:type="spellStart"/>
-      <w:r>
-        <w:t>adatok</w:t>
-      </w:r>
-      <w:proofErr w:type="spellEnd"/>
-      <w:r>
-        <w:t xml:space="preserve"> </w:t>
-      </w:r>
-      <w:proofErr w:type="spellStart"/>
-      <w:r>
-        <w:t>és</w:t>
-      </w:r>
-      <w:proofErr w:type="spellEnd"/>
-      <w:r>
-        <w:t xml:space="preserve"> </w:t>
-      </w:r>
-      <w:proofErr w:type="spellStart"/>
-      <w:r>
-        <w:t>hogyan</w:t>
-      </w:r>
-      <w:proofErr w:type="spellEnd"/>
-      <w:r>
-        <w:t xml:space="preserve"> </w:t>
-      </w:r>
-      <w:proofErr w:type="spellStart"/>
-      <w:r>
-        <w:t>történik</w:t>
-      </w:r>
-      <w:proofErr w:type="spellEnd"/>
-      <w:r>
-        <w:t xml:space="preserve"> </w:t>
-      </w:r>
-      <w:proofErr w:type="spellStart"/>
-      <w:r>
-        <w:t>azok</w:t>
-      </w:r>
-      <w:proofErr w:type="spellEnd"/>
-      <w:r>
-        <w:t xml:space="preserve"> </w:t>
-      </w:r>
-      <w:proofErr w:type="spellStart"/>
-      <w:r>
-        <w:t>karbantartása</w:t>
-      </w:r>
-      <w:proofErr w:type="spellEnd"/>
-      <w:r>
-        <w:t>.</w:t>
-      </w:r>
-    </w:p>
-    <w:p>
-      <w:proofErr w:type="spellStart"/>
-      <w:r>
-        <w:t>Az</w:t>
-      </w:r>
-      <w:proofErr w:type="spellEnd"/>
-      <w:r>
-        <w:t xml:space="preserve"> LDAP search (</w:t>
-      </w:r>
-      <w:proofErr w:type="spellStart"/>
-      <w:r>
-        <w:t>ldapsearch</w:t>
-      </w:r>
-      <w:proofErr w:type="spellEnd"/>
-      <w:r>
-        <w:t xml:space="preserve">) </w:t>
-      </w:r>
-      <w:proofErr w:type="spellStart"/>
-      <w:r>
-        <w:t>feladat</w:t>
-      </w:r>
-      <w:proofErr w:type="spellEnd"/>
-      <w:r>
-        <w:t xml:space="preserve"> </w:t>
-      </w:r>
-      <w:proofErr w:type="spellStart"/>
-      <w:r>
-        <w:t>célja</w:t>
-      </w:r>
-      <w:proofErr w:type="spellEnd"/>
-      <w:r>
-        <w:t xml:space="preserve"> a </w:t>
-      </w:r>
-      <w:proofErr w:type="spellStart"/>
-      <w:r>
-        <w:t>címtárban</w:t>
-      </w:r>
-      <w:proofErr w:type="spellEnd"/>
-      <w:r>
-        <w:t xml:space="preserve"> </w:t>
-      </w:r>
-      <w:proofErr w:type="spellStart"/>
-      <w:r>
-        <w:t>történő</w:t>
-      </w:r>
-      <w:proofErr w:type="spellEnd"/>
-      <w:r>
-        <w:t xml:space="preserve"> </w:t>
-      </w:r>
-      <w:proofErr w:type="spellStart"/>
-      <w:r>
-        <w:t>lekérdezések</w:t>
-      </w:r>
-      <w:proofErr w:type="spellEnd"/>
-      <w:r>
-        <w:t xml:space="preserve"> </w:t>
-      </w:r>
-      <w:proofErr w:type="spellStart"/>
-      <w:r>
-        <w:t>megértése</w:t>
-      </w:r>
-      <w:proofErr w:type="spellEnd"/>
-      <w:r>
-        <w:t xml:space="preserve">. </w:t>
-      </w:r>
-      <w:proofErr w:type="spellStart"/>
-      <w:r>
-        <w:t>Ezzel</w:t>
-      </w:r>
-      <w:proofErr w:type="spellEnd"/>
-      <w:r>
-        <w:t xml:space="preserve"> a </w:t>
-      </w:r>
-      <w:proofErr w:type="spellStart"/>
-      <w:r>
-        <w:t>művelettel</w:t>
-      </w:r>
-      <w:proofErr w:type="spellEnd"/>
-      <w:r>
-        <w:t xml:space="preserve"> </w:t>
-      </w:r>
-      <w:proofErr w:type="spellStart"/>
-      <w:r>
-        <w:t>különböző</w:t>
-      </w:r>
-      <w:proofErr w:type="spellEnd"/>
-      <w:r>
-        <w:t xml:space="preserve"> </w:t>
-      </w:r>
-      <w:proofErr w:type="spellStart"/>
-      <w:r>
-        <w:t>szűrők</w:t>
-      </w:r>
-      <w:proofErr w:type="spellEnd"/>
-      <w:r>
-        <w:t xml:space="preserve"> </w:t>
-      </w:r>
-      <w:proofErr w:type="spellStart"/>
-      <w:r>
-        <w:t>alapján</w:t>
-      </w:r>
-      <w:proofErr w:type="spellEnd"/>
-      <w:r>
-        <w:t xml:space="preserve"> </w:t>
-      </w:r>
-      <w:proofErr w:type="spellStart"/>
-      <w:r>
-        <w:t>lehet</w:t>
-      </w:r>
-      <w:proofErr w:type="spellEnd"/>
-      <w:r>
-        <w:t xml:space="preserve"> </w:t>
-      </w:r>
-      <w:proofErr w:type="spellStart"/>
-      <w:r>
-        <w:t>adatokat</w:t>
-      </w:r>
-      <w:proofErr w:type="spellEnd"/>
-      <w:r>
-        <w:t xml:space="preserve"> </w:t>
-      </w:r>
-      <w:proofErr w:type="spellStart"/>
-      <w:r>
-        <w:t>keresni</w:t>
-      </w:r>
-      <w:proofErr w:type="spellEnd"/>
-      <w:r>
-        <w:t xml:space="preserve">, </w:t>
-      </w:r>
-      <w:proofErr w:type="spellStart"/>
-      <w:r>
-        <w:t>például</w:t>
-      </w:r>
-      <w:proofErr w:type="spellEnd"/>
-      <w:r>
-        <w:t xml:space="preserve"> </w:t>
-      </w:r>
-      <w:proofErr w:type="spellStart"/>
-      <w:r>
-        <w:t>felhasználónevek</w:t>
-      </w:r>
-      <w:proofErr w:type="spellEnd"/>
-      <w:r>
-        <w:t xml:space="preserve"> </w:t>
-      </w:r>
-      <w:proofErr w:type="spellStart"/>
-      <w:r>
-        <w:t>vagy</w:t>
-      </w:r>
-      <w:proofErr w:type="spellEnd"/>
-      <w:r>
-        <w:t xml:space="preserve"> </w:t>
-      </w:r>
-      <w:proofErr w:type="spellStart"/>
-      <w:r>
-        <w:t>csoportok</w:t>
-      </w:r>
-      <w:proofErr w:type="spellEnd"/>
-      <w:r>
-        <w:t xml:space="preserve"> </w:t>
-      </w:r>
-      <w:proofErr w:type="spellStart"/>
-      <w:r>
-        <w:t>szerint</w:t>
-      </w:r>
-      <w:proofErr w:type="spellEnd"/>
-      <w:r>
-        <w:t xml:space="preserve">. </w:t>
-      </w:r>
-      <w:proofErr w:type="spellStart"/>
-      <w:r>
-        <w:t>Ez</w:t>
-      </w:r>
-      <w:proofErr w:type="spellEnd"/>
-      <w:r>
-        <w:t xml:space="preserve"> </w:t>
-      </w:r>
-      <w:proofErr w:type="spellStart"/>
-      <w:r>
-        <w:t>segít</w:t>
-      </w:r>
-      <w:proofErr w:type="spellEnd"/>
-      <w:r>
-        <w:t xml:space="preserve"> </w:t>
-      </w:r>
-      <w:proofErr w:type="spellStart"/>
-      <w:r>
-        <w:t>megérteni</w:t>
-      </w:r>
-      <w:proofErr w:type="spellEnd"/>
-      <w:r>
-        <w:t xml:space="preserve">, </w:t>
-      </w:r>
-      <w:proofErr w:type="spellStart"/>
-      <w:r>
-        <w:t>hogyan</w:t>
-      </w:r>
-      <w:proofErr w:type="spellEnd"/>
-      <w:r>
-        <w:t xml:space="preserve"> </w:t>
-      </w:r>
-      <w:proofErr w:type="spellStart"/>
-      <w:r>
-        <w:t>történik</w:t>
-      </w:r>
-      <w:proofErr w:type="spellEnd"/>
-      <w:r>
-        <w:t xml:space="preserve"> </w:t>
-      </w:r>
-      <w:proofErr w:type="spellStart"/>
-      <w:r>
-        <w:t>az</w:t>
-      </w:r>
-      <w:proofErr w:type="spellEnd"/>
-      <w:r>
-        <w:t xml:space="preserve"> </w:t>
-      </w:r>
-      <w:proofErr w:type="spellStart"/>
-      <w:r>
-        <w:t>adatok</w:t>
-      </w:r>
-      <w:proofErr w:type="spellEnd"/>
-      <w:r>
-        <w:t xml:space="preserve"> </w:t>
-      </w:r>
-      <w:proofErr w:type="spellStart"/>
-      <w:r>
-        <w:t>gyors</w:t>
-      </w:r>
-      <w:proofErr w:type="spellEnd"/>
-      <w:r>
-        <w:t xml:space="preserve"> </w:t>
-      </w:r>
-      <w:proofErr w:type="spellStart"/>
-      <w:r>
-        <w:t>lekérdezése</w:t>
-      </w:r>
-      <w:proofErr w:type="spellEnd"/>
-      <w:r>
-        <w:t xml:space="preserve"> </w:t>
-      </w:r>
-      <w:proofErr w:type="spellStart"/>
-      <w:r>
-        <w:t>egy</w:t>
-      </w:r>
-      <w:proofErr w:type="spellEnd"/>
-      <w:r>
-        <w:t xml:space="preserve"> </w:t>
-      </w:r>
-      <w:proofErr w:type="spellStart"/>
-      <w:r>
-        <w:t>hierarchikus</w:t>
-      </w:r>
-      <w:proofErr w:type="spellEnd"/>
-      <w:r>
-        <w:t xml:space="preserve"> </w:t>
-      </w:r>
-      <w:proofErr w:type="spellStart"/>
-      <w:r>
-        <w:t>adatbázisban</w:t>
-      </w:r>
-      <w:proofErr w:type="spellEnd"/>
-      <w:r>
-        <w:t xml:space="preserve">, </w:t>
-      </w:r>
-      <w:proofErr w:type="spellStart"/>
-      <w:r>
-        <w:t>és</w:t>
-      </w:r>
-      <w:proofErr w:type="spellEnd"/>
-      <w:r>
-        <w:t xml:space="preserve"> </w:t>
-      </w:r>
-      <w:proofErr w:type="spellStart"/>
-      <w:r>
-        <w:t>hogyan</w:t>
-      </w:r>
-      <w:proofErr w:type="spellEnd"/>
-      <w:r>
-        <w:t xml:space="preserve"> </w:t>
-      </w:r>
-      <w:proofErr w:type="spellStart"/>
-      <w:r>
-        <w:t>használható</w:t>
-      </w:r>
-      <w:proofErr w:type="spellEnd"/>
-      <w:r>
-        <w:t xml:space="preserve"> </w:t>
-      </w:r>
-      <w:proofErr w:type="spellStart"/>
-      <w:r>
-        <w:t>az</w:t>
-      </w:r>
-      <w:proofErr w:type="spellEnd"/>
-      <w:r>
-        <w:t xml:space="preserve"> LDAP </w:t>
-      </w:r>
-      <w:proofErr w:type="spellStart"/>
-      <w:r>
-        <w:t>autentikációs</w:t>
-      </w:r>
-      <w:proofErr w:type="spellEnd"/>
-      <w:r>
-        <w:t xml:space="preserve"> </w:t>
-      </w:r>
-      <w:proofErr w:type="spellStart"/>
-      <w:r>
-        <w:t>folyamatokban</w:t>
-      </w:r>
-      <w:proofErr w:type="spellEnd"/>
-      <w:r>
-        <w:t>.</w:t>
-      </w:r>
-    </w:p>
-    <w:p>
-      <w:r>
-        <w:t xml:space="preserve">A Docker </w:t>
-      </w:r>
-      <w:proofErr w:type="spellStart"/>
-      <w:r>
-        <w:t>feladat</w:t>
-      </w:r>
-      <w:proofErr w:type="spellEnd"/>
-      <w:r>
-        <w:t xml:space="preserve"> </w:t>
-      </w:r>
-      <w:proofErr w:type="spellStart"/>
-      <w:r>
-        <w:t>célja</w:t>
-      </w:r>
-      <w:proofErr w:type="spellEnd"/>
-      <w:r>
-        <w:t xml:space="preserve"> a </w:t>
-      </w:r>
-      <w:proofErr w:type="spellStart"/>
-      <w:r>
-        <w:t>rendszer</w:t>
-      </w:r>
-      <w:proofErr w:type="spellEnd"/>
-      <w:r>
-        <w:t xml:space="preserve"> </w:t>
-      </w:r>
-      <w:proofErr w:type="spellStart"/>
-      <w:r>
-        <w:t>futtatási</w:t>
-      </w:r>
-      <w:proofErr w:type="spellEnd"/>
-      <w:r>
-        <w:t xml:space="preserve"> </w:t>
-      </w:r>
-      <w:proofErr w:type="spellStart"/>
-      <w:r>
-        <w:t>környezetének</w:t>
-      </w:r>
-      <w:proofErr w:type="spellEnd"/>
-      <w:r>
-        <w:t xml:space="preserve"> </w:t>
-      </w:r>
-      <w:proofErr w:type="spellStart"/>
-      <w:r>
-        <w:t>megértése</w:t>
-      </w:r>
-      <w:proofErr w:type="spellEnd"/>
-      <w:r>
-        <w:t xml:space="preserve"> </w:t>
-      </w:r>
-      <w:proofErr w:type="spellStart"/>
-      <w:r>
-        <w:t>és</w:t>
-      </w:r>
-      <w:proofErr w:type="spellEnd"/>
-      <w:r>
-        <w:t xml:space="preserve"> </w:t>
-      </w:r>
-      <w:proofErr w:type="spellStart"/>
-      <w:r>
-        <w:t>reprodukálhatóságának</w:t>
-      </w:r>
-      <w:proofErr w:type="spellEnd"/>
-      <w:r>
-        <w:t xml:space="preserve"> </w:t>
-      </w:r>
-      <w:proofErr w:type="spellStart"/>
-      <w:r>
-        <w:t>biztosítása</w:t>
-      </w:r>
-      <w:proofErr w:type="spellEnd"/>
-      <w:r>
-        <w:t xml:space="preserve">. </w:t>
-      </w:r>
-      <w:proofErr w:type="spellStart"/>
-      <w:r>
-        <w:t>Az</w:t>
-      </w:r>
-      <w:proofErr w:type="spellEnd"/>
-      <w:r>
-        <w:t xml:space="preserve"> LDAP </w:t>
-      </w:r>
-      <w:proofErr w:type="spellStart"/>
-      <w:r>
-        <w:t>szerver</w:t>
-      </w:r>
-      <w:proofErr w:type="spellEnd"/>
-      <w:r>
-        <w:t xml:space="preserve"> </w:t>
-      </w:r>
-      <w:proofErr w:type="spellStart"/>
-      <w:r>
-        <w:t>egy</w:t>
-      </w:r>
-      <w:proofErr w:type="spellEnd"/>
-      <w:r>
-        <w:t xml:space="preserve"> </w:t>
-      </w:r>
-      <w:proofErr w:type="spellStart"/>
-      <w:r>
-        <w:t>előre</w:t>
-      </w:r>
-      <w:proofErr w:type="spellEnd"/>
-      <w:r>
-        <w:t xml:space="preserve"> </w:t>
-      </w:r>
-      <w:proofErr w:type="spellStart"/>
-      <w:r>
-        <w:t>elkészített</w:t>
-      </w:r>
-      <w:proofErr w:type="spellEnd"/>
-      <w:r>
-        <w:t xml:space="preserve"> Docker image-</w:t>
-      </w:r>
-      <w:proofErr w:type="spellStart"/>
-      <w:r>
-        <w:t>ből</w:t>
-      </w:r>
-      <w:proofErr w:type="spellEnd"/>
-      <w:r>
-        <w:t xml:space="preserve"> </w:t>
-      </w:r>
-      <w:proofErr w:type="spellStart"/>
-      <w:r>
-        <w:t>kerül</w:t>
-      </w:r>
-      <w:proofErr w:type="spellEnd"/>
-      <w:r>
-        <w:t xml:space="preserve"> </w:t>
-      </w:r>
-      <w:proofErr w:type="spellStart"/>
-      <w:r>
-        <w:t>indításra</w:t>
-      </w:r>
-      <w:proofErr w:type="spellEnd"/>
-      <w:r>
-        <w:t xml:space="preserve">, </w:t>
-      </w:r>
-      <w:proofErr w:type="spellStart"/>
-      <w:r>
-        <w:t>amely</w:t>
-      </w:r>
-      <w:proofErr w:type="spellEnd"/>
-      <w:r>
-        <w:t xml:space="preserve"> </w:t>
-      </w:r>
-      <w:proofErr w:type="spellStart"/>
-      <w:r>
-        <w:t>biztosítja</w:t>
-      </w:r>
-      <w:proofErr w:type="spellEnd"/>
-      <w:r>
-        <w:t xml:space="preserve">, </w:t>
-      </w:r>
-      <w:proofErr w:type="spellStart"/>
-      <w:r>
-        <w:t>hogy</w:t>
-      </w:r>
-      <w:proofErr w:type="spellEnd"/>
-      <w:r>
-        <w:t xml:space="preserve"> a </w:t>
-      </w:r>
-      <w:proofErr w:type="spellStart"/>
-      <w:r>
-        <w:t>rendszer</w:t>
-      </w:r>
-      <w:proofErr w:type="spellEnd"/>
-      <w:r>
-        <w:t xml:space="preserve"> </w:t>
-      </w:r>
-      <w:proofErr w:type="spellStart"/>
-      <w:r>
-        <w:t>minden</w:t>
-      </w:r>
-      <w:proofErr w:type="spellEnd"/>
-      <w:r>
-        <w:t xml:space="preserve"> </w:t>
-      </w:r>
-      <w:proofErr w:type="spellStart"/>
-      <w:r>
-        <w:t>környezetben</w:t>
-      </w:r>
-      <w:proofErr w:type="spellEnd"/>
-      <w:r>
-        <w:t xml:space="preserve"> </w:t>
-      </w:r>
-      <w:proofErr w:type="spellStart"/>
-      <w:r>
-        <w:t>azonos</w:t>
-      </w:r>
-      <w:proofErr w:type="spellEnd"/>
-      <w:r>
-        <w:t xml:space="preserve"> </w:t>
-      </w:r>
-      <w:proofErr w:type="spellStart"/>
-      <w:r>
-        <w:t>módon</w:t>
-      </w:r>
-      <w:proofErr w:type="spellEnd"/>
-      <w:r>
-        <w:t xml:space="preserve"> </w:t>
-      </w:r>
-      <w:proofErr w:type="spellStart"/>
-      <w:r>
-        <w:t>működjön</w:t>
-      </w:r>
-      <w:proofErr w:type="spellEnd"/>
-      <w:r>
-        <w:t xml:space="preserve">. A Docker </w:t>
-      </w:r>
-      <w:proofErr w:type="spellStart"/>
-      <w:r>
-        <w:t>parancsok</w:t>
-      </w:r>
-      <w:proofErr w:type="spellEnd"/>
-      <w:r>
-        <w:t xml:space="preserve"> </w:t>
-      </w:r>
-      <w:proofErr w:type="spellStart"/>
-      <w:r>
-        <w:t>segítségével</w:t>
-      </w:r>
-      <w:proofErr w:type="spellEnd"/>
-      <w:r>
-        <w:t xml:space="preserve"> </w:t>
-      </w:r>
-      <w:proofErr w:type="spellStart"/>
-      <w:r>
-        <w:t>megérthető</w:t>
-      </w:r>
-      <w:proofErr w:type="spellEnd"/>
-      <w:r>
-        <w:t xml:space="preserve"> a </w:t>
-      </w:r>
-      <w:proofErr w:type="spellStart"/>
-      <w:r>
-        <w:t>konténerek</w:t>
-      </w:r>
-      <w:proofErr w:type="spellEnd"/>
-      <w:r>
-        <w:t xml:space="preserve"> </w:t>
-      </w:r>
-      <w:proofErr w:type="spellStart"/>
-      <w:r>
-        <w:t>indítása</w:t>
-      </w:r>
-      <w:proofErr w:type="spellEnd"/>
-      <w:r>
-        <w:t xml:space="preserve">, </w:t>
-      </w:r>
-      <w:proofErr w:type="spellStart"/>
-      <w:r>
-        <w:t>kezelése</w:t>
-      </w:r>
-      <w:proofErr w:type="spellEnd"/>
-      <w:r>
-        <w:t xml:space="preserve"> </w:t>
-      </w:r>
-      <w:proofErr w:type="spellStart"/>
-      <w:r>
-        <w:t>és</w:t>
-      </w:r>
-      <w:proofErr w:type="spellEnd"/>
-      <w:r>
-        <w:t xml:space="preserve"> </w:t>
-      </w:r>
-      <w:proofErr w:type="spellStart"/>
-      <w:r>
-        <w:t>hálózati</w:t>
-      </w:r>
-      <w:proofErr w:type="spellEnd"/>
-      <w:r>
-        <w:t xml:space="preserve"> </w:t>
-      </w:r>
-      <w:proofErr w:type="spellStart"/>
-      <w:r>
-        <w:t>elérése</w:t>
-      </w:r>
-      <w:proofErr w:type="spellEnd"/>
-      <w:r>
-        <w:t xml:space="preserve">, </w:t>
-      </w:r>
-      <w:proofErr w:type="spellStart"/>
-      <w:r>
-        <w:t>például</w:t>
-      </w:r>
-      <w:proofErr w:type="spellEnd"/>
-      <w:r>
-        <w:t xml:space="preserve"> a </w:t>
-      </w:r>
-      <w:proofErr w:type="spellStart"/>
-      <w:r>
-        <w:t>portok</w:t>
-      </w:r>
-      <w:proofErr w:type="spellEnd"/>
-      <w:r>
-        <w:t xml:space="preserve"> </w:t>
-      </w:r>
-      <w:proofErr w:type="spellStart"/>
-      <w:r>
-        <w:t>megnyitása</w:t>
-      </w:r>
-      <w:proofErr w:type="spellEnd"/>
-      <w:r>
-        <w:t xml:space="preserve"> </w:t>
-      </w:r>
-      <w:proofErr w:type="spellStart"/>
-      <w:r>
-        <w:t>és</w:t>
-      </w:r>
-      <w:proofErr w:type="spellEnd"/>
-      <w:r>
-        <w:t xml:space="preserve"> a </w:t>
-      </w:r>
-      <w:proofErr w:type="spellStart"/>
-      <w:r>
-        <w:t>futó</w:t>
-      </w:r>
-      <w:proofErr w:type="spellEnd"/>
-      <w:r>
-        <w:t xml:space="preserve"> </w:t>
-      </w:r>
-      <w:proofErr w:type="spellStart"/>
-      <w:r>
-        <w:t>konténerek</w:t>
-      </w:r>
-      <w:proofErr w:type="spellEnd"/>
-      <w:r>
-        <w:t xml:space="preserve"> </w:t>
-      </w:r>
-      <w:proofErr w:type="spellStart"/>
-      <w:r>
-        <w:t>ellenőrzése</w:t>
-      </w:r>
-      <w:proofErr w:type="spellEnd"/>
-      <w:r>
-        <w:t>.</w:t>
-      </w:r>
-    </w:p>
-    <w:p>
-      <w:r>
-        <w:t xml:space="preserve">A Maven </w:t>
-      </w:r>
-      <w:proofErr w:type="spellStart"/>
-      <w:r>
-        <w:t>feladat</w:t>
-      </w:r>
-      <w:proofErr w:type="spellEnd"/>
-      <w:r>
-        <w:t xml:space="preserve"> </w:t>
-      </w:r>
-      <w:proofErr w:type="spellStart"/>
-      <w:r>
-        <w:t>célja</w:t>
-      </w:r>
-      <w:proofErr w:type="spellEnd"/>
-      <w:r>
-        <w:t xml:space="preserve"> a Java </w:t>
-      </w:r>
-      <w:proofErr w:type="spellStart"/>
-      <w:r>
-        <w:t>alkalmazás</w:t>
-      </w:r>
-      <w:proofErr w:type="spellEnd"/>
-      <w:r>
-        <w:t xml:space="preserve"> </w:t>
-      </w:r>
-      <w:proofErr w:type="spellStart"/>
-      <w:r>
-        <w:t>buildelési</w:t>
-      </w:r>
-      <w:proofErr w:type="spellEnd"/>
-      <w:r>
-        <w:t xml:space="preserve"> </w:t>
-      </w:r>
-      <w:proofErr w:type="spellStart"/>
-      <w:r>
-        <w:t>és</w:t>
-      </w:r>
-      <w:proofErr w:type="spellEnd"/>
-      <w:r>
-        <w:t xml:space="preserve"> </w:t>
-      </w:r>
-      <w:proofErr w:type="spellStart"/>
-      <w:r>
-        <w:t>függőségkezelési</w:t>
-      </w:r>
-      <w:proofErr w:type="spellEnd"/>
-      <w:r>
-        <w:t xml:space="preserve"> </w:t>
-      </w:r>
-      <w:proofErr w:type="spellStart"/>
-      <w:r>
-        <w:t>folyamatának</w:t>
-      </w:r>
-      <w:proofErr w:type="spellEnd"/>
-      <w:r>
-        <w:t xml:space="preserve"> </w:t>
-      </w:r>
-      <w:proofErr w:type="spellStart"/>
-      <w:r>
-        <w:t>megértése</w:t>
-      </w:r>
-      <w:proofErr w:type="spellEnd"/>
-      <w:r>
-        <w:t xml:space="preserve">. A Maven </w:t>
-      </w:r>
-      <w:proofErr w:type="spellStart"/>
-      <w:r>
-        <w:t>segítségével</w:t>
-      </w:r>
-      <w:proofErr w:type="spellEnd"/>
-      <w:r>
-        <w:t xml:space="preserve"> </w:t>
-      </w:r>
-      <w:proofErr w:type="spellStart"/>
-      <w:r>
-        <w:t>automatizáltan</w:t>
-      </w:r>
-      <w:proofErr w:type="spellEnd"/>
-      <w:r>
-        <w:t xml:space="preserve"> </w:t>
-      </w:r>
-      <w:proofErr w:type="spellStart"/>
-      <w:r>
-        <w:t>kezelhetők</w:t>
-      </w:r>
-      <w:proofErr w:type="spellEnd"/>
-      <w:r>
-        <w:t xml:space="preserve"> a </w:t>
-      </w:r>
-      <w:proofErr w:type="spellStart"/>
-      <w:r>
-        <w:t>projekt</w:t>
-      </w:r>
-      <w:proofErr w:type="spellEnd"/>
-      <w:r>
-        <w:t xml:space="preserve"> </w:t>
-      </w:r>
-      <w:proofErr w:type="spellStart"/>
-      <w:r>
-        <w:t>függőségei</w:t>
-      </w:r>
-      <w:proofErr w:type="spellEnd"/>
-      <w:r>
-        <w:t xml:space="preserve">, </w:t>
-      </w:r>
-      <w:proofErr w:type="spellStart"/>
-      <w:r>
-        <w:t>például</w:t>
-      </w:r>
-      <w:proofErr w:type="spellEnd"/>
-      <w:r>
-        <w:t xml:space="preserve"> </w:t>
-      </w:r>
-      <w:proofErr w:type="spellStart"/>
-      <w:r>
-        <w:t>az</w:t>
-      </w:r>
-      <w:proofErr w:type="spellEnd"/>
-      <w:r>
-        <w:t xml:space="preserve"> LDAP </w:t>
-      </w:r>
-      <w:proofErr w:type="spellStart"/>
-      <w:r>
-        <w:t>kliens</w:t>
-      </w:r>
-      <w:proofErr w:type="spellEnd"/>
-      <w:r>
-        <w:t xml:space="preserve"> </w:t>
-      </w:r>
-      <w:proofErr w:type="spellStart"/>
-      <w:r>
-        <w:t>könyvtár</w:t>
-      </w:r>
-      <w:proofErr w:type="spellEnd"/>
-      <w:r>
-        <w:t xml:space="preserve">, </w:t>
-      </w:r>
-      <w:proofErr w:type="spellStart"/>
-      <w:r>
-        <w:t>valamint</w:t>
-      </w:r>
-      <w:proofErr w:type="spellEnd"/>
-      <w:r>
-        <w:t xml:space="preserve"> </w:t>
-      </w:r>
-      <w:proofErr w:type="spellStart"/>
-      <w:r>
-        <w:t>egyszerűen</w:t>
-      </w:r>
-      <w:proofErr w:type="spellEnd"/>
-      <w:r>
-        <w:t xml:space="preserve"> </w:t>
-      </w:r>
-      <w:proofErr w:type="spellStart"/>
-      <w:r>
-        <w:t>elvégezhető</w:t>
-      </w:r>
-      <w:proofErr w:type="spellEnd"/>
-      <w:r>
-        <w:t xml:space="preserve"> a </w:t>
-      </w:r>
-      <w:proofErr w:type="spellStart"/>
-      <w:r>
-        <w:t>projekt</w:t>
-      </w:r>
-      <w:proofErr w:type="spellEnd"/>
-      <w:r>
-        <w:t xml:space="preserve"> </w:t>
-      </w:r>
-      <w:proofErr w:type="spellStart"/>
-      <w:r>
-        <w:t>fordítása</w:t>
-      </w:r>
-      <w:proofErr w:type="spellEnd"/>
-      <w:r>
-        <w:t xml:space="preserve"> </w:t>
-      </w:r>
-      <w:proofErr w:type="spellStart"/>
-      <w:r>
-        <w:t>és</w:t>
-      </w:r>
-      <w:proofErr w:type="spellEnd"/>
-      <w:r>
-        <w:t xml:space="preserve"> </w:t>
-      </w:r>
-      <w:proofErr w:type="spellStart"/>
-      <w:r>
-        <w:t>csomagolása</w:t>
-      </w:r>
-      <w:proofErr w:type="spellEnd"/>
-      <w:r>
-        <w:t xml:space="preserve">. </w:t>
-      </w:r>
-      <w:proofErr w:type="spellStart"/>
-      <w:r>
-        <w:t>Ezzel</w:t>
-      </w:r>
-      <w:proofErr w:type="spellEnd"/>
-      <w:r>
-        <w:t xml:space="preserve"> </w:t>
-      </w:r>
-      <w:proofErr w:type="spellStart"/>
-      <w:r>
-        <w:t>megérthető</w:t>
-      </w:r>
-      <w:proofErr w:type="spellEnd"/>
-      <w:r>
-        <w:t xml:space="preserve">, </w:t>
-      </w:r>
-      <w:proofErr w:type="spellStart"/>
-      <w:r>
-        <w:t>hogyan</w:t>
-      </w:r>
-      <w:proofErr w:type="spellEnd"/>
-      <w:r>
-        <w:t xml:space="preserve"> </w:t>
-      </w:r>
-      <w:proofErr w:type="spellStart"/>
-      <w:r>
-        <w:t>lehet</w:t>
-      </w:r>
-      <w:proofErr w:type="spellEnd"/>
-      <w:r>
-        <w:t xml:space="preserve"> </w:t>
-      </w:r>
-      <w:proofErr w:type="spellStart"/>
-      <w:r>
-        <w:t>egy</w:t>
-      </w:r>
-      <w:proofErr w:type="spellEnd"/>
-      <w:r>
-        <w:t xml:space="preserve"> Java </w:t>
-      </w:r>
-      <w:proofErr w:type="spellStart"/>
-      <w:r>
-        <w:t>projektet</w:t>
-      </w:r>
-      <w:proofErr w:type="spellEnd"/>
-      <w:r>
-        <w:t xml:space="preserve"> </w:t>
-      </w:r>
-      <w:proofErr w:type="spellStart"/>
-      <w:r>
-        <w:t>strukturáltan</w:t>
-      </w:r>
-      <w:proofErr w:type="spellEnd"/>
-      <w:r>
-        <w:t xml:space="preserve"> </w:t>
-      </w:r>
-      <w:proofErr w:type="spellStart"/>
-      <w:r>
-        <w:t>felépíteni</w:t>
-      </w:r>
-      <w:proofErr w:type="spellEnd"/>
-      <w:r>
-        <w:t xml:space="preserve"> </w:t>
-      </w:r>
-      <w:proofErr w:type="spellStart"/>
-      <w:r>
-        <w:t>és</w:t>
-      </w:r>
-      <w:proofErr w:type="spellEnd"/>
-      <w:r>
-        <w:t xml:space="preserve"> </w:t>
-      </w:r>
-      <w:proofErr w:type="spellStart"/>
-      <w:r>
-        <w:t>egységesen</w:t>
-      </w:r>
-      <w:proofErr w:type="spellEnd"/>
-      <w:r>
-        <w:t xml:space="preserve"> </w:t>
-      </w:r>
-      <w:proofErr w:type="spellStart"/>
-      <w:r>
-        <w:t>kezelni</w:t>
-      </w:r>
-      <w:proofErr w:type="spellEnd"/>
-      <w:r>
-        <w:t>.</w:t>
+          <w:b/>
+          <w:bCs/>
+          <w:lang w:val="hu-HU"/>
+        </w:rPr>
+        <w:t>Mi az az LDAP?</w:t>
       </w:r>
     </w:p>
     <w:p>
       <w:pPr>
-        <w:pStyle w:val="Cmsor2"/>
+        <w:rPr>
+          <w:lang w:val="hu-HU"/>
+        </w:rPr>
       </w:pPr>
-      <w:bookmarkStart w:id="2" w:name="_Toc228556423"/>
-      <w:r>
-        <w:lastRenderedPageBreak/>
-        <w:t xml:space="preserve">1.2 </w:t>
-      </w:r>
-      <w:proofErr w:type="spellStart"/>
-      <w:r>
-        <w:t>Futtatás</w:t>
-      </w:r>
-      <w:proofErr w:type="spellEnd"/>
-      <w:r>
-        <w:t xml:space="preserve"> </w:t>
-      </w:r>
-      <w:proofErr w:type="spellStart"/>
-      <w:r>
-        <w:t>eredménye</w:t>
-      </w:r>
-      <w:bookmarkEnd w:id="2"/>
-      <w:proofErr w:type="spellEnd"/>
+      <w:r>
+        <w:rPr>
+          <w:lang w:val="hu-HU"/>
+        </w:rPr>
+        <w:t xml:space="preserve">Az LDAP a </w:t>
+      </w:r>
+      <w:proofErr w:type="spellStart"/>
+      <w:r>
+        <w:rPr>
+          <w:lang w:val="hu-HU"/>
+        </w:rPr>
+        <w:t>Lightweight</w:t>
+      </w:r>
+      <w:proofErr w:type="spellEnd"/>
+      <w:r>
+        <w:rPr>
+          <w:lang w:val="hu-HU"/>
+        </w:rPr>
+        <w:t xml:space="preserve"> </w:t>
+      </w:r>
+      <w:proofErr w:type="spellStart"/>
+      <w:r>
+        <w:rPr>
+          <w:lang w:val="hu-HU"/>
+        </w:rPr>
+        <w:t>Directory</w:t>
+      </w:r>
+      <w:proofErr w:type="spellEnd"/>
+      <w:r>
+        <w:rPr>
+          <w:lang w:val="hu-HU"/>
+        </w:rPr>
+        <w:t xml:space="preserve"> Access </w:t>
+      </w:r>
+      <w:proofErr w:type="spellStart"/>
+      <w:r>
+        <w:rPr>
+          <w:lang w:val="hu-HU"/>
+        </w:rPr>
+        <w:t>Protocol</w:t>
+      </w:r>
+      <w:proofErr w:type="spellEnd"/>
+      <w:r>
+        <w:rPr>
+          <w:lang w:val="hu-HU"/>
+        </w:rPr>
+        <w:t xml:space="preserve"> rövidítése. Mint a neve mutatja, az LDAP nem több egy protokollnál, nem egy konkrét szoftverről van tehát szó. Ez a protokoll </w:t>
+      </w:r>
+      <w:proofErr w:type="spellStart"/>
+      <w:r>
+        <w:rPr>
+          <w:lang w:val="hu-HU"/>
+        </w:rPr>
+        <w:t>directory</w:t>
+      </w:r>
+      <w:proofErr w:type="spellEnd"/>
+      <w:r>
+        <w:rPr>
+          <w:lang w:val="hu-HU"/>
+        </w:rPr>
+        <w:t xml:space="preserve"> szolgáltatások elérését szabályozza.</w:t>
+      </w:r>
     </w:p>
     <w:p>
       <w:pPr>
-        <w:pStyle w:val="Cmsor3"/>
+        <w:rPr>
+          <w:b/>
+          <w:bCs/>
+          <w:lang w:val="hu-HU"/>
+        </w:rPr>
       </w:pPr>
       <w:r>
-        <w:t xml:space="preserve">Java </w:t>
-      </w:r>
-      <w:proofErr w:type="spellStart"/>
-      <w:r>
-        <w:t>kliens</w:t>
-      </w:r>
-      <w:proofErr w:type="spellEnd"/>
-      <w:r>
-        <w:t xml:space="preserve"> </w:t>
-      </w:r>
-      <w:proofErr w:type="spellStart"/>
-      <w:r>
-        <w:t>létrehozása</w:t>
-      </w:r>
-      <w:proofErr w:type="spellEnd"/>
-      <w:r>
-        <w:t xml:space="preserve"> </w:t>
-      </w:r>
-      <w:proofErr w:type="spellStart"/>
-      <w:r>
-        <w:t>és</w:t>
-      </w:r>
-      <w:proofErr w:type="spellEnd"/>
-      <w:r>
-        <w:t xml:space="preserve"> </w:t>
-      </w:r>
-      <w:proofErr w:type="spellStart"/>
-      <w:proofErr w:type="gramStart"/>
-      <w:r>
-        <w:t>novell.ldap</w:t>
-      </w:r>
-      <w:proofErr w:type="spellEnd"/>
-      <w:proofErr w:type="gramEnd"/>
-      <w:r>
-        <w:t xml:space="preserve"> </w:t>
-      </w:r>
-      <w:proofErr w:type="spellStart"/>
-      <w:r>
-        <w:t>könyvtár</w:t>
-      </w:r>
-      <w:proofErr w:type="spellEnd"/>
-      <w:r>
-        <w:t xml:space="preserve"> </w:t>
-      </w:r>
-      <w:proofErr w:type="spellStart"/>
-      <w:r>
-        <w:t>használata</w:t>
-      </w:r>
-      <w:proofErr w:type="spellEnd"/>
-      <w:r>
-        <w:t>:</w:t>
+        <w:rPr>
+          <w:b/>
+          <w:bCs/>
+          <w:lang w:val="hu-HU"/>
+        </w:rPr>
+        <w:t xml:space="preserve">Mi az a </w:t>
+      </w:r>
+      <w:proofErr w:type="spellStart"/>
+      <w:r>
+        <w:rPr>
+          <w:b/>
+          <w:bCs/>
+          <w:lang w:val="hu-HU"/>
+        </w:rPr>
+        <w:t>directory</w:t>
+      </w:r>
+      <w:proofErr w:type="spellEnd"/>
+      <w:r>
+        <w:rPr>
+          <w:b/>
+          <w:bCs/>
+          <w:lang w:val="hu-HU"/>
+        </w:rPr>
+        <w:t xml:space="preserve"> szolgáltatás?</w:t>
+      </w:r>
+    </w:p>
+    <w:p>
+      <w:pPr>
+        <w:rPr>
+          <w:lang w:val="hu-HU"/>
+        </w:rPr>
+      </w:pPr>
+      <w:r>
+        <w:rPr>
+          <w:lang w:val="hu-HU"/>
+        </w:rPr>
+        <w:t>Az angol </w:t>
+      </w:r>
+      <w:proofErr w:type="spellStart"/>
+      <w:r>
+        <w:rPr>
+          <w:i/>
+          <w:iCs/>
+          <w:lang w:val="hu-HU"/>
+        </w:rPr>
+        <w:t>directory</w:t>
+      </w:r>
+      <w:proofErr w:type="spellEnd"/>
+      <w:r>
+        <w:rPr>
+          <w:i/>
+          <w:iCs/>
+          <w:lang w:val="hu-HU"/>
+        </w:rPr>
+        <w:t xml:space="preserve"> service</w:t>
+      </w:r>
+      <w:r>
+        <w:rPr>
+          <w:lang w:val="hu-HU"/>
+        </w:rPr>
+        <w:t> egy olyan speciális adatbázist takar, mely keresésre van optimalizálva, ennek megfelelően olyan esetekben célszerű ilyet használni, ahol kevés a módosítás, és nagy számú, gyors lekérdezésekre van szükség.</w:t>
+      </w:r>
+    </w:p>
+    <w:p>
+      <w:pPr>
+        <w:rPr>
+          <w:lang w:val="hu-HU"/>
+        </w:rPr>
+      </w:pPr>
+      <w:r>
+        <w:rPr>
+          <w:lang w:val="hu-HU"/>
+        </w:rPr>
+        <w:t>Az információ egy faszerű szerkezetben tárolódik, és minden csúcsában bejegyzések (</w:t>
+      </w:r>
+      <w:proofErr w:type="spellStart"/>
+      <w:r>
+        <w:rPr>
+          <w:lang w:val="hu-HU"/>
+        </w:rPr>
+        <w:t>entry</w:t>
+      </w:r>
+      <w:proofErr w:type="spellEnd"/>
+      <w:r>
+        <w:rPr>
+          <w:lang w:val="hu-HU"/>
+        </w:rPr>
+        <w:t>) szerepelnek. Egy bejegyzésnek van típusa, amely meghatározza, hogy milyen attribútumai lehetnek. Minden egyes ilyen bejegyzésre egyértelműen hivatkozhatunk a bejegyzés DN-</w:t>
+      </w:r>
+      <w:proofErr w:type="spellStart"/>
+      <w:r>
+        <w:rPr>
+          <w:lang w:val="hu-HU"/>
+        </w:rPr>
+        <w:t>jével</w:t>
+      </w:r>
+      <w:proofErr w:type="spellEnd"/>
+      <w:r>
+        <w:rPr>
+          <w:lang w:val="hu-HU"/>
+        </w:rPr>
+        <w:t xml:space="preserve"> (</w:t>
+      </w:r>
+      <w:proofErr w:type="spellStart"/>
+      <w:r>
+        <w:rPr>
+          <w:lang w:val="hu-HU"/>
+        </w:rPr>
+        <w:t>Distinguished</w:t>
+      </w:r>
+      <w:proofErr w:type="spellEnd"/>
+      <w:r>
+        <w:rPr>
+          <w:lang w:val="hu-HU"/>
+        </w:rPr>
+        <w:t xml:space="preserve"> </w:t>
+      </w:r>
+      <w:proofErr w:type="spellStart"/>
+      <w:r>
+        <w:rPr>
+          <w:lang w:val="hu-HU"/>
+        </w:rPr>
+        <w:t>Name</w:t>
+      </w:r>
+      <w:proofErr w:type="spellEnd"/>
+      <w:r>
+        <w:rPr>
+          <w:lang w:val="hu-HU"/>
+        </w:rPr>
+        <w:t>), mely lényegében a fában a csúcshoz vezető utat írja le.</w:t>
+      </w:r>
+    </w:p>
+    <w:p>
+      <w:pPr>
+        <w:rPr>
+          <w:lang w:val="hu-HU"/>
+        </w:rPr>
+      </w:pPr>
+      <w:r>
+        <w:rPr>
+          <w:lang w:val="hu-HU"/>
+        </w:rPr>
+        <w:t xml:space="preserve">Illusztrációként hadd vegyem kölcsön az </w:t>
+      </w:r>
+      <w:proofErr w:type="spellStart"/>
+      <w:r>
+        <w:rPr>
+          <w:lang w:val="hu-HU"/>
+        </w:rPr>
+        <w:t>OpenLDAP</w:t>
+      </w:r>
+      <w:proofErr w:type="spellEnd"/>
+      <w:r>
+        <w:rPr>
+          <w:lang w:val="hu-HU"/>
+        </w:rPr>
+        <w:t xml:space="preserve"> dokumentációból ezt a képet:</w:t>
       </w:r>
     </w:p>
     <w:tbl>
@@ -3253,605 +1099,51 @@
           </w:tcPr>
           <w:p>
             <w:pPr>
-              <w:rPr>
-                <w:rFonts w:ascii="Arial" w:hAnsi="Arial" w:cs="Arial"/>
-                <w:sz w:val="24"/>
+              <w:jc w:val="center"/>
+              <w:rPr>
+                <w:lang w:val="hu-HU"/>
               </w:rPr>
             </w:pPr>
             <w:r>
               <w:rPr>
-                <w:rFonts w:ascii="Arial" w:hAnsi="Arial" w:cs="Arial"/>
-                <w:sz w:val="24"/>
-              </w:rPr>
-              <w:t xml:space="preserve">package </w:t>
-            </w:r>
-            <w:proofErr w:type="spellStart"/>
-            <w:r>
-              <w:rPr>
-                <w:rFonts w:ascii="Arial" w:hAnsi="Arial" w:cs="Arial"/>
-                <w:sz w:val="24"/>
-              </w:rPr>
-              <w:t>org.example</w:t>
-            </w:r>
-            <w:proofErr w:type="spellEnd"/>
-            <w:r>
-              <w:rPr>
-                <w:rFonts w:ascii="Arial" w:hAnsi="Arial" w:cs="Arial"/>
-                <w:sz w:val="24"/>
-              </w:rPr>
-              <w:t>;</w:t>
-            </w:r>
-          </w:p>
-          <w:p>
-            <w:pPr>
-              <w:rPr>
-                <w:rFonts w:ascii="Arial" w:hAnsi="Arial" w:cs="Arial"/>
-                <w:sz w:val="24"/>
-              </w:rPr>
-            </w:pPr>
-            <w:r>
-              <w:rPr>
-                <w:rFonts w:ascii="Arial" w:hAnsi="Arial" w:cs="Arial"/>
-                <w:sz w:val="24"/>
-              </w:rPr>
-              <w:t xml:space="preserve">import </w:t>
-            </w:r>
-            <w:proofErr w:type="spellStart"/>
-            <w:proofErr w:type="gramStart"/>
-            <w:r>
-              <w:rPr>
-                <w:rFonts w:ascii="Arial" w:hAnsi="Arial" w:cs="Arial"/>
-                <w:sz w:val="24"/>
-              </w:rPr>
-              <w:t>com.novell</w:t>
-            </w:r>
-            <w:proofErr w:type="gramEnd"/>
-            <w:r>
-              <w:rPr>
-                <w:rFonts w:ascii="Arial" w:hAnsi="Arial" w:cs="Arial"/>
-                <w:sz w:val="24"/>
-              </w:rPr>
-              <w:t>.ldap</w:t>
-            </w:r>
-            <w:proofErr w:type="spellEnd"/>
-            <w:r>
-              <w:rPr>
-                <w:rFonts w:ascii="Arial" w:hAnsi="Arial" w:cs="Arial"/>
-                <w:sz w:val="24"/>
-              </w:rPr>
-              <w:t>.*;</w:t>
-            </w:r>
-          </w:p>
-          <w:p>
-            <w:pPr>
-              <w:rPr>
-                <w:rFonts w:ascii="Arial" w:hAnsi="Arial" w:cs="Arial"/>
-                <w:sz w:val="24"/>
-              </w:rPr>
-            </w:pPr>
-            <w:r>
-              <w:rPr>
-                <w:rFonts w:ascii="Arial" w:hAnsi="Arial" w:cs="Arial"/>
-                <w:sz w:val="24"/>
-              </w:rPr>
-              <w:t xml:space="preserve">import </w:t>
-            </w:r>
-            <w:proofErr w:type="spellStart"/>
-            <w:proofErr w:type="gramStart"/>
-            <w:r>
-              <w:rPr>
-                <w:rFonts w:ascii="Arial" w:hAnsi="Arial" w:cs="Arial"/>
-                <w:sz w:val="24"/>
-              </w:rPr>
-              <w:t>java.util</w:t>
-            </w:r>
-            <w:proofErr w:type="gramEnd"/>
-            <w:r>
-              <w:rPr>
-                <w:rFonts w:ascii="Arial" w:hAnsi="Arial" w:cs="Arial"/>
-                <w:sz w:val="24"/>
-              </w:rPr>
-              <w:t>.Arrays</w:t>
-            </w:r>
-            <w:proofErr w:type="spellEnd"/>
-            <w:r>
-              <w:rPr>
-                <w:rFonts w:ascii="Arial" w:hAnsi="Arial" w:cs="Arial"/>
-                <w:sz w:val="24"/>
-              </w:rPr>
-              <w:t>;</w:t>
-            </w:r>
-          </w:p>
-          <w:p>
-            <w:pPr>
-              <w:rPr>
-                <w:rFonts w:ascii="Arial" w:hAnsi="Arial" w:cs="Arial"/>
-                <w:sz w:val="24"/>
-              </w:rPr>
-            </w:pPr>
-            <w:r>
-              <w:rPr>
-                <w:rFonts w:ascii="Arial" w:hAnsi="Arial" w:cs="Arial"/>
-                <w:sz w:val="24"/>
-              </w:rPr>
-              <w:t>public class Main {</w:t>
-            </w:r>
-          </w:p>
-          <w:p>
-            <w:pPr>
-              <w:rPr>
-                <w:rFonts w:ascii="Arial" w:hAnsi="Arial" w:cs="Arial"/>
-                <w:sz w:val="24"/>
-              </w:rPr>
-            </w:pPr>
-            <w:r>
-              <w:rPr>
-                <w:rFonts w:ascii="Arial" w:hAnsi="Arial" w:cs="Arial"/>
-                <w:sz w:val="24"/>
-              </w:rPr>
-              <w:t xml:space="preserve">    static void main(</w:t>
-            </w:r>
-            <w:proofErr w:type="gramStart"/>
-            <w:r>
-              <w:rPr>
-                <w:rFonts w:ascii="Arial" w:hAnsi="Arial" w:cs="Arial"/>
-                <w:sz w:val="24"/>
-              </w:rPr>
-              <w:t>String[</w:t>
-            </w:r>
-            <w:proofErr w:type="gramEnd"/>
-            <w:r>
-              <w:rPr>
-                <w:rFonts w:ascii="Arial" w:hAnsi="Arial" w:cs="Arial"/>
-                <w:sz w:val="24"/>
-              </w:rPr>
-              <w:t xml:space="preserve">] </w:t>
-            </w:r>
-            <w:proofErr w:type="spellStart"/>
-            <w:r>
-              <w:rPr>
-                <w:rFonts w:ascii="Arial" w:hAnsi="Arial" w:cs="Arial"/>
-                <w:sz w:val="24"/>
-              </w:rPr>
-              <w:t>args</w:t>
-            </w:r>
-            <w:proofErr w:type="spellEnd"/>
-            <w:r>
-              <w:rPr>
-                <w:rFonts w:ascii="Arial" w:hAnsi="Arial" w:cs="Arial"/>
-                <w:sz w:val="24"/>
-              </w:rPr>
-              <w:t>) {</w:t>
-            </w:r>
-          </w:p>
-          <w:p>
-            <w:pPr>
-              <w:rPr>
-                <w:rFonts w:ascii="Arial" w:hAnsi="Arial" w:cs="Arial"/>
-                <w:sz w:val="24"/>
-              </w:rPr>
-            </w:pPr>
-            <w:r>
-              <w:rPr>
-                <w:rFonts w:ascii="Arial" w:hAnsi="Arial" w:cs="Arial"/>
-                <w:sz w:val="24"/>
-              </w:rPr>
-              <w:t xml:space="preserve">        </w:t>
-            </w:r>
-            <w:proofErr w:type="spellStart"/>
-            <w:r>
-              <w:rPr>
-                <w:rFonts w:ascii="Arial" w:hAnsi="Arial" w:cs="Arial"/>
-                <w:sz w:val="24"/>
-              </w:rPr>
-              <w:t>LDAPConnection</w:t>
-            </w:r>
-            <w:proofErr w:type="spellEnd"/>
-            <w:r>
-              <w:rPr>
-                <w:rFonts w:ascii="Arial" w:hAnsi="Arial" w:cs="Arial"/>
-                <w:sz w:val="24"/>
-              </w:rPr>
-              <w:t xml:space="preserve"> conn = new </w:t>
-            </w:r>
-            <w:proofErr w:type="spellStart"/>
-            <w:proofErr w:type="gramStart"/>
-            <w:r>
-              <w:rPr>
-                <w:rFonts w:ascii="Arial" w:hAnsi="Arial" w:cs="Arial"/>
-                <w:sz w:val="24"/>
-              </w:rPr>
-              <w:t>LDAPConnection</w:t>
-            </w:r>
-            <w:proofErr w:type="spellEnd"/>
-            <w:r>
-              <w:rPr>
-                <w:rFonts w:ascii="Arial" w:hAnsi="Arial" w:cs="Arial"/>
-                <w:sz w:val="24"/>
-              </w:rPr>
-              <w:t>(</w:t>
-            </w:r>
-            <w:proofErr w:type="gramEnd"/>
-            <w:r>
-              <w:rPr>
-                <w:rFonts w:ascii="Arial" w:hAnsi="Arial" w:cs="Arial"/>
-                <w:sz w:val="24"/>
-              </w:rPr>
-              <w:t>);</w:t>
-            </w:r>
-          </w:p>
-          <w:p>
-            <w:pPr>
-              <w:rPr>
-                <w:rFonts w:ascii="Arial" w:hAnsi="Arial" w:cs="Arial"/>
-                <w:sz w:val="24"/>
-              </w:rPr>
-            </w:pPr>
-            <w:r>
-              <w:rPr>
-                <w:rFonts w:ascii="Arial" w:hAnsi="Arial" w:cs="Arial"/>
-                <w:sz w:val="24"/>
-              </w:rPr>
-              <w:t xml:space="preserve">        try {</w:t>
-            </w:r>
-          </w:p>
-          <w:p>
-            <w:pPr>
-              <w:rPr>
-                <w:rFonts w:ascii="Arial" w:hAnsi="Arial" w:cs="Arial"/>
-                <w:sz w:val="24"/>
-              </w:rPr>
-            </w:pPr>
-            <w:r>
-              <w:rPr>
-                <w:rFonts w:ascii="Arial" w:hAnsi="Arial" w:cs="Arial"/>
-                <w:sz w:val="24"/>
-              </w:rPr>
-              <w:t xml:space="preserve">            </w:t>
-            </w:r>
-            <w:proofErr w:type="spellStart"/>
-            <w:proofErr w:type="gramStart"/>
-            <w:r>
-              <w:rPr>
-                <w:rFonts w:ascii="Arial" w:hAnsi="Arial" w:cs="Arial"/>
-                <w:sz w:val="24"/>
-              </w:rPr>
-              <w:t>conn.connect</w:t>
-            </w:r>
-            <w:proofErr w:type="spellEnd"/>
-            <w:proofErr w:type="gramEnd"/>
-            <w:r>
-              <w:rPr>
-                <w:rFonts w:ascii="Arial" w:hAnsi="Arial" w:cs="Arial"/>
-                <w:sz w:val="24"/>
-              </w:rPr>
-              <w:t>("172.20.112.1", 389);</w:t>
-            </w:r>
-          </w:p>
-          <w:p>
-            <w:pPr>
-              <w:rPr>
-                <w:rFonts w:ascii="Arial" w:hAnsi="Arial" w:cs="Arial"/>
-                <w:sz w:val="24"/>
-              </w:rPr>
-            </w:pPr>
-          </w:p>
-          <w:p>
-            <w:pPr>
-              <w:rPr>
-                <w:rFonts w:ascii="Arial" w:hAnsi="Arial" w:cs="Arial"/>
-                <w:sz w:val="24"/>
-              </w:rPr>
-            </w:pPr>
-            <w:r>
-              <w:rPr>
-                <w:rFonts w:ascii="Arial" w:hAnsi="Arial" w:cs="Arial"/>
-                <w:sz w:val="24"/>
-              </w:rPr>
-              <w:t xml:space="preserve">            </w:t>
-            </w:r>
-            <w:proofErr w:type="spellStart"/>
-            <w:proofErr w:type="gramStart"/>
-            <w:r>
-              <w:rPr>
-                <w:rFonts w:ascii="Arial" w:hAnsi="Arial" w:cs="Arial"/>
-                <w:sz w:val="24"/>
-              </w:rPr>
-              <w:t>conn.bind</w:t>
-            </w:r>
-            <w:proofErr w:type="spellEnd"/>
-            <w:proofErr w:type="gramEnd"/>
-            <w:r>
-              <w:rPr>
-                <w:rFonts w:ascii="Arial" w:hAnsi="Arial" w:cs="Arial"/>
-                <w:sz w:val="24"/>
-              </w:rPr>
-              <w:t>(</w:t>
-            </w:r>
-          </w:p>
-          <w:p>
-            <w:pPr>
-              <w:rPr>
-                <w:rFonts w:ascii="Arial" w:hAnsi="Arial" w:cs="Arial"/>
-                <w:sz w:val="24"/>
-              </w:rPr>
-            </w:pPr>
-            <w:r>
-              <w:rPr>
-                <w:rFonts w:ascii="Arial" w:hAnsi="Arial" w:cs="Arial"/>
-                <w:sz w:val="24"/>
-              </w:rPr>
-              <w:t xml:space="preserve">                    LDAPConnection.LDAP_V3,</w:t>
-            </w:r>
-          </w:p>
-          <w:p>
-            <w:pPr>
-              <w:rPr>
-                <w:rFonts w:ascii="Arial" w:hAnsi="Arial" w:cs="Arial"/>
-                <w:sz w:val="24"/>
-              </w:rPr>
-            </w:pPr>
-            <w:r>
-              <w:rPr>
-                <w:rFonts w:ascii="Arial" w:hAnsi="Arial" w:cs="Arial"/>
-                <w:sz w:val="24"/>
-              </w:rPr>
-              <w:t xml:space="preserve">                    "</w:t>
-            </w:r>
-            <w:proofErr w:type="spellStart"/>
-            <w:r>
-              <w:rPr>
-                <w:rFonts w:ascii="Arial" w:hAnsi="Arial" w:cs="Arial"/>
-                <w:sz w:val="24"/>
-              </w:rPr>
-              <w:t>cn</w:t>
-            </w:r>
-            <w:proofErr w:type="spellEnd"/>
-            <w:r>
-              <w:rPr>
-                <w:rFonts w:ascii="Arial" w:hAnsi="Arial" w:cs="Arial"/>
-                <w:sz w:val="24"/>
-              </w:rPr>
-              <w:t>=</w:t>
-            </w:r>
-            <w:proofErr w:type="spellStart"/>
-            <w:proofErr w:type="gramStart"/>
-            <w:r>
-              <w:rPr>
-                <w:rFonts w:ascii="Arial" w:hAnsi="Arial" w:cs="Arial"/>
-                <w:sz w:val="24"/>
-              </w:rPr>
-              <w:t>admin,dc</w:t>
-            </w:r>
-            <w:proofErr w:type="spellEnd"/>
-            <w:proofErr w:type="gramEnd"/>
-            <w:r>
-              <w:rPr>
-                <w:rFonts w:ascii="Arial" w:hAnsi="Arial" w:cs="Arial"/>
-                <w:sz w:val="24"/>
-              </w:rPr>
-              <w:t>=</w:t>
-            </w:r>
-            <w:proofErr w:type="spellStart"/>
-            <w:r>
-              <w:rPr>
-                <w:rFonts w:ascii="Arial" w:hAnsi="Arial" w:cs="Arial"/>
-                <w:sz w:val="24"/>
-              </w:rPr>
-              <w:t>demo,dc</w:t>
-            </w:r>
-            <w:proofErr w:type="spellEnd"/>
-            <w:r>
-              <w:rPr>
-                <w:rFonts w:ascii="Arial" w:hAnsi="Arial" w:cs="Arial"/>
-                <w:sz w:val="24"/>
-              </w:rPr>
-              <w:t>=local",</w:t>
-            </w:r>
-          </w:p>
-          <w:p>
-            <w:pPr>
-              <w:rPr>
-                <w:rFonts w:ascii="Arial" w:hAnsi="Arial" w:cs="Arial"/>
-                <w:sz w:val="24"/>
-              </w:rPr>
-            </w:pPr>
-            <w:r>
-              <w:rPr>
-                <w:rFonts w:ascii="Arial" w:hAnsi="Arial" w:cs="Arial"/>
-                <w:sz w:val="24"/>
-              </w:rPr>
-              <w:t xml:space="preserve">                    "admin"</w:t>
-            </w:r>
-          </w:p>
-          <w:p>
-            <w:pPr>
-              <w:rPr>
-                <w:rFonts w:ascii="Arial" w:hAnsi="Arial" w:cs="Arial"/>
-                <w:sz w:val="24"/>
-              </w:rPr>
-            </w:pPr>
-            <w:r>
-              <w:rPr>
-                <w:rFonts w:ascii="Arial" w:hAnsi="Arial" w:cs="Arial"/>
-                <w:sz w:val="24"/>
-              </w:rPr>
-              <w:t xml:space="preserve">            );</w:t>
-            </w:r>
-          </w:p>
-          <w:p>
-            <w:pPr>
-              <w:rPr>
-                <w:rFonts w:ascii="Arial" w:hAnsi="Arial" w:cs="Arial"/>
-                <w:sz w:val="24"/>
-              </w:rPr>
-            </w:pPr>
-            <w:proofErr w:type="spellStart"/>
-            <w:r>
-              <w:rPr>
-                <w:rFonts w:ascii="Arial" w:hAnsi="Arial" w:cs="Arial"/>
-                <w:sz w:val="24"/>
-              </w:rPr>
-              <w:t>System.out.println</w:t>
-            </w:r>
-            <w:proofErr w:type="spellEnd"/>
-            <w:r>
-              <w:rPr>
-                <w:rFonts w:ascii="Arial" w:hAnsi="Arial" w:cs="Arial"/>
-                <w:sz w:val="24"/>
-              </w:rPr>
-              <w:t>("</w:t>
-            </w:r>
-            <w:proofErr w:type="spellStart"/>
-            <w:r>
-              <w:rPr>
-                <w:rFonts w:ascii="Arial" w:hAnsi="Arial" w:cs="Arial"/>
-                <w:sz w:val="24"/>
-              </w:rPr>
-              <w:t>Sikeres</w:t>
-            </w:r>
-            <w:proofErr w:type="spellEnd"/>
-            <w:r>
-              <w:rPr>
-                <w:rFonts w:ascii="Arial" w:hAnsi="Arial" w:cs="Arial"/>
-                <w:sz w:val="24"/>
-              </w:rPr>
-              <w:t xml:space="preserve"> bind!");</w:t>
-            </w:r>
-          </w:p>
-          <w:p>
-            <w:pPr>
-              <w:rPr>
-                <w:rFonts w:ascii="Arial" w:hAnsi="Arial" w:cs="Arial"/>
-                <w:sz w:val="24"/>
-              </w:rPr>
-            </w:pPr>
-            <w:proofErr w:type="spellStart"/>
-            <w:proofErr w:type="gramStart"/>
-            <w:r>
-              <w:rPr>
-                <w:rFonts w:ascii="Arial" w:hAnsi="Arial" w:cs="Arial"/>
-                <w:sz w:val="24"/>
-              </w:rPr>
-              <w:t>conn.disconnect</w:t>
-            </w:r>
-            <w:proofErr w:type="spellEnd"/>
-            <w:proofErr w:type="gramEnd"/>
-            <w:r>
-              <w:rPr>
-                <w:rFonts w:ascii="Arial" w:hAnsi="Arial" w:cs="Arial"/>
-                <w:sz w:val="24"/>
-              </w:rPr>
-              <w:t>();</w:t>
-            </w:r>
-          </w:p>
-          <w:p>
-            <w:pPr>
-              <w:rPr>
-                <w:rFonts w:ascii="Arial" w:hAnsi="Arial" w:cs="Arial"/>
-                <w:sz w:val="24"/>
-              </w:rPr>
-            </w:pPr>
-            <w:r>
-              <w:rPr>
-                <w:rFonts w:ascii="Arial" w:hAnsi="Arial" w:cs="Arial"/>
-                <w:sz w:val="24"/>
-              </w:rPr>
-              <w:t xml:space="preserve">        } catch (</w:t>
-            </w:r>
-            <w:proofErr w:type="spellStart"/>
-            <w:r>
-              <w:rPr>
-                <w:rFonts w:ascii="Arial" w:hAnsi="Arial" w:cs="Arial"/>
-                <w:sz w:val="24"/>
-              </w:rPr>
-              <w:t>LDAPException</w:t>
-            </w:r>
-            <w:proofErr w:type="spellEnd"/>
-            <w:r>
-              <w:rPr>
-                <w:rFonts w:ascii="Arial" w:hAnsi="Arial" w:cs="Arial"/>
-                <w:sz w:val="24"/>
-              </w:rPr>
-              <w:t xml:space="preserve"> e) {</w:t>
-            </w:r>
-          </w:p>
-          <w:p>
-            <w:pPr>
-              <w:rPr>
-                <w:rFonts w:ascii="Arial" w:hAnsi="Arial" w:cs="Arial"/>
-                <w:sz w:val="24"/>
-              </w:rPr>
-            </w:pPr>
-            <w:r>
-              <w:rPr>
-                <w:rFonts w:ascii="Arial" w:hAnsi="Arial" w:cs="Arial"/>
-                <w:sz w:val="24"/>
-              </w:rPr>
-              <w:t xml:space="preserve">            </w:t>
-            </w:r>
-            <w:proofErr w:type="spellStart"/>
-            <w:proofErr w:type="gramStart"/>
-            <w:r>
-              <w:rPr>
-                <w:rFonts w:ascii="Arial" w:hAnsi="Arial" w:cs="Arial"/>
-                <w:sz w:val="24"/>
-              </w:rPr>
-              <w:t>e.printStackTrace</w:t>
-            </w:r>
-            <w:proofErr w:type="spellEnd"/>
-            <w:proofErr w:type="gramEnd"/>
-            <w:r>
-              <w:rPr>
-                <w:rFonts w:ascii="Arial" w:hAnsi="Arial" w:cs="Arial"/>
-                <w:sz w:val="24"/>
-              </w:rPr>
-              <w:t>();</w:t>
-            </w:r>
-          </w:p>
-          <w:p>
-            <w:pPr>
-              <w:rPr>
-                <w:rFonts w:ascii="Arial" w:hAnsi="Arial" w:cs="Arial"/>
-                <w:sz w:val="24"/>
-              </w:rPr>
-            </w:pPr>
-            <w:r>
-              <w:rPr>
-                <w:rFonts w:ascii="Arial" w:hAnsi="Arial" w:cs="Arial"/>
-                <w:sz w:val="24"/>
-              </w:rPr>
-              <w:t xml:space="preserve">        }</w:t>
-            </w:r>
-          </w:p>
-          <w:p>
-            <w:pPr>
-              <w:rPr>
-                <w:rFonts w:ascii="Arial" w:hAnsi="Arial" w:cs="Arial"/>
-                <w:sz w:val="24"/>
-              </w:rPr>
-            </w:pPr>
-            <w:r>
-              <w:rPr>
-                <w:rFonts w:ascii="Arial" w:hAnsi="Arial" w:cs="Arial"/>
-                <w:sz w:val="24"/>
-              </w:rPr>
-              <w:t xml:space="preserve">    }</w:t>
-            </w:r>
-          </w:p>
-          <w:p>
-            <w:pPr>
-              <w:keepNext/>
-              <w:rPr>
-                <w:rFonts w:ascii="Arial" w:hAnsi="Arial" w:cs="Arial"/>
-              </w:rPr>
-            </w:pPr>
-            <w:r>
-              <w:rPr>
-                <w:rFonts w:ascii="Arial" w:hAnsi="Arial" w:cs="Arial"/>
-                <w:sz w:val="24"/>
-              </w:rPr>
-              <w:t>}</w:t>
+                <w:lang w:val="hu-HU"/>
+              </w:rPr>
+              <w:lastRenderedPageBreak/>
+              <w:drawing>
+                <wp:inline distT="0" distB="0" distL="0" distR="0" wp14:anchorId="08838499" wp14:editId="38829775">
+                  <wp:extent cx="5220429" cy="3258005"/>
+                  <wp:effectExtent l="0" t="0" r="0" b="0"/>
+                  <wp:docPr id="78207704" name="Kép 1"/>
+                  <wp:cNvGraphicFramePr>
+                    <a:graphicFrameLocks xmlns:a="http://schemas.openxmlformats.org/drawingml/2006/main" noChangeAspect="1"/>
+                  </wp:cNvGraphicFramePr>
+                  <a:graphic xmlns:a="http://schemas.openxmlformats.org/drawingml/2006/main">
+                    <a:graphicData uri="http://schemas.openxmlformats.org/drawingml/2006/picture">
+                      <pic:pic xmlns:pic="http://schemas.openxmlformats.org/drawingml/2006/picture">
+                        <pic:nvPicPr>
+                          <pic:cNvPr id="78207704" name=""/>
+                          <pic:cNvPicPr/>
+                        </pic:nvPicPr>
+                        <pic:blipFill>
+                          <a:blip r:embed="rId7"/>
+                          <a:stretch>
+                            <a:fillRect/>
+                          </a:stretch>
+                        </pic:blipFill>
+                        <pic:spPr>
+                          <a:xfrm>
+                            <a:off x="0" y="0"/>
+                            <a:ext cx="5220429" cy="3258005"/>
+                          </a:xfrm>
+                          <a:prstGeom prst="rect">
+                            <a:avLst/>
+                          </a:prstGeom>
+                        </pic:spPr>
+                      </pic:pic>
+                    </a:graphicData>
+                  </a:graphic>
+                </wp:inline>
+              </w:drawing>
             </w:r>
           </w:p>
         </w:tc>
@@ -3859,64 +1151,2600 @@
     </w:tbl>
     <w:p>
       <w:pPr>
-        <w:pStyle w:val="Kpalrs"/>
-        <w:ind w:left="720"/>
-        <w:jc w:val="center"/>
-        <w:rPr>
-          <w:sz w:val="22"/>
+        <w:rPr>
+          <w:lang w:val="hu-HU"/>
         </w:rPr>
       </w:pPr>
-      <w:r>
-        <w:rPr>
-          <w:sz w:val="22"/>
-        </w:rPr>
-        <w:t xml:space="preserve"> </w:t>
-      </w:r>
-      <w:r>
-        <w:rPr>
-          <w:sz w:val="22"/>
-        </w:rPr>
-        <w:t xml:space="preserve">1.ábra: </w:t>
-      </w:r>
-      <w:r>
-        <w:rPr>
-          <w:sz w:val="22"/>
-        </w:rPr>
-        <w:t xml:space="preserve">java </w:t>
-      </w:r>
-      <w:proofErr w:type="spellStart"/>
-      <w:r>
-        <w:rPr>
-          <w:sz w:val="22"/>
-        </w:rPr>
+    </w:p>
+    <w:p>
+      <w:pPr>
+        <w:rPr>
+          <w:lang w:val="hu-HU"/>
+        </w:rPr>
+      </w:pPr>
+      <w:r>
+        <w:rPr>
+          <w:lang w:val="hu-HU"/>
+        </w:rPr>
+        <w:t>Ebben az esetben a dc (</w:t>
+      </w:r>
+      <w:proofErr w:type="spellStart"/>
+      <w:r>
+        <w:rPr>
+          <w:lang w:val="hu-HU"/>
+        </w:rPr>
+        <w:t>domain</w:t>
+      </w:r>
+      <w:proofErr w:type="spellEnd"/>
+      <w:r>
+        <w:rPr>
+          <w:lang w:val="hu-HU"/>
+        </w:rPr>
+        <w:t xml:space="preserve"> </w:t>
+      </w:r>
+      <w:proofErr w:type="spellStart"/>
+      <w:r>
+        <w:rPr>
+          <w:lang w:val="hu-HU"/>
+        </w:rPr>
+        <w:t>component</w:t>
+      </w:r>
+      <w:proofErr w:type="spellEnd"/>
+      <w:r>
+        <w:rPr>
+          <w:lang w:val="hu-HU"/>
+        </w:rPr>
+        <w:t xml:space="preserve">) bejegyzések az Internet </w:t>
+      </w:r>
+      <w:proofErr w:type="spellStart"/>
+      <w:r>
+        <w:rPr>
+          <w:lang w:val="hu-HU"/>
+        </w:rPr>
+        <w:t>domain</w:t>
+      </w:r>
+      <w:proofErr w:type="spellEnd"/>
+      <w:r>
+        <w:rPr>
+          <w:lang w:val="hu-HU"/>
+        </w:rPr>
+        <w:t xml:space="preserve"> nevek elrendeződését veszik alapul. A példában az example.com site hierarchiájának egy részlete látható. A legmélyebben fekvő csúcs DN-je: </w:t>
+      </w:r>
+      <w:proofErr w:type="spellStart"/>
+      <w:r>
+        <w:rPr>
+          <w:i/>
+          <w:iCs/>
+          <w:lang w:val="hu-HU"/>
+        </w:rPr>
+        <w:t>uid</w:t>
+      </w:r>
+      <w:proofErr w:type="spellEnd"/>
+      <w:r>
+        <w:rPr>
+          <w:i/>
+          <w:iCs/>
+          <w:lang w:val="hu-HU"/>
+        </w:rPr>
+        <w:t>=</w:t>
+      </w:r>
+      <w:proofErr w:type="spellStart"/>
+      <w:proofErr w:type="gramStart"/>
+      <w:r>
+        <w:rPr>
+          <w:i/>
+          <w:iCs/>
+          <w:lang w:val="hu-HU"/>
+        </w:rPr>
+        <w:t>babs,ou</w:t>
+      </w:r>
+      <w:proofErr w:type="spellEnd"/>
+      <w:proofErr w:type="gramEnd"/>
+      <w:r>
+        <w:rPr>
+          <w:i/>
+          <w:iCs/>
+          <w:lang w:val="hu-HU"/>
+        </w:rPr>
+        <w:t>=</w:t>
+      </w:r>
+      <w:proofErr w:type="spellStart"/>
+      <w:proofErr w:type="gramStart"/>
+      <w:r>
+        <w:rPr>
+          <w:i/>
+          <w:iCs/>
+          <w:lang w:val="hu-HU"/>
+        </w:rPr>
+        <w:t>People,dc</w:t>
+      </w:r>
+      <w:proofErr w:type="spellEnd"/>
+      <w:proofErr w:type="gramEnd"/>
+      <w:r>
+        <w:rPr>
+          <w:i/>
+          <w:iCs/>
+          <w:lang w:val="hu-HU"/>
+        </w:rPr>
+        <w:t>=</w:t>
+      </w:r>
+      <w:proofErr w:type="spellStart"/>
+      <w:proofErr w:type="gramStart"/>
+      <w:r>
+        <w:rPr>
+          <w:i/>
+          <w:iCs/>
+          <w:lang w:val="hu-HU"/>
+        </w:rPr>
+        <w:t>example,dc</w:t>
+      </w:r>
+      <w:proofErr w:type="spellEnd"/>
+      <w:proofErr w:type="gramEnd"/>
+      <w:r>
+        <w:rPr>
+          <w:i/>
+          <w:iCs/>
+          <w:lang w:val="hu-HU"/>
+        </w:rPr>
+        <w:t>=com</w:t>
+      </w:r>
+    </w:p>
+    <w:p>
+      <w:pPr>
+        <w:pStyle w:val="Cmsor1"/>
+        <w:numPr>
+          <w:ilvl w:val="0"/>
+          <w:numId w:val="2"/>
+        </w:numPr>
+        <w:ind w:left="360"/>
+        <w:rPr>
+          <w:lang w:val="hu-HU"/>
+        </w:rPr>
+      </w:pPr>
+      <w:bookmarkStart w:id="0" w:name="_Toc228556421"/>
+      <w:r>
+        <w:rPr>
+          <w:lang w:val="hu-HU"/>
+        </w:rPr>
+        <w:t>A feladat leírása</w:t>
+      </w:r>
+      <w:bookmarkEnd w:id="0"/>
+    </w:p>
+    <w:p>
+      <w:pPr>
+        <w:rPr>
+          <w:lang w:val="hu-HU"/>
+        </w:rPr>
+      </w:pPr>
+      <w:r>
+        <w:rPr>
+          <w:lang w:val="hu-HU"/>
+        </w:rPr>
+        <w:t xml:space="preserve">A feladat egy LDAP API létrehozása java programozási </w:t>
+      </w:r>
+      <w:proofErr w:type="gramStart"/>
+      <w:r>
+        <w:rPr>
+          <w:lang w:val="hu-HU"/>
+        </w:rPr>
+        <w:t>nyelven</w:t>
+      </w:r>
+      <w:proofErr w:type="gramEnd"/>
+      <w:r>
+        <w:rPr>
+          <w:lang w:val="hu-HU"/>
+        </w:rPr>
+        <w:t xml:space="preserve"> ami egy </w:t>
+      </w:r>
+      <w:proofErr w:type="spellStart"/>
+      <w:r>
+        <w:rPr>
+          <w:lang w:val="hu-HU"/>
+        </w:rPr>
+        <w:t>docker</w:t>
+      </w:r>
+      <w:proofErr w:type="spellEnd"/>
+      <w:r>
+        <w:rPr>
+          <w:lang w:val="hu-HU"/>
+        </w:rPr>
+        <w:t xml:space="preserve"> konténerben futó LDAP szervezhez csatlakozik. A kapcsolat kialakítása után a főbb műveletek </w:t>
+      </w:r>
+      <w:proofErr w:type="gramStart"/>
+      <w:r>
+        <w:rPr>
+          <w:lang w:val="hu-HU"/>
+        </w:rPr>
+        <w:t>végrehajtása</w:t>
+      </w:r>
+      <w:proofErr w:type="gramEnd"/>
+      <w:r>
+        <w:rPr>
+          <w:lang w:val="hu-HU"/>
+        </w:rPr>
+        <w:t xml:space="preserve"> mint az </w:t>
+      </w:r>
+      <w:proofErr w:type="spellStart"/>
+      <w:r>
+        <w:rPr>
+          <w:lang w:val="hu-HU"/>
+        </w:rPr>
+        <w:t>ldapadd</w:t>
+      </w:r>
+      <w:proofErr w:type="spellEnd"/>
+      <w:r>
+        <w:rPr>
+          <w:lang w:val="hu-HU"/>
+        </w:rPr>
+        <w:t xml:space="preserve">, </w:t>
+      </w:r>
+      <w:proofErr w:type="spellStart"/>
+      <w:r>
+        <w:rPr>
+          <w:lang w:val="hu-HU"/>
+        </w:rPr>
+        <w:t>ldapmodify</w:t>
+      </w:r>
+      <w:proofErr w:type="spellEnd"/>
+      <w:r>
+        <w:rPr>
+          <w:lang w:val="hu-HU"/>
+        </w:rPr>
+        <w:t xml:space="preserve">, </w:t>
+      </w:r>
+      <w:proofErr w:type="spellStart"/>
+      <w:r>
+        <w:rPr>
+          <w:lang w:val="hu-HU"/>
+        </w:rPr>
+        <w:t>ldapsearch</w:t>
+      </w:r>
+      <w:proofErr w:type="spellEnd"/>
+      <w:r>
+        <w:rPr>
+          <w:lang w:val="hu-HU"/>
+        </w:rPr>
+        <w:t xml:space="preserve">, </w:t>
+      </w:r>
+      <w:proofErr w:type="spellStart"/>
+      <w:r>
+        <w:rPr>
+          <w:lang w:val="hu-HU"/>
+        </w:rPr>
+        <w:t>ldapdelete</w:t>
+      </w:r>
+      <w:proofErr w:type="spellEnd"/>
+      <w:r>
+        <w:rPr>
+          <w:lang w:val="hu-HU"/>
+        </w:rPr>
+        <w:t xml:space="preserve"> lesz, hogy megért</w:t>
+      </w:r>
+      <w:r>
+        <w:rPr>
+          <w:lang w:val="hu-HU"/>
+        </w:rPr>
+        <w:t>s</w:t>
+      </w:r>
+      <w:r>
+        <w:rPr>
+          <w:lang w:val="hu-HU"/>
+        </w:rPr>
+        <w:t>ü</w:t>
+      </w:r>
+      <w:r>
+        <w:rPr>
+          <w:lang w:val="hu-HU"/>
+        </w:rPr>
+        <w:t>k hogy</w:t>
+      </w:r>
+      <w:r>
+        <w:rPr>
+          <w:lang w:val="hu-HU"/>
+        </w:rPr>
+        <w:t>an is mű</w:t>
+      </w:r>
+      <w:r>
+        <w:rPr>
+          <w:lang w:val="hu-HU"/>
+        </w:rPr>
+        <w:t xml:space="preserve">ködnek ezek az operációk. </w:t>
+      </w:r>
+      <w:r>
+        <w:rPr>
+          <w:lang w:val="hu-HU"/>
+        </w:rPr>
+        <w:t>Ehhez</w:t>
+      </w:r>
+      <w:r>
+        <w:rPr>
+          <w:lang w:val="hu-HU"/>
+        </w:rPr>
+        <w:t xml:space="preserve"> szükségünk l</w:t>
+      </w:r>
+      <w:r>
+        <w:rPr>
+          <w:lang w:val="hu-HU"/>
+        </w:rPr>
+        <w:t xml:space="preserve">esz </w:t>
+      </w:r>
+      <w:proofErr w:type="gramStart"/>
+      <w:r>
+        <w:rPr>
+          <w:lang w:val="hu-HU"/>
+        </w:rPr>
+        <w:t>M</w:t>
+      </w:r>
+      <w:r>
+        <w:rPr>
+          <w:lang w:val="hu-HU"/>
+        </w:rPr>
+        <w:t>aven-re</w:t>
+      </w:r>
+      <w:proofErr w:type="gramEnd"/>
+      <w:r>
+        <w:rPr>
+          <w:lang w:val="hu-HU"/>
+        </w:rPr>
+        <w:t xml:space="preserve"> am</w:t>
+      </w:r>
+      <w:r>
+        <w:rPr>
+          <w:lang w:val="hu-HU"/>
+        </w:rPr>
+        <w:t>i a</w:t>
+      </w:r>
+      <w:r>
+        <w:rPr>
+          <w:lang w:val="hu-HU"/>
+        </w:rPr>
+        <w:t xml:space="preserve"> java egyik csomag kezelője (</w:t>
+      </w:r>
+      <w:proofErr w:type="spellStart"/>
+      <w:r>
+        <w:rPr>
+          <w:lang w:val="hu-HU"/>
+        </w:rPr>
+        <w:t>package</w:t>
+      </w:r>
+      <w:proofErr w:type="spellEnd"/>
+      <w:r>
+        <w:rPr>
+          <w:lang w:val="hu-HU"/>
+        </w:rPr>
+        <w:t xml:space="preserve"> </w:t>
+      </w:r>
+      <w:proofErr w:type="spellStart"/>
+      <w:r>
+        <w:rPr>
+          <w:lang w:val="hu-HU"/>
+        </w:rPr>
+        <w:t>manager</w:t>
+      </w:r>
+      <w:proofErr w:type="spellEnd"/>
+      <w:r>
+        <w:rPr>
+          <w:lang w:val="hu-HU"/>
+        </w:rPr>
+        <w:t xml:space="preserve">). Továbbá a </w:t>
+      </w:r>
+      <w:proofErr w:type="spellStart"/>
+      <w:proofErr w:type="gramStart"/>
+      <w:r>
+        <w:rPr>
+          <w:lang w:val="hu-HU"/>
+        </w:rPr>
+        <w:t>nove</w:t>
+      </w:r>
+      <w:r>
+        <w:rPr>
+          <w:lang w:val="hu-HU"/>
+        </w:rPr>
+        <w:t>l</w:t>
+      </w:r>
+      <w:r>
+        <w:rPr>
+          <w:lang w:val="hu-HU"/>
+        </w:rPr>
+        <w:t>l.ldap</w:t>
+      </w:r>
+      <w:proofErr w:type="spellEnd"/>
+      <w:proofErr w:type="gramEnd"/>
+      <w:r>
+        <w:rPr>
+          <w:lang w:val="hu-HU"/>
+        </w:rPr>
+        <w:t xml:space="preserve"> könyvtárat fogjuk </w:t>
+      </w:r>
+      <w:proofErr w:type="gramStart"/>
+      <w:r>
+        <w:rPr>
+          <w:lang w:val="hu-HU"/>
+        </w:rPr>
+        <w:t>használni</w:t>
+      </w:r>
+      <w:proofErr w:type="gramEnd"/>
+      <w:r>
+        <w:rPr>
+          <w:lang w:val="hu-HU"/>
+        </w:rPr>
+        <w:t xml:space="preserve"> ami biztosítja a főbb osztályokat és </w:t>
+      </w:r>
+      <w:r>
+        <w:rPr>
+          <w:lang w:val="hu-HU"/>
+        </w:rPr>
+        <w:t>interfészeket</w:t>
+      </w:r>
+      <w:r>
+        <w:rPr>
+          <w:lang w:val="hu-HU"/>
+        </w:rPr>
+        <w:t xml:space="preserve"> a kliens és </w:t>
+      </w:r>
+      <w:proofErr w:type="spellStart"/>
+      <w:r>
+        <w:rPr>
+          <w:lang w:val="hu-HU"/>
+        </w:rPr>
+        <w:t>ldap</w:t>
+      </w:r>
+      <w:proofErr w:type="spellEnd"/>
+      <w:r>
+        <w:rPr>
+          <w:lang w:val="hu-HU"/>
+        </w:rPr>
+        <w:t xml:space="preserve"> szerver </w:t>
+      </w:r>
+      <w:r>
+        <w:rPr>
+          <w:lang w:val="hu-HU"/>
+        </w:rPr>
+        <w:t>összekapcsolásához.</w:t>
+      </w:r>
+      <w:r>
+        <w:rPr>
+          <w:lang w:val="hu-HU"/>
+        </w:rPr>
+        <w:t xml:space="preserve"> Ami az LDAP szerver felállítását illeti</w:t>
+      </w:r>
+      <w:r>
+        <w:rPr>
+          <w:lang w:val="hu-HU"/>
+        </w:rPr>
+        <w:t xml:space="preserve"> szüksége lesz Docker-re. Windows esetén Docker </w:t>
+      </w:r>
+      <w:proofErr w:type="spellStart"/>
+      <w:r>
+        <w:rPr>
+          <w:lang w:val="hu-HU"/>
+        </w:rPr>
+        <w:t>Desktop</w:t>
+      </w:r>
+      <w:proofErr w:type="spellEnd"/>
+      <w:r>
+        <w:rPr>
+          <w:lang w:val="hu-HU"/>
+        </w:rPr>
+        <w:t xml:space="preserve"> remek </w:t>
+      </w:r>
+      <w:r>
+        <w:rPr>
+          <w:lang w:val="hu-HU"/>
+        </w:rPr>
+        <w:lastRenderedPageBreak/>
+        <w:t>segítséget nyújt a konténerekkel való munkához.  E</w:t>
+      </w:r>
+      <w:r>
+        <w:rPr>
+          <w:lang w:val="hu-HU"/>
+        </w:rPr>
+        <w:t>gy online elér</w:t>
+      </w:r>
+      <w:r>
+        <w:rPr>
+          <w:lang w:val="hu-HU"/>
+        </w:rPr>
+        <w:t xml:space="preserve">hető </w:t>
+      </w:r>
+      <w:proofErr w:type="spellStart"/>
+      <w:r>
+        <w:rPr>
+          <w:lang w:val="hu-HU"/>
+        </w:rPr>
+        <w:t>docker</w:t>
+      </w:r>
+      <w:proofErr w:type="spellEnd"/>
+      <w:r>
+        <w:rPr>
+          <w:lang w:val="hu-HU"/>
+        </w:rPr>
+        <w:t xml:space="preserve"> image-t fogunk </w:t>
+      </w:r>
+      <w:proofErr w:type="gramStart"/>
+      <w:r>
+        <w:rPr>
+          <w:lang w:val="hu-HU"/>
+        </w:rPr>
+        <w:t>használni</w:t>
+      </w:r>
+      <w:proofErr w:type="gramEnd"/>
+      <w:r>
+        <w:rPr>
+          <w:lang w:val="hu-HU"/>
+        </w:rPr>
+        <w:t xml:space="preserve"> ami egy</w:t>
+      </w:r>
+      <w:r>
+        <w:rPr>
+          <w:lang w:val="hu-HU"/>
+        </w:rPr>
+        <w:t xml:space="preserve"> pár</w:t>
+      </w:r>
+      <w:r>
+        <w:rPr>
+          <w:lang w:val="hu-HU"/>
+        </w:rPr>
+        <w:t xml:space="preserve"> soros </w:t>
+      </w:r>
+      <w:r>
+        <w:rPr>
+          <w:lang w:val="hu-HU"/>
+        </w:rPr>
+        <w:t>paranccsal</w:t>
+      </w:r>
+      <w:r>
+        <w:rPr>
+          <w:lang w:val="hu-HU"/>
+        </w:rPr>
+        <w:t xml:space="preserve"> </w:t>
+      </w:r>
+      <w:r>
+        <w:rPr>
+          <w:lang w:val="hu-HU"/>
+        </w:rPr>
+        <w:t>elindítható.</w:t>
+      </w:r>
+      <w:r>
+        <w:rPr>
+          <w:lang w:val="hu-HU"/>
+        </w:rPr>
+        <w:t xml:space="preserve"> </w:t>
+      </w:r>
+    </w:p>
+    <w:p>
+      <w:pPr>
+        <w:pStyle w:val="Cmsor2"/>
+        <w:rPr>
+          <w:lang w:val="hu-HU"/>
+        </w:rPr>
+      </w:pPr>
+      <w:bookmarkStart w:id="1" w:name="_Toc228556422"/>
+      <w:r>
+        <w:rPr>
+          <w:lang w:val="hu-HU"/>
+        </w:rPr>
+        <w:t>1.1 Feladatok tervezésének lépései</w:t>
+      </w:r>
+      <w:bookmarkEnd w:id="1"/>
+    </w:p>
+    <w:p>
+      <w:pPr>
+        <w:rPr>
+          <w:lang w:val="hu-HU"/>
+        </w:rPr>
+      </w:pPr>
+      <w:r>
+        <w:rPr>
+          <w:lang w:val="hu-HU"/>
+        </w:rPr>
+        <w:t>A fel</w:t>
+      </w:r>
+      <w:r>
+        <w:rPr>
+          <w:lang w:val="hu-HU"/>
+        </w:rPr>
+        <w:t>a</w:t>
+      </w:r>
+      <w:r>
+        <w:rPr>
+          <w:lang w:val="hu-HU"/>
+        </w:rPr>
+        <w:t>datokat gyakorlat orientáltak – tehát maga a környezet kial</w:t>
+      </w:r>
+      <w:r>
+        <w:rPr>
+          <w:lang w:val="hu-HU"/>
+        </w:rPr>
+        <w:t>akítás, M</w:t>
+      </w:r>
+      <w:r>
+        <w:rPr>
+          <w:lang w:val="hu-HU"/>
+        </w:rPr>
+        <w:t xml:space="preserve">aven megismerése és a hozzá tartozó pom.xml illetve a konténerekkel való kommunikáció a főbb </w:t>
+      </w:r>
+      <w:proofErr w:type="spellStart"/>
+      <w:r>
+        <w:rPr>
+          <w:lang w:val="hu-HU"/>
+        </w:rPr>
+        <w:t>docker</w:t>
+      </w:r>
+      <w:proofErr w:type="spellEnd"/>
+      <w:r>
+        <w:rPr>
+          <w:lang w:val="hu-HU"/>
+        </w:rPr>
+        <w:t xml:space="preserve"> parancsok használata. </w:t>
+      </w:r>
+    </w:p>
+    <w:p>
+      <w:r>
+        <w:t xml:space="preserve">Az LDAP </w:t>
+      </w:r>
+      <w:proofErr w:type="spellStart"/>
+      <w:r>
+        <w:t>szerver</w:t>
+      </w:r>
+      <w:proofErr w:type="spellEnd"/>
+      <w:r>
+        <w:t xml:space="preserve"> </w:t>
+      </w:r>
+      <w:proofErr w:type="spellStart"/>
+      <w:r>
+        <w:t>feladat</w:t>
+      </w:r>
+      <w:proofErr w:type="spellEnd"/>
+      <w:r>
+        <w:t xml:space="preserve"> </w:t>
+      </w:r>
+      <w:proofErr w:type="spellStart"/>
+      <w:r>
+        <w:t>célja</w:t>
+      </w:r>
+      <w:proofErr w:type="spellEnd"/>
+      <w:r>
+        <w:t xml:space="preserve">, </w:t>
+      </w:r>
+      <w:proofErr w:type="spellStart"/>
+      <w:r>
+        <w:t>hogy</w:t>
+      </w:r>
+      <w:proofErr w:type="spellEnd"/>
+      <w:r>
+        <w:t xml:space="preserve"> </w:t>
+      </w:r>
+      <w:proofErr w:type="spellStart"/>
+      <w:r>
+        <w:t>egy</w:t>
+      </w:r>
+      <w:proofErr w:type="spellEnd"/>
+      <w:r>
+        <w:t xml:space="preserve"> </w:t>
+      </w:r>
+      <w:proofErr w:type="spellStart"/>
+      <w:r>
+        <w:t>központi</w:t>
+      </w:r>
+      <w:proofErr w:type="spellEnd"/>
+      <w:r>
+        <w:t xml:space="preserve"> </w:t>
+      </w:r>
+      <w:proofErr w:type="spellStart"/>
+      <w:r>
+        <w:t>címtárszolgáltatás</w:t>
+      </w:r>
+      <w:proofErr w:type="spellEnd"/>
+      <w:r>
+        <w:t xml:space="preserve"> </w:t>
+      </w:r>
+      <w:proofErr w:type="spellStart"/>
+      <w:r>
+        <w:t>működését</w:t>
+      </w:r>
+      <w:proofErr w:type="spellEnd"/>
+      <w:r>
+        <w:t xml:space="preserve"> </w:t>
+      </w:r>
+      <w:proofErr w:type="spellStart"/>
+      <w:r>
+        <w:t>megértsük</w:t>
+      </w:r>
+      <w:proofErr w:type="spellEnd"/>
+      <w:r>
+        <w:t xml:space="preserve"> </w:t>
+      </w:r>
+      <w:proofErr w:type="spellStart"/>
+      <w:r>
+        <w:t>és</w:t>
+      </w:r>
+      <w:proofErr w:type="spellEnd"/>
+      <w:r>
+        <w:t xml:space="preserve"> </w:t>
+      </w:r>
+      <w:proofErr w:type="spellStart"/>
+      <w:r>
+        <w:t>gyakorlatban</w:t>
+      </w:r>
+      <w:proofErr w:type="spellEnd"/>
+      <w:r>
+        <w:t xml:space="preserve"> </w:t>
+      </w:r>
+      <w:proofErr w:type="spellStart"/>
+      <w:r>
+        <w:t>kipróbáljuk</w:t>
+      </w:r>
+      <w:proofErr w:type="spellEnd"/>
+      <w:r>
+        <w:t xml:space="preserve">. A </w:t>
+      </w:r>
+      <w:proofErr w:type="spellStart"/>
+      <w:r>
+        <w:t>megvalósítás</w:t>
+      </w:r>
+      <w:proofErr w:type="spellEnd"/>
+      <w:r>
+        <w:t xml:space="preserve"> </w:t>
+      </w:r>
+      <w:proofErr w:type="spellStart"/>
+      <w:r>
+        <w:t>során</w:t>
+      </w:r>
+      <w:proofErr w:type="spellEnd"/>
+      <w:r>
+        <w:t xml:space="preserve"> </w:t>
+      </w:r>
+      <w:proofErr w:type="spellStart"/>
+      <w:r>
+        <w:t>egy</w:t>
+      </w:r>
+      <w:proofErr w:type="spellEnd"/>
+      <w:r>
+        <w:t xml:space="preserve"> Docker </w:t>
+      </w:r>
+      <w:proofErr w:type="spellStart"/>
+      <w:r>
+        <w:t>konténerben</w:t>
+      </w:r>
+      <w:proofErr w:type="spellEnd"/>
+      <w:r>
+        <w:t xml:space="preserve"> </w:t>
+      </w:r>
+      <w:proofErr w:type="spellStart"/>
+      <w:r>
+        <w:t>futó</w:t>
+      </w:r>
+      <w:proofErr w:type="spellEnd"/>
+      <w:r>
+        <w:t xml:space="preserve"> LDAP </w:t>
+      </w:r>
+      <w:proofErr w:type="spellStart"/>
+      <w:r>
+        <w:t>szervert</w:t>
+      </w:r>
+      <w:proofErr w:type="spellEnd"/>
+      <w:r>
+        <w:t xml:space="preserve"> </w:t>
+      </w:r>
+      <w:proofErr w:type="spellStart"/>
+      <w:r>
+        <w:t>használok</w:t>
+      </w:r>
+      <w:proofErr w:type="spellEnd"/>
+      <w:r>
+        <w:t xml:space="preserve">, </w:t>
+      </w:r>
+      <w:proofErr w:type="spellStart"/>
+      <w:r>
+        <w:t>amely</w:t>
+      </w:r>
+      <w:proofErr w:type="spellEnd"/>
+      <w:r>
+        <w:t xml:space="preserve"> </w:t>
+      </w:r>
+      <w:proofErr w:type="spellStart"/>
+      <w:r>
+        <w:t>lehetővé</w:t>
+      </w:r>
+      <w:proofErr w:type="spellEnd"/>
+      <w:r>
+        <w:t xml:space="preserve"> </w:t>
+      </w:r>
+      <w:proofErr w:type="spellStart"/>
+      <w:r>
+        <w:t>teszi</w:t>
+      </w:r>
+      <w:proofErr w:type="spellEnd"/>
+      <w:r>
+        <w:t xml:space="preserve">, </w:t>
+      </w:r>
+      <w:proofErr w:type="spellStart"/>
+      <w:r>
+        <w:t>hogy</w:t>
+      </w:r>
+      <w:proofErr w:type="spellEnd"/>
+      <w:r>
+        <w:t xml:space="preserve"> a </w:t>
+      </w:r>
+      <w:proofErr w:type="spellStart"/>
+      <w:r>
+        <w:t>felhasználók</w:t>
+      </w:r>
+      <w:proofErr w:type="spellEnd"/>
+      <w:r>
+        <w:t xml:space="preserve"> </w:t>
+      </w:r>
+      <w:proofErr w:type="spellStart"/>
+      <w:r>
+        <w:t>és</w:t>
+      </w:r>
+      <w:proofErr w:type="spellEnd"/>
+      <w:r>
+        <w:t xml:space="preserve"> </w:t>
+      </w:r>
+      <w:proofErr w:type="spellStart"/>
+      <w:r>
+        <w:t>egyéb</w:t>
+      </w:r>
+      <w:proofErr w:type="spellEnd"/>
+      <w:r>
+        <w:t xml:space="preserve"> </w:t>
+      </w:r>
+      <w:proofErr w:type="spellStart"/>
+      <w:r>
+        <w:t>címtárbejegyzések</w:t>
+      </w:r>
+      <w:proofErr w:type="spellEnd"/>
+      <w:r>
+        <w:t xml:space="preserve"> </w:t>
+      </w:r>
+      <w:proofErr w:type="spellStart"/>
+      <w:r>
+        <w:t>strukturált</w:t>
+      </w:r>
+      <w:proofErr w:type="spellEnd"/>
+      <w:r>
+        <w:t xml:space="preserve"> </w:t>
+      </w:r>
+      <w:proofErr w:type="spellStart"/>
+      <w:r>
+        <w:t>formában</w:t>
+      </w:r>
+      <w:proofErr w:type="spellEnd"/>
+      <w:r>
+        <w:t xml:space="preserve"> </w:t>
+      </w:r>
+      <w:proofErr w:type="spellStart"/>
+      <w:r>
+        <w:t>legyenek</w:t>
+      </w:r>
+      <w:proofErr w:type="spellEnd"/>
+      <w:r>
+        <w:t xml:space="preserve"> </w:t>
+      </w:r>
+      <w:proofErr w:type="spellStart"/>
+      <w:r>
+        <w:t>tárolva</w:t>
+      </w:r>
+      <w:proofErr w:type="spellEnd"/>
+      <w:r>
+        <w:t xml:space="preserve">. </w:t>
+      </w:r>
+      <w:proofErr w:type="spellStart"/>
+      <w:r>
+        <w:t>Ezzel</w:t>
+      </w:r>
+      <w:proofErr w:type="spellEnd"/>
+      <w:r>
+        <w:t xml:space="preserve"> a </w:t>
+      </w:r>
+      <w:proofErr w:type="spellStart"/>
+      <w:r>
+        <w:t>feladattal</w:t>
+      </w:r>
+      <w:proofErr w:type="spellEnd"/>
+      <w:r>
+        <w:t xml:space="preserve"> </w:t>
+      </w:r>
+      <w:proofErr w:type="spellStart"/>
+      <w:r>
+        <w:t>megérthető</w:t>
+      </w:r>
+      <w:proofErr w:type="spellEnd"/>
+      <w:r>
+        <w:t xml:space="preserve">, </w:t>
+      </w:r>
+      <w:proofErr w:type="spellStart"/>
+      <w:r>
+        <w:t>hogyan</w:t>
+      </w:r>
+      <w:proofErr w:type="spellEnd"/>
+      <w:r>
+        <w:t xml:space="preserve"> </w:t>
+      </w:r>
+      <w:proofErr w:type="spellStart"/>
+      <w:r>
+        <w:t>működik</w:t>
+      </w:r>
+      <w:proofErr w:type="spellEnd"/>
+      <w:r>
+        <w:t xml:space="preserve"> </w:t>
+      </w:r>
+      <w:proofErr w:type="spellStart"/>
+      <w:r>
+        <w:t>egy</w:t>
+      </w:r>
+      <w:proofErr w:type="spellEnd"/>
+      <w:r>
+        <w:t xml:space="preserve"> </w:t>
+      </w:r>
+      <w:proofErr w:type="spellStart"/>
+      <w:r>
+        <w:t>hierarchikus</w:t>
+      </w:r>
+      <w:proofErr w:type="spellEnd"/>
+      <w:r>
+        <w:t xml:space="preserve"> </w:t>
+      </w:r>
+      <w:proofErr w:type="spellStart"/>
+      <w:r>
+        <w:t>adatbázis-szerű</w:t>
+      </w:r>
+      <w:proofErr w:type="spellEnd"/>
+      <w:r>
+        <w:t xml:space="preserve"> </w:t>
+      </w:r>
+      <w:proofErr w:type="spellStart"/>
+      <w:r>
+        <w:t>rendszer</w:t>
+      </w:r>
+      <w:proofErr w:type="spellEnd"/>
+      <w:r>
+        <w:t xml:space="preserve">, </w:t>
+      </w:r>
+      <w:proofErr w:type="spellStart"/>
+      <w:r>
+        <w:t>amelyet</w:t>
+      </w:r>
+      <w:proofErr w:type="spellEnd"/>
+      <w:r>
+        <w:t xml:space="preserve"> </w:t>
+      </w:r>
+      <w:proofErr w:type="spellStart"/>
+      <w:r>
+        <w:t>leggyakrabban</w:t>
+      </w:r>
+      <w:proofErr w:type="spellEnd"/>
+      <w:r>
+        <w:t xml:space="preserve"> </w:t>
+      </w:r>
+      <w:proofErr w:type="spellStart"/>
+      <w:r>
+        <w:t>hitelesítésre</w:t>
+      </w:r>
+      <w:proofErr w:type="spellEnd"/>
+      <w:r>
+        <w:t xml:space="preserve"> </w:t>
+      </w:r>
+      <w:proofErr w:type="spellStart"/>
+      <w:r>
+        <w:t>és</w:t>
+      </w:r>
+      <w:proofErr w:type="spellEnd"/>
+      <w:r>
+        <w:t xml:space="preserve"> </w:t>
+      </w:r>
+      <w:proofErr w:type="spellStart"/>
+      <w:r>
+        <w:t>szervezeti</w:t>
+      </w:r>
+      <w:proofErr w:type="spellEnd"/>
+      <w:r>
+        <w:t xml:space="preserve"> </w:t>
+      </w:r>
+      <w:proofErr w:type="spellStart"/>
+      <w:r>
+        <w:t>adatok</w:t>
+      </w:r>
+      <w:proofErr w:type="spellEnd"/>
+      <w:r>
+        <w:t xml:space="preserve"> </w:t>
+      </w:r>
+      <w:proofErr w:type="spellStart"/>
+      <w:r>
+        <w:t>kezelésére</w:t>
+      </w:r>
+      <w:proofErr w:type="spellEnd"/>
+      <w:r>
+        <w:t xml:space="preserve"> </w:t>
+      </w:r>
+      <w:proofErr w:type="spellStart"/>
+      <w:r>
+        <w:t>használnak</w:t>
+      </w:r>
+      <w:proofErr w:type="spellEnd"/>
+      <w:r>
+        <w:t>.</w:t>
+      </w:r>
+    </w:p>
+    <w:p>
+      <w:r>
+        <w:t>Az LDAP add (</w:t>
+      </w:r>
+      <w:proofErr w:type="spellStart"/>
+      <w:r>
+        <w:t>ldapadd</w:t>
+      </w:r>
+      <w:proofErr w:type="spellEnd"/>
+      <w:r>
+        <w:t xml:space="preserve">) </w:t>
+      </w:r>
+      <w:proofErr w:type="spellStart"/>
+      <w:r>
+        <w:t>feladat</w:t>
+      </w:r>
+      <w:proofErr w:type="spellEnd"/>
+      <w:r>
+        <w:t xml:space="preserve"> </w:t>
+      </w:r>
+      <w:proofErr w:type="spellStart"/>
+      <w:r>
+        <w:t>célja</w:t>
+      </w:r>
+      <w:proofErr w:type="spellEnd"/>
+      <w:r>
+        <w:t xml:space="preserve"> </w:t>
+      </w:r>
+      <w:proofErr w:type="spellStart"/>
+      <w:r>
+        <w:t>új</w:t>
+      </w:r>
+      <w:proofErr w:type="spellEnd"/>
+      <w:r>
+        <w:t xml:space="preserve"> </w:t>
+      </w:r>
+      <w:proofErr w:type="spellStart"/>
+      <w:r>
+        <w:t>bejegyzések</w:t>
+      </w:r>
+      <w:proofErr w:type="spellEnd"/>
+      <w:r>
+        <w:t xml:space="preserve"> </w:t>
+      </w:r>
+      <w:proofErr w:type="spellStart"/>
+      <w:r>
+        <w:t>létrehozásának</w:t>
+      </w:r>
+      <w:proofErr w:type="spellEnd"/>
+      <w:r>
+        <w:t xml:space="preserve"> </w:t>
+      </w:r>
+      <w:proofErr w:type="spellStart"/>
+      <w:r>
+        <w:t>megértése</w:t>
+      </w:r>
+      <w:proofErr w:type="spellEnd"/>
+      <w:r>
+        <w:t xml:space="preserve"> a </w:t>
+      </w:r>
+      <w:proofErr w:type="spellStart"/>
+      <w:r>
+        <w:t>címtárban</w:t>
+      </w:r>
+      <w:proofErr w:type="spellEnd"/>
+      <w:r>
+        <w:t xml:space="preserve">. </w:t>
+      </w:r>
+      <w:proofErr w:type="spellStart"/>
+      <w:r>
+        <w:t>Ezzel</w:t>
+      </w:r>
+      <w:proofErr w:type="spellEnd"/>
+      <w:r>
+        <w:t xml:space="preserve"> a </w:t>
+      </w:r>
+      <w:proofErr w:type="spellStart"/>
+      <w:r>
+        <w:t>művelettel</w:t>
+      </w:r>
+      <w:proofErr w:type="spellEnd"/>
+      <w:r>
+        <w:t xml:space="preserve"> </w:t>
+      </w:r>
+      <w:proofErr w:type="spellStart"/>
+      <w:r>
+        <w:t>felhasználókat</w:t>
+      </w:r>
+      <w:proofErr w:type="spellEnd"/>
+      <w:r>
+        <w:t xml:space="preserve">, </w:t>
+      </w:r>
+      <w:proofErr w:type="spellStart"/>
+      <w:r>
+        <w:t>csoportokat</w:t>
+      </w:r>
+      <w:proofErr w:type="spellEnd"/>
+      <w:r>
+        <w:t xml:space="preserve"> </w:t>
+      </w:r>
+      <w:proofErr w:type="spellStart"/>
+      <w:r>
+        <w:t>vagy</w:t>
+      </w:r>
+      <w:proofErr w:type="spellEnd"/>
+      <w:r>
+        <w:t xml:space="preserve"> </w:t>
+      </w:r>
+      <w:proofErr w:type="spellStart"/>
+      <w:r>
+        <w:t>egyéb</w:t>
+      </w:r>
+      <w:proofErr w:type="spellEnd"/>
+      <w:r>
+        <w:t xml:space="preserve"> </w:t>
+      </w:r>
+      <w:proofErr w:type="spellStart"/>
+      <w:r>
+        <w:t>objektumokat</w:t>
+      </w:r>
+      <w:proofErr w:type="spellEnd"/>
+      <w:r>
+        <w:t xml:space="preserve"> </w:t>
+      </w:r>
+      <w:proofErr w:type="spellStart"/>
+      <w:r>
+        <w:t>tudunk</w:t>
+      </w:r>
+      <w:proofErr w:type="spellEnd"/>
+      <w:r>
+        <w:t xml:space="preserve"> </w:t>
+      </w:r>
+      <w:proofErr w:type="spellStart"/>
+      <w:r>
+        <w:t>hozzáadni</w:t>
+      </w:r>
+      <w:proofErr w:type="spellEnd"/>
+      <w:r>
+        <w:t xml:space="preserve"> LDIF </w:t>
+      </w:r>
+      <w:proofErr w:type="spellStart"/>
+      <w:r>
+        <w:t>fájlok</w:t>
+      </w:r>
+      <w:proofErr w:type="spellEnd"/>
+      <w:r>
+        <w:t xml:space="preserve"> </w:t>
+      </w:r>
+      <w:proofErr w:type="spellStart"/>
+      <w:r>
+        <w:t>segítségével</w:t>
+      </w:r>
+      <w:proofErr w:type="spellEnd"/>
+      <w:r>
+        <w:t xml:space="preserve">. </w:t>
+      </w:r>
+      <w:proofErr w:type="spellStart"/>
+      <w:r>
+        <w:t>Ebből</w:t>
+      </w:r>
+      <w:proofErr w:type="spellEnd"/>
+      <w:r>
+        <w:t xml:space="preserve"> </w:t>
+      </w:r>
+      <w:proofErr w:type="spellStart"/>
+      <w:r>
+        <w:t>megérthető</w:t>
+      </w:r>
+      <w:proofErr w:type="spellEnd"/>
+      <w:r>
+        <w:t xml:space="preserve">, </w:t>
+      </w:r>
+      <w:proofErr w:type="spellStart"/>
+      <w:r>
+        <w:t>hogyan</w:t>
+      </w:r>
+      <w:proofErr w:type="spellEnd"/>
+      <w:r>
+        <w:t xml:space="preserve"> </w:t>
+      </w:r>
+      <w:proofErr w:type="spellStart"/>
+      <w:r>
+        <w:t>kerülnek</w:t>
+      </w:r>
+      <w:proofErr w:type="spellEnd"/>
+      <w:r>
+        <w:t xml:space="preserve"> </w:t>
+      </w:r>
+      <w:proofErr w:type="spellStart"/>
+      <w:r>
+        <w:t>strukturált</w:t>
+      </w:r>
+      <w:proofErr w:type="spellEnd"/>
+      <w:r>
+        <w:t xml:space="preserve"> </w:t>
+      </w:r>
+      <w:proofErr w:type="spellStart"/>
+      <w:r>
+        <w:t>adatok</w:t>
+      </w:r>
+      <w:proofErr w:type="spellEnd"/>
+      <w:r>
+        <w:t xml:space="preserve"> </w:t>
+      </w:r>
+      <w:proofErr w:type="spellStart"/>
+      <w:r>
+        <w:t>az</w:t>
+      </w:r>
+      <w:proofErr w:type="spellEnd"/>
+      <w:r>
+        <w:t xml:space="preserve"> LDAP </w:t>
+      </w:r>
+      <w:proofErr w:type="spellStart"/>
+      <w:r>
+        <w:t>szerverbe</w:t>
+      </w:r>
+      <w:proofErr w:type="spellEnd"/>
+      <w:r>
+        <w:t xml:space="preserve">, </w:t>
+      </w:r>
+      <w:proofErr w:type="spellStart"/>
+      <w:r>
+        <w:t>és</w:t>
+      </w:r>
+      <w:proofErr w:type="spellEnd"/>
+      <w:r>
+        <w:t xml:space="preserve"> </w:t>
+      </w:r>
+      <w:proofErr w:type="spellStart"/>
+      <w:r>
+        <w:t>hogyan</w:t>
+      </w:r>
+      <w:proofErr w:type="spellEnd"/>
+      <w:r>
+        <w:t xml:space="preserve"> </w:t>
+      </w:r>
+      <w:proofErr w:type="spellStart"/>
+      <w:r>
+        <w:t>épül</w:t>
+      </w:r>
+      <w:proofErr w:type="spellEnd"/>
+      <w:r>
+        <w:t xml:space="preserve"> </w:t>
+      </w:r>
+      <w:proofErr w:type="spellStart"/>
+      <w:r>
+        <w:t>fel</w:t>
+      </w:r>
+      <w:proofErr w:type="spellEnd"/>
+      <w:r>
+        <w:t xml:space="preserve"> a </w:t>
+      </w:r>
+      <w:proofErr w:type="spellStart"/>
+      <w:r>
+        <w:t>címtár</w:t>
+      </w:r>
+      <w:proofErr w:type="spellEnd"/>
+      <w:r>
+        <w:t xml:space="preserve"> </w:t>
+      </w:r>
+      <w:proofErr w:type="spellStart"/>
+      <w:r>
+        <w:t>hierarchiája</w:t>
+      </w:r>
+      <w:proofErr w:type="spellEnd"/>
+      <w:r>
+        <w:t>.</w:t>
+      </w:r>
+    </w:p>
+    <w:p>
+      <w:r>
+        <w:t>Az LDAP modify (</w:t>
+      </w:r>
+      <w:proofErr w:type="spellStart"/>
+      <w:r>
+        <w:t>ldapmodify</w:t>
+      </w:r>
+      <w:proofErr w:type="spellEnd"/>
+      <w:r>
+        <w:t xml:space="preserve">) </w:t>
+      </w:r>
+      <w:proofErr w:type="spellStart"/>
+      <w:r>
+        <w:t>feladat</w:t>
+      </w:r>
+      <w:proofErr w:type="spellEnd"/>
+      <w:r>
+        <w:t xml:space="preserve"> </w:t>
+      </w:r>
+      <w:proofErr w:type="spellStart"/>
+      <w:r>
+        <w:t>célja</w:t>
+      </w:r>
+      <w:proofErr w:type="spellEnd"/>
+      <w:r>
+        <w:t xml:space="preserve"> a </w:t>
+      </w:r>
+      <w:proofErr w:type="spellStart"/>
+      <w:r>
+        <w:t>meglévő</w:t>
+      </w:r>
+      <w:proofErr w:type="spellEnd"/>
+      <w:r>
+        <w:t xml:space="preserve"> </w:t>
+      </w:r>
+      <w:proofErr w:type="spellStart"/>
+      <w:r>
+        <w:t>bejegyzések</w:t>
+      </w:r>
+      <w:proofErr w:type="spellEnd"/>
+      <w:r>
+        <w:t xml:space="preserve"> </w:t>
+      </w:r>
+      <w:proofErr w:type="spellStart"/>
+      <w:r>
+        <w:t>módosításának</w:t>
+      </w:r>
+      <w:proofErr w:type="spellEnd"/>
+      <w:r>
+        <w:t xml:space="preserve"> </w:t>
+      </w:r>
+      <w:proofErr w:type="spellStart"/>
+      <w:r>
+        <w:t>elsajátítása</w:t>
+      </w:r>
+      <w:proofErr w:type="spellEnd"/>
+      <w:r>
+        <w:t xml:space="preserve">. </w:t>
+      </w:r>
+      <w:proofErr w:type="spellStart"/>
+      <w:r>
+        <w:t>Ennek</w:t>
+      </w:r>
+      <w:proofErr w:type="spellEnd"/>
+      <w:r>
+        <w:t xml:space="preserve"> </w:t>
+      </w:r>
+      <w:proofErr w:type="spellStart"/>
+      <w:r>
+        <w:t>segítségével</w:t>
+      </w:r>
+      <w:proofErr w:type="spellEnd"/>
+      <w:r>
+        <w:t xml:space="preserve"> </w:t>
+      </w:r>
+      <w:proofErr w:type="spellStart"/>
+      <w:r>
+        <w:t>például</w:t>
+      </w:r>
+      <w:proofErr w:type="spellEnd"/>
+      <w:r>
+        <w:t xml:space="preserve"> </w:t>
+      </w:r>
+      <w:proofErr w:type="spellStart"/>
+      <w:r>
+        <w:t>felhasználói</w:t>
+      </w:r>
+      <w:proofErr w:type="spellEnd"/>
+      <w:r>
+        <w:t xml:space="preserve"> </w:t>
+      </w:r>
+      <w:proofErr w:type="spellStart"/>
+      <w:r>
+        <w:t>adatok</w:t>
+      </w:r>
+      <w:proofErr w:type="spellEnd"/>
+      <w:r>
+        <w:t xml:space="preserve">, </w:t>
+      </w:r>
+      <w:proofErr w:type="spellStart"/>
+      <w:r>
+        <w:t>jelszavak</w:t>
+      </w:r>
+      <w:proofErr w:type="spellEnd"/>
+      <w:r>
+        <w:t xml:space="preserve"> </w:t>
+      </w:r>
+      <w:proofErr w:type="spellStart"/>
+      <w:r>
+        <w:t>vagy</w:t>
+      </w:r>
+      <w:proofErr w:type="spellEnd"/>
+      <w:r>
+        <w:t xml:space="preserve"> </w:t>
+      </w:r>
+      <w:proofErr w:type="spellStart"/>
+      <w:r>
+        <w:t>attribútumok</w:t>
+      </w:r>
+      <w:proofErr w:type="spellEnd"/>
+      <w:r>
+        <w:t xml:space="preserve"> </w:t>
+      </w:r>
+      <w:proofErr w:type="spellStart"/>
+      <w:r>
+        <w:t>frissíthetők</w:t>
+      </w:r>
+      <w:proofErr w:type="spellEnd"/>
+      <w:r>
+        <w:t xml:space="preserve"> </w:t>
+      </w:r>
+      <w:proofErr w:type="spellStart"/>
+      <w:r>
+        <w:t>anélkül</w:t>
+      </w:r>
+      <w:proofErr w:type="spellEnd"/>
+      <w:r>
+        <w:t xml:space="preserve">, </w:t>
+      </w:r>
+      <w:proofErr w:type="spellStart"/>
+      <w:r>
+        <w:t>hogy</w:t>
+      </w:r>
+      <w:proofErr w:type="spellEnd"/>
+      <w:r>
+        <w:t xml:space="preserve"> </w:t>
+      </w:r>
+      <w:proofErr w:type="spellStart"/>
+      <w:r>
+        <w:t>az</w:t>
+      </w:r>
+      <w:proofErr w:type="spellEnd"/>
+      <w:r>
+        <w:t xml:space="preserve"> </w:t>
+      </w:r>
+      <w:proofErr w:type="spellStart"/>
+      <w:r>
+        <w:t>adott</w:t>
+      </w:r>
+      <w:proofErr w:type="spellEnd"/>
+      <w:r>
+        <w:t xml:space="preserve"> </w:t>
+      </w:r>
+      <w:proofErr w:type="spellStart"/>
+      <w:r>
+        <w:t>bejegyzést</w:t>
+      </w:r>
+      <w:proofErr w:type="spellEnd"/>
+      <w:r>
+        <w:t xml:space="preserve"> </w:t>
+      </w:r>
+      <w:proofErr w:type="spellStart"/>
+      <w:r>
+        <w:t>újra</w:t>
+      </w:r>
+      <w:proofErr w:type="spellEnd"/>
+      <w:r>
+        <w:t xml:space="preserve"> </w:t>
+      </w:r>
+      <w:proofErr w:type="spellStart"/>
+      <w:r>
+        <w:t>kellene</w:t>
+      </w:r>
+      <w:proofErr w:type="spellEnd"/>
+      <w:r>
+        <w:t xml:space="preserve"> </w:t>
+      </w:r>
+      <w:proofErr w:type="spellStart"/>
+      <w:r>
+        <w:t>létrehozni</w:t>
+      </w:r>
+      <w:proofErr w:type="spellEnd"/>
+      <w:r>
+        <w:t xml:space="preserve">. </w:t>
+      </w:r>
+      <w:proofErr w:type="spellStart"/>
+      <w:r>
+        <w:t>Ezzel</w:t>
+      </w:r>
+      <w:proofErr w:type="spellEnd"/>
+      <w:r>
+        <w:t xml:space="preserve"> a </w:t>
+      </w:r>
+      <w:proofErr w:type="spellStart"/>
+      <w:r>
+        <w:t>feladattal</w:t>
+      </w:r>
+      <w:proofErr w:type="spellEnd"/>
+      <w:r>
+        <w:t xml:space="preserve"> </w:t>
+      </w:r>
+      <w:proofErr w:type="spellStart"/>
+      <w:r>
+        <w:t>megérthető</w:t>
+      </w:r>
+      <w:proofErr w:type="spellEnd"/>
+      <w:r>
+        <w:t xml:space="preserve">, </w:t>
+      </w:r>
+      <w:proofErr w:type="spellStart"/>
+      <w:r>
+        <w:t>hogyan</w:t>
+      </w:r>
+      <w:proofErr w:type="spellEnd"/>
+      <w:r>
+        <w:t xml:space="preserve"> </w:t>
+      </w:r>
+      <w:proofErr w:type="spellStart"/>
+      <w:r>
+        <w:t>kezelhetőek</w:t>
+      </w:r>
+      <w:proofErr w:type="spellEnd"/>
+      <w:r>
+        <w:t xml:space="preserve"> </w:t>
+      </w:r>
+      <w:proofErr w:type="spellStart"/>
+      <w:r>
+        <w:t>dinamikusan</w:t>
+      </w:r>
+      <w:proofErr w:type="spellEnd"/>
+      <w:r>
+        <w:t xml:space="preserve"> a </w:t>
+      </w:r>
+      <w:proofErr w:type="spellStart"/>
+      <w:r>
+        <w:t>címtárban</w:t>
+      </w:r>
+      <w:proofErr w:type="spellEnd"/>
+      <w:r>
+        <w:t xml:space="preserve"> </w:t>
+      </w:r>
+      <w:proofErr w:type="spellStart"/>
+      <w:r>
+        <w:t>tárolt</w:t>
+      </w:r>
+      <w:proofErr w:type="spellEnd"/>
+      <w:r>
+        <w:t xml:space="preserve"> </w:t>
+      </w:r>
+      <w:proofErr w:type="spellStart"/>
+      <w:r>
+        <w:t>adatok</w:t>
+      </w:r>
+      <w:proofErr w:type="spellEnd"/>
+      <w:r>
+        <w:t xml:space="preserve"> </w:t>
+      </w:r>
+      <w:proofErr w:type="spellStart"/>
+      <w:r>
+        <w:t>és</w:t>
+      </w:r>
+      <w:proofErr w:type="spellEnd"/>
+      <w:r>
+        <w:t xml:space="preserve"> </w:t>
+      </w:r>
+      <w:proofErr w:type="spellStart"/>
+      <w:r>
+        <w:t>hogyan</w:t>
+      </w:r>
+      <w:proofErr w:type="spellEnd"/>
+      <w:r>
+        <w:t xml:space="preserve"> </w:t>
+      </w:r>
+      <w:proofErr w:type="spellStart"/>
+      <w:r>
+        <w:t>történik</w:t>
+      </w:r>
+      <w:proofErr w:type="spellEnd"/>
+      <w:r>
+        <w:t xml:space="preserve"> </w:t>
+      </w:r>
+      <w:proofErr w:type="spellStart"/>
+      <w:r>
+        <w:t>azok</w:t>
+      </w:r>
+      <w:proofErr w:type="spellEnd"/>
+      <w:r>
+        <w:t xml:space="preserve"> </w:t>
+      </w:r>
+      <w:proofErr w:type="spellStart"/>
+      <w:r>
+        <w:t>karbantartása</w:t>
+      </w:r>
+      <w:proofErr w:type="spellEnd"/>
+      <w:r>
+        <w:t>.</w:t>
+      </w:r>
+    </w:p>
+    <w:p>
+      <w:r>
+        <w:t>Az LDAP search (</w:t>
+      </w:r>
+      <w:proofErr w:type="spellStart"/>
+      <w:r>
+        <w:t>ldapsearch</w:t>
+      </w:r>
+      <w:proofErr w:type="spellEnd"/>
+      <w:r>
+        <w:t xml:space="preserve">) </w:t>
+      </w:r>
+      <w:proofErr w:type="spellStart"/>
+      <w:r>
+        <w:t>feladat</w:t>
+      </w:r>
+      <w:proofErr w:type="spellEnd"/>
+      <w:r>
+        <w:t xml:space="preserve"> </w:t>
+      </w:r>
+      <w:proofErr w:type="spellStart"/>
+      <w:r>
+        <w:t>célja</w:t>
+      </w:r>
+      <w:proofErr w:type="spellEnd"/>
+      <w:r>
+        <w:t xml:space="preserve"> a </w:t>
+      </w:r>
+      <w:proofErr w:type="spellStart"/>
+      <w:r>
+        <w:t>címtárban</w:t>
+      </w:r>
+      <w:proofErr w:type="spellEnd"/>
+      <w:r>
+        <w:t xml:space="preserve"> </w:t>
+      </w:r>
+      <w:proofErr w:type="spellStart"/>
+      <w:r>
+        <w:t>történő</w:t>
+      </w:r>
+      <w:proofErr w:type="spellEnd"/>
+      <w:r>
+        <w:t xml:space="preserve"> </w:t>
+      </w:r>
+      <w:proofErr w:type="spellStart"/>
+      <w:r>
+        <w:t>lekérdezések</w:t>
+      </w:r>
+      <w:proofErr w:type="spellEnd"/>
+      <w:r>
+        <w:t xml:space="preserve"> </w:t>
+      </w:r>
+      <w:proofErr w:type="spellStart"/>
+      <w:r>
+        <w:t>megértése</w:t>
+      </w:r>
+      <w:proofErr w:type="spellEnd"/>
+      <w:r>
+        <w:t xml:space="preserve">. </w:t>
+      </w:r>
+      <w:proofErr w:type="spellStart"/>
+      <w:r>
+        <w:t>Ezzel</w:t>
+      </w:r>
+      <w:proofErr w:type="spellEnd"/>
+      <w:r>
+        <w:t xml:space="preserve"> a </w:t>
+      </w:r>
+      <w:proofErr w:type="spellStart"/>
+      <w:r>
+        <w:t>művelettel</w:t>
+      </w:r>
+      <w:proofErr w:type="spellEnd"/>
+      <w:r>
+        <w:t xml:space="preserve"> </w:t>
+      </w:r>
+      <w:proofErr w:type="spellStart"/>
+      <w:r>
+        <w:t>különböző</w:t>
+      </w:r>
+      <w:proofErr w:type="spellEnd"/>
+      <w:r>
+        <w:t xml:space="preserve"> </w:t>
+      </w:r>
+      <w:proofErr w:type="spellStart"/>
+      <w:r>
+        <w:t>szűrők</w:t>
+      </w:r>
+      <w:proofErr w:type="spellEnd"/>
+      <w:r>
+        <w:t xml:space="preserve"> </w:t>
+      </w:r>
+      <w:proofErr w:type="spellStart"/>
+      <w:r>
+        <w:t>alapján</w:t>
+      </w:r>
+      <w:proofErr w:type="spellEnd"/>
+      <w:r>
+        <w:t xml:space="preserve"> </w:t>
+      </w:r>
+      <w:proofErr w:type="spellStart"/>
+      <w:r>
+        <w:t>lehet</w:t>
+      </w:r>
+      <w:proofErr w:type="spellEnd"/>
+      <w:r>
+        <w:t xml:space="preserve"> </w:t>
+      </w:r>
+      <w:proofErr w:type="spellStart"/>
+      <w:r>
+        <w:t>adatokat</w:t>
+      </w:r>
+      <w:proofErr w:type="spellEnd"/>
+      <w:r>
+        <w:t xml:space="preserve"> </w:t>
+      </w:r>
+      <w:proofErr w:type="spellStart"/>
+      <w:r>
+        <w:t>keresni</w:t>
+      </w:r>
+      <w:proofErr w:type="spellEnd"/>
+      <w:r>
+        <w:t xml:space="preserve">, </w:t>
+      </w:r>
+      <w:proofErr w:type="spellStart"/>
+      <w:r>
+        <w:t>például</w:t>
+      </w:r>
+      <w:proofErr w:type="spellEnd"/>
+      <w:r>
+        <w:t xml:space="preserve"> </w:t>
+      </w:r>
+      <w:proofErr w:type="spellStart"/>
+      <w:r>
+        <w:t>felhasználónevek</w:t>
+      </w:r>
+      <w:proofErr w:type="spellEnd"/>
+      <w:r>
+        <w:t xml:space="preserve"> </w:t>
+      </w:r>
+      <w:proofErr w:type="spellStart"/>
+      <w:r>
+        <w:t>vagy</w:t>
+      </w:r>
+      <w:proofErr w:type="spellEnd"/>
+      <w:r>
+        <w:t xml:space="preserve"> </w:t>
+      </w:r>
+      <w:proofErr w:type="spellStart"/>
+      <w:r>
+        <w:t>csoportok</w:t>
+      </w:r>
+      <w:proofErr w:type="spellEnd"/>
+      <w:r>
+        <w:t xml:space="preserve"> </w:t>
+      </w:r>
+      <w:proofErr w:type="spellStart"/>
+      <w:r>
+        <w:t>szerint</w:t>
+      </w:r>
+      <w:proofErr w:type="spellEnd"/>
+      <w:r>
+        <w:t xml:space="preserve">. Ez </w:t>
+      </w:r>
+      <w:proofErr w:type="spellStart"/>
+      <w:r>
+        <w:t>segít</w:t>
+      </w:r>
+      <w:proofErr w:type="spellEnd"/>
+      <w:r>
+        <w:t xml:space="preserve"> </w:t>
+      </w:r>
+      <w:proofErr w:type="spellStart"/>
+      <w:r>
+        <w:t>megérteni</w:t>
+      </w:r>
+      <w:proofErr w:type="spellEnd"/>
+      <w:r>
+        <w:t xml:space="preserve">, </w:t>
+      </w:r>
+      <w:proofErr w:type="spellStart"/>
+      <w:r>
+        <w:t>hogyan</w:t>
+      </w:r>
+      <w:proofErr w:type="spellEnd"/>
+      <w:r>
+        <w:t xml:space="preserve"> </w:t>
+      </w:r>
+      <w:proofErr w:type="spellStart"/>
+      <w:r>
+        <w:lastRenderedPageBreak/>
+        <w:t>történik</w:t>
+      </w:r>
+      <w:proofErr w:type="spellEnd"/>
+      <w:r>
+        <w:t xml:space="preserve"> </w:t>
+      </w:r>
+      <w:proofErr w:type="spellStart"/>
+      <w:r>
+        <w:t>az</w:t>
+      </w:r>
+      <w:proofErr w:type="spellEnd"/>
+      <w:r>
+        <w:t xml:space="preserve"> </w:t>
+      </w:r>
+      <w:proofErr w:type="spellStart"/>
+      <w:r>
+        <w:t>adatok</w:t>
+      </w:r>
+      <w:proofErr w:type="spellEnd"/>
+      <w:r>
+        <w:t xml:space="preserve"> </w:t>
+      </w:r>
+      <w:proofErr w:type="spellStart"/>
+      <w:r>
+        <w:t>gyors</w:t>
+      </w:r>
+      <w:proofErr w:type="spellEnd"/>
+      <w:r>
+        <w:t xml:space="preserve"> </w:t>
+      </w:r>
+      <w:proofErr w:type="spellStart"/>
+      <w:r>
+        <w:t>lekérdezése</w:t>
+      </w:r>
+      <w:proofErr w:type="spellEnd"/>
+      <w:r>
+        <w:t xml:space="preserve"> </w:t>
+      </w:r>
+      <w:proofErr w:type="spellStart"/>
+      <w:r>
+        <w:t>egy</w:t>
+      </w:r>
+      <w:proofErr w:type="spellEnd"/>
+      <w:r>
+        <w:t xml:space="preserve"> </w:t>
+      </w:r>
+      <w:proofErr w:type="spellStart"/>
+      <w:r>
+        <w:t>hierarchikus</w:t>
+      </w:r>
+      <w:proofErr w:type="spellEnd"/>
+      <w:r>
+        <w:t xml:space="preserve"> </w:t>
+      </w:r>
+      <w:proofErr w:type="spellStart"/>
+      <w:r>
+        <w:t>adatbázisban</w:t>
+      </w:r>
+      <w:proofErr w:type="spellEnd"/>
+      <w:r>
+        <w:t xml:space="preserve">, </w:t>
+      </w:r>
+      <w:proofErr w:type="spellStart"/>
+      <w:r>
+        <w:t>és</w:t>
+      </w:r>
+      <w:proofErr w:type="spellEnd"/>
+      <w:r>
+        <w:t xml:space="preserve"> </w:t>
+      </w:r>
+      <w:proofErr w:type="spellStart"/>
+      <w:r>
+        <w:t>hogyan</w:t>
+      </w:r>
+      <w:proofErr w:type="spellEnd"/>
+      <w:r>
+        <w:t xml:space="preserve"> </w:t>
+      </w:r>
+      <w:proofErr w:type="spellStart"/>
+      <w:r>
+        <w:t>használható</w:t>
+      </w:r>
+      <w:proofErr w:type="spellEnd"/>
+      <w:r>
+        <w:t xml:space="preserve"> </w:t>
+      </w:r>
+      <w:proofErr w:type="spellStart"/>
+      <w:r>
+        <w:t>az</w:t>
+      </w:r>
+      <w:proofErr w:type="spellEnd"/>
+      <w:r>
+        <w:t xml:space="preserve"> LDAP </w:t>
+      </w:r>
+      <w:proofErr w:type="spellStart"/>
+      <w:r>
+        <w:t>autentikációs</w:t>
+      </w:r>
+      <w:proofErr w:type="spellEnd"/>
+      <w:r>
+        <w:t xml:space="preserve"> </w:t>
+      </w:r>
+      <w:proofErr w:type="spellStart"/>
+      <w:r>
+        <w:t>folyamatokban</w:t>
+      </w:r>
+      <w:proofErr w:type="spellEnd"/>
+      <w:r>
+        <w:t>.</w:t>
+      </w:r>
+    </w:p>
+    <w:p>
+      <w:r>
+        <w:t xml:space="preserve">A Docker </w:t>
+      </w:r>
+      <w:proofErr w:type="spellStart"/>
+      <w:r>
+        <w:t>feladat</w:t>
+      </w:r>
+      <w:proofErr w:type="spellEnd"/>
+      <w:r>
+        <w:t xml:space="preserve"> </w:t>
+      </w:r>
+      <w:proofErr w:type="spellStart"/>
+      <w:r>
+        <w:t>célja</w:t>
+      </w:r>
+      <w:proofErr w:type="spellEnd"/>
+      <w:r>
+        <w:t xml:space="preserve"> a </w:t>
+      </w:r>
+      <w:proofErr w:type="spellStart"/>
+      <w:r>
+        <w:t>rendszer</w:t>
+      </w:r>
+      <w:proofErr w:type="spellEnd"/>
+      <w:r>
+        <w:t xml:space="preserve"> </w:t>
+      </w:r>
+      <w:proofErr w:type="spellStart"/>
+      <w:r>
+        <w:t>futtatási</w:t>
+      </w:r>
+      <w:proofErr w:type="spellEnd"/>
+      <w:r>
+        <w:t xml:space="preserve"> </w:t>
+      </w:r>
+      <w:proofErr w:type="spellStart"/>
+      <w:r>
+        <w:t>környezetének</w:t>
+      </w:r>
+      <w:proofErr w:type="spellEnd"/>
+      <w:r>
+        <w:t xml:space="preserve"> </w:t>
+      </w:r>
+      <w:proofErr w:type="spellStart"/>
+      <w:r>
+        <w:t>megértése</w:t>
+      </w:r>
+      <w:proofErr w:type="spellEnd"/>
+      <w:r>
+        <w:t xml:space="preserve"> </w:t>
+      </w:r>
+      <w:proofErr w:type="spellStart"/>
+      <w:r>
+        <w:t>és</w:t>
+      </w:r>
+      <w:proofErr w:type="spellEnd"/>
+      <w:r>
+        <w:t xml:space="preserve"> </w:t>
+      </w:r>
+      <w:proofErr w:type="spellStart"/>
+      <w:r>
+        <w:t>reprodukálhatóságának</w:t>
+      </w:r>
+      <w:proofErr w:type="spellEnd"/>
+      <w:r>
+        <w:t xml:space="preserve"> </w:t>
+      </w:r>
+      <w:proofErr w:type="spellStart"/>
+      <w:r>
+        <w:t>biztosítása</w:t>
+      </w:r>
+      <w:proofErr w:type="spellEnd"/>
+      <w:r>
+        <w:t xml:space="preserve">. Az LDAP </w:t>
+      </w:r>
+      <w:proofErr w:type="spellStart"/>
+      <w:r>
+        <w:t>szerver</w:t>
+      </w:r>
+      <w:proofErr w:type="spellEnd"/>
+      <w:r>
+        <w:t xml:space="preserve"> </w:t>
+      </w:r>
+      <w:proofErr w:type="spellStart"/>
+      <w:r>
+        <w:t>egy</w:t>
+      </w:r>
+      <w:proofErr w:type="spellEnd"/>
+      <w:r>
+        <w:t xml:space="preserve"> </w:t>
+      </w:r>
+      <w:proofErr w:type="spellStart"/>
+      <w:r>
+        <w:t>előre</w:t>
+      </w:r>
+      <w:proofErr w:type="spellEnd"/>
+      <w:r>
+        <w:t xml:space="preserve"> </w:t>
+      </w:r>
+      <w:proofErr w:type="spellStart"/>
+      <w:r>
+        <w:t>elkészített</w:t>
+      </w:r>
+      <w:proofErr w:type="spellEnd"/>
+      <w:r>
+        <w:t xml:space="preserve"> Docker image-</w:t>
+      </w:r>
+      <w:proofErr w:type="spellStart"/>
+      <w:r>
+        <w:t>ből</w:t>
+      </w:r>
+      <w:proofErr w:type="spellEnd"/>
+      <w:r>
+        <w:t xml:space="preserve"> </w:t>
+      </w:r>
+      <w:proofErr w:type="spellStart"/>
+      <w:r>
+        <w:t>kerül</w:t>
+      </w:r>
+      <w:proofErr w:type="spellEnd"/>
+      <w:r>
+        <w:t xml:space="preserve"> </w:t>
+      </w:r>
+      <w:proofErr w:type="spellStart"/>
+      <w:r>
+        <w:t>indításra</w:t>
+      </w:r>
+      <w:proofErr w:type="spellEnd"/>
+      <w:r>
+        <w:t xml:space="preserve">, </w:t>
+      </w:r>
+      <w:proofErr w:type="spellStart"/>
+      <w:r>
+        <w:t>amely</w:t>
+      </w:r>
+      <w:proofErr w:type="spellEnd"/>
+      <w:r>
+        <w:t xml:space="preserve"> </w:t>
+      </w:r>
+      <w:proofErr w:type="spellStart"/>
+      <w:r>
+        <w:t>biztosítja</w:t>
+      </w:r>
+      <w:proofErr w:type="spellEnd"/>
+      <w:r>
+        <w:t xml:space="preserve">, </w:t>
+      </w:r>
+      <w:proofErr w:type="spellStart"/>
+      <w:r>
+        <w:t>hogy</w:t>
+      </w:r>
+      <w:proofErr w:type="spellEnd"/>
+      <w:r>
+        <w:t xml:space="preserve"> a </w:t>
+      </w:r>
+      <w:proofErr w:type="spellStart"/>
+      <w:r>
+        <w:t>rendszer</w:t>
+      </w:r>
+      <w:proofErr w:type="spellEnd"/>
+      <w:r>
+        <w:t xml:space="preserve"> </w:t>
+      </w:r>
+      <w:proofErr w:type="spellStart"/>
+      <w:r>
+        <w:t>minden</w:t>
+      </w:r>
+      <w:proofErr w:type="spellEnd"/>
+      <w:r>
+        <w:t xml:space="preserve"> </w:t>
+      </w:r>
+      <w:proofErr w:type="spellStart"/>
+      <w:r>
+        <w:t>környezetben</w:t>
+      </w:r>
+      <w:proofErr w:type="spellEnd"/>
+      <w:r>
+        <w:t xml:space="preserve"> </w:t>
+      </w:r>
+      <w:proofErr w:type="spellStart"/>
+      <w:r>
+        <w:t>azonos</w:t>
+      </w:r>
+      <w:proofErr w:type="spellEnd"/>
+      <w:r>
+        <w:t xml:space="preserve"> </w:t>
+      </w:r>
+      <w:proofErr w:type="spellStart"/>
+      <w:r>
+        <w:t>módon</w:t>
+      </w:r>
+      <w:proofErr w:type="spellEnd"/>
+      <w:r>
+        <w:t xml:space="preserve"> </w:t>
+      </w:r>
+      <w:proofErr w:type="spellStart"/>
+      <w:r>
+        <w:t>működjön</w:t>
+      </w:r>
+      <w:proofErr w:type="spellEnd"/>
+      <w:r>
+        <w:t xml:space="preserve">. A Docker </w:t>
+      </w:r>
+      <w:proofErr w:type="spellStart"/>
+      <w:r>
+        <w:t>parancsok</w:t>
+      </w:r>
+      <w:proofErr w:type="spellEnd"/>
+      <w:r>
+        <w:t xml:space="preserve"> </w:t>
+      </w:r>
+      <w:proofErr w:type="spellStart"/>
+      <w:r>
+        <w:t>segítségével</w:t>
+      </w:r>
+      <w:proofErr w:type="spellEnd"/>
+      <w:r>
+        <w:t xml:space="preserve"> </w:t>
+      </w:r>
+      <w:proofErr w:type="spellStart"/>
+      <w:r>
+        <w:t>megérthető</w:t>
+      </w:r>
+      <w:proofErr w:type="spellEnd"/>
+      <w:r>
+        <w:t xml:space="preserve"> a </w:t>
+      </w:r>
+      <w:proofErr w:type="spellStart"/>
+      <w:r>
+        <w:t>konténerek</w:t>
+      </w:r>
+      <w:proofErr w:type="spellEnd"/>
+      <w:r>
+        <w:t xml:space="preserve"> </w:t>
+      </w:r>
+      <w:proofErr w:type="spellStart"/>
+      <w:r>
+        <w:t>indítása</w:t>
+      </w:r>
+      <w:proofErr w:type="spellEnd"/>
+      <w:r>
+        <w:t xml:space="preserve">, </w:t>
+      </w:r>
+      <w:proofErr w:type="spellStart"/>
+      <w:r>
+        <w:t>kezelése</w:t>
+      </w:r>
+      <w:proofErr w:type="spellEnd"/>
+      <w:r>
+        <w:t xml:space="preserve"> </w:t>
+      </w:r>
+      <w:proofErr w:type="spellStart"/>
+      <w:r>
+        <w:t>és</w:t>
+      </w:r>
+      <w:proofErr w:type="spellEnd"/>
+      <w:r>
+        <w:t xml:space="preserve"> </w:t>
+      </w:r>
+      <w:proofErr w:type="spellStart"/>
+      <w:r>
+        <w:t>hálózati</w:t>
+      </w:r>
+      <w:proofErr w:type="spellEnd"/>
+      <w:r>
+        <w:t xml:space="preserve"> </w:t>
+      </w:r>
+      <w:proofErr w:type="spellStart"/>
+      <w:r>
+        <w:t>elérése</w:t>
+      </w:r>
+      <w:proofErr w:type="spellEnd"/>
+      <w:r>
+        <w:t xml:space="preserve">, </w:t>
+      </w:r>
+      <w:proofErr w:type="spellStart"/>
+      <w:r>
+        <w:t>például</w:t>
+      </w:r>
+      <w:proofErr w:type="spellEnd"/>
+      <w:r>
+        <w:t xml:space="preserve"> a </w:t>
+      </w:r>
+      <w:proofErr w:type="spellStart"/>
+      <w:r>
+        <w:t>portok</w:t>
+      </w:r>
+      <w:proofErr w:type="spellEnd"/>
+      <w:r>
+        <w:t xml:space="preserve"> </w:t>
+      </w:r>
+      <w:proofErr w:type="spellStart"/>
+      <w:r>
+        <w:t>megnyitása</w:t>
+      </w:r>
+      <w:proofErr w:type="spellEnd"/>
+      <w:r>
+        <w:t xml:space="preserve"> </w:t>
+      </w:r>
+      <w:proofErr w:type="spellStart"/>
+      <w:r>
+        <w:t>és</w:t>
+      </w:r>
+      <w:proofErr w:type="spellEnd"/>
+      <w:r>
+        <w:t xml:space="preserve"> a </w:t>
+      </w:r>
+      <w:proofErr w:type="spellStart"/>
+      <w:r>
+        <w:t>futó</w:t>
+      </w:r>
+      <w:proofErr w:type="spellEnd"/>
+      <w:r>
+        <w:t xml:space="preserve"> </w:t>
+      </w:r>
+      <w:proofErr w:type="spellStart"/>
+      <w:r>
+        <w:t>konténerek</w:t>
+      </w:r>
+      <w:proofErr w:type="spellEnd"/>
+      <w:r>
+        <w:t xml:space="preserve"> </w:t>
+      </w:r>
+      <w:proofErr w:type="spellStart"/>
+      <w:r>
+        <w:t>ellenőrzése</w:t>
+      </w:r>
+      <w:proofErr w:type="spellEnd"/>
+      <w:r>
+        <w:t>.</w:t>
+      </w:r>
+    </w:p>
+    <w:p>
+      <w:r>
+        <w:t xml:space="preserve">A Maven </w:t>
+      </w:r>
+      <w:proofErr w:type="spellStart"/>
+      <w:r>
+        <w:t>feladat</w:t>
+      </w:r>
+      <w:proofErr w:type="spellEnd"/>
+      <w:r>
+        <w:t xml:space="preserve"> </w:t>
+      </w:r>
+      <w:proofErr w:type="spellStart"/>
+      <w:r>
+        <w:t>célja</w:t>
+      </w:r>
+      <w:proofErr w:type="spellEnd"/>
+      <w:r>
+        <w:t xml:space="preserve"> a Java </w:t>
+      </w:r>
+      <w:proofErr w:type="spellStart"/>
+      <w:r>
+        <w:t>alkalmazás</w:t>
+      </w:r>
+      <w:proofErr w:type="spellEnd"/>
+      <w:r>
+        <w:t xml:space="preserve"> </w:t>
+      </w:r>
+      <w:proofErr w:type="spellStart"/>
+      <w:r>
+        <w:t>buildelési</w:t>
+      </w:r>
+      <w:proofErr w:type="spellEnd"/>
+      <w:r>
+        <w:t xml:space="preserve"> </w:t>
+      </w:r>
+      <w:proofErr w:type="spellStart"/>
+      <w:r>
+        <w:t>és</w:t>
+      </w:r>
+      <w:proofErr w:type="spellEnd"/>
+      <w:r>
+        <w:t xml:space="preserve"> </w:t>
+      </w:r>
+      <w:proofErr w:type="spellStart"/>
+      <w:r>
+        <w:t>függőségkezelési</w:t>
+      </w:r>
+      <w:proofErr w:type="spellEnd"/>
+      <w:r>
+        <w:t xml:space="preserve"> </w:t>
+      </w:r>
+      <w:proofErr w:type="spellStart"/>
+      <w:r>
+        <w:t>folyamatának</w:t>
+      </w:r>
+      <w:proofErr w:type="spellEnd"/>
+      <w:r>
+        <w:t xml:space="preserve"> </w:t>
+      </w:r>
+      <w:proofErr w:type="spellStart"/>
+      <w:r>
+        <w:t>megértése</w:t>
+      </w:r>
+      <w:proofErr w:type="spellEnd"/>
+      <w:r>
+        <w:t xml:space="preserve">. A Maven </w:t>
+      </w:r>
+      <w:proofErr w:type="spellStart"/>
+      <w:r>
+        <w:t>segítségével</w:t>
+      </w:r>
+      <w:proofErr w:type="spellEnd"/>
+      <w:r>
+        <w:t xml:space="preserve"> </w:t>
+      </w:r>
+      <w:proofErr w:type="spellStart"/>
+      <w:r>
+        <w:t>automatizáltan</w:t>
+      </w:r>
+      <w:proofErr w:type="spellEnd"/>
+      <w:r>
+        <w:t xml:space="preserve"> </w:t>
+      </w:r>
+      <w:proofErr w:type="spellStart"/>
+      <w:r>
+        <w:t>kezelhetők</w:t>
+      </w:r>
+      <w:proofErr w:type="spellEnd"/>
+      <w:r>
+        <w:t xml:space="preserve"> a </w:t>
+      </w:r>
+      <w:proofErr w:type="spellStart"/>
+      <w:r>
+        <w:t>projekt</w:t>
+      </w:r>
+      <w:proofErr w:type="spellEnd"/>
+      <w:r>
+        <w:t xml:space="preserve"> </w:t>
+      </w:r>
+      <w:proofErr w:type="spellStart"/>
+      <w:r>
+        <w:t>függőségei</w:t>
+      </w:r>
+      <w:proofErr w:type="spellEnd"/>
+      <w:r>
+        <w:t xml:space="preserve">, </w:t>
+      </w:r>
+      <w:proofErr w:type="spellStart"/>
+      <w:r>
+        <w:t>például</w:t>
+      </w:r>
+      <w:proofErr w:type="spellEnd"/>
+      <w:r>
+        <w:t xml:space="preserve"> </w:t>
+      </w:r>
+      <w:proofErr w:type="spellStart"/>
+      <w:r>
+        <w:t>az</w:t>
+      </w:r>
+      <w:proofErr w:type="spellEnd"/>
+      <w:r>
+        <w:t xml:space="preserve"> LDAP </w:t>
+      </w:r>
+      <w:proofErr w:type="spellStart"/>
+      <w:r>
         <w:t>kliens</w:t>
       </w:r>
+      <w:proofErr w:type="spellEnd"/>
+      <w:r>
+        <w:t xml:space="preserve"> </w:t>
+      </w:r>
+      <w:proofErr w:type="spellStart"/>
+      <w:r>
+        <w:t>könyvtár</w:t>
+      </w:r>
+      <w:proofErr w:type="spellEnd"/>
+      <w:r>
+        <w:t xml:space="preserve">, </w:t>
+      </w:r>
+      <w:proofErr w:type="spellStart"/>
+      <w:r>
+        <w:t>valamint</w:t>
+      </w:r>
+      <w:proofErr w:type="spellEnd"/>
+      <w:r>
+        <w:t xml:space="preserve"> </w:t>
+      </w:r>
+      <w:proofErr w:type="spellStart"/>
+      <w:r>
+        <w:t>egyszerűen</w:t>
+      </w:r>
+      <w:proofErr w:type="spellEnd"/>
+      <w:r>
+        <w:t xml:space="preserve"> </w:t>
+      </w:r>
+      <w:proofErr w:type="spellStart"/>
+      <w:r>
+        <w:t>elvégezhető</w:t>
+      </w:r>
+      <w:proofErr w:type="spellEnd"/>
+      <w:r>
+        <w:t xml:space="preserve"> a </w:t>
+      </w:r>
+      <w:proofErr w:type="spellStart"/>
+      <w:r>
+        <w:t>projekt</w:t>
+      </w:r>
+      <w:proofErr w:type="spellEnd"/>
+      <w:r>
+        <w:t xml:space="preserve"> </w:t>
+      </w:r>
+      <w:proofErr w:type="spellStart"/>
+      <w:r>
+        <w:t>fordítása</w:t>
+      </w:r>
+      <w:proofErr w:type="spellEnd"/>
+      <w:r>
+        <w:t xml:space="preserve"> </w:t>
+      </w:r>
+      <w:proofErr w:type="spellStart"/>
+      <w:r>
+        <w:t>és</w:t>
+      </w:r>
+      <w:proofErr w:type="spellEnd"/>
+      <w:r>
+        <w:t xml:space="preserve"> </w:t>
+      </w:r>
+      <w:proofErr w:type="spellStart"/>
+      <w:r>
+        <w:t>csomagolása</w:t>
+      </w:r>
+      <w:proofErr w:type="spellEnd"/>
+      <w:r>
+        <w:t xml:space="preserve">. </w:t>
+      </w:r>
+      <w:proofErr w:type="spellStart"/>
+      <w:r>
+        <w:t>Ezzel</w:t>
+      </w:r>
+      <w:proofErr w:type="spellEnd"/>
+      <w:r>
+        <w:t xml:space="preserve"> </w:t>
+      </w:r>
+      <w:proofErr w:type="spellStart"/>
+      <w:r>
+        <w:t>megérthető</w:t>
+      </w:r>
+      <w:proofErr w:type="spellEnd"/>
+      <w:r>
+        <w:t xml:space="preserve">, </w:t>
+      </w:r>
+      <w:proofErr w:type="spellStart"/>
+      <w:r>
+        <w:t>hogyan</w:t>
+      </w:r>
+      <w:proofErr w:type="spellEnd"/>
+      <w:r>
+        <w:t xml:space="preserve"> </w:t>
+      </w:r>
+      <w:proofErr w:type="spellStart"/>
+      <w:r>
+        <w:t>lehet</w:t>
+      </w:r>
+      <w:proofErr w:type="spellEnd"/>
+      <w:r>
+        <w:t xml:space="preserve"> </w:t>
+      </w:r>
+      <w:proofErr w:type="spellStart"/>
+      <w:r>
+        <w:t>egy</w:t>
+      </w:r>
+      <w:proofErr w:type="spellEnd"/>
+      <w:r>
+        <w:t xml:space="preserve"> Java </w:t>
+      </w:r>
+      <w:proofErr w:type="spellStart"/>
+      <w:r>
+        <w:t>projektet</w:t>
+      </w:r>
+      <w:proofErr w:type="spellEnd"/>
+      <w:r>
+        <w:t xml:space="preserve"> </w:t>
+      </w:r>
+      <w:proofErr w:type="spellStart"/>
+      <w:r>
+        <w:t>strukturáltan</w:t>
+      </w:r>
+      <w:proofErr w:type="spellEnd"/>
+      <w:r>
+        <w:t xml:space="preserve"> </w:t>
+      </w:r>
+      <w:proofErr w:type="spellStart"/>
+      <w:r>
+        <w:t>felépíteni</w:t>
+      </w:r>
+      <w:proofErr w:type="spellEnd"/>
+      <w:r>
+        <w:t xml:space="preserve"> </w:t>
+      </w:r>
+      <w:proofErr w:type="spellStart"/>
+      <w:r>
+        <w:t>és</w:t>
+      </w:r>
+      <w:proofErr w:type="spellEnd"/>
+      <w:r>
+        <w:t xml:space="preserve"> </w:t>
+      </w:r>
+      <w:proofErr w:type="spellStart"/>
+      <w:r>
+        <w:t>egységesen</w:t>
+      </w:r>
+      <w:proofErr w:type="spellEnd"/>
+      <w:r>
+        <w:t xml:space="preserve"> </w:t>
+      </w:r>
+      <w:proofErr w:type="spellStart"/>
+      <w:r>
+        <w:t>kezelni</w:t>
+      </w:r>
+      <w:proofErr w:type="spellEnd"/>
+      <w:r>
+        <w:t>.</w:t>
+      </w:r>
+    </w:p>
+    <w:p>
+      <w:pPr>
+        <w:pStyle w:val="Cmsor2"/>
+      </w:pPr>
+      <w:bookmarkStart w:id="2" w:name="_Toc228556423"/>
+      <w:r>
+        <w:t xml:space="preserve">1.2 </w:t>
+      </w:r>
+      <w:proofErr w:type="spellStart"/>
+      <w:r>
+        <w:t>Futtatás</w:t>
+      </w:r>
+      <w:proofErr w:type="spellEnd"/>
+      <w:r>
+        <w:t xml:space="preserve"> </w:t>
+      </w:r>
+      <w:proofErr w:type="spellStart"/>
+      <w:r>
+        <w:t>eredménye</w:t>
+      </w:r>
+      <w:bookmarkEnd w:id="2"/>
       <w:proofErr w:type="spellEnd"/>
     </w:p>
     <w:p>
       <w:pPr>
         <w:pStyle w:val="Cmsor3"/>
       </w:pPr>
-      <w:proofErr w:type="spellStart"/>
-      <w:r>
-        <w:t>Függőségek</w:t>
-      </w:r>
-      <w:proofErr w:type="spellEnd"/>
-      <w:r>
-        <w:t xml:space="preserve">: </w:t>
+      <w:r>
+        <w:t xml:space="preserve">Java </w:t>
+      </w:r>
+      <w:proofErr w:type="spellStart"/>
+      <w:r>
+        <w:t>kliens</w:t>
+      </w:r>
+      <w:proofErr w:type="spellEnd"/>
+      <w:r>
+        <w:t xml:space="preserve"> </w:t>
+      </w:r>
+      <w:proofErr w:type="spellStart"/>
+      <w:r>
+        <w:t>létrehozása</w:t>
+      </w:r>
+      <w:proofErr w:type="spellEnd"/>
+      <w:r>
+        <w:t xml:space="preserve"> </w:t>
+      </w:r>
+      <w:proofErr w:type="spellStart"/>
+      <w:r>
+        <w:t>és</w:t>
+      </w:r>
+      <w:proofErr w:type="spellEnd"/>
+      <w:r>
+        <w:t xml:space="preserve"> </w:t>
       </w:r>
       <w:proofErr w:type="spellStart"/>
       <w:proofErr w:type="gramStart"/>
       <w:r>
-        <w:t>novell.dalp</w:t>
+        <w:t>novell.ldap</w:t>
       </w:r>
       <w:proofErr w:type="spellEnd"/>
       <w:proofErr w:type="gramEnd"/>
       <w:r>
-        <w:t xml:space="preserve"> - p</w:t>
-      </w:r>
-      <w:r>
-        <w:t>om.xml:</w:t>
+        <w:t xml:space="preserve"> </w:t>
+      </w:r>
+      <w:proofErr w:type="spellStart"/>
+      <w:r>
+        <w:t>könyvtár</w:t>
+      </w:r>
+      <w:proofErr w:type="spellEnd"/>
+      <w:r>
+        <w:t xml:space="preserve"> </w:t>
+      </w:r>
+      <w:proofErr w:type="spellStart"/>
+      <w:r>
+        <w:t>használata</w:t>
+      </w:r>
+      <w:proofErr w:type="spellEnd"/>
+      <w:r>
+        <w:t>:</w:t>
       </w:r>
     </w:p>
     <w:tbl>
@@ -3945,7 +3773,23 @@
                 <w:rFonts w:ascii="Arial" w:hAnsi="Arial" w:cs="Arial"/>
                 <w:sz w:val="24"/>
               </w:rPr>
-              <w:t>&lt;dependencies&gt;</w:t>
+              <w:t xml:space="preserve">package </w:t>
+            </w:r>
+            <w:proofErr w:type="spellStart"/>
+            <w:r>
+              <w:rPr>
+                <w:rFonts w:ascii="Arial" w:hAnsi="Arial" w:cs="Arial"/>
+                <w:sz w:val="24"/>
+              </w:rPr>
+              <w:t>org.example</w:t>
+            </w:r>
+            <w:proofErr w:type="spellEnd"/>
+            <w:r>
+              <w:rPr>
+                <w:rFonts w:ascii="Arial" w:hAnsi="Arial" w:cs="Arial"/>
+                <w:sz w:val="24"/>
+              </w:rPr>
+              <w:t>;</w:t>
             </w:r>
           </w:p>
           <w:p>
@@ -3960,7 +3804,48 @@
                 <w:rFonts w:ascii="Arial" w:hAnsi="Arial" w:cs="Arial"/>
                 <w:sz w:val="24"/>
               </w:rPr>
-              <w:t xml:space="preserve">        &lt;dependency&gt;</w:t>
+              <w:t xml:space="preserve">import </w:t>
+            </w:r>
+            <w:proofErr w:type="spellStart"/>
+            <w:proofErr w:type="gramStart"/>
+            <w:r>
+              <w:rPr>
+                <w:rFonts w:ascii="Arial" w:hAnsi="Arial" w:cs="Arial"/>
+                <w:sz w:val="24"/>
+              </w:rPr>
+              <w:t>com.novell</w:t>
+            </w:r>
+            <w:proofErr w:type="gramEnd"/>
+            <w:r>
+              <w:rPr>
+                <w:rFonts w:ascii="Arial" w:hAnsi="Arial" w:cs="Arial"/>
+                <w:sz w:val="24"/>
+              </w:rPr>
+              <w:t>.</w:t>
+            </w:r>
+            <w:proofErr w:type="gramStart"/>
+            <w:r>
+              <w:rPr>
+                <w:rFonts w:ascii="Arial" w:hAnsi="Arial" w:cs="Arial"/>
+                <w:sz w:val="24"/>
+              </w:rPr>
+              <w:t>ldap</w:t>
+            </w:r>
+            <w:proofErr w:type="spellEnd"/>
+            <w:r>
+              <w:rPr>
+                <w:rFonts w:ascii="Arial" w:hAnsi="Arial" w:cs="Arial"/>
+                <w:sz w:val="24"/>
+              </w:rPr>
+              <w:t>.*</w:t>
+            </w:r>
+            <w:proofErr w:type="gramEnd"/>
+            <w:r>
+              <w:rPr>
+                <w:rFonts w:ascii="Arial" w:hAnsi="Arial" w:cs="Arial"/>
+                <w:sz w:val="24"/>
+              </w:rPr>
+              <w:t>;</w:t>
             </w:r>
           </w:p>
           <w:p>
@@ -3975,23 +3860,24 @@
                 <w:rFonts w:ascii="Arial" w:hAnsi="Arial" w:cs="Arial"/>
                 <w:sz w:val="24"/>
               </w:rPr>
-              <w:t xml:space="preserve">            </w:t>
-            </w:r>
+              <w:t xml:space="preserve">import </w:t>
+            </w:r>
+            <w:proofErr w:type="spellStart"/>
             <w:proofErr w:type="gramStart"/>
             <w:r>
               <w:rPr>
                 <w:rFonts w:ascii="Arial" w:hAnsi="Arial" w:cs="Arial"/>
                 <w:sz w:val="24"/>
               </w:rPr>
-              <w:t>&lt;</w:t>
-            </w:r>
-            <w:proofErr w:type="spellStart"/>
+              <w:t>java.util</w:t>
+            </w:r>
+            <w:proofErr w:type="gramEnd"/>
             <w:r>
               <w:rPr>
                 <w:rFonts w:ascii="Arial" w:hAnsi="Arial" w:cs="Arial"/>
                 <w:sz w:val="24"/>
               </w:rPr>
-              <w:t>groupId</w:t>
+              <w:t>.Arrays</w:t>
             </w:r>
             <w:proofErr w:type="spellEnd"/>
             <w:r>
@@ -3999,40 +3885,7 @@
                 <w:rFonts w:ascii="Arial" w:hAnsi="Arial" w:cs="Arial"/>
                 <w:sz w:val="24"/>
               </w:rPr>
-              <w:t>&gt;</w:t>
-            </w:r>
-            <w:proofErr w:type="spellStart"/>
-            <w:r>
-              <w:rPr>
-                <w:rFonts w:ascii="Arial" w:hAnsi="Arial" w:cs="Arial"/>
-                <w:sz w:val="24"/>
-              </w:rPr>
-              <w:t>com.novell.ldap</w:t>
-            </w:r>
-            <w:proofErr w:type="spellEnd"/>
-            <w:proofErr w:type="gramEnd"/>
-            <w:r>
-              <w:rPr>
-                <w:rFonts w:ascii="Arial" w:hAnsi="Arial" w:cs="Arial"/>
-                <w:sz w:val="24"/>
-              </w:rPr>
-              <w:t>&lt;/</w:t>
-            </w:r>
-            <w:proofErr w:type="spellStart"/>
-            <w:r>
-              <w:rPr>
-                <w:rFonts w:ascii="Arial" w:hAnsi="Arial" w:cs="Arial"/>
-                <w:sz w:val="24"/>
-              </w:rPr>
-              <w:t>groupId</w:t>
-            </w:r>
-            <w:proofErr w:type="spellEnd"/>
-            <w:r>
-              <w:rPr>
-                <w:rFonts w:ascii="Arial" w:hAnsi="Arial" w:cs="Arial"/>
-                <w:sz w:val="24"/>
-              </w:rPr>
-              <w:t>&gt;</w:t>
+              <w:t>;</w:t>
             </w:r>
           </w:p>
           <w:p>
@@ -4047,55 +3900,7 @@
                 <w:rFonts w:ascii="Arial" w:hAnsi="Arial" w:cs="Arial"/>
                 <w:sz w:val="24"/>
               </w:rPr>
-              <w:t xml:space="preserve">            &lt;</w:t>
-            </w:r>
-            <w:proofErr w:type="spellStart"/>
-            <w:r>
-              <w:rPr>
-                <w:rFonts w:ascii="Arial" w:hAnsi="Arial" w:cs="Arial"/>
-                <w:sz w:val="24"/>
-              </w:rPr>
-              <w:t>artifactId</w:t>
-            </w:r>
-            <w:proofErr w:type="spellEnd"/>
-            <w:r>
-              <w:rPr>
-                <w:rFonts w:ascii="Arial" w:hAnsi="Arial" w:cs="Arial"/>
-                <w:sz w:val="24"/>
-              </w:rPr>
-              <w:t>&gt;</w:t>
-            </w:r>
-            <w:proofErr w:type="spellStart"/>
-            <w:r>
-              <w:rPr>
-                <w:rFonts w:ascii="Arial" w:hAnsi="Arial" w:cs="Arial"/>
-                <w:sz w:val="24"/>
-              </w:rPr>
-              <w:t>jldap</w:t>
-            </w:r>
-            <w:proofErr w:type="spellEnd"/>
-            <w:r>
-              <w:rPr>
-                <w:rFonts w:ascii="Arial" w:hAnsi="Arial" w:cs="Arial"/>
-                <w:sz w:val="24"/>
-              </w:rPr>
-              <w:t>&lt;/</w:t>
-            </w:r>
-            <w:proofErr w:type="spellStart"/>
-            <w:r>
-              <w:rPr>
-                <w:rFonts w:ascii="Arial" w:hAnsi="Arial" w:cs="Arial"/>
-                <w:sz w:val="24"/>
-              </w:rPr>
-              <w:t>artifactId</w:t>
-            </w:r>
-            <w:proofErr w:type="spellEnd"/>
-            <w:r>
-              <w:rPr>
-                <w:rFonts w:ascii="Arial" w:hAnsi="Arial" w:cs="Arial"/>
-                <w:sz w:val="24"/>
-              </w:rPr>
-              <w:t>&gt;</w:t>
+              <w:t>public class Main {</w:t>
             </w:r>
           </w:p>
           <w:p>
@@ -4110,7 +3915,751 @@
                 <w:rFonts w:ascii="Arial" w:hAnsi="Arial" w:cs="Arial"/>
                 <w:sz w:val="24"/>
               </w:rPr>
+              <w:t xml:space="preserve">    static void </w:t>
+            </w:r>
+            <w:proofErr w:type="gramStart"/>
+            <w:r>
+              <w:rPr>
+                <w:rFonts w:ascii="Arial" w:hAnsi="Arial" w:cs="Arial"/>
+                <w:sz w:val="24"/>
+              </w:rPr>
+              <w:t>main(String[</w:t>
+            </w:r>
+            <w:proofErr w:type="gramEnd"/>
+            <w:r>
+              <w:rPr>
+                <w:rFonts w:ascii="Arial" w:hAnsi="Arial" w:cs="Arial"/>
+                <w:sz w:val="24"/>
+              </w:rPr>
+              <w:t xml:space="preserve">] </w:t>
+            </w:r>
+            <w:proofErr w:type="spellStart"/>
+            <w:proofErr w:type="gramStart"/>
+            <w:r>
+              <w:rPr>
+                <w:rFonts w:ascii="Arial" w:hAnsi="Arial" w:cs="Arial"/>
+                <w:sz w:val="24"/>
+              </w:rPr>
+              <w:t>args</w:t>
+            </w:r>
+            <w:proofErr w:type="spellEnd"/>
+            <w:r>
+              <w:rPr>
+                <w:rFonts w:ascii="Arial" w:hAnsi="Arial" w:cs="Arial"/>
+                <w:sz w:val="24"/>
+              </w:rPr>
+              <w:t>) {</w:t>
+            </w:r>
+            <w:proofErr w:type="gramEnd"/>
+          </w:p>
+          <w:p>
+            <w:pPr>
+              <w:rPr>
+                <w:rFonts w:ascii="Arial" w:hAnsi="Arial" w:cs="Arial"/>
+                <w:sz w:val="24"/>
+              </w:rPr>
+            </w:pPr>
+            <w:r>
+              <w:rPr>
+                <w:rFonts w:ascii="Arial" w:hAnsi="Arial" w:cs="Arial"/>
+                <w:sz w:val="24"/>
+              </w:rPr>
+              <w:t xml:space="preserve">        </w:t>
+            </w:r>
+            <w:proofErr w:type="spellStart"/>
+            <w:r>
+              <w:rPr>
+                <w:rFonts w:ascii="Arial" w:hAnsi="Arial" w:cs="Arial"/>
+                <w:sz w:val="24"/>
+              </w:rPr>
+              <w:t>LDAPConnection</w:t>
+            </w:r>
+            <w:proofErr w:type="spellEnd"/>
+            <w:r>
+              <w:rPr>
+                <w:rFonts w:ascii="Arial" w:hAnsi="Arial" w:cs="Arial"/>
+                <w:sz w:val="24"/>
+              </w:rPr>
+              <w:t xml:space="preserve"> </w:t>
+            </w:r>
+            <w:proofErr w:type="gramStart"/>
+            <w:r>
+              <w:rPr>
+                <w:rFonts w:ascii="Arial" w:hAnsi="Arial" w:cs="Arial"/>
+                <w:sz w:val="24"/>
+              </w:rPr>
+              <w:t xml:space="preserve">conn </w:t>
+            </w:r>
+            <w:proofErr w:type="gramEnd"/>
+            <w:r>
+              <w:rPr>
+                <w:rFonts w:ascii="Arial" w:hAnsi="Arial" w:cs="Arial"/>
+                <w:sz w:val="24"/>
+              </w:rPr>
+              <w:t xml:space="preserve">= new </w:t>
+            </w:r>
+            <w:proofErr w:type="spellStart"/>
+            <w:proofErr w:type="gramStart"/>
+            <w:r>
+              <w:rPr>
+                <w:rFonts w:ascii="Arial" w:hAnsi="Arial" w:cs="Arial"/>
+                <w:sz w:val="24"/>
+              </w:rPr>
+              <w:t>LDAPConnection</w:t>
+            </w:r>
+            <w:proofErr w:type="spellEnd"/>
+            <w:r>
+              <w:rPr>
+                <w:rFonts w:ascii="Arial" w:hAnsi="Arial" w:cs="Arial"/>
+                <w:sz w:val="24"/>
+              </w:rPr>
+              <w:t>(</w:t>
+            </w:r>
+            <w:proofErr w:type="gramEnd"/>
+            <w:r>
+              <w:rPr>
+                <w:rFonts w:ascii="Arial" w:hAnsi="Arial" w:cs="Arial"/>
+                <w:sz w:val="24"/>
+              </w:rPr>
+              <w:t>);</w:t>
+            </w:r>
+          </w:p>
+          <w:p>
+            <w:pPr>
+              <w:rPr>
+                <w:rFonts w:ascii="Arial" w:hAnsi="Arial" w:cs="Arial"/>
+                <w:sz w:val="24"/>
+              </w:rPr>
+            </w:pPr>
+            <w:r>
+              <w:rPr>
+                <w:rFonts w:ascii="Arial" w:hAnsi="Arial" w:cs="Arial"/>
+                <w:sz w:val="24"/>
+              </w:rPr>
+              <w:t xml:space="preserve">        try {</w:t>
+            </w:r>
+          </w:p>
+          <w:p>
+            <w:pPr>
+              <w:rPr>
+                <w:rFonts w:ascii="Arial" w:hAnsi="Arial" w:cs="Arial"/>
+                <w:sz w:val="24"/>
+              </w:rPr>
+            </w:pPr>
+            <w:r>
+              <w:rPr>
+                <w:rFonts w:ascii="Arial" w:hAnsi="Arial" w:cs="Arial"/>
+                <w:sz w:val="24"/>
+              </w:rPr>
+              <w:t xml:space="preserve">            </w:t>
+            </w:r>
+            <w:proofErr w:type="spellStart"/>
+            <w:proofErr w:type="gramStart"/>
+            <w:r>
+              <w:rPr>
+                <w:rFonts w:ascii="Arial" w:hAnsi="Arial" w:cs="Arial"/>
+                <w:sz w:val="24"/>
+              </w:rPr>
+              <w:t>conn.connect</w:t>
+            </w:r>
+            <w:proofErr w:type="spellEnd"/>
+            <w:proofErr w:type="gramEnd"/>
+            <w:r>
+              <w:rPr>
+                <w:rFonts w:ascii="Arial" w:hAnsi="Arial" w:cs="Arial"/>
+                <w:sz w:val="24"/>
+              </w:rPr>
+              <w:t>("172.20.112.1", 389);</w:t>
+            </w:r>
+          </w:p>
+          <w:p>
+            <w:pPr>
+              <w:rPr>
+                <w:rFonts w:ascii="Arial" w:hAnsi="Arial" w:cs="Arial"/>
+                <w:sz w:val="24"/>
+              </w:rPr>
+            </w:pPr>
+          </w:p>
+          <w:p>
+            <w:pPr>
+              <w:rPr>
+                <w:rFonts w:ascii="Arial" w:hAnsi="Arial" w:cs="Arial"/>
+                <w:sz w:val="24"/>
+              </w:rPr>
+            </w:pPr>
+            <w:r>
+              <w:rPr>
+                <w:rFonts w:ascii="Arial" w:hAnsi="Arial" w:cs="Arial"/>
+                <w:sz w:val="24"/>
+              </w:rPr>
+              <w:t xml:space="preserve">            </w:t>
+            </w:r>
+            <w:proofErr w:type="spellStart"/>
+            <w:proofErr w:type="gramStart"/>
+            <w:r>
+              <w:rPr>
+                <w:rFonts w:ascii="Arial" w:hAnsi="Arial" w:cs="Arial"/>
+                <w:sz w:val="24"/>
+              </w:rPr>
+              <w:t>conn.bind</w:t>
+            </w:r>
+            <w:proofErr w:type="spellEnd"/>
+            <w:proofErr w:type="gramEnd"/>
+            <w:r>
+              <w:rPr>
+                <w:rFonts w:ascii="Arial" w:hAnsi="Arial" w:cs="Arial"/>
+                <w:sz w:val="24"/>
+              </w:rPr>
+              <w:t>(</w:t>
+            </w:r>
+          </w:p>
+          <w:p>
+            <w:pPr>
+              <w:rPr>
+                <w:rFonts w:ascii="Arial" w:hAnsi="Arial" w:cs="Arial"/>
+                <w:sz w:val="24"/>
+              </w:rPr>
+            </w:pPr>
+            <w:r>
+              <w:rPr>
+                <w:rFonts w:ascii="Arial" w:hAnsi="Arial" w:cs="Arial"/>
+                <w:sz w:val="24"/>
+              </w:rPr>
+              <w:t xml:space="preserve">                    LDAPConnection.LDAP_V3,</w:t>
+            </w:r>
+          </w:p>
+          <w:p>
+            <w:pPr>
+              <w:rPr>
+                <w:rFonts w:ascii="Arial" w:hAnsi="Arial" w:cs="Arial"/>
+                <w:sz w:val="24"/>
+              </w:rPr>
+            </w:pPr>
+            <w:r>
+              <w:rPr>
+                <w:rFonts w:ascii="Arial" w:hAnsi="Arial" w:cs="Arial"/>
+                <w:sz w:val="24"/>
+              </w:rPr>
               <w:lastRenderedPageBreak/>
+              <w:t xml:space="preserve">                    "</w:t>
+            </w:r>
+            <w:proofErr w:type="spellStart"/>
+            <w:r>
+              <w:rPr>
+                <w:rFonts w:ascii="Arial" w:hAnsi="Arial" w:cs="Arial"/>
+                <w:sz w:val="24"/>
+              </w:rPr>
+              <w:t>cn</w:t>
+            </w:r>
+            <w:proofErr w:type="spellEnd"/>
+            <w:r>
+              <w:rPr>
+                <w:rFonts w:ascii="Arial" w:hAnsi="Arial" w:cs="Arial"/>
+                <w:sz w:val="24"/>
+              </w:rPr>
+              <w:t>=</w:t>
+            </w:r>
+            <w:proofErr w:type="spellStart"/>
+            <w:proofErr w:type="gramStart"/>
+            <w:r>
+              <w:rPr>
+                <w:rFonts w:ascii="Arial" w:hAnsi="Arial" w:cs="Arial"/>
+                <w:sz w:val="24"/>
+              </w:rPr>
+              <w:t>admin,dc</w:t>
+            </w:r>
+            <w:proofErr w:type="spellEnd"/>
+            <w:proofErr w:type="gramEnd"/>
+            <w:r>
+              <w:rPr>
+                <w:rFonts w:ascii="Arial" w:hAnsi="Arial" w:cs="Arial"/>
+                <w:sz w:val="24"/>
+              </w:rPr>
+              <w:t>=</w:t>
+            </w:r>
+            <w:proofErr w:type="spellStart"/>
+            <w:proofErr w:type="gramStart"/>
+            <w:r>
+              <w:rPr>
+                <w:rFonts w:ascii="Arial" w:hAnsi="Arial" w:cs="Arial"/>
+                <w:sz w:val="24"/>
+              </w:rPr>
+              <w:t>demo,dc</w:t>
+            </w:r>
+            <w:proofErr w:type="spellEnd"/>
+            <w:proofErr w:type="gramEnd"/>
+            <w:r>
+              <w:rPr>
+                <w:rFonts w:ascii="Arial" w:hAnsi="Arial" w:cs="Arial"/>
+                <w:sz w:val="24"/>
+              </w:rPr>
+              <w:t>=local",</w:t>
+            </w:r>
+          </w:p>
+          <w:p>
+            <w:pPr>
+              <w:rPr>
+                <w:rFonts w:ascii="Arial" w:hAnsi="Arial" w:cs="Arial"/>
+                <w:sz w:val="24"/>
+              </w:rPr>
+            </w:pPr>
+            <w:r>
+              <w:rPr>
+                <w:rFonts w:ascii="Arial" w:hAnsi="Arial" w:cs="Arial"/>
+                <w:sz w:val="24"/>
+              </w:rPr>
+              <w:t xml:space="preserve">                    "admin"</w:t>
+            </w:r>
+          </w:p>
+          <w:p>
+            <w:pPr>
+              <w:rPr>
+                <w:rFonts w:ascii="Arial" w:hAnsi="Arial" w:cs="Arial"/>
+                <w:sz w:val="24"/>
+              </w:rPr>
+            </w:pPr>
+            <w:r>
+              <w:rPr>
+                <w:rFonts w:ascii="Arial" w:hAnsi="Arial" w:cs="Arial"/>
+                <w:sz w:val="24"/>
+              </w:rPr>
+              <w:t xml:space="preserve">            );</w:t>
+            </w:r>
+          </w:p>
+          <w:p>
+            <w:pPr>
+              <w:rPr>
+                <w:rFonts w:ascii="Arial" w:hAnsi="Arial" w:cs="Arial"/>
+                <w:sz w:val="24"/>
+              </w:rPr>
+            </w:pPr>
+            <w:proofErr w:type="spellStart"/>
+            <w:r>
+              <w:rPr>
+                <w:rFonts w:ascii="Arial" w:hAnsi="Arial" w:cs="Arial"/>
+                <w:sz w:val="24"/>
+              </w:rPr>
+              <w:t>System.out.println</w:t>
+            </w:r>
+            <w:proofErr w:type="spellEnd"/>
+            <w:r>
+              <w:rPr>
+                <w:rFonts w:ascii="Arial" w:hAnsi="Arial" w:cs="Arial"/>
+                <w:sz w:val="24"/>
+              </w:rPr>
+              <w:t>("</w:t>
+            </w:r>
+            <w:proofErr w:type="spellStart"/>
+            <w:r>
+              <w:rPr>
+                <w:rFonts w:ascii="Arial" w:hAnsi="Arial" w:cs="Arial"/>
+                <w:sz w:val="24"/>
+              </w:rPr>
+              <w:t>Sikeres</w:t>
+            </w:r>
+            <w:proofErr w:type="spellEnd"/>
+            <w:r>
+              <w:rPr>
+                <w:rFonts w:ascii="Arial" w:hAnsi="Arial" w:cs="Arial"/>
+                <w:sz w:val="24"/>
+              </w:rPr>
+              <w:t xml:space="preserve"> bind!");</w:t>
+            </w:r>
+          </w:p>
+          <w:p>
+            <w:pPr>
+              <w:rPr>
+                <w:rFonts w:ascii="Arial" w:hAnsi="Arial" w:cs="Arial"/>
+                <w:sz w:val="24"/>
+              </w:rPr>
+            </w:pPr>
+            <w:proofErr w:type="spellStart"/>
+            <w:proofErr w:type="gramStart"/>
+            <w:r>
+              <w:rPr>
+                <w:rFonts w:ascii="Arial" w:hAnsi="Arial" w:cs="Arial"/>
+                <w:sz w:val="24"/>
+              </w:rPr>
+              <w:t>conn.disconnect</w:t>
+            </w:r>
+            <w:proofErr w:type="spellEnd"/>
+            <w:proofErr w:type="gramEnd"/>
+            <w:r>
+              <w:rPr>
+                <w:rFonts w:ascii="Arial" w:hAnsi="Arial" w:cs="Arial"/>
+                <w:sz w:val="24"/>
+              </w:rPr>
+              <w:t>();</w:t>
+            </w:r>
+          </w:p>
+          <w:p>
+            <w:pPr>
+              <w:rPr>
+                <w:rFonts w:ascii="Arial" w:hAnsi="Arial" w:cs="Arial"/>
+                <w:sz w:val="24"/>
+              </w:rPr>
+            </w:pPr>
+            <w:r>
+              <w:rPr>
+                <w:rFonts w:ascii="Arial" w:hAnsi="Arial" w:cs="Arial"/>
+                <w:sz w:val="24"/>
+              </w:rPr>
+              <w:t xml:space="preserve">        } catch (</w:t>
+            </w:r>
+            <w:proofErr w:type="spellStart"/>
+            <w:r>
+              <w:rPr>
+                <w:rFonts w:ascii="Arial" w:hAnsi="Arial" w:cs="Arial"/>
+                <w:sz w:val="24"/>
+              </w:rPr>
+              <w:t>LDAPException</w:t>
+            </w:r>
+            <w:proofErr w:type="spellEnd"/>
+            <w:r>
+              <w:rPr>
+                <w:rFonts w:ascii="Arial" w:hAnsi="Arial" w:cs="Arial"/>
+                <w:sz w:val="24"/>
+              </w:rPr>
+              <w:t xml:space="preserve"> e) {</w:t>
+            </w:r>
+          </w:p>
+          <w:p>
+            <w:pPr>
+              <w:rPr>
+                <w:rFonts w:ascii="Arial" w:hAnsi="Arial" w:cs="Arial"/>
+                <w:sz w:val="24"/>
+              </w:rPr>
+            </w:pPr>
+            <w:r>
+              <w:rPr>
+                <w:rFonts w:ascii="Arial" w:hAnsi="Arial" w:cs="Arial"/>
+                <w:sz w:val="24"/>
+              </w:rPr>
+              <w:t xml:space="preserve">            </w:t>
+            </w:r>
+            <w:proofErr w:type="spellStart"/>
+            <w:proofErr w:type="gramStart"/>
+            <w:r>
+              <w:rPr>
+                <w:rFonts w:ascii="Arial" w:hAnsi="Arial" w:cs="Arial"/>
+                <w:sz w:val="24"/>
+              </w:rPr>
+              <w:t>e.printStackTrace</w:t>
+            </w:r>
+            <w:proofErr w:type="spellEnd"/>
+            <w:proofErr w:type="gramEnd"/>
+            <w:r>
+              <w:rPr>
+                <w:rFonts w:ascii="Arial" w:hAnsi="Arial" w:cs="Arial"/>
+                <w:sz w:val="24"/>
+              </w:rPr>
+              <w:t>();</w:t>
+            </w:r>
+          </w:p>
+          <w:p>
+            <w:pPr>
+              <w:rPr>
+                <w:rFonts w:ascii="Arial" w:hAnsi="Arial" w:cs="Arial"/>
+                <w:sz w:val="24"/>
+              </w:rPr>
+            </w:pPr>
+            <w:r>
+              <w:rPr>
+                <w:rFonts w:ascii="Arial" w:hAnsi="Arial" w:cs="Arial"/>
+                <w:sz w:val="24"/>
+              </w:rPr>
+              <w:t xml:space="preserve">        }</w:t>
+            </w:r>
+          </w:p>
+          <w:p>
+            <w:pPr>
+              <w:rPr>
+                <w:rFonts w:ascii="Arial" w:hAnsi="Arial" w:cs="Arial"/>
+                <w:sz w:val="24"/>
+              </w:rPr>
+            </w:pPr>
+            <w:r>
+              <w:rPr>
+                <w:rFonts w:ascii="Arial" w:hAnsi="Arial" w:cs="Arial"/>
+                <w:sz w:val="24"/>
+              </w:rPr>
+              <w:t xml:space="preserve">    }</w:t>
+            </w:r>
+          </w:p>
+          <w:p>
+            <w:pPr>
+              <w:keepNext/>
+              <w:rPr>
+                <w:rFonts w:ascii="Arial" w:hAnsi="Arial" w:cs="Arial"/>
+              </w:rPr>
+            </w:pPr>
+            <w:r>
+              <w:rPr>
+                <w:rFonts w:ascii="Arial" w:hAnsi="Arial" w:cs="Arial"/>
+                <w:sz w:val="24"/>
+              </w:rPr>
+              <w:t>}</w:t>
+            </w:r>
+          </w:p>
+        </w:tc>
+      </w:tr>
+    </w:tbl>
+    <w:p>
+      <w:pPr>
+        <w:pStyle w:val="Kpalrs"/>
+        <w:ind w:left="720"/>
+        <w:jc w:val="center"/>
+        <w:rPr>
+          <w:sz w:val="22"/>
+        </w:rPr>
+      </w:pPr>
+      <w:r>
+        <w:rPr>
+          <w:sz w:val="22"/>
+        </w:rPr>
+        <w:t xml:space="preserve"> </w:t>
+      </w:r>
+      <w:r>
+        <w:rPr>
+          <w:sz w:val="22"/>
+        </w:rPr>
+        <w:t xml:space="preserve">1.ábra: </w:t>
+      </w:r>
+      <w:r>
+        <w:rPr>
+          <w:sz w:val="22"/>
+        </w:rPr>
+        <w:t xml:space="preserve">java </w:t>
+      </w:r>
+      <w:proofErr w:type="spellStart"/>
+      <w:r>
+        <w:rPr>
+          <w:sz w:val="22"/>
+        </w:rPr>
+        <w:t>kliens</w:t>
+      </w:r>
+      <w:proofErr w:type="spellEnd"/>
+    </w:p>
+    <w:p>
+      <w:pPr>
+        <w:pStyle w:val="Cmsor3"/>
+      </w:pPr>
+      <w:proofErr w:type="spellStart"/>
+      <w:r>
+        <w:t>Függőségek</w:t>
+      </w:r>
+      <w:proofErr w:type="spellEnd"/>
+      <w:r>
+        <w:t xml:space="preserve">: </w:t>
+      </w:r>
+      <w:proofErr w:type="spellStart"/>
+      <w:proofErr w:type="gramStart"/>
+      <w:r>
+        <w:t>novell.</w:t>
+      </w:r>
+      <w:r>
+        <w:t>ldap</w:t>
+      </w:r>
+      <w:proofErr w:type="spellEnd"/>
+      <w:proofErr w:type="gramEnd"/>
+      <w:r>
+        <w:t xml:space="preserve"> - p</w:t>
+      </w:r>
+      <w:r>
+        <w:t>om.xml:</w:t>
+      </w:r>
+    </w:p>
+    <w:tbl>
+      <w:tblPr>
+        <w:tblStyle w:val="Rcsostblzat"/>
+        <w:tblW w:w="0" w:type="auto"/>
+        <w:tblLook w:val="04A0" w:firstRow="1" w:lastRow="0" w:firstColumn="1" w:lastColumn="0" w:noHBand="0" w:noVBand="1"/>
+      </w:tblPr>
+      <w:tblGrid>
+        <w:gridCol w:w="9350"/>
+      </w:tblGrid>
+      <w:tr>
+        <w:tc>
+          <w:tcPr>
+            <w:tcW w:w="9350" w:type="dxa"/>
+          </w:tcPr>
+          <w:p>
+            <w:pPr>
+              <w:rPr>
+                <w:rFonts w:ascii="Arial" w:hAnsi="Arial" w:cs="Arial"/>
+                <w:sz w:val="24"/>
+              </w:rPr>
+            </w:pPr>
+            <w:r>
+              <w:rPr>
+                <w:rFonts w:ascii="Arial" w:hAnsi="Arial" w:cs="Arial"/>
+                <w:sz w:val="24"/>
+              </w:rPr>
+              <w:t>&lt;dependencies&gt;</w:t>
+            </w:r>
+          </w:p>
+          <w:p>
+            <w:pPr>
+              <w:rPr>
+                <w:rFonts w:ascii="Arial" w:hAnsi="Arial" w:cs="Arial"/>
+                <w:sz w:val="24"/>
+              </w:rPr>
+            </w:pPr>
+            <w:r>
+              <w:rPr>
+                <w:rFonts w:ascii="Arial" w:hAnsi="Arial" w:cs="Arial"/>
+                <w:sz w:val="24"/>
+              </w:rPr>
+              <w:t xml:space="preserve">        &lt;dependency&gt;</w:t>
+            </w:r>
+          </w:p>
+          <w:p>
+            <w:pPr>
+              <w:rPr>
+                <w:rFonts w:ascii="Arial" w:hAnsi="Arial" w:cs="Arial"/>
+                <w:sz w:val="24"/>
+              </w:rPr>
+            </w:pPr>
+            <w:r>
+              <w:rPr>
+                <w:rFonts w:ascii="Arial" w:hAnsi="Arial" w:cs="Arial"/>
+                <w:sz w:val="24"/>
+              </w:rPr>
+              <w:t xml:space="preserve">            </w:t>
+            </w:r>
+            <w:proofErr w:type="gramStart"/>
+            <w:r>
+              <w:rPr>
+                <w:rFonts w:ascii="Arial" w:hAnsi="Arial" w:cs="Arial"/>
+                <w:sz w:val="24"/>
+              </w:rPr>
+              <w:t>&lt;</w:t>
+            </w:r>
+            <w:proofErr w:type="spellStart"/>
+            <w:r>
+              <w:rPr>
+                <w:rFonts w:ascii="Arial" w:hAnsi="Arial" w:cs="Arial"/>
+                <w:sz w:val="24"/>
+              </w:rPr>
+              <w:t>groupId</w:t>
+            </w:r>
+            <w:proofErr w:type="spellEnd"/>
+            <w:r>
+              <w:rPr>
+                <w:rFonts w:ascii="Arial" w:hAnsi="Arial" w:cs="Arial"/>
+                <w:sz w:val="24"/>
+              </w:rPr>
+              <w:t>&gt;</w:t>
+            </w:r>
+            <w:proofErr w:type="spellStart"/>
+            <w:r>
+              <w:rPr>
+                <w:rFonts w:ascii="Arial" w:hAnsi="Arial" w:cs="Arial"/>
+                <w:sz w:val="24"/>
+              </w:rPr>
+              <w:t>com.novell.ldap</w:t>
+            </w:r>
+            <w:proofErr w:type="spellEnd"/>
+            <w:proofErr w:type="gramEnd"/>
+            <w:r>
+              <w:rPr>
+                <w:rFonts w:ascii="Arial" w:hAnsi="Arial" w:cs="Arial"/>
+                <w:sz w:val="24"/>
+              </w:rPr>
+              <w:t>&lt;/</w:t>
+            </w:r>
+            <w:proofErr w:type="spellStart"/>
+            <w:r>
+              <w:rPr>
+                <w:rFonts w:ascii="Arial" w:hAnsi="Arial" w:cs="Arial"/>
+                <w:sz w:val="24"/>
+              </w:rPr>
+              <w:t>groupId</w:t>
+            </w:r>
+            <w:proofErr w:type="spellEnd"/>
+            <w:r>
+              <w:rPr>
+                <w:rFonts w:ascii="Arial" w:hAnsi="Arial" w:cs="Arial"/>
+                <w:sz w:val="24"/>
+              </w:rPr>
+              <w:t>&gt;</w:t>
+            </w:r>
+          </w:p>
+          <w:p>
+            <w:pPr>
+              <w:rPr>
+                <w:rFonts w:ascii="Arial" w:hAnsi="Arial" w:cs="Arial"/>
+                <w:sz w:val="24"/>
+              </w:rPr>
+            </w:pPr>
+            <w:r>
+              <w:rPr>
+                <w:rFonts w:ascii="Arial" w:hAnsi="Arial" w:cs="Arial"/>
+                <w:sz w:val="24"/>
+              </w:rPr>
+              <w:t xml:space="preserve">            &lt;</w:t>
+            </w:r>
+            <w:proofErr w:type="spellStart"/>
+            <w:r>
+              <w:rPr>
+                <w:rFonts w:ascii="Arial" w:hAnsi="Arial" w:cs="Arial"/>
+                <w:sz w:val="24"/>
+              </w:rPr>
+              <w:t>artifactId</w:t>
+            </w:r>
+            <w:proofErr w:type="spellEnd"/>
+            <w:r>
+              <w:rPr>
+                <w:rFonts w:ascii="Arial" w:hAnsi="Arial" w:cs="Arial"/>
+                <w:sz w:val="24"/>
+              </w:rPr>
+              <w:t>&gt;</w:t>
+            </w:r>
+            <w:proofErr w:type="spellStart"/>
+            <w:r>
+              <w:rPr>
+                <w:rFonts w:ascii="Arial" w:hAnsi="Arial" w:cs="Arial"/>
+                <w:sz w:val="24"/>
+              </w:rPr>
+              <w:t>jldap</w:t>
+            </w:r>
+            <w:proofErr w:type="spellEnd"/>
+            <w:r>
+              <w:rPr>
+                <w:rFonts w:ascii="Arial" w:hAnsi="Arial" w:cs="Arial"/>
+                <w:sz w:val="24"/>
+              </w:rPr>
+              <w:t>&lt;/</w:t>
+            </w:r>
+            <w:proofErr w:type="spellStart"/>
+            <w:r>
+              <w:rPr>
+                <w:rFonts w:ascii="Arial" w:hAnsi="Arial" w:cs="Arial"/>
+                <w:sz w:val="24"/>
+              </w:rPr>
+              <w:t>artifactId</w:t>
+            </w:r>
+            <w:proofErr w:type="spellEnd"/>
+            <w:r>
+              <w:rPr>
+                <w:rFonts w:ascii="Arial" w:hAnsi="Arial" w:cs="Arial"/>
+                <w:sz w:val="24"/>
+              </w:rPr>
+              <w:t>&gt;</w:t>
+            </w:r>
+          </w:p>
+          <w:p>
+            <w:pPr>
+              <w:rPr>
+                <w:rFonts w:ascii="Arial" w:hAnsi="Arial" w:cs="Arial"/>
+                <w:sz w:val="24"/>
+              </w:rPr>
+            </w:pPr>
+            <w:r>
+              <w:rPr>
+                <w:rFonts w:ascii="Arial" w:hAnsi="Arial" w:cs="Arial"/>
+                <w:sz w:val="24"/>
+              </w:rPr>
               <w:t xml:space="preserve">            &lt;version&gt;4.3&lt;/version&gt;</w:t>
             </w:r>
           </w:p>
@@ -4171,7 +4720,6 @@
         <w:rPr>
           <w:sz w:val="22"/>
         </w:rPr>
-        <w:lastRenderedPageBreak/>
         <w:t>2.ábra: pom.xml</w:t>
       </w:r>
     </w:p>
@@ -4331,21 +4879,7 @@
         <w:rPr>
           <w:sz w:val="22"/>
         </w:rPr>
-        <w:t xml:space="preserve">3.ábra: </w:t>
-      </w:r>
-      <w:proofErr w:type="spellStart"/>
-      <w:r>
-        <w:rPr>
-          <w:sz w:val="22"/>
-        </w:rPr>
-        <w:t>docker</w:t>
-      </w:r>
-      <w:proofErr w:type="spellEnd"/>
-      <w:r>
-        <w:rPr>
-          <w:sz w:val="22"/>
-        </w:rPr>
-        <w:t xml:space="preserve"> </w:t>
+        <w:t xml:space="preserve">3.ábra: docker </w:t>
       </w:r>
       <w:proofErr w:type="spellStart"/>
       <w:r>
@@ -4360,13 +4894,9 @@
       <w:pPr>
         <w:pStyle w:val="Cmsor3"/>
       </w:pPr>
-      <w:proofErr w:type="spellStart"/>
-      <w:r>
-        <w:t>Futó</w:t>
-      </w:r>
-      <w:proofErr w:type="spellEnd"/>
-      <w:r>
-        <w:t xml:space="preserve"> </w:t>
+      <w:r>
+        <w:lastRenderedPageBreak/>
+        <w:t xml:space="preserve">Futó </w:t>
       </w:r>
       <w:proofErr w:type="spellStart"/>
       <w:r>
@@ -4409,7 +4939,7 @@
                     <pic:cNvPicPr/>
                   </pic:nvPicPr>
                   <pic:blipFill>
-                    <a:blip r:embed="rId6"/>
+                    <a:blip r:embed="rId8"/>
                     <a:stretch>
                       <a:fillRect/>
                     </a:stretch>
@@ -4442,21 +4972,7 @@
         <w:rPr>
           <w:sz w:val="22"/>
         </w:rPr>
-        <w:t xml:space="preserve">4.ábra: </w:t>
-      </w:r>
-      <w:proofErr w:type="spellStart"/>
-      <w:r>
-        <w:rPr>
-          <w:sz w:val="22"/>
-        </w:rPr>
-        <w:t>Futó</w:t>
-      </w:r>
-      <w:proofErr w:type="spellEnd"/>
-      <w:r>
-        <w:rPr>
-          <w:sz w:val="22"/>
-        </w:rPr>
-        <w:t xml:space="preserve"> </w:t>
+        <w:t xml:space="preserve">4.ábra: Futó </w:t>
       </w:r>
       <w:proofErr w:type="spellStart"/>
       <w:r>
@@ -4485,22 +5001,8 @@
       <w:pPr>
         <w:pStyle w:val="Cmsor3"/>
       </w:pPr>
-      <w:proofErr w:type="spellStart"/>
-      <w:r>
-        <w:lastRenderedPageBreak/>
-        <w:t>Hasznos</w:t>
-      </w:r>
-      <w:proofErr w:type="spellEnd"/>
-      <w:r>
-        <w:t xml:space="preserve"> </w:t>
-      </w:r>
-      <w:proofErr w:type="spellStart"/>
-      <w:r>
-        <w:t>docker</w:t>
-      </w:r>
-      <w:proofErr w:type="spellEnd"/>
-      <w:r>
-        <w:t xml:space="preserve"> </w:t>
+      <w:r>
+        <w:t xml:space="preserve">Hasznos docker </w:t>
       </w:r>
       <w:proofErr w:type="spellStart"/>
       <w:r>
@@ -4519,13 +5021,8 @@
           <w:numId w:val="4"/>
         </w:numPr>
       </w:pPr>
-      <w:proofErr w:type="spellStart"/>
-      <w:r>
-        <w:t>docker</w:t>
-      </w:r>
-      <w:proofErr w:type="spellEnd"/>
-      <w:r>
-        <w:t xml:space="preserve"> </w:t>
+      <w:r>
+        <w:t xml:space="preserve">docker </w:t>
       </w:r>
       <w:proofErr w:type="spellStart"/>
       <w:r>
@@ -4565,21 +5062,8 @@
           <w:numId w:val="4"/>
         </w:numPr>
       </w:pPr>
-      <w:proofErr w:type="spellStart"/>
-      <w:r>
-        <w:t>docker</w:t>
-      </w:r>
-      <w:proofErr w:type="spellEnd"/>
-      <w:r>
-        <w:t xml:space="preserve"> images – image-</w:t>
-      </w:r>
-      <w:proofErr w:type="spellStart"/>
-      <w:r>
-        <w:t>ek</w:t>
-      </w:r>
-      <w:proofErr w:type="spellEnd"/>
-      <w:r>
-        <w:t xml:space="preserve"> </w:t>
+      <w:r>
+        <w:t xml:space="preserve">docker images – image-ek </w:t>
       </w:r>
       <w:proofErr w:type="spellStart"/>
       <w:r>
@@ -4595,13 +5079,8 @@
           <w:numId w:val="4"/>
         </w:numPr>
       </w:pPr>
-      <w:proofErr w:type="spellStart"/>
-      <w:r>
-        <w:t>docker</w:t>
-      </w:r>
-      <w:proofErr w:type="spellEnd"/>
-      <w:r>
-        <w:t xml:space="preserve"> run &lt;image&gt; - </w:t>
+      <w:r>
+        <w:t xml:space="preserve">docker run &lt;image&gt; - </w:t>
       </w:r>
       <w:proofErr w:type="spellStart"/>
       <w:r>
@@ -4633,13 +5112,8 @@
           <w:numId w:val="4"/>
         </w:numPr>
       </w:pPr>
-      <w:proofErr w:type="spellStart"/>
-      <w:r>
-        <w:t>docker</w:t>
-      </w:r>
-      <w:proofErr w:type="spellEnd"/>
-      <w:r>
-        <w:t xml:space="preserve"> run –d &lt;image&gt; - </w:t>
+      <w:r>
+        <w:t xml:space="preserve">docker run –d &lt;image&gt; - </w:t>
       </w:r>
       <w:proofErr w:type="spellStart"/>
       <w:r>
@@ -4663,13 +5137,8 @@
           <w:numId w:val="4"/>
         </w:numPr>
       </w:pPr>
-      <w:proofErr w:type="spellStart"/>
-      <w:r>
-        <w:t>docker</w:t>
-      </w:r>
-      <w:proofErr w:type="spellEnd"/>
-      <w:r>
-        <w:t xml:space="preserve"> stop &lt;container&gt; - </w:t>
+      <w:r>
+        <w:t xml:space="preserve">docker stop &lt;container&gt; - </w:t>
       </w:r>
       <w:proofErr w:type="spellStart"/>
       <w:r>
@@ -4693,21 +5162,8 @@
           <w:numId w:val="4"/>
         </w:numPr>
       </w:pPr>
-      <w:proofErr w:type="spellStart"/>
-      <w:r>
-        <w:t>docker</w:t>
-      </w:r>
-      <w:proofErr w:type="spellEnd"/>
-      <w:r>
-        <w:t xml:space="preserve"> </w:t>
-      </w:r>
-      <w:proofErr w:type="spellStart"/>
-      <w:r>
-        <w:t>rm</w:t>
-      </w:r>
-      <w:proofErr w:type="spellEnd"/>
-      <w:r>
-        <w:t xml:space="preserve"> &lt;container&gt; - </w:t>
+      <w:r>
+        <w:t xml:space="preserve">docker rm &lt;container&gt; - </w:t>
       </w:r>
       <w:proofErr w:type="spellStart"/>
       <w:r>
@@ -4731,13 +5187,8 @@
           <w:numId w:val="4"/>
         </w:numPr>
       </w:pPr>
-      <w:proofErr w:type="spellStart"/>
-      <w:r>
-        <w:t>docker</w:t>
-      </w:r>
-      <w:proofErr w:type="spellEnd"/>
-      <w:r>
-        <w:t xml:space="preserve"> logs &lt;container&gt; - </w:t>
+      <w:r>
+        <w:t xml:space="preserve">docker logs &lt;container&gt; - </w:t>
       </w:r>
       <w:proofErr w:type="spellStart"/>
       <w:r>
@@ -4758,6 +5209,7 @@
         <w:pStyle w:val="Cmsor3"/>
       </w:pPr>
       <w:r>
+        <w:lastRenderedPageBreak/>
         <w:t xml:space="preserve">Java API </w:t>
       </w:r>
       <w:proofErr w:type="spellStart"/>
@@ -4896,6 +5348,7 @@
               <w:t xml:space="preserve">new </w:t>
             </w:r>
             <w:proofErr w:type="spellStart"/>
+            <w:proofErr w:type="gramStart"/>
             <w:r>
               <w:rPr>
                 <w:rFonts w:ascii="Arial" w:hAnsi="Arial" w:cs="Arial"/>
@@ -4909,7 +5362,15 @@
                 <w:rFonts w:ascii="Arial" w:hAnsi="Arial" w:cs="Arial"/>
                 <w:sz w:val="22"/>
               </w:rPr>
-              <w:t>("</w:t>
+              <w:t>(</w:t>
+            </w:r>
+            <w:proofErr w:type="gramEnd"/>
+            <w:r>
+              <w:rPr>
+                <w:rFonts w:ascii="Arial" w:hAnsi="Arial" w:cs="Arial"/>
+                <w:sz w:val="22"/>
+              </w:rPr>
+              <w:t>"</w:t>
             </w:r>
             <w:proofErr w:type="spellStart"/>
             <w:r>
@@ -4984,6 +5445,7 @@
               <w:t xml:space="preserve">new </w:t>
             </w:r>
             <w:proofErr w:type="spellStart"/>
+            <w:proofErr w:type="gramStart"/>
             <w:r>
               <w:rPr>
                 <w:rFonts w:ascii="Arial" w:hAnsi="Arial" w:cs="Arial"/>
@@ -4997,7 +5459,15 @@
                 <w:rFonts w:ascii="Arial" w:hAnsi="Arial" w:cs="Arial"/>
                 <w:sz w:val="22"/>
               </w:rPr>
-              <w:t>("</w:t>
+              <w:t>(</w:t>
+            </w:r>
+            <w:proofErr w:type="gramEnd"/>
+            <w:r>
+              <w:rPr>
+                <w:rFonts w:ascii="Arial" w:hAnsi="Arial" w:cs="Arial"/>
+                <w:sz w:val="22"/>
+              </w:rPr>
+              <w:t>"</w:t>
             </w:r>
             <w:proofErr w:type="spellStart"/>
             <w:r>
@@ -5036,23 +5506,7 @@
                 <w:rFonts w:ascii="Arial" w:hAnsi="Arial" w:cs="Arial"/>
                 <w:sz w:val="22"/>
               </w:rPr>
-              <w:t xml:space="preserve">            String </w:t>
-            </w:r>
-            <w:proofErr w:type="spellStart"/>
-            <w:r>
-              <w:rPr>
-                <w:rFonts w:ascii="Arial" w:hAnsi="Arial" w:cs="Arial"/>
-                <w:sz w:val="22"/>
-              </w:rPr>
-              <w:t>dn</w:t>
-            </w:r>
-            <w:proofErr w:type="spellEnd"/>
-            <w:r>
-              <w:rPr>
-                <w:rFonts w:ascii="Arial" w:hAnsi="Arial" w:cs="Arial"/>
-                <w:sz w:val="22"/>
-              </w:rPr>
-              <w:t xml:space="preserve"> </w:t>
+              <w:t xml:space="preserve">            String dn </w:t>
             </w:r>
             <w:r>
               <w:rPr>
@@ -5096,6 +5550,7 @@
               <w:t>=</w:t>
             </w:r>
             <w:proofErr w:type="spellStart"/>
+            <w:proofErr w:type="gramStart"/>
             <w:r>
               <w:rPr>
                 <w:rFonts w:ascii="Arial" w:hAnsi="Arial" w:cs="Arial"/>
@@ -5104,6 +5559,7 @@
               <w:t>demo,dc</w:t>
             </w:r>
             <w:proofErr w:type="spellEnd"/>
+            <w:proofErr w:type="gramEnd"/>
             <w:r>
               <w:rPr>
                 <w:rFonts w:ascii="Arial" w:hAnsi="Arial" w:cs="Arial"/>
@@ -5159,6 +5615,7 @@
               <w:t xml:space="preserve">new </w:t>
             </w:r>
             <w:proofErr w:type="spellStart"/>
+            <w:proofErr w:type="gramStart"/>
             <w:r>
               <w:rPr>
                 <w:rFonts w:ascii="Arial" w:hAnsi="Arial" w:cs="Arial"/>
@@ -5174,21 +5631,13 @@
               </w:rPr>
               <w:t>(</w:t>
             </w:r>
-            <w:proofErr w:type="spellStart"/>
-            <w:r>
-              <w:rPr>
-                <w:rFonts w:ascii="Arial" w:hAnsi="Arial" w:cs="Arial"/>
-                <w:sz w:val="22"/>
-              </w:rPr>
-              <w:t>dn</w:t>
-            </w:r>
-            <w:proofErr w:type="spellEnd"/>
-            <w:r>
-              <w:rPr>
-                <w:rFonts w:ascii="Arial" w:hAnsi="Arial" w:cs="Arial"/>
-                <w:sz w:val="22"/>
-              </w:rPr>
-              <w:t xml:space="preserve">, </w:t>
+            <w:proofErr w:type="gramEnd"/>
+            <w:r>
+              <w:rPr>
+                <w:rFonts w:ascii="Arial" w:hAnsi="Arial" w:cs="Arial"/>
+                <w:sz w:val="22"/>
+              </w:rPr>
+              <w:t xml:space="preserve">dn, </w:t>
             </w:r>
             <w:proofErr w:type="spellStart"/>
             <w:r>
@@ -5219,23 +5668,7 @@
                 <w:rFonts w:ascii="Arial" w:hAnsi="Arial" w:cs="Arial"/>
                 <w:sz w:val="22"/>
               </w:rPr>
-              <w:t xml:space="preserve">            String </w:t>
-            </w:r>
-            <w:proofErr w:type="spellStart"/>
-            <w:r>
-              <w:rPr>
-                <w:rFonts w:ascii="Arial" w:hAnsi="Arial" w:cs="Arial"/>
-                <w:sz w:val="22"/>
-              </w:rPr>
-              <w:t>dn</w:t>
-            </w:r>
-            <w:proofErr w:type="spellEnd"/>
-            <w:r>
-              <w:rPr>
-                <w:rFonts w:ascii="Arial" w:hAnsi="Arial" w:cs="Arial"/>
-                <w:sz w:val="22"/>
-              </w:rPr>
-              <w:t xml:space="preserve"> = "</w:t>
+              <w:t xml:space="preserve">            String dn = "</w:t>
             </w:r>
             <w:proofErr w:type="spellStart"/>
             <w:r>
@@ -5272,6 +5705,7 @@
               <w:t>=</w:t>
             </w:r>
             <w:proofErr w:type="spellStart"/>
+            <w:proofErr w:type="gramStart"/>
             <w:r>
               <w:rPr>
                 <w:rFonts w:ascii="Arial" w:hAnsi="Arial" w:cs="Arial"/>
@@ -5280,6 +5714,7 @@
               <w:t>people,dc</w:t>
             </w:r>
             <w:proofErr w:type="spellEnd"/>
+            <w:proofErr w:type="gramEnd"/>
             <w:r>
               <w:rPr>
                 <w:rFonts w:ascii="Arial" w:hAnsi="Arial" w:cs="Arial"/>
@@ -5288,6 +5723,7 @@
               <w:t>=</w:t>
             </w:r>
             <w:proofErr w:type="spellStart"/>
+            <w:proofErr w:type="gramStart"/>
             <w:r>
               <w:rPr>
                 <w:rFonts w:ascii="Arial" w:hAnsi="Arial" w:cs="Arial"/>
@@ -5296,6 +5732,7 @@
               <w:t>demo,dc</w:t>
             </w:r>
             <w:proofErr w:type="spellEnd"/>
+            <w:proofErr w:type="gramEnd"/>
             <w:r>
               <w:rPr>
                 <w:rFonts w:ascii="Arial" w:hAnsi="Arial" w:cs="Arial"/>
@@ -5424,6 +5861,7 @@
               <w:t xml:space="preserve">new </w:t>
             </w:r>
             <w:proofErr w:type="spellStart"/>
+            <w:proofErr w:type="gramStart"/>
             <w:r>
               <w:rPr>
                 <w:rFonts w:ascii="Arial" w:hAnsi="Arial" w:cs="Arial"/>
@@ -5437,7 +5875,15 @@
                 <w:rFonts w:ascii="Arial" w:hAnsi="Arial" w:cs="Arial"/>
                 <w:sz w:val="22"/>
               </w:rPr>
-              <w:t>("</w:t>
+              <w:t>(</w:t>
+            </w:r>
+            <w:proofErr w:type="gramEnd"/>
+            <w:r>
+              <w:rPr>
+                <w:rFonts w:ascii="Arial" w:hAnsi="Arial" w:cs="Arial"/>
+                <w:sz w:val="22"/>
+              </w:rPr>
+              <w:t>"</w:t>
             </w:r>
             <w:proofErr w:type="spellStart"/>
             <w:r>
@@ -5456,6 +5902,7 @@
               <w:t>", "</w:t>
             </w:r>
             <w:proofErr w:type="spellStart"/>
+            <w:proofErr w:type="gramStart"/>
             <w:r>
               <w:rPr>
                 <w:rFonts w:ascii="Arial" w:hAnsi="Arial" w:cs="Arial"/>
@@ -5469,7 +5916,15 @@
                 <w:rFonts w:ascii="Arial" w:hAnsi="Arial" w:cs="Arial"/>
                 <w:sz w:val="22"/>
               </w:rPr>
-              <w:t>"));</w:t>
+              <w:t>")</w:t>
+            </w:r>
+            <w:proofErr w:type="gramEnd"/>
+            <w:r>
+              <w:rPr>
+                <w:rFonts w:ascii="Arial" w:hAnsi="Arial" w:cs="Arial"/>
+                <w:sz w:val="22"/>
+              </w:rPr>
+              <w:t>);</w:t>
             </w:r>
           </w:p>
           <w:p>
@@ -5512,6 +5967,7 @@
               <w:t xml:space="preserve">new </w:t>
             </w:r>
             <w:proofErr w:type="spellStart"/>
+            <w:proofErr w:type="gramStart"/>
             <w:r>
               <w:rPr>
                 <w:rFonts w:ascii="Arial" w:hAnsi="Arial" w:cs="Arial"/>
@@ -5525,7 +5981,15 @@
                 <w:rFonts w:ascii="Arial" w:hAnsi="Arial" w:cs="Arial"/>
                 <w:sz w:val="22"/>
               </w:rPr>
-              <w:t>("</w:t>
+              <w:t>(</w:t>
+            </w:r>
+            <w:proofErr w:type="gramEnd"/>
+            <w:r>
+              <w:rPr>
+                <w:rFonts w:ascii="Arial" w:hAnsi="Arial" w:cs="Arial"/>
+                <w:sz w:val="22"/>
+              </w:rPr>
+              <w:t>"</w:t>
             </w:r>
             <w:proofErr w:type="spellStart"/>
             <w:r>
@@ -5584,6 +6048,7 @@
               <w:t xml:space="preserve">new </w:t>
             </w:r>
             <w:proofErr w:type="spellStart"/>
+            <w:proofErr w:type="gramStart"/>
             <w:r>
               <w:rPr>
                 <w:rFonts w:ascii="Arial" w:hAnsi="Arial" w:cs="Arial"/>
@@ -5597,7 +6062,15 @@
                 <w:rFonts w:ascii="Arial" w:hAnsi="Arial" w:cs="Arial"/>
                 <w:sz w:val="22"/>
               </w:rPr>
-              <w:t>("</w:t>
+              <w:t>(</w:t>
+            </w:r>
+            <w:proofErr w:type="gramEnd"/>
+            <w:r>
+              <w:rPr>
+                <w:rFonts w:ascii="Arial" w:hAnsi="Arial" w:cs="Arial"/>
+                <w:sz w:val="22"/>
+              </w:rPr>
+              <w:t>"</w:t>
             </w:r>
             <w:proofErr w:type="spellStart"/>
             <w:r>
@@ -5656,6 +6129,7 @@
               <w:t xml:space="preserve">new </w:t>
             </w:r>
             <w:proofErr w:type="spellStart"/>
+            <w:proofErr w:type="gramStart"/>
             <w:r>
               <w:rPr>
                 <w:rFonts w:ascii="Arial" w:hAnsi="Arial" w:cs="Arial"/>
@@ -5669,7 +6143,15 @@
                 <w:rFonts w:ascii="Arial" w:hAnsi="Arial" w:cs="Arial"/>
                 <w:sz w:val="22"/>
               </w:rPr>
-              <w:t>("</w:t>
+              <w:t>(</w:t>
+            </w:r>
+            <w:proofErr w:type="gramEnd"/>
+            <w:r>
+              <w:rPr>
+                <w:rFonts w:ascii="Arial" w:hAnsi="Arial" w:cs="Arial"/>
+                <w:sz w:val="22"/>
+              </w:rPr>
+              <w:t>"</w:t>
             </w:r>
             <w:proofErr w:type="spellStart"/>
             <w:r>
@@ -5728,6 +6210,7 @@
               <w:t xml:space="preserve">new </w:t>
             </w:r>
             <w:proofErr w:type="spellStart"/>
+            <w:proofErr w:type="gramStart"/>
             <w:r>
               <w:rPr>
                 <w:rFonts w:ascii="Arial" w:hAnsi="Arial" w:cs="Arial"/>
@@ -5741,7 +6224,15 @@
                 <w:rFonts w:ascii="Arial" w:hAnsi="Arial" w:cs="Arial"/>
                 <w:sz w:val="22"/>
               </w:rPr>
-              <w:t>("</w:t>
+              <w:t>(</w:t>
+            </w:r>
+            <w:proofErr w:type="gramEnd"/>
+            <w:r>
+              <w:rPr>
+                <w:rFonts w:ascii="Arial" w:hAnsi="Arial" w:cs="Arial"/>
+                <w:sz w:val="22"/>
+              </w:rPr>
+              <w:t>"</w:t>
             </w:r>
             <w:proofErr w:type="spellStart"/>
             <w:r>
@@ -5815,6 +6306,7 @@
               <w:t xml:space="preserve">new </w:t>
             </w:r>
             <w:proofErr w:type="spellStart"/>
+            <w:proofErr w:type="gramStart"/>
             <w:r>
               <w:rPr>
                 <w:rFonts w:ascii="Arial" w:hAnsi="Arial" w:cs="Arial"/>
@@ -5830,21 +6322,13 @@
               </w:rPr>
               <w:t>(</w:t>
             </w:r>
-            <w:proofErr w:type="spellStart"/>
-            <w:r>
-              <w:rPr>
-                <w:rFonts w:ascii="Arial" w:hAnsi="Arial" w:cs="Arial"/>
-                <w:sz w:val="22"/>
-              </w:rPr>
-              <w:t>dn</w:t>
-            </w:r>
-            <w:proofErr w:type="spellEnd"/>
-            <w:r>
-              <w:rPr>
-                <w:rFonts w:ascii="Arial" w:hAnsi="Arial" w:cs="Arial"/>
-                <w:sz w:val="22"/>
-              </w:rPr>
-              <w:t xml:space="preserve">, </w:t>
+            <w:proofErr w:type="gramEnd"/>
+            <w:r>
+              <w:rPr>
+                <w:rFonts w:ascii="Arial" w:hAnsi="Arial" w:cs="Arial"/>
+                <w:sz w:val="22"/>
+              </w:rPr>
+              <w:t xml:space="preserve">dn, </w:t>
             </w:r>
             <w:proofErr w:type="spellStart"/>
             <w:r>
@@ -5920,6 +6404,7 @@
               <w:t>=</w:t>
             </w:r>
             <w:proofErr w:type="spellStart"/>
+            <w:proofErr w:type="gramStart"/>
             <w:r>
               <w:rPr>
                 <w:rFonts w:ascii="Arial" w:hAnsi="Arial" w:cs="Arial"/>
@@ -5928,6 +6413,7 @@
               <w:t>demo,dc</w:t>
             </w:r>
             <w:proofErr w:type="spellEnd"/>
+            <w:proofErr w:type="gramEnd"/>
             <w:r>
               <w:rPr>
                 <w:rFonts w:ascii="Arial" w:hAnsi="Arial" w:cs="Arial"/>
@@ -5979,23 +6465,7 @@
                 <w:rFonts w:ascii="Arial" w:hAnsi="Arial" w:cs="Arial"/>
                 <w:sz w:val="22"/>
               </w:rPr>
-              <w:t xml:space="preserve">            </w:t>
-            </w:r>
-            <w:proofErr w:type="spellStart"/>
-            <w:r>
-              <w:rPr>
-                <w:rFonts w:ascii="Arial" w:hAnsi="Arial" w:cs="Arial"/>
-                <w:sz w:val="22"/>
-              </w:rPr>
-              <w:t>int</w:t>
-            </w:r>
-            <w:proofErr w:type="spellEnd"/>
-            <w:r>
-              <w:rPr>
-                <w:rFonts w:ascii="Arial" w:hAnsi="Arial" w:cs="Arial"/>
-                <w:sz w:val="22"/>
-              </w:rPr>
-              <w:t xml:space="preserve"> scope = </w:t>
+              <w:t xml:space="preserve">            int scope = </w:t>
             </w:r>
             <w:proofErr w:type="spellStart"/>
             <w:r>
@@ -6027,17 +6497,8 @@
                 <w:rFonts w:ascii="Arial" w:hAnsi="Arial" w:cs="Arial"/>
                 <w:sz w:val="22"/>
               </w:rPr>
-              <w:t xml:space="preserve"> </w:t>
-            </w:r>
-            <w:proofErr w:type="spellStart"/>
-            <w:r>
-              <w:rPr>
-                <w:rFonts w:ascii="Arial" w:hAnsi="Arial" w:cs="Arial"/>
-                <w:sz w:val="22"/>
-              </w:rPr>
-              <w:t>részfa</w:t>
-            </w:r>
-            <w:proofErr w:type="spellEnd"/>
+              <w:t xml:space="preserve"> részfa</w:t>
+            </w:r>
           </w:p>
           <w:p>
             <w:pPr>
@@ -6134,8 +6595,17 @@
                 <w:rFonts w:ascii="Arial" w:hAnsi="Arial" w:cs="Arial"/>
                 <w:sz w:val="22"/>
               </w:rPr>
-              <w:t>()) {</w:t>
-            </w:r>
+              <w:t>(</w:t>
+            </w:r>
+            <w:proofErr w:type="gramStart"/>
+            <w:r>
+              <w:rPr>
+                <w:rFonts w:ascii="Arial" w:hAnsi="Arial" w:cs="Arial"/>
+                <w:sz w:val="22"/>
+              </w:rPr>
+              <w:t>)) {</w:t>
+            </w:r>
+            <w:proofErr w:type="gramEnd"/>
           </w:p>
           <w:p>
             <w:pPr>
@@ -6339,6 +6809,7 @@
               <w:t xml:space="preserve"> </w:t>
             </w:r>
             <w:proofErr w:type="spellStart"/>
+            <w:proofErr w:type="gramStart"/>
             <w:r>
               <w:rPr>
                 <w:rFonts w:ascii="Arial" w:hAnsi="Arial" w:cs="Arial"/>
@@ -6354,6 +6825,7 @@
               </w:rPr>
               <w:t>) {</w:t>
             </w:r>
+            <w:proofErr w:type="gramEnd"/>
           </w:p>
           <w:p>
             <w:pPr>
@@ -6528,6 +7000,7 @@
                 <w:rFonts w:ascii="Arial" w:hAnsi="Arial" w:cs="Arial"/>
                 <w:sz w:val="22"/>
               </w:rPr>
+              <w:lastRenderedPageBreak/>
               <w:t xml:space="preserve">                }</w:t>
             </w:r>
           </w:p>
@@ -6558,7 +7031,6 @@
         <w:rPr>
           <w:sz w:val="22"/>
         </w:rPr>
-        <w:lastRenderedPageBreak/>
         <w:t xml:space="preserve">5.ábra: </w:t>
       </w:r>
       <w:proofErr w:type="spellStart"/>
@@ -6686,6 +7158,7 @@
               <w:t>=</w:t>
             </w:r>
             <w:proofErr w:type="spellStart"/>
+            <w:proofErr w:type="gramStart"/>
             <w:r>
               <w:rPr>
                 <w:rFonts w:ascii="Arial" w:hAnsi="Arial" w:cs="Arial"/>
@@ -6695,6 +7168,7 @@
               <w:t>demo,dc</w:t>
             </w:r>
             <w:proofErr w:type="spellEnd"/>
+            <w:proofErr w:type="gramEnd"/>
             <w:r>
               <w:rPr>
                 <w:rFonts w:ascii="Arial" w:hAnsi="Arial" w:cs="Arial"/>
@@ -6753,7 +7227,7 @@
                 <w:sz w:val="22"/>
                 <w:szCs w:val="24"/>
               </w:rPr>
-              <w:t xml:space="preserve">            </w:t>
+              <w:t xml:space="preserve">            int scope = </w:t>
             </w:r>
             <w:proofErr w:type="spellStart"/>
             <w:r>
@@ -6762,33 +7236,33 @@
                 <w:sz w:val="22"/>
                 <w:szCs w:val="24"/>
               </w:rPr>
-              <w:t>int</w:t>
-            </w:r>
-            <w:proofErr w:type="spellEnd"/>
+              <w:t>LDAPConnect</w:t>
+            </w:r>
             <w:r>
               <w:rPr>
                 <w:rFonts w:ascii="Arial" w:hAnsi="Arial" w:cs="Arial"/>
                 <w:sz w:val="22"/>
                 <w:szCs w:val="24"/>
               </w:rPr>
-              <w:t xml:space="preserve"> scope = </w:t>
-            </w:r>
-            <w:proofErr w:type="spellStart"/>
+              <w:t>ion.SCOPE_SUB</w:t>
+            </w:r>
+            <w:proofErr w:type="spellEnd"/>
             <w:r>
               <w:rPr>
                 <w:rFonts w:ascii="Arial" w:hAnsi="Arial" w:cs="Arial"/>
                 <w:sz w:val="22"/>
                 <w:szCs w:val="24"/>
               </w:rPr>
-              <w:t>LDAPConnect</w:t>
-            </w:r>
+              <w:t xml:space="preserve">; // </w:t>
+            </w:r>
+            <w:proofErr w:type="spellStart"/>
             <w:r>
               <w:rPr>
                 <w:rFonts w:ascii="Arial" w:hAnsi="Arial" w:cs="Arial"/>
                 <w:sz w:val="22"/>
                 <w:szCs w:val="24"/>
               </w:rPr>
-              <w:t>ion.SCOPE_SUB</w:t>
+              <w:t>teljes</w:t>
             </w:r>
             <w:proofErr w:type="spellEnd"/>
             <w:r>
@@ -6797,36 +7271,8 @@
                 <w:sz w:val="22"/>
                 <w:szCs w:val="24"/>
               </w:rPr>
-              <w:t xml:space="preserve">; // </w:t>
-            </w:r>
-            <w:proofErr w:type="spellStart"/>
-            <w:r>
-              <w:rPr>
-                <w:rFonts w:ascii="Arial" w:hAnsi="Arial" w:cs="Arial"/>
-                <w:sz w:val="22"/>
-                <w:szCs w:val="24"/>
-              </w:rPr>
-              <w:t>teljes</w:t>
-            </w:r>
-            <w:proofErr w:type="spellEnd"/>
-            <w:r>
-              <w:rPr>
-                <w:rFonts w:ascii="Arial" w:hAnsi="Arial" w:cs="Arial"/>
-                <w:sz w:val="22"/>
-                <w:szCs w:val="24"/>
-              </w:rPr>
-              <w:t xml:space="preserve"> </w:t>
-            </w:r>
-            <w:proofErr w:type="spellStart"/>
-            <w:r>
-              <w:rPr>
-                <w:rFonts w:ascii="Arial" w:hAnsi="Arial" w:cs="Arial"/>
-                <w:sz w:val="22"/>
-                <w:szCs w:val="24"/>
-              </w:rPr>
-              <w:t>részfa</w:t>
-            </w:r>
-            <w:proofErr w:type="spellEnd"/>
+              <w:t xml:space="preserve"> részfa</w:t>
+            </w:r>
           </w:p>
           <w:p>
             <w:pPr>
@@ -6926,8 +7372,18 @@
                 <w:sz w:val="22"/>
                 <w:szCs w:val="24"/>
               </w:rPr>
-              <w:t>()) {</w:t>
-            </w:r>
+              <w:t>(</w:t>
+            </w:r>
+            <w:proofErr w:type="gramStart"/>
+            <w:r>
+              <w:rPr>
+                <w:rFonts w:ascii="Arial" w:hAnsi="Arial" w:cs="Arial"/>
+                <w:sz w:val="22"/>
+                <w:szCs w:val="24"/>
+              </w:rPr>
+              <w:t>)) {</w:t>
+            </w:r>
+            <w:proofErr w:type="gramEnd"/>
           </w:p>
           <w:p>
             <w:pPr>
@@ -7156,6 +7612,7 @@
               <w:t xml:space="preserve"> </w:t>
             </w:r>
             <w:proofErr w:type="spellStart"/>
+            <w:proofErr w:type="gramStart"/>
             <w:r>
               <w:rPr>
                 <w:rFonts w:ascii="Arial" w:hAnsi="Arial" w:cs="Arial"/>
@@ -7173,6 +7630,7 @@
               </w:rPr>
               <w:t>) {</w:t>
             </w:r>
+            <w:proofErr w:type="gramEnd"/>
           </w:p>
           <w:p>
             <w:pPr>
@@ -7422,7 +7880,6 @@
         <w:pStyle w:val="Cmsor3"/>
       </w:pPr>
       <w:r>
-        <w:lastRenderedPageBreak/>
         <w:t xml:space="preserve"> </w:t>
       </w:r>
       <w:proofErr w:type="spellStart"/>
@@ -7505,6 +7962,7 @@
               <w:t>=</w:t>
             </w:r>
             <w:proofErr w:type="spellStart"/>
+            <w:proofErr w:type="gramStart"/>
             <w:r>
               <w:rPr>
                 <w:rFonts w:ascii="Arial" w:hAnsi="Arial" w:cs="Arial"/>
@@ -7513,6 +7971,7 @@
               <w:t>people,dc</w:t>
             </w:r>
             <w:proofErr w:type="spellEnd"/>
+            <w:proofErr w:type="gramEnd"/>
             <w:r>
               <w:rPr>
                 <w:rFonts w:ascii="Arial" w:hAnsi="Arial" w:cs="Arial"/>
@@ -7521,6 +7980,7 @@
               <w:t>=</w:t>
             </w:r>
             <w:proofErr w:type="spellStart"/>
+            <w:proofErr w:type="gramStart"/>
             <w:r>
               <w:rPr>
                 <w:rFonts w:ascii="Arial" w:hAnsi="Arial" w:cs="Arial"/>
@@ -7529,6 +7989,7 @@
               <w:t>demo,dc</w:t>
             </w:r>
             <w:proofErr w:type="spellEnd"/>
+            <w:proofErr w:type="gramEnd"/>
             <w:r>
               <w:rPr>
                 <w:rFonts w:ascii="Arial" w:hAnsi="Arial" w:cs="Arial"/>
@@ -7702,6 +8163,7 @@
       </w:pPr>
       <w:proofErr w:type="spellStart"/>
       <w:r>
+        <w:lastRenderedPageBreak/>
         <w:t>Módosítás</w:t>
       </w:r>
       <w:proofErr w:type="spellEnd"/>
@@ -7927,23 +8389,7 @@
                 <w:rFonts w:ascii="Arial" w:hAnsi="Arial" w:cs="Arial"/>
                 <w:sz w:val="22"/>
               </w:rPr>
-              <w:t>(</w:t>
-            </w:r>
-            <w:proofErr w:type="spellStart"/>
-            <w:r>
-              <w:rPr>
-                <w:rFonts w:ascii="Arial" w:hAnsi="Arial" w:cs="Arial"/>
-                <w:sz w:val="22"/>
-              </w:rPr>
-              <w:t>dn</w:t>
-            </w:r>
-            <w:proofErr w:type="spellEnd"/>
-            <w:r>
-              <w:rPr>
-                <w:rFonts w:ascii="Arial" w:hAnsi="Arial" w:cs="Arial"/>
-                <w:sz w:val="22"/>
-              </w:rPr>
-              <w:t>, mod);</w:t>
+              <w:t>(dn, mod);</w:t>
             </w:r>
           </w:p>
           <w:p>
@@ -8057,9 +8503,7 @@
       <w:r>
         <w:t>leírása</w:t>
       </w:r>
-      <w:bookmarkStart w:id="4" w:name="_GoBack"/>
       <w:bookmarkEnd w:id="3"/>
-      <w:bookmarkEnd w:id="4"/>
       <w:proofErr w:type="spellEnd"/>
     </w:p>
     <w:p>
@@ -8071,7 +8515,7 @@
         </w:numPr>
         <w:ind w:left="418" w:hanging="418"/>
       </w:pPr>
-      <w:bookmarkStart w:id="5" w:name="_Toc228556425"/>
+      <w:bookmarkStart w:id="4" w:name="_Toc228556425"/>
       <w:r>
         <w:t xml:space="preserve">A </w:t>
       </w:r>
@@ -8087,7 +8531,7 @@
       <w:r>
         <w:t>elmélete</w:t>
       </w:r>
-      <w:bookmarkEnd w:id="5"/>
+      <w:bookmarkEnd w:id="4"/>
       <w:proofErr w:type="spellEnd"/>
     </w:p>
     <w:p>
@@ -8323,13 +8767,8 @@
       </w:r>
     </w:p>
     <w:p>
-      <w:proofErr w:type="spellStart"/>
-      <w:r>
-        <w:t>Az</w:t>
-      </w:r>
-      <w:proofErr w:type="spellEnd"/>
-      <w:r>
-        <w:t xml:space="preserve"> </w:t>
+      <w:r>
+        <w:t xml:space="preserve">Az </w:t>
       </w:r>
       <w:proofErr w:type="spellStart"/>
       <w:r>
@@ -8414,10 +8853,12 @@
         <w:t>=</w:t>
       </w:r>
       <w:proofErr w:type="spellStart"/>
+      <w:proofErr w:type="gramStart"/>
       <w:r>
         <w:t>demo,dc</w:t>
       </w:r>
       <w:proofErr w:type="spellEnd"/>
+      <w:proofErr w:type="gramEnd"/>
       <w:r>
         <w:t xml:space="preserve">=local </w:t>
       </w:r>
@@ -8435,82 +8876,74 @@
       </w:r>
       <w:proofErr w:type="spellEnd"/>
       <w:r>
+        <w:t xml:space="preserve">. Ez </w:t>
+      </w:r>
+      <w:proofErr w:type="spellStart"/>
+      <w:r>
+        <w:t>biztosítja</w:t>
+      </w:r>
+      <w:proofErr w:type="spellEnd"/>
+      <w:r>
+        <w:t xml:space="preserve"> a </w:t>
+      </w:r>
+      <w:proofErr w:type="spellStart"/>
+      <w:r>
+        <w:t>felhasználók</w:t>
+      </w:r>
+      <w:proofErr w:type="spellEnd"/>
+      <w:r>
+        <w:t xml:space="preserve"> </w:t>
+      </w:r>
+      <w:proofErr w:type="spellStart"/>
+      <w:r>
+        <w:t>logikai</w:t>
+      </w:r>
+      <w:proofErr w:type="spellEnd"/>
+      <w:r>
+        <w:t xml:space="preserve"> </w:t>
+      </w:r>
+      <w:proofErr w:type="spellStart"/>
+      <w:r>
+        <w:t>csoportosítását</w:t>
+      </w:r>
+      <w:proofErr w:type="spellEnd"/>
+      <w:r>
+        <w:t xml:space="preserve"> </w:t>
+      </w:r>
+      <w:proofErr w:type="spellStart"/>
+      <w:r>
+        <w:t>és</w:t>
+      </w:r>
+      <w:proofErr w:type="spellEnd"/>
+      <w:r>
+        <w:t xml:space="preserve"> a </w:t>
+      </w:r>
+      <w:proofErr w:type="spellStart"/>
+      <w:r>
+        <w:t>hierarchikus</w:t>
+      </w:r>
+      <w:proofErr w:type="spellEnd"/>
+      <w:r>
+        <w:t xml:space="preserve"> </w:t>
+      </w:r>
+      <w:proofErr w:type="spellStart"/>
+      <w:r>
+        <w:t>adatkezelés</w:t>
+      </w:r>
+      <w:proofErr w:type="spellEnd"/>
+      <w:r>
+        <w:t xml:space="preserve"> </w:t>
+      </w:r>
+      <w:proofErr w:type="spellStart"/>
+      <w:r>
+        <w:t>alapját</w:t>
+      </w:r>
+      <w:proofErr w:type="spellEnd"/>
+      <w:r>
         <w:t xml:space="preserve">. </w:t>
       </w:r>
       <w:proofErr w:type="spellStart"/>
       <w:r>
-        <w:t>Ez</w:t>
-      </w:r>
-      <w:proofErr w:type="spellEnd"/>
-      <w:r>
-        <w:t xml:space="preserve"> </w:t>
-      </w:r>
-      <w:proofErr w:type="spellStart"/>
-      <w:r>
-        <w:t>biztosítja</w:t>
-      </w:r>
-      <w:proofErr w:type="spellEnd"/>
-      <w:r>
-        <w:t xml:space="preserve"> a </w:t>
-      </w:r>
-      <w:proofErr w:type="spellStart"/>
-      <w:r>
-        <w:t>felhasználók</w:t>
-      </w:r>
-      <w:proofErr w:type="spellEnd"/>
-      <w:r>
-        <w:t xml:space="preserve"> </w:t>
-      </w:r>
-      <w:proofErr w:type="spellStart"/>
-      <w:r>
-        <w:t>logikai</w:t>
-      </w:r>
-      <w:proofErr w:type="spellEnd"/>
-      <w:r>
-        <w:t xml:space="preserve"> </w:t>
-      </w:r>
-      <w:proofErr w:type="spellStart"/>
-      <w:r>
-        <w:t>csoportosítását</w:t>
-      </w:r>
-      <w:proofErr w:type="spellEnd"/>
-      <w:r>
-        <w:t xml:space="preserve"> </w:t>
-      </w:r>
-      <w:proofErr w:type="spellStart"/>
-      <w:r>
-        <w:t>és</w:t>
-      </w:r>
-      <w:proofErr w:type="spellEnd"/>
-      <w:r>
-        <w:t xml:space="preserve"> a </w:t>
-      </w:r>
-      <w:proofErr w:type="spellStart"/>
-      <w:r>
-        <w:t>hierarchikus</w:t>
-      </w:r>
-      <w:proofErr w:type="spellEnd"/>
-      <w:r>
-        <w:t xml:space="preserve"> </w:t>
-      </w:r>
-      <w:proofErr w:type="spellStart"/>
-      <w:r>
-        <w:t>adatkezelés</w:t>
-      </w:r>
-      <w:proofErr w:type="spellEnd"/>
-      <w:r>
-        <w:t xml:space="preserve"> </w:t>
-      </w:r>
-      <w:proofErr w:type="spellStart"/>
-      <w:r>
-        <w:t>alapját</w:t>
-      </w:r>
-      <w:proofErr w:type="spellEnd"/>
-      <w:r>
-        <w:t xml:space="preserve">. </w:t>
-      </w:r>
-      <w:proofErr w:type="spellStart"/>
-      <w:r>
         <w:t>Ezt</w:t>
       </w:r>
       <w:proofErr w:type="spellEnd"/>
@@ -8551,7 +8984,6 @@
       </w:r>
       <w:proofErr w:type="spellStart"/>
       <w:r>
-        <w:lastRenderedPageBreak/>
         <w:t>felhasználói</w:t>
       </w:r>
       <w:proofErr w:type="spellEnd"/>
@@ -8801,15 +9233,7 @@
       </w:r>
       <w:proofErr w:type="spellEnd"/>
       <w:r>
-        <w:t xml:space="preserve">. </w:t>
-      </w:r>
-      <w:proofErr w:type="spellStart"/>
-      <w:r>
-        <w:t>Ez</w:t>
-      </w:r>
-      <w:proofErr w:type="spellEnd"/>
-      <w:r>
-        <w:t xml:space="preserve"> a </w:t>
+        <w:t xml:space="preserve">. Ez a </w:t>
       </w:r>
       <w:proofErr w:type="spellStart"/>
       <w:r>
@@ -8910,6 +9334,7 @@
     </w:p>
     <w:p>
       <w:r>
+        <w:lastRenderedPageBreak/>
         <w:t xml:space="preserve">A </w:t>
       </w:r>
       <w:proofErr w:type="spellStart"/>
@@ -9038,15 +9463,7 @@
       </w:r>
       <w:proofErr w:type="spellEnd"/>
       <w:r>
-        <w:t xml:space="preserve">. </w:t>
-      </w:r>
-      <w:proofErr w:type="spellStart"/>
-      <w:r>
-        <w:t>Ez</w:t>
-      </w:r>
-      <w:proofErr w:type="spellEnd"/>
-      <w:r>
-        <w:t xml:space="preserve"> </w:t>
+        <w:t xml:space="preserve">. Ez </w:t>
       </w:r>
       <w:proofErr w:type="spellStart"/>
       <w:r>
@@ -9676,7 +10093,7 @@
         </w:numPr>
         <w:ind w:left="418" w:hanging="418"/>
       </w:pPr>
-      <w:bookmarkStart w:id="6" w:name="_Toc228556426"/>
+      <w:bookmarkStart w:id="5" w:name="_Toc228556426"/>
       <w:proofErr w:type="spellStart"/>
       <w:r>
         <w:t>Gyakorlati</w:t>
@@ -9689,7 +10106,7 @@
       <w:r>
         <w:t>feladatok</w:t>
       </w:r>
-      <w:bookmarkEnd w:id="6"/>
+      <w:bookmarkEnd w:id="5"/>
       <w:proofErr w:type="spellEnd"/>
     </w:p>
     <w:p>
@@ -9809,20 +10226,11 @@
       </w:r>
       <w:proofErr w:type="spellStart"/>
       <w:r>
-        <w:lastRenderedPageBreak/>
         <w:t>projektjébe</w:t>
       </w:r>
       <w:proofErr w:type="spellEnd"/>
       <w:r>
-        <w:t xml:space="preserve">. </w:t>
-      </w:r>
-      <w:proofErr w:type="spellStart"/>
-      <w:r>
-        <w:t>Az</w:t>
-      </w:r>
-      <w:proofErr w:type="spellEnd"/>
-      <w:r>
-        <w:t xml:space="preserve"> </w:t>
+        <w:t xml:space="preserve">. Az </w:t>
       </w:r>
       <w:proofErr w:type="spellStart"/>
       <w:r>
@@ -9898,6 +10306,13 @@
       </w:r>
     </w:p>
     <w:p>
+      <w:pPr>
+        <w:pStyle w:val="Listaszerbekezds"/>
+        <w:numPr>
+          <w:ilvl w:val="0"/>
+          <w:numId w:val="5"/>
+        </w:numPr>
+      </w:pPr>
       <w:proofErr w:type="spellStart"/>
       <w:r>
         <w:t>Valósítsa</w:t>
@@ -9986,10 +10401,12 @@
         <w:t>=</w:t>
       </w:r>
       <w:proofErr w:type="spellStart"/>
+      <w:proofErr w:type="gramStart"/>
       <w:r>
         <w:t>demo,dc</w:t>
       </w:r>
       <w:proofErr w:type="spellEnd"/>
+      <w:proofErr w:type="gramEnd"/>
       <w:r>
         <w:t>=local</w:t>
       </w:r>
@@ -10045,6 +10462,7 @@
       </w:pPr>
       <w:proofErr w:type="spellStart"/>
       <w:r>
+        <w:lastRenderedPageBreak/>
         <w:t>Vigyen</w:t>
       </w:r>
       <w:proofErr w:type="spellEnd"/>
@@ -10118,6 +10536,7 @@
         <w:t>=</w:t>
       </w:r>
       <w:proofErr w:type="spellStart"/>
+      <w:proofErr w:type="gramStart"/>
       <w:r>
         <w:rPr>
           <w:rStyle w:val="HTML-kd"/>
@@ -10126,6 +10545,7 @@
         <w:t>people,dc</w:t>
       </w:r>
       <w:proofErr w:type="spellEnd"/>
+      <w:proofErr w:type="gramEnd"/>
       <w:r>
         <w:rPr>
           <w:rStyle w:val="HTML-kd"/>
@@ -10134,6 +10554,7 @@
         <w:t>=</w:t>
       </w:r>
       <w:proofErr w:type="spellStart"/>
+      <w:proofErr w:type="gramStart"/>
       <w:r>
         <w:rPr>
           <w:rStyle w:val="HTML-kd"/>
@@ -10142,6 +10563,7 @@
         <w:t>demo,dc</w:t>
       </w:r>
       <w:proofErr w:type="spellEnd"/>
+      <w:proofErr w:type="gramEnd"/>
       <w:r>
         <w:rPr>
           <w:rStyle w:val="HTML-kd"/>
@@ -10240,7 +10662,15 @@
       </w:r>
       <w:proofErr w:type="spellEnd"/>
       <w:r>
-        <w:t xml:space="preserve"> a </w:t>
+        <w:t xml:space="preserve"> </w:t>
+      </w:r>
+      <w:proofErr w:type="gramStart"/>
+      <w:r>
+        <w:t>a</w:t>
+      </w:r>
+      <w:proofErr w:type="gramEnd"/>
+      <w:r>
+        <w:t xml:space="preserve"> </w:t>
       </w:r>
       <w:proofErr w:type="spellStart"/>
       <w:r>
@@ -10277,6 +10707,7 @@
         <w:t>=</w:t>
       </w:r>
       <w:proofErr w:type="spellStart"/>
+      <w:proofErr w:type="gramStart"/>
       <w:r>
         <w:rPr>
           <w:rStyle w:val="HTML-kd"/>
@@ -10285,6 +10716,7 @@
         <w:t>demo,dc</w:t>
       </w:r>
       <w:proofErr w:type="spellEnd"/>
+      <w:proofErr w:type="gramEnd"/>
       <w:r>
         <w:rPr>
           <w:rStyle w:val="HTML-kd"/>
@@ -10406,6 +10838,7 @@
         <w:t>=</w:t>
       </w:r>
       <w:proofErr w:type="spellStart"/>
+      <w:proofErr w:type="gramStart"/>
       <w:r>
         <w:rPr>
           <w:rStyle w:val="HTML-kd"/>
@@ -10414,6 +10847,7 @@
         <w:t>people,dc</w:t>
       </w:r>
       <w:proofErr w:type="spellEnd"/>
+      <w:proofErr w:type="gramEnd"/>
       <w:r>
         <w:rPr>
           <w:rStyle w:val="HTML-kd"/>
@@ -10422,6 +10856,7 @@
         <w:t>=</w:t>
       </w:r>
       <w:proofErr w:type="spellStart"/>
+      <w:proofErr w:type="gramStart"/>
       <w:r>
         <w:rPr>
           <w:rStyle w:val="HTML-kd"/>
@@ -10430,6 +10865,7 @@
         <w:t>demo,dc</w:t>
       </w:r>
       <w:proofErr w:type="spellEnd"/>
+      <w:proofErr w:type="gramEnd"/>
       <w:r>
         <w:rPr>
           <w:rStyle w:val="HTML-kd"/>
@@ -10565,6 +11001,7 @@
         <w:t>=</w:t>
       </w:r>
       <w:proofErr w:type="spellStart"/>
+      <w:proofErr w:type="gramStart"/>
       <w:r>
         <w:rPr>
           <w:rStyle w:val="HTML-kd"/>
@@ -10573,6 +11010,7 @@
         <w:t>people,dc</w:t>
       </w:r>
       <w:proofErr w:type="spellEnd"/>
+      <w:proofErr w:type="gramEnd"/>
       <w:r>
         <w:rPr>
           <w:rStyle w:val="HTML-kd"/>
@@ -10581,6 +11019,7 @@
         <w:t>=</w:t>
       </w:r>
       <w:proofErr w:type="spellStart"/>
+      <w:proofErr w:type="gramStart"/>
       <w:r>
         <w:rPr>
           <w:rStyle w:val="HTML-kd"/>
@@ -10589,6 +11028,7 @@
         <w:t>demo,dc</w:t>
       </w:r>
       <w:proofErr w:type="spellEnd"/>
+      <w:proofErr w:type="gramEnd"/>
       <w:r>
         <w:rPr>
           <w:rStyle w:val="HTML-kd"/>
@@ -10617,7 +11057,7 @@
 </file>
 
 <file path=word/numbering.xml><?xml version="1.0" encoding="utf-8"?>
-<w:numbering xmlns:wpc="http://schemas.microsoft.com/office/word/2010/wordprocessingCanvas" xmlns:cx="http://schemas.microsoft.com/office/drawing/2014/chartex" xmlns:mc="http://schemas.openxmlformats.org/markup-compatibility/2006" xmlns:o="urn:schemas-microsoft-com:office:office" xmlns:r="http://schemas.openxmlformats.org/officeDocument/2006/relationships" xmlns:m="http://schemas.openxmlformats.org/officeDocument/2006/math" xmlns:v="urn:schemas-microsoft-com:vml" xmlns:wp14="http://schemas.microsoft.com/office/word/2010/wordprocessingDrawing" xmlns:wp="http://schemas.openxmlformats.org/drawingml/2006/wordprocessingDrawing" xmlns:w10="urn:schemas-microsoft-com:office:word" xmlns:w="http://schemas.openxmlformats.org/wordprocessingml/2006/main" xmlns:w14="http://schemas.microsoft.com/office/word/2010/wordml" xmlns:w15="http://schemas.microsoft.com/office/word/2012/wordml" xmlns:w16se="http://schemas.microsoft.com/office/word/2015/wordml/symex" xmlns:wpg="http://schemas.microsoft.com/office/word/2010/wordprocessingGroup" xmlns:wpi="http://schemas.microsoft.com/office/word/2010/wordprocessingInk" xmlns:wne="http://schemas.microsoft.com/office/word/2006/wordml" xmlns:wps="http://schemas.microsoft.com/office/word/2010/wordprocessingShape" mc:Ignorable="w14 w15 w16se wp14">
+<w:numbering xmlns:wpc="http://schemas.microsoft.com/office/word/2010/wordprocessingCanvas" xmlns:cx="http://schemas.microsoft.com/office/drawing/2014/chartex" xmlns:cx1="http://schemas.microsoft.com/office/drawing/2015/9/8/chartex" xmlns:cx2="http://schemas.microsoft.com/office/drawing/2015/10/21/chartex" xmlns:cx3="http://schemas.microsoft.com/office/drawing/2016/5/9/chartex" xmlns:cx4="http://schemas.microsoft.com/office/drawing/2016/5/10/chartex" xmlns:cx5="http://schemas.microsoft.com/office/drawing/2016/5/11/chartex" xmlns:cx6="http://schemas.microsoft.com/office/drawing/2016/5/12/chartex" xmlns:cx7="http://schemas.microsoft.com/office/drawing/2016/5/13/chartex" xmlns:cx8="http://schemas.microsoft.com/office/drawing/2016/5/14/chartex" xmlns:mc="http://schemas.openxmlformats.org/markup-compatibility/2006" xmlns:aink="http://schemas.microsoft.com/office/drawing/2016/ink" xmlns:am3d="http://schemas.microsoft.com/office/drawing/2017/model3d" xmlns:o="urn:schemas-microsoft-com:office:office" xmlns:oel="http://schemas.microsoft.com/office/2019/extlst" xmlns:r="http://schemas.openxmlformats.org/officeDocument/2006/relationships" xmlns:m="http://schemas.openxmlformats.org/officeDocument/2006/math" xmlns:v="urn:schemas-microsoft-com:vml" xmlns:wp14="http://schemas.microsoft.com/office/word/2010/wordprocessingDrawing" xmlns:wp="http://schemas.openxmlformats.org/drawingml/2006/wordprocessingDrawing" xmlns:w10="urn:schemas-microsoft-com:office:word" xmlns:w="http://schemas.openxmlformats.org/wordprocessingml/2006/main" xmlns:w14="http://schemas.microsoft.com/office/word/2010/wordml" xmlns:w15="http://schemas.microsoft.com/office/word/2012/wordml" xmlns:w16cex="http://schemas.microsoft.com/office/word/2018/wordml/cex" xmlns:w16cid="http://schemas.microsoft.com/office/word/2016/wordml/cid" xmlns:w16="http://schemas.microsoft.com/office/word/2018/wordml" xmlns:w16du="http://schemas.microsoft.com/office/word/2023/wordml/word16du" xmlns:w16sdtdh="http://schemas.microsoft.com/office/word/2020/wordml/sdtdatahash" xmlns:w16sdtfl="http://schemas.microsoft.com/office/word/2024/wordml/sdtformatlock" xmlns:w16se="http://schemas.microsoft.com/office/word/2015/wordml/symex" xmlns:wpg="http://schemas.microsoft.com/office/word/2010/wordprocessingGroup" xmlns:wpi="http://schemas.microsoft.com/office/word/2010/wordprocessingInk" xmlns:wne="http://schemas.microsoft.com/office/word/2006/wordml" xmlns:wps="http://schemas.microsoft.com/office/word/2010/wordprocessingShape" mc:Ignorable="w14 w15 w16se w16cid w16 w16cex w16sdtdh w16sdtfl w16du wp14">
   <w:abstractNum w:abstractNumId="0" w15:restartNumberingAfterBreak="0">
     <w:nsid w:val="046B24B4"/>
     <w:multiLevelType w:val="hybridMultilevel"/>
@@ -10732,6 +11172,123 @@
     </w:lvl>
   </w:abstractNum>
   <w:abstractNum w:abstractNumId="1" w15:restartNumberingAfterBreak="0">
+    <w:nsid w:val="13B24CC8"/>
+    <w:multiLevelType w:val="multilevel"/>
+    <w:tmpl w:val="D8BC3C08"/>
+    <w:lvl w:ilvl="0">
+      <w:start w:val="1"/>
+      <w:numFmt w:val="decimal"/>
+      <w:lvlText w:val="%1."/>
+      <w:lvlJc w:val="left"/>
+      <w:pPr>
+        <w:tabs>
+          <w:tab w:val="num" w:pos="720"/>
+        </w:tabs>
+        <w:ind w:left="720" w:hanging="360"/>
+      </w:pPr>
+    </w:lvl>
+    <w:lvl w:ilvl="1">
+      <w:start w:val="1"/>
+      <w:numFmt w:val="bullet"/>
+      <w:lvlText w:val="o"/>
+      <w:lvlJc w:val="left"/>
+      <w:pPr>
+        <w:tabs>
+          <w:tab w:val="num" w:pos="1440"/>
+        </w:tabs>
+        <w:ind w:left="1440" w:hanging="360"/>
+      </w:pPr>
+      <w:rPr>
+        <w:rFonts w:ascii="Courier New" w:hAnsi="Courier New" w:hint="default"/>
+        <w:sz w:val="20"/>
+      </w:rPr>
+    </w:lvl>
+    <w:lvl w:ilvl="2" w:tentative="1">
+      <w:start w:val="1"/>
+      <w:numFmt w:val="decimal"/>
+      <w:lvlText w:val="%3."/>
+      <w:lvlJc w:val="left"/>
+      <w:pPr>
+        <w:tabs>
+          <w:tab w:val="num" w:pos="2160"/>
+        </w:tabs>
+        <w:ind w:left="2160" w:hanging="360"/>
+      </w:pPr>
+    </w:lvl>
+    <w:lvl w:ilvl="3" w:tentative="1">
+      <w:start w:val="1"/>
+      <w:numFmt w:val="decimal"/>
+      <w:lvlText w:val="%4."/>
+      <w:lvlJc w:val="left"/>
+      <w:pPr>
+        <w:tabs>
+          <w:tab w:val="num" w:pos="2880"/>
+        </w:tabs>
+        <w:ind w:left="2880" w:hanging="360"/>
+      </w:pPr>
+    </w:lvl>
+    <w:lvl w:ilvl="4" w:tentative="1">
+      <w:start w:val="1"/>
+      <w:numFmt w:val="decimal"/>
+      <w:lvlText w:val="%5."/>
+      <w:lvlJc w:val="left"/>
+      <w:pPr>
+        <w:tabs>
+          <w:tab w:val="num" w:pos="3600"/>
+        </w:tabs>
+        <w:ind w:left="3600" w:hanging="360"/>
+      </w:pPr>
+    </w:lvl>
+    <w:lvl w:ilvl="5" w:tentative="1">
+      <w:start w:val="1"/>
+      <w:numFmt w:val="decimal"/>
+      <w:lvlText w:val="%6."/>
+      <w:lvlJc w:val="left"/>
+      <w:pPr>
+        <w:tabs>
+          <w:tab w:val="num" w:pos="4320"/>
+        </w:tabs>
+        <w:ind w:left="4320" w:hanging="360"/>
+      </w:pPr>
+    </w:lvl>
+    <w:lvl w:ilvl="6" w:tentative="1">
+      <w:start w:val="1"/>
+      <w:numFmt w:val="decimal"/>
+      <w:lvlText w:val="%7."/>
+      <w:lvlJc w:val="left"/>
+      <w:pPr>
+        <w:tabs>
+          <w:tab w:val="num" w:pos="5040"/>
+        </w:tabs>
+        <w:ind w:left="5040" w:hanging="360"/>
+      </w:pPr>
+    </w:lvl>
+    <w:lvl w:ilvl="7" w:tentative="1">
+      <w:start w:val="1"/>
+      <w:numFmt w:val="decimal"/>
+      <w:lvlText w:val="%8."/>
+      <w:lvlJc w:val="left"/>
+      <w:pPr>
+        <w:tabs>
+          <w:tab w:val="num" w:pos="5760"/>
+        </w:tabs>
+        <w:ind w:left="5760" w:hanging="360"/>
+      </w:pPr>
+    </w:lvl>
+    <w:lvl w:ilvl="8" w:tentative="1">
+      <w:start w:val="1"/>
+      <w:numFmt w:val="decimal"/>
+      <w:lvlText w:val="%9."/>
+      <w:lvlJc w:val="left"/>
+      <w:pPr>
+        <w:tabs>
+          <w:tab w:val="num" w:pos="6480"/>
+        </w:tabs>
+        <w:ind w:left="6480" w:hanging="360"/>
+      </w:pPr>
+    </w:lvl>
+  </w:abstractNum>
+  <w:abstractNum w:abstractNumId="2" w15:restartNumberingAfterBreak="0">
     <w:nsid w:val="25CF2AA8"/>
     <w:multiLevelType w:val="multilevel"/>
     <w:tmpl w:val="E4CC1F32"/>
@@ -10852,7 +11409,7 @@
       </w:rPr>
     </w:lvl>
   </w:abstractNum>
-  <w:abstractNum w:abstractNumId="2" w15:restartNumberingAfterBreak="0">
+  <w:abstractNum w:abstractNumId="3" w15:restartNumberingAfterBreak="0">
     <w:nsid w:val="38541DE0"/>
     <w:multiLevelType w:val="hybridMultilevel"/>
     <w:tmpl w:val="9162F25A"/>
@@ -10941,7 +11498,93 @@
       </w:pPr>
     </w:lvl>
   </w:abstractNum>
-  <w:abstractNum w:abstractNumId="3" w15:restartNumberingAfterBreak="0">
+  <w:abstractNum w:abstractNumId="4" w15:restartNumberingAfterBreak="0">
+    <w:nsid w:val="648A5237"/>
+    <w:multiLevelType w:val="hybridMultilevel"/>
+    <w:tmpl w:val="15360290"/>
+    <w:lvl w:ilvl="0" w:tplc="040E0017">
+      <w:start w:val="1"/>
+      <w:numFmt w:val="lowerLetter"/>
+      <w:lvlText w:val="%1)"/>
+      <w:lvlJc w:val="left"/>
+      <w:pPr>
+        <w:ind w:left="720" w:hanging="360"/>
+      </w:pPr>
+    </w:lvl>
+    <w:lvl w:ilvl="1" w:tplc="040E0019" w:tentative="1">
+      <w:start w:val="1"/>
+      <w:numFmt w:val="lowerLetter"/>
+      <w:lvlText w:val="%2."/>
+      <w:lvlJc w:val="left"/>
+      <w:pPr>
+        <w:ind w:left="1440" w:hanging="360"/>
+      </w:pPr>
+    </w:lvl>
+    <w:lvl w:ilvl="2" w:tplc="040E001B" w:tentative="1">
+      <w:start w:val="1"/>
+      <w:numFmt w:val="lowerRoman"/>
+      <w:lvlText w:val="%3."/>
+      <w:lvlJc w:val="right"/>
+      <w:pPr>
+        <w:ind w:left="2160" w:hanging="180"/>
+      </w:pPr>
+    </w:lvl>
+    <w:lvl w:ilvl="3" w:tplc="040E000F" w:tentative="1">
+      <w:start w:val="1"/>
+      <w:numFmt w:val="decimal"/>
+      <w:lvlText w:val="%4."/>
+      <w:lvlJc w:val="left"/>
+      <w:pPr>
+        <w:ind w:left="2880" w:hanging="360"/>
+      </w:pPr>
+    </w:lvl>
+    <w:lvl w:ilvl="4" w:tplc="040E0019" w:tentative="1">
+      <w:start w:val="1"/>
+      <w:numFmt w:val="lowerLetter"/>
+      <w:lvlText w:val="%5."/>
+      <w:lvlJc w:val="left"/>
+      <w:pPr>
+        <w:ind w:left="3600" w:hanging="360"/>
+      </w:pPr>
+    </w:lvl>
+    <w:lvl w:ilvl="5" w:tplc="040E001B" w:tentative="1">
+      <w:start w:val="1"/>
+      <w:numFmt w:val="lowerRoman"/>
+      <w:lvlText w:val="%6."/>
+      <w:lvlJc w:val="right"/>
+      <w:pPr>
+        <w:ind w:left="4320" w:hanging="180"/>
+      </w:pPr>
+    </w:lvl>
+    <w:lvl w:ilvl="6" w:tplc="040E000F" w:tentative="1">
+      <w:start w:val="1"/>
+      <w:numFmt w:val="decimal"/>
+      <w:lvlText w:val="%7."/>
+      <w:lvlJc w:val="left"/>
+      <w:pPr>
+        <w:ind w:left="5040" w:hanging="360"/>
+      </w:pPr>
+    </w:lvl>
+    <w:lvl w:ilvl="7" w:tplc="040E0019" w:tentative="1">
+      <w:start w:val="1"/>
+      <w:numFmt w:val="lowerLetter"/>
+      <w:lvlText w:val="%8."/>
+      <w:lvlJc w:val="left"/>
+      <w:pPr>
+        <w:ind w:left="5760" w:hanging="360"/>
+      </w:pPr>
+    </w:lvl>
+    <w:lvl w:ilvl="8" w:tplc="040E001B" w:tentative="1">
+      <w:start w:val="1"/>
+      <w:numFmt w:val="lowerRoman"/>
+      <w:lvlText w:val="%9."/>
+      <w:lvlJc w:val="right"/>
+      <w:pPr>
+        <w:ind w:left="6480" w:hanging="180"/>
+      </w:pPr>
+    </w:lvl>
+  </w:abstractNum>
+  <w:abstractNum w:abstractNumId="5" w15:restartNumberingAfterBreak="0">
     <w:nsid w:val="7AE14D51"/>
     <w:multiLevelType w:val="hybridMultilevel"/>
     <w:tmpl w:val="9AE02B98"/>
@@ -11030,23 +11673,29 @@
       </w:pPr>
     </w:lvl>
   </w:abstractNum>
-  <w:num w:numId="1">
+  <w:num w:numId="1" w16cid:durableId="946040176">
+    <w:abstractNumId w:val="3"/>
+  </w:num>
+  <w:num w:numId="2" w16cid:durableId="726027555">
     <w:abstractNumId w:val="2"/>
   </w:num>
-  <w:num w:numId="2">
+  <w:num w:numId="3" w16cid:durableId="1482962767">
+    <w:abstractNumId w:val="5"/>
+  </w:num>
+  <w:num w:numId="4" w16cid:durableId="1339698481">
+    <w:abstractNumId w:val="0"/>
+  </w:num>
+  <w:num w:numId="5" w16cid:durableId="364259572">
+    <w:abstractNumId w:val="4"/>
+  </w:num>
+  <w:num w:numId="6" w16cid:durableId="1046493218">
     <w:abstractNumId w:val="1"/>
-  </w:num>
-  <w:num w:numId="3">
-    <w:abstractNumId w:val="3"/>
-  </w:num>
-  <w:num w:numId="4">
-    <w:abstractNumId w:val="0"/>
   </w:num>
 </w:numbering>
 </file>
 
 <file path=word/styles.xml><?xml version="1.0" encoding="utf-8"?>
-<w:styles xmlns:mc="http://schemas.openxmlformats.org/markup-compatibility/2006" xmlns:r="http://schemas.openxmlformats.org/officeDocument/2006/relationships" xmlns:w="http://schemas.openxmlformats.org/wordprocessingml/2006/main" xmlns:w14="http://schemas.microsoft.com/office/word/2010/wordml" xmlns:w15="http://schemas.microsoft.com/office/word/2012/wordml" xmlns:w16se="http://schemas.microsoft.com/office/word/2015/wordml/symex" mc:Ignorable="w14 w15 w16se">
+<w:styles xmlns:mc="http://schemas.openxmlformats.org/markup-compatibility/2006" xmlns:r="http://schemas.openxmlformats.org/officeDocument/2006/relationships" xmlns:w="http://schemas.openxmlformats.org/wordprocessingml/2006/main" xmlns:w14="http://schemas.microsoft.com/office/word/2010/wordml" xmlns:w15="http://schemas.microsoft.com/office/word/2012/wordml" xmlns:w16cex="http://schemas.microsoft.com/office/word/2018/wordml/cex" xmlns:w16cid="http://schemas.microsoft.com/office/word/2016/wordml/cid" xmlns:w16="http://schemas.microsoft.com/office/word/2018/wordml" xmlns:w16du="http://schemas.microsoft.com/office/word/2023/wordml/word16du" xmlns:w16sdtdh="http://schemas.microsoft.com/office/word/2020/wordml/sdtdatahash" xmlns:w16sdtfl="http://schemas.microsoft.com/office/word/2024/wordml/sdtformatlock" xmlns:w16se="http://schemas.microsoft.com/office/word/2015/wordml/symex" mc:Ignorable="w14 w15 w16se w16cid w16 w16cex w16sdtdh w16sdtfl w16du">
   <w:docDefaults>
     <w:rPrDefault>
       <w:rPr>
@@ -11062,7 +11711,7 @@
       </w:pPr>
     </w:pPrDefault>
   </w:docDefaults>
-  <w:latentStyles w:defLockedState="0" w:defUIPriority="99" w:defSemiHidden="0" w:defUnhideWhenUsed="0" w:defQFormat="0" w:count="371">
+  <w:latentStyles w:defLockedState="0" w:defUIPriority="99" w:defSemiHidden="0" w:defUnhideWhenUsed="0" w:defQFormat="0" w:count="376">
     <w:lsdException w:name="Normal" w:uiPriority="0" w:qFormat="1"/>
     <w:lsdException w:name="heading 1" w:uiPriority="9" w:qFormat="1"/>
     <w:lsdException w:name="heading 2" w:semiHidden="1" w:uiPriority="9" w:unhideWhenUsed="1" w:qFormat="1"/>
@@ -11434,6 +12083,11 @@
     <w:lsdException w:name="List Table 5 Dark Accent 6" w:uiPriority="50"/>
     <w:lsdException w:name="List Table 6 Colorful Accent 6" w:uiPriority="51"/>
     <w:lsdException w:name="List Table 7 Colorful Accent 6" w:uiPriority="52"/>
+    <w:lsdException w:name="Mention" w:semiHidden="1" w:unhideWhenUsed="1"/>
+    <w:lsdException w:name="Smart Hyperlink" w:semiHidden="1" w:unhideWhenUsed="1"/>
+    <w:lsdException w:name="Hashtag" w:semiHidden="1" w:unhideWhenUsed="1"/>
+    <w:lsdException w:name="Unresolved Mention" w:semiHidden="1" w:unhideWhenUsed="1"/>
+    <w:lsdException w:name="Smart Link" w:semiHidden="1" w:unhideWhenUsed="1"/>
   </w:latentStyles>
   <w:style w:type="paragraph" w:default="1" w:styleId="Norml">
     <w:name w:val="Normal"/>
@@ -11515,10 +12169,32 @@
       <w:u w:val="single"/>
     </w:rPr>
   </w:style>
+  <w:style w:type="paragraph" w:styleId="Cmsor4">
+    <w:name w:val="heading 4"/>
+    <w:basedOn w:val="Norml"/>
+    <w:next w:val="Norml"/>
+    <w:link w:val="Cmsor4Char"/>
+    <w:uiPriority w:val="9"/>
+    <w:semiHidden/>
+    <w:unhideWhenUsed/>
+    <w:qFormat/>
+    <w:rsid w:val="0007403C"/>
+    <w:pPr>
+      <w:keepNext/>
+      <w:keepLines/>
+      <w:spacing w:before="40" w:after="0"/>
+      <w:outlineLvl w:val="3"/>
+    </w:pPr>
+    <w:rPr>
+      <w:rFonts w:asciiTheme="majorHAnsi" w:eastAsiaTheme="majorEastAsia" w:hAnsiTheme="majorHAnsi" w:cstheme="majorBidi"/>
+      <w:i/>
+      <w:iCs/>
+      <w:color w:val="2E74B5" w:themeColor="accent1" w:themeShade="BF"/>
+    </w:rPr>
+  </w:style>
   <w:style w:type="character" w:default="1" w:styleId="Bekezdsalapbettpusa">
     <w:name w:val="Default Paragraph Font"/>
     <w:uiPriority w:val="1"/>
-    <w:semiHidden/>
     <w:unhideWhenUsed/>
   </w:style>
   <w:style w:type="table" w:default="1" w:styleId="Normltblzat">
@@ -11758,6 +12434,33 @@
     <w:rPr>
       <w:color w:val="0563C1" w:themeColor="hyperlink"/>
       <w:u w:val="single"/>
+    </w:rPr>
+  </w:style>
+  <w:style w:type="character" w:styleId="Feloldatlanmegemlts">
+    <w:name w:val="Unresolved Mention"/>
+    <w:basedOn w:val="Bekezdsalapbettpusa"/>
+    <w:uiPriority w:val="99"/>
+    <w:semiHidden/>
+    <w:unhideWhenUsed/>
+    <w:rsid w:val="0007403C"/>
+    <w:rPr>
+      <w:color w:val="605E5C"/>
+      <w:shd w:val="clear" w:color="auto" w:fill="E1DFDD"/>
+    </w:rPr>
+  </w:style>
+  <w:style w:type="character" w:customStyle="1" w:styleId="Cmsor4Char">
+    <w:name w:val="Címsor 4 Char"/>
+    <w:basedOn w:val="Bekezdsalapbettpusa"/>
+    <w:link w:val="Cmsor4"/>
+    <w:uiPriority w:val="9"/>
+    <w:semiHidden/>
+    <w:rsid w:val="0007403C"/>
+    <w:rPr>
+      <w:rFonts w:asciiTheme="majorHAnsi" w:eastAsiaTheme="majorEastAsia" w:hAnsiTheme="majorHAnsi" w:cstheme="majorBidi"/>
+      <w:i/>
+      <w:iCs/>
+      <w:color w:val="2E74B5" w:themeColor="accent1" w:themeShade="BF"/>
+      <w:sz w:val="28"/>
     </w:rPr>
   </w:style>
 </w:styles>
